--- a/docs/assets/03_Mock_Procurement_Contract_Review_Notes.docx
+++ b/docs/assets/03_Mock_Procurement_Contract_Review_Notes.docx
@@ -2,7 +2,7 @@
 <file path=word/document.xml><?xml version="1.0" encoding="utf-8"?>
 <w:document xmlns:wpc="http://schemas.microsoft.com/office/word/2010/wordprocessingCanvas" xmlns:mo="http://schemas.microsoft.com/office/mac/office/2008/main" xmlns:mc="http://schemas.openxmlformats.org/markup-compatibility/2006" xmlns:mv="urn:schemas-microsoft-com:mac:vml" xmlns:o="urn:schemas-microsoft-com:office:office" xmlns:r="http://schemas.openxmlformats.org/officeDocument/2006/relationships" xmlns:m="http://schemas.openxmlformats.org/officeDocument/2006/math" xmlns:v="urn:schemas-microsoft-com:vml" xmlns:wp14="http://schemas.microsoft.com/office/word/2010/wordprocessingDrawing" xmlns:wp="http://schemas.openxmlformats.org/drawingml/2006/wordprocessingDrawing" xmlns:w10="urn:schemas-microsoft-com:office:word" xmlns:w="http://schemas.openxmlformats.org/wordprocessingml/2006/main" xmlns:w14="http://schemas.microsoft.com/office/word/2010/wordml" xmlns:wpg="http://schemas.microsoft.com/office/word/2010/wordprocessingGroup" xmlns:wpi="http://schemas.microsoft.com/office/word/2010/wordprocessingInk" xmlns:wne="http://schemas.microsoft.com/office/word/2006/wordml" xmlns:wps="http://schemas.microsoft.com/office/word/2010/wordprocessingShape" mc:Ignorable="w14 wp14">
   <w:body>
-    <w:p>
+    <w:p xmlns:wp14="http://schemas.microsoft.com/office/word/2010/wordml" wp14:textId="77777777">
       <w:pPr>
         <w:jc w:val="center"/>
       </w:pPr>
@@ -15,7 +15,7 @@
         <w:t>Procurement Contract Review Notes</w:t>
       </w:r>
     </w:p>
-    <w:p>
+    <w:p xmlns:wp14="http://schemas.microsoft.com/office/word/2010/wordml" wp14:textId="77777777">
       <w:pPr>
         <w:jc w:val="center"/>
       </w:pPr>
@@ -27,25 +27,27 @@
         <w:t>Source file for contract-risk extraction, table creation, supplier communication drafting and governance exercises.</w:t>
       </w:r>
     </w:p>
-    <w:p/>
+    <w:p xmlns:wp14="http://schemas.microsoft.com/office/word/2010/wordml" wp14:textId="77777777"/>
     <w:tbl>
       <w:tblPr>
-        <w:tblW w:type="auto" w:w="0"/>
+        <w:tblW w:w="0" w:type="auto"/>
         <w:jc w:val="center"/>
-        <w:tblLook w:firstColumn="1" w:firstRow="1" w:lastColumn="0" w:lastRow="0" w:noHBand="0" w:noVBand="1" w:val="04A0"/>
+        <w:tblLook w:val="04A0" w:firstRow="1" w:lastRow="0" w:firstColumn="1" w:lastColumn="0" w:noHBand="0" w:noVBand="1"/>
       </w:tblPr>
       <w:tblGrid>
         <w:gridCol w:w="5184"/>
         <w:gridCol w:w="5184"/>
       </w:tblGrid>
-      <w:tr>
+      <w:tr xmlns:wp14="http://schemas.microsoft.com/office/word/2010/wordml" wp14:textId="77777777">
         <w:tc>
           <w:tcPr>
-            <w:tcW w:type="dxa" w:w="5184"/>
+            <w:tcW w:w="5184" w:type="dxa"/>
+            <w:shd w:val="clear" w:color="auto" w:fill="0B3D2E"/>
+            <w:tcMar/>
             <w:vAlign w:val="center"/>
             <w:shd w:fill="0B3D2E"/>
           </w:tcPr>
-          <w:p>
+          <w:p wp14:textId="77777777">
             <w:r/>
             <w:r>
               <w:rPr>
@@ -59,10 +61,11 @@
         </w:tc>
         <w:tc>
           <w:tcPr>
-            <w:tcW w:type="dxa" w:w="5184"/>
+            <w:tcW w:w="5184" w:type="dxa"/>
+            <w:tcMar/>
             <w:vAlign w:val="center"/>
           </w:tcPr>
-          <w:p>
+          <w:p wp14:textId="77777777">
             <w:r/>
             <w:r>
               <w:rPr>
@@ -75,14 +78,16 @@
           </w:p>
         </w:tc>
       </w:tr>
-      <w:tr>
+      <w:tr xmlns:wp14="http://schemas.microsoft.com/office/word/2010/wordml" wp14:textId="77777777">
         <w:tc>
           <w:tcPr>
-            <w:tcW w:type="dxa" w:w="5184"/>
+            <w:tcW w:w="5184" w:type="dxa"/>
+            <w:shd w:val="clear" w:color="auto" w:fill="0B3D2E"/>
+            <w:tcMar/>
             <w:vAlign w:val="center"/>
             <w:shd w:fill="0B3D2E"/>
           </w:tcPr>
-          <w:p>
+          <w:p wp14:textId="77777777">
             <w:r/>
             <w:r>
               <w:rPr>
@@ -96,10 +101,11 @@
         </w:tc>
         <w:tc>
           <w:tcPr>
-            <w:tcW w:type="dxa" w:w="5184"/>
+            <w:tcW w:w="5184" w:type="dxa"/>
+            <w:tcMar/>
             <w:vAlign w:val="center"/>
           </w:tcPr>
-          <w:p>
+          <w:p wp14:textId="77777777">
             <w:r/>
             <w:r>
               <w:rPr>
@@ -112,14 +118,16 @@
           </w:p>
         </w:tc>
       </w:tr>
-      <w:tr>
+      <w:tr xmlns:wp14="http://schemas.microsoft.com/office/word/2010/wordml" wp14:textId="77777777">
         <w:tc>
           <w:tcPr>
-            <w:tcW w:type="dxa" w:w="5184"/>
+            <w:tcW w:w="5184" w:type="dxa"/>
+            <w:shd w:val="clear" w:color="auto" w:fill="0B3D2E"/>
+            <w:tcMar/>
             <w:vAlign w:val="center"/>
             <w:shd w:fill="0B3D2E"/>
           </w:tcPr>
-          <w:p>
+          <w:p wp14:textId="77777777">
             <w:r/>
             <w:r>
               <w:rPr>
@@ -133,10 +141,11 @@
         </w:tc>
         <w:tc>
           <w:tcPr>
-            <w:tcW w:type="dxa" w:w="5184"/>
+            <w:tcW w:w="5184" w:type="dxa"/>
+            <w:tcMar/>
             <w:vAlign w:val="center"/>
           </w:tcPr>
-          <w:p>
+          <w:p wp14:textId="77777777">
             <w:r/>
             <w:r>
               <w:rPr>
@@ -149,14 +158,16 @@
           </w:p>
         </w:tc>
       </w:tr>
-      <w:tr>
+      <w:tr xmlns:wp14="http://schemas.microsoft.com/office/word/2010/wordml" wp14:textId="77777777">
         <w:tc>
           <w:tcPr>
-            <w:tcW w:type="dxa" w:w="5184"/>
+            <w:tcW w:w="5184" w:type="dxa"/>
+            <w:shd w:val="clear" w:color="auto" w:fill="0B3D2E"/>
+            <w:tcMar/>
             <w:vAlign w:val="center"/>
             <w:shd w:fill="0B3D2E"/>
           </w:tcPr>
-          <w:p>
+          <w:p wp14:textId="77777777">
             <w:r/>
             <w:r>
               <w:rPr>
@@ -170,10 +181,11 @@
         </w:tc>
         <w:tc>
           <w:tcPr>
-            <w:tcW w:type="dxa" w:w="5184"/>
+            <w:tcW w:w="5184" w:type="dxa"/>
+            <w:tcMar/>
             <w:vAlign w:val="center"/>
           </w:tcPr>
-          <w:p>
+          <w:p wp14:textId="77777777">
             <w:r/>
             <w:r>
               <w:rPr>
@@ -188,11 +200,15 @@
       </w:tr>
     </w:tbl>
     <w:p>
+      <w:pPr>
+        <w:pStyle w:val="Normal"/>
+      </w:pPr>
       <w:r>
-        <w:t>Synthetic training data only. No real BP confidential information, logos, contracts, financials, employee records, or production data are included.</w:t>
+        <w:rPr/>
+        <w:t>Synthetic training data only. No real Contoso Energy confidential information, logos, contracts, financials, employee records, or production data are included.</w:t>
       </w:r>
     </w:p>
-    <w:p>
+    <w:p xmlns:wp14="http://schemas.microsoft.com/office/word/2010/wordml" wp14:textId="77777777">
       <w:pPr>
         <w:pStyle w:val="Heading1"/>
       </w:pPr>
@@ -200,12 +216,12 @@
         <w:t>Scenario Background</w:t>
       </w:r>
     </w:p>
-    <w:p>
+    <w:p xmlns:wp14="http://schemas.microsoft.com/office/word/2010/wordml" wp14:textId="77777777">
       <w:r>
         <w:t>ArcLight Services Sdn. Bhd. is a fictional supplier used only for training. The mock contract covers maintenance analytics support for a demonstration energy operations programme.</w:t>
       </w:r>
     </w:p>
-    <w:p>
+    <w:p xmlns:wp14="http://schemas.microsoft.com/office/word/2010/wordml" wp14:textId="77777777">
       <w:pPr>
         <w:pStyle w:val="Heading1"/>
       </w:pPr>
@@ -216,23 +232,23 @@
     <w:tbl>
       <w:tblPr>
         <w:tblStyle w:val="TableGrid"/>
-        <w:tblW w:type="auto" w:w="0"/>
+        <w:tblW w:w="0" w:type="auto"/>
         <w:jc w:val="center"/>
-        <w:tblLook w:firstColumn="1" w:firstRow="1" w:lastColumn="0" w:lastRow="0" w:noHBand="0" w:noVBand="1" w:val="04A0"/>
+        <w:tblLook w:val="04A0" w:firstRow="1" w:lastRow="0" w:firstColumn="1" w:lastColumn="0" w:noHBand="0" w:noVBand="1"/>
       </w:tblPr>
       <w:tblGrid>
         <w:gridCol w:w="3456"/>
         <w:gridCol w:w="3456"/>
         <w:gridCol w:w="3456"/>
       </w:tblGrid>
-      <w:tr>
+      <w:tr xmlns:wp14="http://schemas.microsoft.com/office/word/2010/wordml" wp14:textId="77777777">
         <w:tc>
           <w:tcPr>
-            <w:tcW w:type="dxa" w:w="3456"/>
+            <w:tcW w:w="3456" w:type="dxa"/>
             <w:vAlign w:val="center"/>
             <w:shd w:fill="0B3D2E"/>
           </w:tcPr>
-          <w:p>
+          <w:p wp14:textId="77777777">
             <w:r/>
             <w:r>
               <w:rPr>
@@ -246,11 +262,11 @@
         </w:tc>
         <w:tc>
           <w:tcPr>
-            <w:tcW w:type="dxa" w:w="3456"/>
+            <w:tcW w:w="3456" w:type="dxa"/>
             <w:vAlign w:val="center"/>
             <w:shd w:fill="0B3D2E"/>
           </w:tcPr>
-          <w:p>
+          <w:p wp14:textId="77777777">
             <w:r/>
             <w:r>
               <w:rPr>
@@ -264,11 +280,11 @@
         </w:tc>
         <w:tc>
           <w:tcPr>
-            <w:tcW w:type="dxa" w:w="3456"/>
+            <w:tcW w:w="3456" w:type="dxa"/>
             <w:vAlign w:val="center"/>
             <w:shd w:fill="0B3D2E"/>
           </w:tcPr>
-          <w:p>
+          <w:p wp14:textId="77777777">
             <w:r/>
             <w:r>
               <w:rPr>
@@ -281,14 +297,14 @@
           </w:p>
         </w:tc>
       </w:tr>
-      <w:tr>
+      <w:tr xmlns:wp14="http://schemas.microsoft.com/office/word/2010/wordml" wp14:textId="77777777">
         <w:tc>
           <w:tcPr>
-            <w:tcW w:type="dxa" w:w="3456"/>
+            <w:tcW w:w="3456" w:type="dxa"/>
             <w:vAlign w:val="center"/>
             <w:shd w:fill="EAF7F1"/>
           </w:tcPr>
-          <w:p>
+          <w:p wp14:textId="77777777">
             <w:r/>
             <w:r>
               <w:rPr>
@@ -302,10 +318,10 @@
         </w:tc>
         <w:tc>
           <w:tcPr>
-            <w:tcW w:type="dxa" w:w="3456"/>
+            <w:tcW w:w="3456" w:type="dxa"/>
             <w:vAlign w:val="center"/>
           </w:tcPr>
-          <w:p>
+          <w:p wp14:textId="77777777">
             <w:r/>
             <w:r>
               <w:rPr>
@@ -319,10 +335,10 @@
         </w:tc>
         <w:tc>
           <w:tcPr>
-            <w:tcW w:type="dxa" w:w="3456"/>
+            <w:tcW w:w="3456" w:type="dxa"/>
             <w:vAlign w:val="center"/>
           </w:tcPr>
-          <w:p>
+          <w:p wp14:textId="77777777">
             <w:r/>
             <w:r>
               <w:rPr>
@@ -335,14 +351,14 @@
           </w:p>
         </w:tc>
       </w:tr>
-      <w:tr>
+      <w:tr xmlns:wp14="http://schemas.microsoft.com/office/word/2010/wordml" wp14:textId="77777777">
         <w:tc>
           <w:tcPr>
-            <w:tcW w:type="dxa" w:w="3456"/>
+            <w:tcW w:w="3456" w:type="dxa"/>
             <w:vAlign w:val="center"/>
             <w:shd w:fill="EAF7F1"/>
           </w:tcPr>
-          <w:p>
+          <w:p wp14:textId="77777777">
             <w:r/>
             <w:r>
               <w:rPr>
@@ -356,10 +372,10 @@
         </w:tc>
         <w:tc>
           <w:tcPr>
-            <w:tcW w:type="dxa" w:w="3456"/>
+            <w:tcW w:w="3456" w:type="dxa"/>
             <w:vAlign w:val="center"/>
           </w:tcPr>
-          <w:p>
+          <w:p wp14:textId="77777777">
             <w:r/>
             <w:r>
               <w:rPr>
@@ -373,10 +389,10 @@
         </w:tc>
         <w:tc>
           <w:tcPr>
-            <w:tcW w:type="dxa" w:w="3456"/>
+            <w:tcW w:w="3456" w:type="dxa"/>
             <w:vAlign w:val="center"/>
           </w:tcPr>
-          <w:p>
+          <w:p wp14:textId="77777777">
             <w:r/>
             <w:r>
               <w:rPr>
@@ -389,14 +405,14 @@
           </w:p>
         </w:tc>
       </w:tr>
-      <w:tr>
+      <w:tr xmlns:wp14="http://schemas.microsoft.com/office/word/2010/wordml" wp14:textId="77777777">
         <w:tc>
           <w:tcPr>
-            <w:tcW w:type="dxa" w:w="3456"/>
+            <w:tcW w:w="3456" w:type="dxa"/>
             <w:vAlign w:val="center"/>
             <w:shd w:fill="EAF7F1"/>
           </w:tcPr>
-          <w:p>
+          <w:p wp14:textId="77777777">
             <w:r/>
             <w:r>
               <w:rPr>
@@ -410,10 +426,10 @@
         </w:tc>
         <w:tc>
           <w:tcPr>
-            <w:tcW w:type="dxa" w:w="3456"/>
+            <w:tcW w:w="3456" w:type="dxa"/>
             <w:vAlign w:val="center"/>
           </w:tcPr>
-          <w:p>
+          <w:p wp14:textId="77777777">
             <w:r/>
             <w:r>
               <w:rPr>
@@ -427,10 +443,10 @@
         </w:tc>
         <w:tc>
           <w:tcPr>
-            <w:tcW w:type="dxa" w:w="3456"/>
+            <w:tcW w:w="3456" w:type="dxa"/>
             <w:vAlign w:val="center"/>
           </w:tcPr>
-          <w:p>
+          <w:p wp14:textId="77777777">
             <w:r/>
             <w:r>
               <w:rPr>
@@ -443,14 +459,14 @@
           </w:p>
         </w:tc>
       </w:tr>
-      <w:tr>
+      <w:tr xmlns:wp14="http://schemas.microsoft.com/office/word/2010/wordml" wp14:textId="77777777">
         <w:tc>
           <w:tcPr>
-            <w:tcW w:type="dxa" w:w="3456"/>
+            <w:tcW w:w="3456" w:type="dxa"/>
             <w:vAlign w:val="center"/>
             <w:shd w:fill="EAF7F1"/>
           </w:tcPr>
-          <w:p>
+          <w:p wp14:textId="77777777">
             <w:r/>
             <w:r>
               <w:rPr>
@@ -464,10 +480,10 @@
         </w:tc>
         <w:tc>
           <w:tcPr>
-            <w:tcW w:type="dxa" w:w="3456"/>
+            <w:tcW w:w="3456" w:type="dxa"/>
             <w:vAlign w:val="center"/>
           </w:tcPr>
-          <w:p>
+          <w:p wp14:textId="77777777">
             <w:r/>
             <w:r>
               <w:rPr>
@@ -481,10 +497,10 @@
         </w:tc>
         <w:tc>
           <w:tcPr>
-            <w:tcW w:type="dxa" w:w="3456"/>
+            <w:tcW w:w="3456" w:type="dxa"/>
             <w:vAlign w:val="center"/>
           </w:tcPr>
-          <w:p>
+          <w:p wp14:textId="77777777">
             <w:r/>
             <w:r>
               <w:rPr>
@@ -497,14 +513,14 @@
           </w:p>
         </w:tc>
       </w:tr>
-      <w:tr>
+      <w:tr xmlns:wp14="http://schemas.microsoft.com/office/word/2010/wordml" wp14:textId="77777777">
         <w:tc>
           <w:tcPr>
-            <w:tcW w:type="dxa" w:w="3456"/>
+            <w:tcW w:w="3456" w:type="dxa"/>
             <w:vAlign w:val="center"/>
             <w:shd w:fill="EAF7F1"/>
           </w:tcPr>
-          <w:p>
+          <w:p wp14:textId="77777777">
             <w:r/>
             <w:r>
               <w:rPr>
@@ -518,10 +534,10 @@
         </w:tc>
         <w:tc>
           <w:tcPr>
-            <w:tcW w:type="dxa" w:w="3456"/>
+            <w:tcW w:w="3456" w:type="dxa"/>
             <w:vAlign w:val="center"/>
           </w:tcPr>
-          <w:p>
+          <w:p wp14:textId="77777777">
             <w:r/>
             <w:r>
               <w:rPr>
@@ -535,10 +551,10 @@
         </w:tc>
         <w:tc>
           <w:tcPr>
-            <w:tcW w:type="dxa" w:w="3456"/>
+            <w:tcW w:w="3456" w:type="dxa"/>
             <w:vAlign w:val="center"/>
           </w:tcPr>
-          <w:p>
+          <w:p wp14:textId="77777777">
             <w:r/>
             <w:r>
               <w:rPr>
@@ -552,7 +568,7 @@
         </w:tc>
       </w:tr>
     </w:tbl>
-    <w:p>
+    <w:p xmlns:wp14="http://schemas.microsoft.com/office/word/2010/wordml" wp14:textId="77777777">
       <w:pPr>
         <w:pStyle w:val="Heading1"/>
       </w:pPr>
@@ -560,7 +576,7 @@
         <w:t>Questions for Legal and Procurement</w:t>
       </w:r>
     </w:p>
-    <w:p>
+    <w:p xmlns:wp14="http://schemas.microsoft.com/office/word/2010/wordml" wp14:textId="77777777">
       <w:pPr>
         <w:pStyle w:val="ListBullet"/>
       </w:pPr>
@@ -568,7 +584,7 @@
         <w:t>Should the supplier be required to delete all exported data after contract completion?</w:t>
       </w:r>
     </w:p>
-    <w:p>
+    <w:p xmlns:wp14="http://schemas.microsoft.com/office/word/2010/wordml" wp14:textId="77777777">
       <w:pPr>
         <w:pStyle w:val="ListBullet"/>
       </w:pPr>
@@ -576,7 +592,7 @@
         <w:t>Should critical operational requests have a shorter response expectation?</w:t>
       </w:r>
     </w:p>
-    <w:p>
+    <w:p xmlns:wp14="http://schemas.microsoft.com/office/word/2010/wordml" wp14:textId="77777777">
       <w:pPr>
         <w:pStyle w:val="ListBullet"/>
       </w:pPr>
@@ -584,7 +600,7 @@
         <w:t>Should change requests require written approval above RM25,000?</w:t>
       </w:r>
     </w:p>
-    <w:p>
+    <w:p xmlns:wp14="http://schemas.microsoft.com/office/word/2010/wordml" wp14:textId="77777777">
       <w:pPr>
         <w:pStyle w:val="ListBullet"/>
       </w:pPr>
@@ -595,7 +611,7 @@
     <w:sectPr>
       <w:headerReference w:type="default" r:id="rId9"/>
       <w:footerReference w:type="default" r:id="rId10"/>
-      <w:pgSz w:w="12240" w:h="15840"/>
+      <w:pgSz w:w="12240" w:h="15840" w:orient="portrait"/>
       <w:pgMar w:top="936" w:right="936" w:bottom="936" w:left="936" w:header="720" w:footer="720" w:gutter="0"/>
       <w:cols w:space="720"/>
       <w:docGrid w:linePitch="360"/>
@@ -614,8 +630,9 @@
       <w:rPr>
         <w:color w:val="5A5A5A"/>
         <w:sz w:val="14"/>
-      </w:rPr>
-      <w:t>Synthetic training data only. No real BP confidential information, logos, contracts, financials, employee records, or production data are included.</w:t>
+        <w:szCs w:val="14"/>
+      </w:rPr>
+      <w:t>Synthetic training data only. No real Contoso Energy confidential information, logos, contracts, financials, employee records, or production data are included.</w:t>
     </w:r>
   </w:p>
 </w:ftr>
@@ -631,8 +648,9 @@
       <w:rPr>
         <w:color w:val="1F2933"/>
         <w:sz w:val="16"/>
-      </w:rPr>
-      <w:t>BP Malaysia Mock Training | WORD-03 | Mock dataset</w:t>
+        <w:szCs w:val="16"/>
+      </w:rPr>
+      <w:t>Contoso Energy Mock Training | WORD-03 | Mock dataset</w:t>
     </w:r>
   </w:p>
 </w:hdr>
@@ -726,7 +744,7 @@
         <w:ind w:left="1440" w:hanging="360"/>
       </w:pPr>
       <w:rPr>
-        <w:rFonts w:ascii="Symbol" w:hAnsi="Symbol" w:hint="default"/>
+        <w:rFonts w:hint="default" w:ascii="Symbol" w:hAnsi="Symbol"/>
       </w:rPr>
     </w:lvl>
   </w:abstractNum>
@@ -747,7 +765,7 @@
         <w:ind w:left="1080" w:hanging="360"/>
       </w:pPr>
       <w:rPr>
-        <w:rFonts w:ascii="Symbol" w:hAnsi="Symbol" w:hint="default"/>
+        <w:rFonts w:hint="default" w:ascii="Symbol" w:hAnsi="Symbol"/>
       </w:rPr>
     </w:lvl>
   </w:abstractNum>
@@ -768,7 +786,7 @@
         <w:ind w:left="720" w:hanging="360"/>
       </w:pPr>
       <w:rPr>
-        <w:rFonts w:ascii="Symbol" w:hAnsi="Symbol" w:hint="default"/>
+        <w:rFonts w:hint="default" w:ascii="Symbol" w:hAnsi="Symbol"/>
       </w:rPr>
     </w:lvl>
   </w:abstractNum>
@@ -807,7 +825,7 @@
         <w:ind w:left="360" w:hanging="360"/>
       </w:pPr>
       <w:rPr>
-        <w:rFonts w:ascii="Symbol" w:hAnsi="Symbol" w:hint="default"/>
+        <w:rFonts w:hint="default" w:ascii="Symbol" w:hAnsi="Symbol"/>
       </w:rPr>
     </w:lvl>
   </w:abstractNum>
@@ -842,11 +860,11 @@
 </file>
 
 <file path=word/styles.xml><?xml version="1.0" encoding="utf-8"?>
-<w:styles xmlns:mc="http://schemas.openxmlformats.org/markup-compatibility/2006" xmlns:r="http://schemas.openxmlformats.org/officeDocument/2006/relationships" xmlns:w="http://schemas.openxmlformats.org/wordprocessingml/2006/main" xmlns:w14="http://schemas.microsoft.com/office/word/2010/wordml" mc:Ignorable="w14">
+<w:styles xmlns:wp14="http://schemas.microsoft.com/office/word/2010/wordprocessingDrawing" xmlns:mc="http://schemas.openxmlformats.org/markup-compatibility/2006" xmlns:r="http://schemas.openxmlformats.org/officeDocument/2006/relationships" xmlns:w="http://schemas.openxmlformats.org/wordprocessingml/2006/main" xmlns:w14="http://schemas.microsoft.com/office/word/2010/wordml" mc:Ignorable="w14 wp14">
   <w:docDefaults>
     <w:rPrDefault>
       <w:rPr>
-        <w:rFonts w:asciiTheme="minorHAnsi" w:eastAsiaTheme="minorEastAsia" w:hAnsiTheme="minorHAnsi" w:cstheme="minorBidi"/>
+        <w:rFonts w:asciiTheme="minorHAnsi" w:hAnsiTheme="minorHAnsi" w:eastAsiaTheme="minorEastAsia" w:cstheme="minorBidi"/>
         <w:sz w:val="22"/>
         <w:szCs w:val="22"/>
         <w:lang w:val="en-US" w:eastAsia="en-US" w:bidi="ar-SA"/>
@@ -859,8 +877,8 @@
     </w:pPrDefault>
   </w:docDefaults>
   <w:latentStyles w:defLockedState="0" w:defUIPriority="99" w:defSemiHidden="1" w:defUnhideWhenUsed="1" w:defQFormat="0" w:count="276">
-    <w:lsdException w:name="Normal" w:semiHidden="0" w:uiPriority="0" w:unhideWhenUsed="0" w:qFormat="1"/>
-    <w:lsdException w:name="heading 1" w:semiHidden="0" w:uiPriority="9" w:unhideWhenUsed="0" w:qFormat="1"/>
+    <w:lsdException w:name="Normal" w:uiPriority="0" w:semiHidden="0" w:unhideWhenUsed="0" w:qFormat="1"/>
+    <w:lsdException w:name="heading 1" w:uiPriority="9" w:semiHidden="0" w:unhideWhenUsed="0" w:qFormat="1"/>
     <w:lsdException w:name="heading 2" w:uiPriority="9" w:qFormat="1"/>
     <w:lsdException w:name="heading 3" w:uiPriority="9" w:qFormat="1"/>
     <w:lsdException w:name="heading 4" w:uiPriority="9" w:qFormat="1"/>
@@ -879,125 +897,125 @@
     <w:lsdException w:name="toc 8" w:uiPriority="39"/>
     <w:lsdException w:name="toc 9" w:uiPriority="39"/>
     <w:lsdException w:name="caption" w:uiPriority="35" w:qFormat="1"/>
-    <w:lsdException w:name="Title" w:semiHidden="0" w:uiPriority="10" w:unhideWhenUsed="0" w:qFormat="1"/>
+    <w:lsdException w:name="Title" w:uiPriority="10" w:semiHidden="0" w:unhideWhenUsed="0" w:qFormat="1"/>
     <w:lsdException w:name="Default Paragraph Font" w:uiPriority="1"/>
-    <w:lsdException w:name="Subtitle" w:semiHidden="0" w:uiPriority="11" w:unhideWhenUsed="0" w:qFormat="1"/>
-    <w:lsdException w:name="Strong" w:semiHidden="0" w:uiPriority="22" w:unhideWhenUsed="0" w:qFormat="1"/>
-    <w:lsdException w:name="Emphasis" w:semiHidden="0" w:uiPriority="20" w:unhideWhenUsed="0" w:qFormat="1"/>
-    <w:lsdException w:name="Table Grid" w:semiHidden="0" w:uiPriority="59" w:unhideWhenUsed="0"/>
+    <w:lsdException w:name="Subtitle" w:uiPriority="11" w:semiHidden="0" w:unhideWhenUsed="0" w:qFormat="1"/>
+    <w:lsdException w:name="Strong" w:uiPriority="22" w:semiHidden="0" w:unhideWhenUsed="0" w:qFormat="1"/>
+    <w:lsdException w:name="Emphasis" w:uiPriority="20" w:semiHidden="0" w:unhideWhenUsed="0" w:qFormat="1"/>
+    <w:lsdException w:name="Table Grid" w:uiPriority="59" w:semiHidden="0" w:unhideWhenUsed="0"/>
     <w:lsdException w:name="Placeholder Text" w:unhideWhenUsed="0"/>
-    <w:lsdException w:name="No Spacing" w:semiHidden="0" w:uiPriority="1" w:unhideWhenUsed="0" w:qFormat="1"/>
-    <w:lsdException w:name="Light Shading" w:semiHidden="0" w:uiPriority="60" w:unhideWhenUsed="0"/>
-    <w:lsdException w:name="Light List" w:semiHidden="0" w:uiPriority="61" w:unhideWhenUsed="0"/>
-    <w:lsdException w:name="Light Grid" w:semiHidden="0" w:uiPriority="62" w:unhideWhenUsed="0"/>
-    <w:lsdException w:name="Medium Shading 1" w:semiHidden="0" w:uiPriority="63" w:unhideWhenUsed="0"/>
-    <w:lsdException w:name="Medium Shading 2" w:semiHidden="0" w:uiPriority="64" w:unhideWhenUsed="0"/>
-    <w:lsdException w:name="Medium List 1" w:semiHidden="0" w:uiPriority="65" w:unhideWhenUsed="0"/>
-    <w:lsdException w:name="Medium List 2" w:semiHidden="0" w:uiPriority="66" w:unhideWhenUsed="0"/>
-    <w:lsdException w:name="Medium Grid 1" w:semiHidden="0" w:uiPriority="67" w:unhideWhenUsed="0"/>
-    <w:lsdException w:name="Medium Grid 2" w:semiHidden="0" w:uiPriority="68" w:unhideWhenUsed="0"/>
-    <w:lsdException w:name="Medium Grid 3" w:semiHidden="0" w:uiPriority="69" w:unhideWhenUsed="0"/>
-    <w:lsdException w:name="Dark List" w:semiHidden="0" w:uiPriority="70" w:unhideWhenUsed="0"/>
-    <w:lsdException w:name="Colorful Shading" w:semiHidden="0" w:uiPriority="71" w:unhideWhenUsed="0"/>
-    <w:lsdException w:name="Colorful List" w:semiHidden="0" w:uiPriority="72" w:unhideWhenUsed="0"/>
-    <w:lsdException w:name="Colorful Grid" w:semiHidden="0" w:uiPriority="73" w:unhideWhenUsed="0"/>
-    <w:lsdException w:name="Light Shading Accent 1" w:semiHidden="0" w:uiPriority="60" w:unhideWhenUsed="0"/>
-    <w:lsdException w:name="Light List Accent 1" w:semiHidden="0" w:uiPriority="61" w:unhideWhenUsed="0"/>
-    <w:lsdException w:name="Light Grid Accent 1" w:semiHidden="0" w:uiPriority="62" w:unhideWhenUsed="0"/>
-    <w:lsdException w:name="Medium Shading 1 Accent 1" w:semiHidden="0" w:uiPriority="63" w:unhideWhenUsed="0"/>
-    <w:lsdException w:name="Medium Shading 2 Accent 1" w:semiHidden="0" w:uiPriority="64" w:unhideWhenUsed="0"/>
-    <w:lsdException w:name="Medium List 1 Accent 1" w:semiHidden="0" w:uiPriority="65" w:unhideWhenUsed="0"/>
+    <w:lsdException w:name="No Spacing" w:uiPriority="1" w:semiHidden="0" w:unhideWhenUsed="0" w:qFormat="1"/>
+    <w:lsdException w:name="Light Shading" w:uiPriority="60" w:semiHidden="0" w:unhideWhenUsed="0"/>
+    <w:lsdException w:name="Light List" w:uiPriority="61" w:semiHidden="0" w:unhideWhenUsed="0"/>
+    <w:lsdException w:name="Light Grid" w:uiPriority="62" w:semiHidden="0" w:unhideWhenUsed="0"/>
+    <w:lsdException w:name="Medium Shading 1" w:uiPriority="63" w:semiHidden="0" w:unhideWhenUsed="0"/>
+    <w:lsdException w:name="Medium Shading 2" w:uiPriority="64" w:semiHidden="0" w:unhideWhenUsed="0"/>
+    <w:lsdException w:name="Medium List 1" w:uiPriority="65" w:semiHidden="0" w:unhideWhenUsed="0"/>
+    <w:lsdException w:name="Medium List 2" w:uiPriority="66" w:semiHidden="0" w:unhideWhenUsed="0"/>
+    <w:lsdException w:name="Medium Grid 1" w:uiPriority="67" w:semiHidden="0" w:unhideWhenUsed="0"/>
+    <w:lsdException w:name="Medium Grid 2" w:uiPriority="68" w:semiHidden="0" w:unhideWhenUsed="0"/>
+    <w:lsdException w:name="Medium Grid 3" w:uiPriority="69" w:semiHidden="0" w:unhideWhenUsed="0"/>
+    <w:lsdException w:name="Dark List" w:uiPriority="70" w:semiHidden="0" w:unhideWhenUsed="0"/>
+    <w:lsdException w:name="Colorful Shading" w:uiPriority="71" w:semiHidden="0" w:unhideWhenUsed="0"/>
+    <w:lsdException w:name="Colorful List" w:uiPriority="72" w:semiHidden="0" w:unhideWhenUsed="0"/>
+    <w:lsdException w:name="Colorful Grid" w:uiPriority="73" w:semiHidden="0" w:unhideWhenUsed="0"/>
+    <w:lsdException w:name="Light Shading Accent 1" w:uiPriority="60" w:semiHidden="0" w:unhideWhenUsed="0"/>
+    <w:lsdException w:name="Light List Accent 1" w:uiPriority="61" w:semiHidden="0" w:unhideWhenUsed="0"/>
+    <w:lsdException w:name="Light Grid Accent 1" w:uiPriority="62" w:semiHidden="0" w:unhideWhenUsed="0"/>
+    <w:lsdException w:name="Medium Shading 1 Accent 1" w:uiPriority="63" w:semiHidden="0" w:unhideWhenUsed="0"/>
+    <w:lsdException w:name="Medium Shading 2 Accent 1" w:uiPriority="64" w:semiHidden="0" w:unhideWhenUsed="0"/>
+    <w:lsdException w:name="Medium List 1 Accent 1" w:uiPriority="65" w:semiHidden="0" w:unhideWhenUsed="0"/>
     <w:lsdException w:name="Revision" w:unhideWhenUsed="0"/>
-    <w:lsdException w:name="List Paragraph" w:semiHidden="0" w:uiPriority="34" w:unhideWhenUsed="0" w:qFormat="1"/>
-    <w:lsdException w:name="Quote" w:semiHidden="0" w:uiPriority="29" w:unhideWhenUsed="0" w:qFormat="1"/>
-    <w:lsdException w:name="Intense Quote" w:semiHidden="0" w:uiPriority="30" w:unhideWhenUsed="0" w:qFormat="1"/>
-    <w:lsdException w:name="Medium List 2 Accent 1" w:semiHidden="0" w:uiPriority="66" w:unhideWhenUsed="0"/>
-    <w:lsdException w:name="Medium Grid 1 Accent 1" w:semiHidden="0" w:uiPriority="67" w:unhideWhenUsed="0"/>
-    <w:lsdException w:name="Medium Grid 2 Accent 1" w:semiHidden="0" w:uiPriority="68" w:unhideWhenUsed="0"/>
-    <w:lsdException w:name="Medium Grid 3 Accent 1" w:semiHidden="0" w:uiPriority="69" w:unhideWhenUsed="0"/>
-    <w:lsdException w:name="Dark List Accent 1" w:semiHidden="0" w:uiPriority="70" w:unhideWhenUsed="0"/>
-    <w:lsdException w:name="Colorful Shading Accent 1" w:semiHidden="0" w:uiPriority="71" w:unhideWhenUsed="0"/>
-    <w:lsdException w:name="Colorful List Accent 1" w:semiHidden="0" w:uiPriority="72" w:unhideWhenUsed="0"/>
-    <w:lsdException w:name="Colorful Grid Accent 1" w:semiHidden="0" w:uiPriority="73" w:unhideWhenUsed="0"/>
-    <w:lsdException w:name="Light Shading Accent 2" w:semiHidden="0" w:uiPriority="60" w:unhideWhenUsed="0"/>
-    <w:lsdException w:name="Light List Accent 2" w:semiHidden="0" w:uiPriority="61" w:unhideWhenUsed="0"/>
-    <w:lsdException w:name="Light Grid Accent 2" w:semiHidden="0" w:uiPriority="62" w:unhideWhenUsed="0"/>
-    <w:lsdException w:name="Medium Shading 1 Accent 2" w:semiHidden="0" w:uiPriority="63" w:unhideWhenUsed="0"/>
-    <w:lsdException w:name="Medium Shading 2 Accent 2" w:semiHidden="0" w:uiPriority="64" w:unhideWhenUsed="0"/>
-    <w:lsdException w:name="Medium List 1 Accent 2" w:semiHidden="0" w:uiPriority="65" w:unhideWhenUsed="0"/>
-    <w:lsdException w:name="Medium List 2 Accent 2" w:semiHidden="0" w:uiPriority="66" w:unhideWhenUsed="0"/>
-    <w:lsdException w:name="Medium Grid 1 Accent 2" w:semiHidden="0" w:uiPriority="67" w:unhideWhenUsed="0"/>
-    <w:lsdException w:name="Medium Grid 2 Accent 2" w:semiHidden="0" w:uiPriority="68" w:unhideWhenUsed="0"/>
-    <w:lsdException w:name="Medium Grid 3 Accent 2" w:semiHidden="0" w:uiPriority="69" w:unhideWhenUsed="0"/>
-    <w:lsdException w:name="Dark List Accent 2" w:semiHidden="0" w:uiPriority="70" w:unhideWhenUsed="0"/>
-    <w:lsdException w:name="Colorful Shading Accent 2" w:semiHidden="0" w:uiPriority="71" w:unhideWhenUsed="0"/>
-    <w:lsdException w:name="Colorful List Accent 2" w:semiHidden="0" w:uiPriority="72" w:unhideWhenUsed="0"/>
-    <w:lsdException w:name="Colorful Grid Accent 2" w:semiHidden="0" w:uiPriority="73" w:unhideWhenUsed="0"/>
-    <w:lsdException w:name="Light Shading Accent 3" w:semiHidden="0" w:uiPriority="60" w:unhideWhenUsed="0"/>
-    <w:lsdException w:name="Light List Accent 3" w:semiHidden="0" w:uiPriority="61" w:unhideWhenUsed="0"/>
-    <w:lsdException w:name="Light Grid Accent 3" w:semiHidden="0" w:uiPriority="62" w:unhideWhenUsed="0"/>
-    <w:lsdException w:name="Medium Shading 1 Accent 3" w:semiHidden="0" w:uiPriority="63" w:unhideWhenUsed="0"/>
-    <w:lsdException w:name="Medium Shading 2 Accent 3" w:semiHidden="0" w:uiPriority="64" w:unhideWhenUsed="0"/>
-    <w:lsdException w:name="Medium List 1 Accent 3" w:semiHidden="0" w:uiPriority="65" w:unhideWhenUsed="0"/>
-    <w:lsdException w:name="Medium List 2 Accent 3" w:semiHidden="0" w:uiPriority="66" w:unhideWhenUsed="0"/>
-    <w:lsdException w:name="Medium Grid 1 Accent 3" w:semiHidden="0" w:uiPriority="67" w:unhideWhenUsed="0"/>
-    <w:lsdException w:name="Medium Grid 2 Accent 3" w:semiHidden="0" w:uiPriority="68" w:unhideWhenUsed="0"/>
-    <w:lsdException w:name="Medium Grid 3 Accent 3" w:semiHidden="0" w:uiPriority="69" w:unhideWhenUsed="0"/>
-    <w:lsdException w:name="Dark List Accent 3" w:semiHidden="0" w:uiPriority="70" w:unhideWhenUsed="0"/>
-    <w:lsdException w:name="Colorful Shading Accent 3" w:semiHidden="0" w:uiPriority="71" w:unhideWhenUsed="0"/>
-    <w:lsdException w:name="Colorful List Accent 3" w:semiHidden="0" w:uiPriority="72" w:unhideWhenUsed="0"/>
-    <w:lsdException w:name="Colorful Grid Accent 3" w:semiHidden="0" w:uiPriority="73" w:unhideWhenUsed="0"/>
-    <w:lsdException w:name="Light Shading Accent 4" w:semiHidden="0" w:uiPriority="60" w:unhideWhenUsed="0"/>
-    <w:lsdException w:name="Light List Accent 4" w:semiHidden="0" w:uiPriority="61" w:unhideWhenUsed="0"/>
-    <w:lsdException w:name="Light Grid Accent 4" w:semiHidden="0" w:uiPriority="62" w:unhideWhenUsed="0"/>
-    <w:lsdException w:name="Medium Shading 1 Accent 4" w:semiHidden="0" w:uiPriority="63" w:unhideWhenUsed="0"/>
-    <w:lsdException w:name="Medium Shading 2 Accent 4" w:semiHidden="0" w:uiPriority="64" w:unhideWhenUsed="0"/>
-    <w:lsdException w:name="Medium List 1 Accent 4" w:semiHidden="0" w:uiPriority="65" w:unhideWhenUsed="0"/>
-    <w:lsdException w:name="Medium List 2 Accent 4" w:semiHidden="0" w:uiPriority="66" w:unhideWhenUsed="0"/>
-    <w:lsdException w:name="Medium Grid 1 Accent 4" w:semiHidden="0" w:uiPriority="67" w:unhideWhenUsed="0"/>
-    <w:lsdException w:name="Medium Grid 2 Accent 4" w:semiHidden="0" w:uiPriority="68" w:unhideWhenUsed="0"/>
-    <w:lsdException w:name="Medium Grid 3 Accent 4" w:semiHidden="0" w:uiPriority="69" w:unhideWhenUsed="0"/>
-    <w:lsdException w:name="Dark List Accent 4" w:semiHidden="0" w:uiPriority="70" w:unhideWhenUsed="0"/>
-    <w:lsdException w:name="Colorful Shading Accent 4" w:semiHidden="0" w:uiPriority="71" w:unhideWhenUsed="0"/>
-    <w:lsdException w:name="Colorful List Accent 4" w:semiHidden="0" w:uiPriority="72" w:unhideWhenUsed="0"/>
-    <w:lsdException w:name="Colorful Grid Accent 4" w:semiHidden="0" w:uiPriority="73" w:unhideWhenUsed="0"/>
-    <w:lsdException w:name="Light Shading Accent 5" w:semiHidden="0" w:uiPriority="60" w:unhideWhenUsed="0"/>
-    <w:lsdException w:name="Light List Accent 5" w:semiHidden="0" w:uiPriority="61" w:unhideWhenUsed="0"/>
-    <w:lsdException w:name="Light Grid Accent 5" w:semiHidden="0" w:uiPriority="62" w:unhideWhenUsed="0"/>
-    <w:lsdException w:name="Medium Shading 1 Accent 5" w:semiHidden="0" w:uiPriority="63" w:unhideWhenUsed="0"/>
-    <w:lsdException w:name="Medium Shading 2 Accent 5" w:semiHidden="0" w:uiPriority="64" w:unhideWhenUsed="0"/>
-    <w:lsdException w:name="Medium List 1 Accent 5" w:semiHidden="0" w:uiPriority="65" w:unhideWhenUsed="0"/>
-    <w:lsdException w:name="Medium List 2 Accent 5" w:semiHidden="0" w:uiPriority="66" w:unhideWhenUsed="0"/>
-    <w:lsdException w:name="Medium Grid 1 Accent 5" w:semiHidden="0" w:uiPriority="67" w:unhideWhenUsed="0"/>
-    <w:lsdException w:name="Medium Grid 2 Accent 5" w:semiHidden="0" w:uiPriority="68" w:unhideWhenUsed="0"/>
-    <w:lsdException w:name="Medium Grid 3 Accent 5" w:semiHidden="0" w:uiPriority="69" w:unhideWhenUsed="0"/>
-    <w:lsdException w:name="Dark List Accent 5" w:semiHidden="0" w:uiPriority="70" w:unhideWhenUsed="0"/>
-    <w:lsdException w:name="Colorful Shading Accent 5" w:semiHidden="0" w:uiPriority="71" w:unhideWhenUsed="0"/>
-    <w:lsdException w:name="Colorful List Accent 5" w:semiHidden="0" w:uiPriority="72" w:unhideWhenUsed="0"/>
-    <w:lsdException w:name="Colorful Grid Accent 5" w:semiHidden="0" w:uiPriority="73" w:unhideWhenUsed="0"/>
-    <w:lsdException w:name="Light Shading Accent 6" w:semiHidden="0" w:uiPriority="60" w:unhideWhenUsed="0"/>
-    <w:lsdException w:name="Light List Accent 6" w:semiHidden="0" w:uiPriority="61" w:unhideWhenUsed="0"/>
-    <w:lsdException w:name="Light Grid Accent 6" w:semiHidden="0" w:uiPriority="62" w:unhideWhenUsed="0"/>
-    <w:lsdException w:name="Medium Shading 1 Accent 6" w:semiHidden="0" w:uiPriority="63" w:unhideWhenUsed="0"/>
-    <w:lsdException w:name="Medium Shading 2 Accent 6" w:semiHidden="0" w:uiPriority="64" w:unhideWhenUsed="0"/>
-    <w:lsdException w:name="Medium List 1 Accent 6" w:semiHidden="0" w:uiPriority="65" w:unhideWhenUsed="0"/>
-    <w:lsdException w:name="Medium List 2 Accent 6" w:semiHidden="0" w:uiPriority="66" w:unhideWhenUsed="0"/>
-    <w:lsdException w:name="Medium Grid 1 Accent 6" w:semiHidden="0" w:uiPriority="67" w:unhideWhenUsed="0"/>
-    <w:lsdException w:name="Medium Grid 2 Accent 6" w:semiHidden="0" w:uiPriority="68" w:unhideWhenUsed="0"/>
-    <w:lsdException w:name="Medium Grid 3 Accent 6" w:semiHidden="0" w:uiPriority="69" w:unhideWhenUsed="0"/>
-    <w:lsdException w:name="Dark List Accent 6" w:semiHidden="0" w:uiPriority="70" w:unhideWhenUsed="0"/>
-    <w:lsdException w:name="Colorful Shading Accent 6" w:semiHidden="0" w:uiPriority="71" w:unhideWhenUsed="0"/>
-    <w:lsdException w:name="Colorful List Accent 6" w:semiHidden="0" w:uiPriority="72" w:unhideWhenUsed="0"/>
-    <w:lsdException w:name="Colorful Grid Accent 6" w:semiHidden="0" w:uiPriority="73" w:unhideWhenUsed="0"/>
-    <w:lsdException w:name="Subtle Emphasis" w:semiHidden="0" w:uiPriority="19" w:unhideWhenUsed="0" w:qFormat="1"/>
-    <w:lsdException w:name="Intense Emphasis" w:semiHidden="0" w:uiPriority="21" w:unhideWhenUsed="0" w:qFormat="1"/>
-    <w:lsdException w:name="Subtle Reference" w:semiHidden="0" w:uiPriority="31" w:unhideWhenUsed="0" w:qFormat="1"/>
-    <w:lsdException w:name="Intense Reference" w:semiHidden="0" w:uiPriority="32" w:unhideWhenUsed="0" w:qFormat="1"/>
-    <w:lsdException w:name="Book Title" w:semiHidden="0" w:uiPriority="33" w:unhideWhenUsed="0" w:qFormat="1"/>
+    <w:lsdException w:name="List Paragraph" w:uiPriority="34" w:semiHidden="0" w:unhideWhenUsed="0" w:qFormat="1"/>
+    <w:lsdException w:name="Quote" w:uiPriority="29" w:semiHidden="0" w:unhideWhenUsed="0" w:qFormat="1"/>
+    <w:lsdException w:name="Intense Quote" w:uiPriority="30" w:semiHidden="0" w:unhideWhenUsed="0" w:qFormat="1"/>
+    <w:lsdException w:name="Medium List 2 Accent 1" w:uiPriority="66" w:semiHidden="0" w:unhideWhenUsed="0"/>
+    <w:lsdException w:name="Medium Grid 1 Accent 1" w:uiPriority="67" w:semiHidden="0" w:unhideWhenUsed="0"/>
+    <w:lsdException w:name="Medium Grid 2 Accent 1" w:uiPriority="68" w:semiHidden="0" w:unhideWhenUsed="0"/>
+    <w:lsdException w:name="Medium Grid 3 Accent 1" w:uiPriority="69" w:semiHidden="0" w:unhideWhenUsed="0"/>
+    <w:lsdException w:name="Dark List Accent 1" w:uiPriority="70" w:semiHidden="0" w:unhideWhenUsed="0"/>
+    <w:lsdException w:name="Colorful Shading Accent 1" w:uiPriority="71" w:semiHidden="0" w:unhideWhenUsed="0"/>
+    <w:lsdException w:name="Colorful List Accent 1" w:uiPriority="72" w:semiHidden="0" w:unhideWhenUsed="0"/>
+    <w:lsdException w:name="Colorful Grid Accent 1" w:uiPriority="73" w:semiHidden="0" w:unhideWhenUsed="0"/>
+    <w:lsdException w:name="Light Shading Accent 2" w:uiPriority="60" w:semiHidden="0" w:unhideWhenUsed="0"/>
+    <w:lsdException w:name="Light List Accent 2" w:uiPriority="61" w:semiHidden="0" w:unhideWhenUsed="0"/>
+    <w:lsdException w:name="Light Grid Accent 2" w:uiPriority="62" w:semiHidden="0" w:unhideWhenUsed="0"/>
+    <w:lsdException w:name="Medium Shading 1 Accent 2" w:uiPriority="63" w:semiHidden="0" w:unhideWhenUsed="0"/>
+    <w:lsdException w:name="Medium Shading 2 Accent 2" w:uiPriority="64" w:semiHidden="0" w:unhideWhenUsed="0"/>
+    <w:lsdException w:name="Medium List 1 Accent 2" w:uiPriority="65" w:semiHidden="0" w:unhideWhenUsed="0"/>
+    <w:lsdException w:name="Medium List 2 Accent 2" w:uiPriority="66" w:semiHidden="0" w:unhideWhenUsed="0"/>
+    <w:lsdException w:name="Medium Grid 1 Accent 2" w:uiPriority="67" w:semiHidden="0" w:unhideWhenUsed="0"/>
+    <w:lsdException w:name="Medium Grid 2 Accent 2" w:uiPriority="68" w:semiHidden="0" w:unhideWhenUsed="0"/>
+    <w:lsdException w:name="Medium Grid 3 Accent 2" w:uiPriority="69" w:semiHidden="0" w:unhideWhenUsed="0"/>
+    <w:lsdException w:name="Dark List Accent 2" w:uiPriority="70" w:semiHidden="0" w:unhideWhenUsed="0"/>
+    <w:lsdException w:name="Colorful Shading Accent 2" w:uiPriority="71" w:semiHidden="0" w:unhideWhenUsed="0"/>
+    <w:lsdException w:name="Colorful List Accent 2" w:uiPriority="72" w:semiHidden="0" w:unhideWhenUsed="0"/>
+    <w:lsdException w:name="Colorful Grid Accent 2" w:uiPriority="73" w:semiHidden="0" w:unhideWhenUsed="0"/>
+    <w:lsdException w:name="Light Shading Accent 3" w:uiPriority="60" w:semiHidden="0" w:unhideWhenUsed="0"/>
+    <w:lsdException w:name="Light List Accent 3" w:uiPriority="61" w:semiHidden="0" w:unhideWhenUsed="0"/>
+    <w:lsdException w:name="Light Grid Accent 3" w:uiPriority="62" w:semiHidden="0" w:unhideWhenUsed="0"/>
+    <w:lsdException w:name="Medium Shading 1 Accent 3" w:uiPriority="63" w:semiHidden="0" w:unhideWhenUsed="0"/>
+    <w:lsdException w:name="Medium Shading 2 Accent 3" w:uiPriority="64" w:semiHidden="0" w:unhideWhenUsed="0"/>
+    <w:lsdException w:name="Medium List 1 Accent 3" w:uiPriority="65" w:semiHidden="0" w:unhideWhenUsed="0"/>
+    <w:lsdException w:name="Medium List 2 Accent 3" w:uiPriority="66" w:semiHidden="0" w:unhideWhenUsed="0"/>
+    <w:lsdException w:name="Medium Grid 1 Accent 3" w:uiPriority="67" w:semiHidden="0" w:unhideWhenUsed="0"/>
+    <w:lsdException w:name="Medium Grid 2 Accent 3" w:uiPriority="68" w:semiHidden="0" w:unhideWhenUsed="0"/>
+    <w:lsdException w:name="Medium Grid 3 Accent 3" w:uiPriority="69" w:semiHidden="0" w:unhideWhenUsed="0"/>
+    <w:lsdException w:name="Dark List Accent 3" w:uiPriority="70" w:semiHidden="0" w:unhideWhenUsed="0"/>
+    <w:lsdException w:name="Colorful Shading Accent 3" w:uiPriority="71" w:semiHidden="0" w:unhideWhenUsed="0"/>
+    <w:lsdException w:name="Colorful List Accent 3" w:uiPriority="72" w:semiHidden="0" w:unhideWhenUsed="0"/>
+    <w:lsdException w:name="Colorful Grid Accent 3" w:uiPriority="73" w:semiHidden="0" w:unhideWhenUsed="0"/>
+    <w:lsdException w:name="Light Shading Accent 4" w:uiPriority="60" w:semiHidden="0" w:unhideWhenUsed="0"/>
+    <w:lsdException w:name="Light List Accent 4" w:uiPriority="61" w:semiHidden="0" w:unhideWhenUsed="0"/>
+    <w:lsdException w:name="Light Grid Accent 4" w:uiPriority="62" w:semiHidden="0" w:unhideWhenUsed="0"/>
+    <w:lsdException w:name="Medium Shading 1 Accent 4" w:uiPriority="63" w:semiHidden="0" w:unhideWhenUsed="0"/>
+    <w:lsdException w:name="Medium Shading 2 Accent 4" w:uiPriority="64" w:semiHidden="0" w:unhideWhenUsed="0"/>
+    <w:lsdException w:name="Medium List 1 Accent 4" w:uiPriority="65" w:semiHidden="0" w:unhideWhenUsed="0"/>
+    <w:lsdException w:name="Medium List 2 Accent 4" w:uiPriority="66" w:semiHidden="0" w:unhideWhenUsed="0"/>
+    <w:lsdException w:name="Medium Grid 1 Accent 4" w:uiPriority="67" w:semiHidden="0" w:unhideWhenUsed="0"/>
+    <w:lsdException w:name="Medium Grid 2 Accent 4" w:uiPriority="68" w:semiHidden="0" w:unhideWhenUsed="0"/>
+    <w:lsdException w:name="Medium Grid 3 Accent 4" w:uiPriority="69" w:semiHidden="0" w:unhideWhenUsed="0"/>
+    <w:lsdException w:name="Dark List Accent 4" w:uiPriority="70" w:semiHidden="0" w:unhideWhenUsed="0"/>
+    <w:lsdException w:name="Colorful Shading Accent 4" w:uiPriority="71" w:semiHidden="0" w:unhideWhenUsed="0"/>
+    <w:lsdException w:name="Colorful List Accent 4" w:uiPriority="72" w:semiHidden="0" w:unhideWhenUsed="0"/>
+    <w:lsdException w:name="Colorful Grid Accent 4" w:uiPriority="73" w:semiHidden="0" w:unhideWhenUsed="0"/>
+    <w:lsdException w:name="Light Shading Accent 5" w:uiPriority="60" w:semiHidden="0" w:unhideWhenUsed="0"/>
+    <w:lsdException w:name="Light List Accent 5" w:uiPriority="61" w:semiHidden="0" w:unhideWhenUsed="0"/>
+    <w:lsdException w:name="Light Grid Accent 5" w:uiPriority="62" w:semiHidden="0" w:unhideWhenUsed="0"/>
+    <w:lsdException w:name="Medium Shading 1 Accent 5" w:uiPriority="63" w:semiHidden="0" w:unhideWhenUsed="0"/>
+    <w:lsdException w:name="Medium Shading 2 Accent 5" w:uiPriority="64" w:semiHidden="0" w:unhideWhenUsed="0"/>
+    <w:lsdException w:name="Medium List 1 Accent 5" w:uiPriority="65" w:semiHidden="0" w:unhideWhenUsed="0"/>
+    <w:lsdException w:name="Medium List 2 Accent 5" w:uiPriority="66" w:semiHidden="0" w:unhideWhenUsed="0"/>
+    <w:lsdException w:name="Medium Grid 1 Accent 5" w:uiPriority="67" w:semiHidden="0" w:unhideWhenUsed="0"/>
+    <w:lsdException w:name="Medium Grid 2 Accent 5" w:uiPriority="68" w:semiHidden="0" w:unhideWhenUsed="0"/>
+    <w:lsdException w:name="Medium Grid 3 Accent 5" w:uiPriority="69" w:semiHidden="0" w:unhideWhenUsed="0"/>
+    <w:lsdException w:name="Dark List Accent 5" w:uiPriority="70" w:semiHidden="0" w:unhideWhenUsed="0"/>
+    <w:lsdException w:name="Colorful Shading Accent 5" w:uiPriority="71" w:semiHidden="0" w:unhideWhenUsed="0"/>
+    <w:lsdException w:name="Colorful List Accent 5" w:uiPriority="72" w:semiHidden="0" w:unhideWhenUsed="0"/>
+    <w:lsdException w:name="Colorful Grid Accent 5" w:uiPriority="73" w:semiHidden="0" w:unhideWhenUsed="0"/>
+    <w:lsdException w:name="Light Shading Accent 6" w:uiPriority="60" w:semiHidden="0" w:unhideWhenUsed="0"/>
+    <w:lsdException w:name="Light List Accent 6" w:uiPriority="61" w:semiHidden="0" w:unhideWhenUsed="0"/>
+    <w:lsdException w:name="Light Grid Accent 6" w:uiPriority="62" w:semiHidden="0" w:unhideWhenUsed="0"/>
+    <w:lsdException w:name="Medium Shading 1 Accent 6" w:uiPriority="63" w:semiHidden="0" w:unhideWhenUsed="0"/>
+    <w:lsdException w:name="Medium Shading 2 Accent 6" w:uiPriority="64" w:semiHidden="0" w:unhideWhenUsed="0"/>
+    <w:lsdException w:name="Medium List 1 Accent 6" w:uiPriority="65" w:semiHidden="0" w:unhideWhenUsed="0"/>
+    <w:lsdException w:name="Medium List 2 Accent 6" w:uiPriority="66" w:semiHidden="0" w:unhideWhenUsed="0"/>
+    <w:lsdException w:name="Medium Grid 1 Accent 6" w:uiPriority="67" w:semiHidden="0" w:unhideWhenUsed="0"/>
+    <w:lsdException w:name="Medium Grid 2 Accent 6" w:uiPriority="68" w:semiHidden="0" w:unhideWhenUsed="0"/>
+    <w:lsdException w:name="Medium Grid 3 Accent 6" w:uiPriority="69" w:semiHidden="0" w:unhideWhenUsed="0"/>
+    <w:lsdException w:name="Dark List Accent 6" w:uiPriority="70" w:semiHidden="0" w:unhideWhenUsed="0"/>
+    <w:lsdException w:name="Colorful Shading Accent 6" w:uiPriority="71" w:semiHidden="0" w:unhideWhenUsed="0"/>
+    <w:lsdException w:name="Colorful List Accent 6" w:uiPriority="72" w:semiHidden="0" w:unhideWhenUsed="0"/>
+    <w:lsdException w:name="Colorful Grid Accent 6" w:uiPriority="73" w:semiHidden="0" w:unhideWhenUsed="0"/>
+    <w:lsdException w:name="Subtle Emphasis" w:uiPriority="19" w:semiHidden="0" w:unhideWhenUsed="0" w:qFormat="1"/>
+    <w:lsdException w:name="Intense Emphasis" w:uiPriority="21" w:semiHidden="0" w:unhideWhenUsed="0" w:qFormat="1"/>
+    <w:lsdException w:name="Subtle Reference" w:uiPriority="31" w:semiHidden="0" w:unhideWhenUsed="0" w:qFormat="1"/>
+    <w:lsdException w:name="Intense Reference" w:uiPriority="32" w:semiHidden="0" w:unhideWhenUsed="0" w:qFormat="1"/>
+    <w:lsdException w:name="Book Title" w:uiPriority="33" w:semiHidden="0" w:unhideWhenUsed="0" w:qFormat="1"/>
     <w:lsdException w:name="Bibliography" w:uiPriority="37"/>
     <w:lsdException w:name="TOC Heading" w:uiPriority="39" w:qFormat="1"/>
   </w:latentStyles>
-  <w:style w:type="paragraph" w:default="1" w:styleId="Normal">
+  <w:style w:type="paragraph" w:styleId="Normal" w:default="1">
     <w:name w:val="Normal"/>
     <w:qFormat/>
     <w:rsid w:val="00FC693F"/>
@@ -1021,7 +1039,7 @@
       <w:spacing w:after="0" w:line="240" w:lineRule="auto"/>
     </w:pPr>
   </w:style>
-  <w:style w:type="character" w:customStyle="1" w:styleId="HeaderChar">
+  <w:style w:type="character" w:styleId="HeaderChar" w:customStyle="1">
     <w:name w:val="Header Char"/>
     <w:basedOn w:val="DefaultParagraphFont"/>
     <w:link w:val="Header"/>
@@ -1043,7 +1061,7 @@
       <w:spacing w:after="0" w:line="240" w:lineRule="auto"/>
     </w:pPr>
   </w:style>
-  <w:style w:type="character" w:customStyle="1" w:styleId="FooterChar">
+  <w:style w:type="character" w:styleId="FooterChar" w:customStyle="1">
     <w:name w:val="Footer Char"/>
     <w:basedOn w:val="DefaultParagraphFont"/>
     <w:link w:val="Footer"/>
@@ -1065,7 +1083,7 @@
       <w:outlineLvl w:val="0"/>
     </w:pPr>
     <w:rPr>
-      <w:rFonts w:asciiTheme="majorHAnsi" w:eastAsiaTheme="majorEastAsia" w:hAnsiTheme="majorHAnsi" w:cstheme="majorBidi" w:ascii="Aptos Display" w:hAnsi="Aptos Display"/>
+      <w:rFonts w:ascii="Aptos Display" w:hAnsi="Aptos Display" w:asciiTheme="majorHAnsi" w:hAnsiTheme="majorHAnsi" w:eastAsiaTheme="majorEastAsia" w:cstheme="majorBidi"/>
       <w:b/>
       <w:bCs/>
       <w:color w:val="0B3D2E"/>
@@ -1089,7 +1107,7 @@
       <w:outlineLvl w:val="1"/>
     </w:pPr>
     <w:rPr>
-      <w:rFonts w:asciiTheme="majorHAnsi" w:eastAsiaTheme="majorEastAsia" w:hAnsiTheme="majorHAnsi" w:cstheme="majorBidi" w:ascii="Aptos" w:hAnsi="Aptos"/>
+      <w:rFonts w:ascii="Aptos" w:hAnsi="Aptos" w:asciiTheme="majorHAnsi" w:hAnsiTheme="majorHAnsi" w:eastAsiaTheme="majorEastAsia" w:cstheme="majorBidi"/>
       <w:b/>
       <w:bCs/>
       <w:color w:val="007A53"/>
@@ -1113,7 +1131,7 @@
       <w:outlineLvl w:val="2"/>
     </w:pPr>
     <w:rPr>
-      <w:rFonts w:asciiTheme="majorHAnsi" w:eastAsiaTheme="majorEastAsia" w:hAnsiTheme="majorHAnsi" w:cstheme="majorBidi" w:ascii="Aptos" w:hAnsi="Aptos"/>
+      <w:rFonts w:ascii="Aptos" w:hAnsi="Aptos" w:asciiTheme="majorHAnsi" w:hAnsiTheme="majorHAnsi" w:eastAsiaTheme="majorEastAsia" w:cstheme="majorBidi"/>
       <w:b/>
       <w:bCs/>
       <w:color w:val="1F2933"/>
@@ -1137,7 +1155,7 @@
       <w:outlineLvl w:val="3"/>
     </w:pPr>
     <w:rPr>
-      <w:rFonts w:asciiTheme="majorHAnsi" w:eastAsiaTheme="majorEastAsia" w:hAnsiTheme="majorHAnsi" w:cstheme="majorBidi"/>
+      <w:rFonts w:asciiTheme="majorHAnsi" w:hAnsiTheme="majorHAnsi" w:eastAsiaTheme="majorEastAsia" w:cstheme="majorBidi"/>
       <w:b/>
       <w:bCs/>
       <w:i/>
@@ -1162,7 +1180,7 @@
       <w:outlineLvl w:val="4"/>
     </w:pPr>
     <w:rPr>
-      <w:rFonts w:asciiTheme="majorHAnsi" w:eastAsiaTheme="majorEastAsia" w:hAnsiTheme="majorHAnsi" w:cstheme="majorBidi"/>
+      <w:rFonts w:asciiTheme="majorHAnsi" w:hAnsiTheme="majorHAnsi" w:eastAsiaTheme="majorEastAsia" w:cstheme="majorBidi"/>
       <w:color w:val="243F60" w:themeColor="accent1" w:themeShade="7F"/>
     </w:rPr>
   </w:style>
@@ -1183,7 +1201,7 @@
       <w:outlineLvl w:val="5"/>
     </w:pPr>
     <w:rPr>
-      <w:rFonts w:asciiTheme="majorHAnsi" w:eastAsiaTheme="majorEastAsia" w:hAnsiTheme="majorHAnsi" w:cstheme="majorBidi"/>
+      <w:rFonts w:asciiTheme="majorHAnsi" w:hAnsiTheme="majorHAnsi" w:eastAsiaTheme="majorEastAsia" w:cstheme="majorBidi"/>
       <w:i/>
       <w:iCs/>
       <w:color w:val="243F60" w:themeColor="accent1" w:themeShade="7F"/>
@@ -1206,7 +1224,7 @@
       <w:outlineLvl w:val="6"/>
     </w:pPr>
     <w:rPr>
-      <w:rFonts w:asciiTheme="majorHAnsi" w:eastAsiaTheme="majorEastAsia" w:hAnsiTheme="majorHAnsi" w:cstheme="majorBidi"/>
+      <w:rFonts w:asciiTheme="majorHAnsi" w:hAnsiTheme="majorHAnsi" w:eastAsiaTheme="majorEastAsia" w:cstheme="majorBidi"/>
       <w:i/>
       <w:iCs/>
       <w:color w:val="404040" w:themeColor="text1" w:themeTint="BF"/>
@@ -1229,7 +1247,7 @@
       <w:outlineLvl w:val="7"/>
     </w:pPr>
     <w:rPr>
-      <w:rFonts w:asciiTheme="majorHAnsi" w:eastAsiaTheme="majorEastAsia" w:hAnsiTheme="majorHAnsi" w:cstheme="majorBidi"/>
+      <w:rFonts w:asciiTheme="majorHAnsi" w:hAnsiTheme="majorHAnsi" w:eastAsiaTheme="majorEastAsia" w:cstheme="majorBidi"/>
       <w:color w:val="4F81BD" w:themeColor="accent1"/>
       <w:sz w:val="20"/>
       <w:szCs w:val="20"/>
@@ -1252,7 +1270,7 @@
       <w:outlineLvl w:val="8"/>
     </w:pPr>
     <w:rPr>
-      <w:rFonts w:asciiTheme="majorHAnsi" w:eastAsiaTheme="majorEastAsia" w:hAnsiTheme="majorHAnsi" w:cstheme="majorBidi"/>
+      <w:rFonts w:asciiTheme="majorHAnsi" w:hAnsiTheme="majorHAnsi" w:eastAsiaTheme="majorEastAsia" w:cstheme="majorBidi"/>
       <w:i/>
       <w:iCs/>
       <w:color w:val="404040" w:themeColor="text1" w:themeTint="BF"/>
@@ -1260,13 +1278,13 @@
       <w:szCs w:val="20"/>
     </w:rPr>
   </w:style>
-  <w:style w:type="character" w:default="1" w:styleId="DefaultParagraphFont">
+  <w:style w:type="character" w:styleId="DefaultParagraphFont" w:default="1">
     <w:name w:val="Default Paragraph Font"/>
     <w:uiPriority w:val="1"/>
     <w:semiHidden/>
     <w:unhideWhenUsed/>
   </w:style>
-  <w:style w:type="table" w:default="1" w:styleId="TableNormal">
+  <w:style w:type="table" w:styleId="TableNormal" w:default="1">
     <w:name w:val="Normal Table"/>
     <w:uiPriority w:val="99"/>
     <w:semiHidden/>
@@ -1281,7 +1299,7 @@
       </w:tblCellMar>
     </w:tblPr>
   </w:style>
-  <w:style w:type="numbering" w:default="1" w:styleId="NoList">
+  <w:style w:type="numbering" w:styleId="NoList" w:default="1">
     <w:name w:val="No List"/>
     <w:uiPriority w:val="99"/>
     <w:semiHidden/>
@@ -1296,14 +1314,14 @@
       <w:spacing w:after="0" w:line="240" w:lineRule="auto"/>
     </w:pPr>
   </w:style>
-  <w:style w:type="character" w:customStyle="1" w:styleId="Heading1Char">
+  <w:style w:type="character" w:styleId="Heading1Char" w:customStyle="1">
     <w:name w:val="Heading 1 Char"/>
     <w:basedOn w:val="DefaultParagraphFont"/>
     <w:link w:val="Heading1"/>
     <w:uiPriority w:val="9"/>
     <w:rsid w:val="00FC693F"/>
     <w:rPr>
-      <w:rFonts w:asciiTheme="majorHAnsi" w:eastAsiaTheme="majorEastAsia" w:hAnsiTheme="majorHAnsi" w:cstheme="majorBidi"/>
+      <w:rFonts w:asciiTheme="majorHAnsi" w:hAnsiTheme="majorHAnsi" w:eastAsiaTheme="majorEastAsia" w:cstheme="majorBidi"/>
       <w:b/>
       <w:bCs/>
       <w:color w:val="365F91" w:themeColor="accent1" w:themeShade="BF"/>
@@ -1311,14 +1329,14 @@
       <w:szCs w:val="28"/>
     </w:rPr>
   </w:style>
-  <w:style w:type="character" w:customStyle="1" w:styleId="Heading2Char">
+  <w:style w:type="character" w:styleId="Heading2Char" w:customStyle="1">
     <w:name w:val="Heading 2 Char"/>
     <w:basedOn w:val="DefaultParagraphFont"/>
     <w:link w:val="Heading2"/>
     <w:uiPriority w:val="9"/>
     <w:rsid w:val="00FC693F"/>
     <w:rPr>
-      <w:rFonts w:asciiTheme="majorHAnsi" w:eastAsiaTheme="majorEastAsia" w:hAnsiTheme="majorHAnsi" w:cstheme="majorBidi"/>
+      <w:rFonts w:asciiTheme="majorHAnsi" w:hAnsiTheme="majorHAnsi" w:eastAsiaTheme="majorEastAsia" w:cstheme="majorBidi"/>
       <w:b/>
       <w:bCs/>
       <w:color w:val="4F81BD" w:themeColor="accent1"/>
@@ -1326,14 +1344,14 @@
       <w:szCs w:val="26"/>
     </w:rPr>
   </w:style>
-  <w:style w:type="character" w:customStyle="1" w:styleId="Heading3Char">
+  <w:style w:type="character" w:styleId="Heading3Char" w:customStyle="1">
     <w:name w:val="Heading 3 Char"/>
     <w:basedOn w:val="DefaultParagraphFont"/>
     <w:link w:val="Heading3"/>
     <w:uiPriority w:val="9"/>
     <w:rsid w:val="00FC693F"/>
     <w:rPr>
-      <w:rFonts w:asciiTheme="majorHAnsi" w:eastAsiaTheme="majorEastAsia" w:hAnsiTheme="majorHAnsi" w:cstheme="majorBidi"/>
+      <w:rFonts w:asciiTheme="majorHAnsi" w:hAnsiTheme="majorHAnsi" w:eastAsiaTheme="majorEastAsia" w:cstheme="majorBidi"/>
       <w:b/>
       <w:bCs/>
       <w:color w:val="4F81BD" w:themeColor="accent1"/>
@@ -1349,13 +1367,13 @@
     <w:rsid w:val="00FC693F"/>
     <w:pPr>
       <w:pBdr>
-        <w:bottom w:val="single" w:sz="8" w:space="4" w:color="4F81BD" w:themeColor="accent1"/>
+        <w:bottom w:val="single" w:color="4F81BD" w:themeColor="accent1" w:sz="8" w:space="4"/>
       </w:pBdr>
       <w:spacing w:after="300" w:line="240" w:lineRule="auto"/>
       <w:contextualSpacing/>
     </w:pPr>
     <w:rPr>
-      <w:rFonts w:asciiTheme="majorHAnsi" w:eastAsiaTheme="majorEastAsia" w:hAnsiTheme="majorHAnsi" w:cstheme="majorBidi" w:ascii="Aptos Display" w:hAnsi="Aptos Display"/>
+      <w:rFonts w:ascii="Aptos Display" w:hAnsi="Aptos Display" w:asciiTheme="majorHAnsi" w:hAnsiTheme="majorHAnsi" w:eastAsiaTheme="majorEastAsia" w:cstheme="majorBidi"/>
       <w:b/>
       <w:color w:val="0B3D2E"/>
       <w:spacing w:val="5"/>
@@ -1364,14 +1382,14 @@
       <w:szCs w:val="52"/>
     </w:rPr>
   </w:style>
-  <w:style w:type="character" w:customStyle="1" w:styleId="TitleChar">
+  <w:style w:type="character" w:styleId="TitleChar" w:customStyle="1">
     <w:name w:val="Title Char"/>
     <w:basedOn w:val="DefaultParagraphFont"/>
     <w:link w:val="Title"/>
     <w:uiPriority w:val="10"/>
     <w:rsid w:val="00FC693F"/>
     <w:rPr>
-      <w:rFonts w:asciiTheme="majorHAnsi" w:eastAsiaTheme="majorEastAsia" w:hAnsiTheme="majorHAnsi" w:cstheme="majorBidi"/>
+      <w:rFonts w:asciiTheme="majorHAnsi" w:hAnsiTheme="majorHAnsi" w:eastAsiaTheme="majorEastAsia" w:cstheme="majorBidi"/>
       <w:color w:val="17365D" w:themeColor="text2" w:themeShade="BF"/>
       <w:spacing w:val="5"/>
       <w:kern w:val="28"/>
@@ -1393,7 +1411,7 @@
       </w:numPr>
     </w:pPr>
     <w:rPr>
-      <w:rFonts w:asciiTheme="majorHAnsi" w:eastAsiaTheme="majorEastAsia" w:hAnsiTheme="majorHAnsi" w:cstheme="majorBidi"/>
+      <w:rFonts w:asciiTheme="majorHAnsi" w:hAnsiTheme="majorHAnsi" w:eastAsiaTheme="majorEastAsia" w:cstheme="majorBidi"/>
       <w:i/>
       <w:iCs/>
       <w:color w:val="4F81BD" w:themeColor="accent1"/>
@@ -1402,14 +1420,14 @@
       <w:szCs w:val="24"/>
     </w:rPr>
   </w:style>
-  <w:style w:type="character" w:customStyle="1" w:styleId="SubtitleChar">
+  <w:style w:type="character" w:styleId="SubtitleChar" w:customStyle="1">
     <w:name w:val="Subtitle Char"/>
     <w:basedOn w:val="DefaultParagraphFont"/>
     <w:link w:val="Subtitle"/>
     <w:uiPriority w:val="11"/>
     <w:rsid w:val="00FC693F"/>
     <w:rPr>
-      <w:rFonts w:asciiTheme="majorHAnsi" w:eastAsiaTheme="majorEastAsia" w:hAnsiTheme="majorHAnsi" w:cstheme="majorBidi"/>
+      <w:rFonts w:asciiTheme="majorHAnsi" w:hAnsiTheme="majorHAnsi" w:eastAsiaTheme="majorEastAsia" w:cstheme="majorBidi"/>
       <w:i/>
       <w:iCs/>
       <w:color w:val="4F81BD" w:themeColor="accent1"/>
@@ -1440,7 +1458,7 @@
       <w:spacing w:after="120"/>
     </w:pPr>
   </w:style>
-  <w:style w:type="character" w:customStyle="1" w:styleId="BodyTextChar">
+  <w:style w:type="character" w:styleId="BodyTextChar" w:customStyle="1">
     <w:name w:val="Body Text Char"/>
     <w:basedOn w:val="DefaultParagraphFont"/>
     <w:link w:val="BodyText"/>
@@ -1458,7 +1476,7 @@
       <w:spacing w:after="120" w:line="480" w:lineRule="auto"/>
     </w:pPr>
   </w:style>
-  <w:style w:type="character" w:customStyle="1" w:styleId="BodyText2Char">
+  <w:style w:type="character" w:styleId="BodyText2Char" w:customStyle="1">
     <w:name w:val="Body Text 2 Char"/>
     <w:basedOn w:val="DefaultParagraphFont"/>
     <w:link w:val="BodyText2"/>
@@ -1480,7 +1498,7 @@
       <w:szCs w:val="16"/>
     </w:rPr>
   </w:style>
-  <w:style w:type="character" w:customStyle="1" w:styleId="BodyText3Char">
+  <w:style w:type="character" w:styleId="BodyText3Char" w:customStyle="1">
     <w:name w:val="Body Text 3 Char"/>
     <w:basedOn w:val="DefaultParagraphFont"/>
     <w:link w:val="BodyText3"/>
@@ -1661,7 +1679,7 @@
       <w:szCs w:val="20"/>
     </w:rPr>
   </w:style>
-  <w:style w:type="character" w:customStyle="1" w:styleId="MacroTextChar">
+  <w:style w:type="character" w:styleId="MacroTextChar" w:customStyle="1">
     <w:name w:val="Macro Text Char"/>
     <w:basedOn w:val="DefaultParagraphFont"/>
     <w:link w:val="MacroText"/>
@@ -1687,7 +1705,7 @@
       <w:color w:val="000000" w:themeColor="text1"/>
     </w:rPr>
   </w:style>
-  <w:style w:type="character" w:customStyle="1" w:styleId="QuoteChar">
+  <w:style w:type="character" w:styleId="QuoteChar" w:customStyle="1">
     <w:name w:val="Quote Char"/>
     <w:basedOn w:val="DefaultParagraphFont"/>
     <w:link w:val="Quote"/>
@@ -1699,7 +1717,7 @@
       <w:color w:val="000000" w:themeColor="text1"/>
     </w:rPr>
   </w:style>
-  <w:style w:type="character" w:customStyle="1" w:styleId="Heading4Char">
+  <w:style w:type="character" w:styleId="Heading4Char" w:customStyle="1">
     <w:name w:val="Heading 4 Char"/>
     <w:basedOn w:val="DefaultParagraphFont"/>
     <w:link w:val="Heading4"/>
@@ -1707,7 +1725,7 @@
     <w:semiHidden/>
     <w:rsid w:val="00FC693F"/>
     <w:rPr>
-      <w:rFonts w:asciiTheme="majorHAnsi" w:eastAsiaTheme="majorEastAsia" w:hAnsiTheme="majorHAnsi" w:cstheme="majorBidi"/>
+      <w:rFonts w:asciiTheme="majorHAnsi" w:hAnsiTheme="majorHAnsi" w:eastAsiaTheme="majorEastAsia" w:cstheme="majorBidi"/>
       <w:b/>
       <w:bCs/>
       <w:i/>
@@ -1715,7 +1733,7 @@
       <w:color w:val="4F81BD" w:themeColor="accent1"/>
     </w:rPr>
   </w:style>
-  <w:style w:type="character" w:customStyle="1" w:styleId="Heading5Char">
+  <w:style w:type="character" w:styleId="Heading5Char" w:customStyle="1">
     <w:name w:val="Heading 5 Char"/>
     <w:basedOn w:val="DefaultParagraphFont"/>
     <w:link w:val="Heading5"/>
@@ -1723,11 +1741,11 @@
     <w:semiHidden/>
     <w:rsid w:val="00FC693F"/>
     <w:rPr>
-      <w:rFonts w:asciiTheme="majorHAnsi" w:eastAsiaTheme="majorEastAsia" w:hAnsiTheme="majorHAnsi" w:cstheme="majorBidi"/>
+      <w:rFonts w:asciiTheme="majorHAnsi" w:hAnsiTheme="majorHAnsi" w:eastAsiaTheme="majorEastAsia" w:cstheme="majorBidi"/>
       <w:color w:val="243F60" w:themeColor="accent1" w:themeShade="7F"/>
     </w:rPr>
   </w:style>
-  <w:style w:type="character" w:customStyle="1" w:styleId="Heading6Char">
+  <w:style w:type="character" w:styleId="Heading6Char" w:customStyle="1">
     <w:name w:val="Heading 6 Char"/>
     <w:basedOn w:val="DefaultParagraphFont"/>
     <w:link w:val="Heading6"/>
@@ -1735,13 +1753,13 @@
     <w:semiHidden/>
     <w:rsid w:val="00FC693F"/>
     <w:rPr>
-      <w:rFonts w:asciiTheme="majorHAnsi" w:eastAsiaTheme="majorEastAsia" w:hAnsiTheme="majorHAnsi" w:cstheme="majorBidi"/>
+      <w:rFonts w:asciiTheme="majorHAnsi" w:hAnsiTheme="majorHAnsi" w:eastAsiaTheme="majorEastAsia" w:cstheme="majorBidi"/>
       <w:i/>
       <w:iCs/>
       <w:color w:val="243F60" w:themeColor="accent1" w:themeShade="7F"/>
     </w:rPr>
   </w:style>
-  <w:style w:type="character" w:customStyle="1" w:styleId="Heading7Char">
+  <w:style w:type="character" w:styleId="Heading7Char" w:customStyle="1">
     <w:name w:val="Heading 7 Char"/>
     <w:basedOn w:val="DefaultParagraphFont"/>
     <w:link w:val="Heading7"/>
@@ -1749,13 +1767,13 @@
     <w:semiHidden/>
     <w:rsid w:val="00FC693F"/>
     <w:rPr>
-      <w:rFonts w:asciiTheme="majorHAnsi" w:eastAsiaTheme="majorEastAsia" w:hAnsiTheme="majorHAnsi" w:cstheme="majorBidi"/>
+      <w:rFonts w:asciiTheme="majorHAnsi" w:hAnsiTheme="majorHAnsi" w:eastAsiaTheme="majorEastAsia" w:cstheme="majorBidi"/>
       <w:i/>
       <w:iCs/>
       <w:color w:val="404040" w:themeColor="text1" w:themeTint="BF"/>
     </w:rPr>
   </w:style>
-  <w:style w:type="character" w:customStyle="1" w:styleId="Heading8Char">
+  <w:style w:type="character" w:styleId="Heading8Char" w:customStyle="1">
     <w:name w:val="Heading 8 Char"/>
     <w:basedOn w:val="DefaultParagraphFont"/>
     <w:link w:val="Heading8"/>
@@ -1763,13 +1781,13 @@
     <w:semiHidden/>
     <w:rsid w:val="00FC693F"/>
     <w:rPr>
-      <w:rFonts w:asciiTheme="majorHAnsi" w:eastAsiaTheme="majorEastAsia" w:hAnsiTheme="majorHAnsi" w:cstheme="majorBidi"/>
+      <w:rFonts w:asciiTheme="majorHAnsi" w:hAnsiTheme="majorHAnsi" w:eastAsiaTheme="majorEastAsia" w:cstheme="majorBidi"/>
       <w:color w:val="4F81BD" w:themeColor="accent1"/>
       <w:sz w:val="20"/>
       <w:szCs w:val="20"/>
     </w:rPr>
   </w:style>
-  <w:style w:type="character" w:customStyle="1" w:styleId="Heading9Char">
+  <w:style w:type="character" w:styleId="Heading9Char" w:customStyle="1">
     <w:name w:val="Heading 9 Char"/>
     <w:basedOn w:val="DefaultParagraphFont"/>
     <w:link w:val="Heading9"/>
@@ -1777,7 +1795,7 @@
     <w:semiHidden/>
     <w:rsid w:val="00FC693F"/>
     <w:rPr>
-      <w:rFonts w:asciiTheme="majorHAnsi" w:eastAsiaTheme="majorEastAsia" w:hAnsiTheme="majorHAnsi" w:cstheme="majorBidi"/>
+      <w:rFonts w:asciiTheme="majorHAnsi" w:hAnsiTheme="majorHAnsi" w:eastAsiaTheme="majorEastAsia" w:cstheme="majorBidi"/>
       <w:i/>
       <w:iCs/>
       <w:color w:val="404040" w:themeColor="text1" w:themeTint="BF"/>
@@ -1837,7 +1855,7 @@
     <w:rsid w:val="00FC693F"/>
     <w:pPr>
       <w:pBdr>
-        <w:bottom w:val="single" w:sz="4" w:space="4" w:color="4F81BD" w:themeColor="accent1"/>
+        <w:bottom w:val="single" w:color="4F81BD" w:themeColor="accent1" w:sz="4" w:space="4"/>
       </w:pBdr>
       <w:spacing w:before="200" w:after="280"/>
       <w:ind w:left="936" w:right="936"/>
@@ -1850,7 +1868,7 @@
       <w:color w:val="4F81BD" w:themeColor="accent1"/>
     </w:rPr>
   </w:style>
-  <w:style w:type="character" w:customStyle="1" w:styleId="IntenseQuoteChar">
+  <w:style w:type="character" w:styleId="IntenseQuoteChar" w:customStyle="1">
     <w:name w:val="Intense Quote Char"/>
     <w:basedOn w:val="DefaultParagraphFont"/>
     <w:link w:val="IntenseQuote"/>
@@ -1954,12 +1972,12 @@
     <w:tblPr>
       <w:tblInd w:w="0" w:type="dxa"/>
       <w:tblBorders>
-        <w:top w:val="single" w:sz="4" w:space="0" w:color="auto"/>
-        <w:left w:val="single" w:sz="4" w:space="0" w:color="auto"/>
-        <w:bottom w:val="single" w:sz="4" w:space="0" w:color="auto"/>
-        <w:right w:val="single" w:sz="4" w:space="0" w:color="auto"/>
-        <w:insideH w:val="single" w:sz="4" w:space="0" w:color="auto"/>
-        <w:insideV w:val="single" w:sz="4" w:space="0" w:color="auto"/>
+        <w:top w:val="single" w:color="auto" w:sz="4" w:space="0"/>
+        <w:left w:val="single" w:color="auto" w:sz="4" w:space="0"/>
+        <w:bottom w:val="single" w:color="auto" w:sz="4" w:space="0"/>
+        <w:right w:val="single" w:color="auto" w:sz="4" w:space="0"/>
+        <w:insideH w:val="single" w:color="auto" w:sz="4" w:space="0"/>
+        <w:insideV w:val="single" w:color="auto" w:sz="4" w:space="0"/>
       </w:tblBorders>
       <w:tblCellMar>
         <w:top w:w="0" w:type="dxa"/>
@@ -1985,8 +2003,8 @@
       <w:tblStyleColBandSize w:val="1"/>
       <w:tblInd w:w="0" w:type="dxa"/>
       <w:tblBorders>
-        <w:top w:val="single" w:sz="8" w:space="0" w:color="000000" w:themeColor="text1"/>
-        <w:bottom w:val="single" w:sz="8" w:space="0" w:color="000000" w:themeColor="text1"/>
+        <w:top w:val="single" w:color="000000" w:themeColor="text1" w:sz="8" w:space="0"/>
+        <w:bottom w:val="single" w:color="000000" w:themeColor="text1" w:sz="8" w:space="0"/>
       </w:tblBorders>
       <w:tblCellMar>
         <w:top w:w="0" w:type="dxa"/>
@@ -2006,9 +2024,9 @@
       <w:tblPr/>
       <w:tcPr>
         <w:tcBorders>
-          <w:top w:val="single" w:sz="8" w:space="0" w:color="000000" w:themeColor="text1"/>
-          <w:left w:val="nil"/>
-          <w:bottom w:val="single" w:sz="8" w:space="0" w:color="000000" w:themeColor="text1"/>
+          <w:top w:val="single" w:color="000000" w:themeColor="text1" w:sz="8" w:space="0"/>
+          <w:left w:val="nil"/>
+          <w:bottom w:val="single" w:color="000000" w:themeColor="text1" w:sz="8" w:space="0"/>
           <w:right w:val="nil"/>
           <w:insideH w:val="nil"/>
           <w:insideV w:val="nil"/>
@@ -2026,9 +2044,9 @@
       <w:tblPr/>
       <w:tcPr>
         <w:tcBorders>
-          <w:top w:val="single" w:sz="8" w:space="0" w:color="000000" w:themeColor="text1"/>
-          <w:left w:val="nil"/>
-          <w:bottom w:val="single" w:sz="8" w:space="0" w:color="000000" w:themeColor="text1"/>
+          <w:top w:val="single" w:color="000000" w:themeColor="text1" w:sz="8" w:space="0"/>
+          <w:left w:val="nil"/>
+          <w:bottom w:val="single" w:color="000000" w:themeColor="text1" w:sz="8" w:space="0"/>
           <w:right w:val="nil"/>
           <w:insideH w:val="nil"/>
           <w:insideV w:val="nil"/>
@@ -2088,8 +2106,8 @@
       <w:tblStyleColBandSize w:val="1"/>
       <w:tblInd w:w="0" w:type="dxa"/>
       <w:tblBorders>
-        <w:top w:val="single" w:sz="8" w:space="0" w:color="4F81BD" w:themeColor="accent1"/>
-        <w:bottom w:val="single" w:sz="8" w:space="0" w:color="4F81BD" w:themeColor="accent1"/>
+        <w:top w:val="single" w:color="4F81BD" w:themeColor="accent1" w:sz="8" w:space="0"/>
+        <w:bottom w:val="single" w:color="4F81BD" w:themeColor="accent1" w:sz="8" w:space="0"/>
       </w:tblBorders>
       <w:tblCellMar>
         <w:top w:w="0" w:type="dxa"/>
@@ -2109,9 +2127,9 @@
       <w:tblPr/>
       <w:tcPr>
         <w:tcBorders>
-          <w:top w:val="single" w:sz="8" w:space="0" w:color="4F81BD" w:themeColor="accent1"/>
-          <w:left w:val="nil"/>
-          <w:bottom w:val="single" w:sz="8" w:space="0" w:color="4F81BD" w:themeColor="accent1"/>
+          <w:top w:val="single" w:color="4F81BD" w:themeColor="accent1" w:sz="8" w:space="0"/>
+          <w:left w:val="nil"/>
+          <w:bottom w:val="single" w:color="4F81BD" w:themeColor="accent1" w:sz="8" w:space="0"/>
           <w:right w:val="nil"/>
           <w:insideH w:val="nil"/>
           <w:insideV w:val="nil"/>
@@ -2129,9 +2147,9 @@
       <w:tblPr/>
       <w:tcPr>
         <w:tcBorders>
-          <w:top w:val="single" w:sz="8" w:space="0" w:color="4F81BD" w:themeColor="accent1"/>
-          <w:left w:val="nil"/>
-          <w:bottom w:val="single" w:sz="8" w:space="0" w:color="4F81BD" w:themeColor="accent1"/>
+          <w:top w:val="single" w:color="4F81BD" w:themeColor="accent1" w:sz="8" w:space="0"/>
+          <w:left w:val="nil"/>
+          <w:bottom w:val="single" w:color="4F81BD" w:themeColor="accent1" w:sz="8" w:space="0"/>
           <w:right w:val="nil"/>
           <w:insideH w:val="nil"/>
           <w:insideV w:val="nil"/>
@@ -2191,8 +2209,8 @@
       <w:tblStyleColBandSize w:val="1"/>
       <w:tblInd w:w="0" w:type="dxa"/>
       <w:tblBorders>
-        <w:top w:val="single" w:sz="8" w:space="0" w:color="C0504D" w:themeColor="accent2"/>
-        <w:bottom w:val="single" w:sz="8" w:space="0" w:color="C0504D" w:themeColor="accent2"/>
+        <w:top w:val="single" w:color="C0504D" w:themeColor="accent2" w:sz="8" w:space="0"/>
+        <w:bottom w:val="single" w:color="C0504D" w:themeColor="accent2" w:sz="8" w:space="0"/>
       </w:tblBorders>
       <w:tblCellMar>
         <w:top w:w="0" w:type="dxa"/>
@@ -2212,9 +2230,9 @@
       <w:tblPr/>
       <w:tcPr>
         <w:tcBorders>
-          <w:top w:val="single" w:sz="8" w:space="0" w:color="C0504D" w:themeColor="accent2"/>
-          <w:left w:val="nil"/>
-          <w:bottom w:val="single" w:sz="8" w:space="0" w:color="C0504D" w:themeColor="accent2"/>
+          <w:top w:val="single" w:color="C0504D" w:themeColor="accent2" w:sz="8" w:space="0"/>
+          <w:left w:val="nil"/>
+          <w:bottom w:val="single" w:color="C0504D" w:themeColor="accent2" w:sz="8" w:space="0"/>
           <w:right w:val="nil"/>
           <w:insideH w:val="nil"/>
           <w:insideV w:val="nil"/>
@@ -2232,9 +2250,9 @@
       <w:tblPr/>
       <w:tcPr>
         <w:tcBorders>
-          <w:top w:val="single" w:sz="8" w:space="0" w:color="C0504D" w:themeColor="accent2"/>
-          <w:left w:val="nil"/>
-          <w:bottom w:val="single" w:sz="8" w:space="0" w:color="C0504D" w:themeColor="accent2"/>
+          <w:top w:val="single" w:color="C0504D" w:themeColor="accent2" w:sz="8" w:space="0"/>
+          <w:left w:val="nil"/>
+          <w:bottom w:val="single" w:color="C0504D" w:themeColor="accent2" w:sz="8" w:space="0"/>
           <w:right w:val="nil"/>
           <w:insideH w:val="nil"/>
           <w:insideV w:val="nil"/>
@@ -2294,8 +2312,8 @@
       <w:tblStyleColBandSize w:val="1"/>
       <w:tblInd w:w="0" w:type="dxa"/>
       <w:tblBorders>
-        <w:top w:val="single" w:sz="8" w:space="0" w:color="9BBB59" w:themeColor="accent3"/>
-        <w:bottom w:val="single" w:sz="8" w:space="0" w:color="9BBB59" w:themeColor="accent3"/>
+        <w:top w:val="single" w:color="9BBB59" w:themeColor="accent3" w:sz="8" w:space="0"/>
+        <w:bottom w:val="single" w:color="9BBB59" w:themeColor="accent3" w:sz="8" w:space="0"/>
       </w:tblBorders>
       <w:tblCellMar>
         <w:top w:w="0" w:type="dxa"/>
@@ -2315,9 +2333,9 @@
       <w:tblPr/>
       <w:tcPr>
         <w:tcBorders>
-          <w:top w:val="single" w:sz="8" w:space="0" w:color="9BBB59" w:themeColor="accent3"/>
-          <w:left w:val="nil"/>
-          <w:bottom w:val="single" w:sz="8" w:space="0" w:color="9BBB59" w:themeColor="accent3"/>
+          <w:top w:val="single" w:color="9BBB59" w:themeColor="accent3" w:sz="8" w:space="0"/>
+          <w:left w:val="nil"/>
+          <w:bottom w:val="single" w:color="9BBB59" w:themeColor="accent3" w:sz="8" w:space="0"/>
           <w:right w:val="nil"/>
           <w:insideH w:val="nil"/>
           <w:insideV w:val="nil"/>
@@ -2335,9 +2353,9 @@
       <w:tblPr/>
       <w:tcPr>
         <w:tcBorders>
-          <w:top w:val="single" w:sz="8" w:space="0" w:color="9BBB59" w:themeColor="accent3"/>
-          <w:left w:val="nil"/>
-          <w:bottom w:val="single" w:sz="8" w:space="0" w:color="9BBB59" w:themeColor="accent3"/>
+          <w:top w:val="single" w:color="9BBB59" w:themeColor="accent3" w:sz="8" w:space="0"/>
+          <w:left w:val="nil"/>
+          <w:bottom w:val="single" w:color="9BBB59" w:themeColor="accent3" w:sz="8" w:space="0"/>
           <w:right w:val="nil"/>
           <w:insideH w:val="nil"/>
           <w:insideV w:val="nil"/>
@@ -2397,8 +2415,8 @@
       <w:tblStyleColBandSize w:val="1"/>
       <w:tblInd w:w="0" w:type="dxa"/>
       <w:tblBorders>
-        <w:top w:val="single" w:sz="8" w:space="0" w:color="8064A2" w:themeColor="accent4"/>
-        <w:bottom w:val="single" w:sz="8" w:space="0" w:color="8064A2" w:themeColor="accent4"/>
+        <w:top w:val="single" w:color="8064A2" w:themeColor="accent4" w:sz="8" w:space="0"/>
+        <w:bottom w:val="single" w:color="8064A2" w:themeColor="accent4" w:sz="8" w:space="0"/>
       </w:tblBorders>
       <w:tblCellMar>
         <w:top w:w="0" w:type="dxa"/>
@@ -2418,9 +2436,9 @@
       <w:tblPr/>
       <w:tcPr>
         <w:tcBorders>
-          <w:top w:val="single" w:sz="8" w:space="0" w:color="8064A2" w:themeColor="accent4"/>
-          <w:left w:val="nil"/>
-          <w:bottom w:val="single" w:sz="8" w:space="0" w:color="8064A2" w:themeColor="accent4"/>
+          <w:top w:val="single" w:color="8064A2" w:themeColor="accent4" w:sz="8" w:space="0"/>
+          <w:left w:val="nil"/>
+          <w:bottom w:val="single" w:color="8064A2" w:themeColor="accent4" w:sz="8" w:space="0"/>
           <w:right w:val="nil"/>
           <w:insideH w:val="nil"/>
           <w:insideV w:val="nil"/>
@@ -2438,9 +2456,9 @@
       <w:tblPr/>
       <w:tcPr>
         <w:tcBorders>
-          <w:top w:val="single" w:sz="8" w:space="0" w:color="8064A2" w:themeColor="accent4"/>
-          <w:left w:val="nil"/>
-          <w:bottom w:val="single" w:sz="8" w:space="0" w:color="8064A2" w:themeColor="accent4"/>
+          <w:top w:val="single" w:color="8064A2" w:themeColor="accent4" w:sz="8" w:space="0"/>
+          <w:left w:val="nil"/>
+          <w:bottom w:val="single" w:color="8064A2" w:themeColor="accent4" w:sz="8" w:space="0"/>
           <w:right w:val="nil"/>
           <w:insideH w:val="nil"/>
           <w:insideV w:val="nil"/>
@@ -2500,8 +2518,8 @@
       <w:tblStyleColBandSize w:val="1"/>
       <w:tblInd w:w="0" w:type="dxa"/>
       <w:tblBorders>
-        <w:top w:val="single" w:sz="8" w:space="0" w:color="4BACC6" w:themeColor="accent5"/>
-        <w:bottom w:val="single" w:sz="8" w:space="0" w:color="4BACC6" w:themeColor="accent5"/>
+        <w:top w:val="single" w:color="4BACC6" w:themeColor="accent5" w:sz="8" w:space="0"/>
+        <w:bottom w:val="single" w:color="4BACC6" w:themeColor="accent5" w:sz="8" w:space="0"/>
       </w:tblBorders>
       <w:tblCellMar>
         <w:top w:w="0" w:type="dxa"/>
@@ -2521,9 +2539,9 @@
       <w:tblPr/>
       <w:tcPr>
         <w:tcBorders>
-          <w:top w:val="single" w:sz="8" w:space="0" w:color="4BACC6" w:themeColor="accent5"/>
-          <w:left w:val="nil"/>
-          <w:bottom w:val="single" w:sz="8" w:space="0" w:color="4BACC6" w:themeColor="accent5"/>
+          <w:top w:val="single" w:color="4BACC6" w:themeColor="accent5" w:sz="8" w:space="0"/>
+          <w:left w:val="nil"/>
+          <w:bottom w:val="single" w:color="4BACC6" w:themeColor="accent5" w:sz="8" w:space="0"/>
           <w:right w:val="nil"/>
           <w:insideH w:val="nil"/>
           <w:insideV w:val="nil"/>
@@ -2541,9 +2559,9 @@
       <w:tblPr/>
       <w:tcPr>
         <w:tcBorders>
-          <w:top w:val="single" w:sz="8" w:space="0" w:color="4BACC6" w:themeColor="accent5"/>
-          <w:left w:val="nil"/>
-          <w:bottom w:val="single" w:sz="8" w:space="0" w:color="4BACC6" w:themeColor="accent5"/>
+          <w:top w:val="single" w:color="4BACC6" w:themeColor="accent5" w:sz="8" w:space="0"/>
+          <w:left w:val="nil"/>
+          <w:bottom w:val="single" w:color="4BACC6" w:themeColor="accent5" w:sz="8" w:space="0"/>
           <w:right w:val="nil"/>
           <w:insideH w:val="nil"/>
           <w:insideV w:val="nil"/>
@@ -2603,8 +2621,8 @@
       <w:tblStyleColBandSize w:val="1"/>
       <w:tblInd w:w="0" w:type="dxa"/>
       <w:tblBorders>
-        <w:top w:val="single" w:sz="8" w:space="0" w:color="F79646" w:themeColor="accent6"/>
-        <w:bottom w:val="single" w:sz="8" w:space="0" w:color="F79646" w:themeColor="accent6"/>
+        <w:top w:val="single" w:color="F79646" w:themeColor="accent6" w:sz="8" w:space="0"/>
+        <w:bottom w:val="single" w:color="F79646" w:themeColor="accent6" w:sz="8" w:space="0"/>
       </w:tblBorders>
       <w:tblCellMar>
         <w:top w:w="0" w:type="dxa"/>
@@ -2624,9 +2642,9 @@
       <w:tblPr/>
       <w:tcPr>
         <w:tcBorders>
-          <w:top w:val="single" w:sz="8" w:space="0" w:color="F79646" w:themeColor="accent6"/>
-          <w:left w:val="nil"/>
-          <w:bottom w:val="single" w:sz="8" w:space="0" w:color="F79646" w:themeColor="accent6"/>
+          <w:top w:val="single" w:color="F79646" w:themeColor="accent6" w:sz="8" w:space="0"/>
+          <w:left w:val="nil"/>
+          <w:bottom w:val="single" w:color="F79646" w:themeColor="accent6" w:sz="8" w:space="0"/>
           <w:right w:val="nil"/>
           <w:insideH w:val="nil"/>
           <w:insideV w:val="nil"/>
@@ -2644,9 +2662,9 @@
       <w:tblPr/>
       <w:tcPr>
         <w:tcBorders>
-          <w:top w:val="single" w:sz="8" w:space="0" w:color="F79646" w:themeColor="accent6"/>
-          <w:left w:val="nil"/>
-          <w:bottom w:val="single" w:sz="8" w:space="0" w:color="F79646" w:themeColor="accent6"/>
+          <w:top w:val="single" w:color="F79646" w:themeColor="accent6" w:sz="8" w:space="0"/>
+          <w:left w:val="nil"/>
+          <w:bottom w:val="single" w:color="F79646" w:themeColor="accent6" w:sz="8" w:space="0"/>
           <w:right w:val="nil"/>
           <w:insideH w:val="nil"/>
           <w:insideV w:val="nil"/>
@@ -2703,10 +2721,10 @@
       <w:tblStyleColBandSize w:val="1"/>
       <w:tblInd w:w="0" w:type="dxa"/>
       <w:tblBorders>
-        <w:top w:val="single" w:sz="8" w:space="0" w:color="000000" w:themeColor="text1"/>
-        <w:left w:val="single" w:sz="8" w:space="0" w:color="000000" w:themeColor="text1"/>
-        <w:bottom w:val="single" w:sz="8" w:space="0" w:color="000000" w:themeColor="text1"/>
-        <w:right w:val="single" w:sz="8" w:space="0" w:color="000000" w:themeColor="text1"/>
+        <w:top w:val="single" w:color="000000" w:themeColor="text1" w:sz="8" w:space="0"/>
+        <w:left w:val="single" w:color="000000" w:themeColor="text1" w:sz="8" w:space="0"/>
+        <w:bottom w:val="single" w:color="000000" w:themeColor="text1" w:sz="8" w:space="0"/>
+        <w:right w:val="single" w:color="000000" w:themeColor="text1" w:sz="8" w:space="0"/>
       </w:tblBorders>
       <w:tblCellMar>
         <w:top w:w="0" w:type="dxa"/>
@@ -2740,10 +2758,10 @@
       <w:tblPr/>
       <w:tcPr>
         <w:tcBorders>
-          <w:top w:val="double" w:sz="6" w:space="0" w:color="000000" w:themeColor="text1"/>
-          <w:left w:val="single" w:sz="8" w:space="0" w:color="000000" w:themeColor="text1"/>
-          <w:bottom w:val="single" w:sz="8" w:space="0" w:color="000000" w:themeColor="text1"/>
-          <w:right w:val="single" w:sz="8" w:space="0" w:color="000000" w:themeColor="text1"/>
+          <w:top w:val="double" w:color="000000" w:themeColor="text1" w:sz="6" w:space="0"/>
+          <w:left w:val="single" w:color="000000" w:themeColor="text1" w:sz="8" w:space="0"/>
+          <w:bottom w:val="single" w:color="000000" w:themeColor="text1" w:sz="8" w:space="0"/>
+          <w:right w:val="single" w:color="000000" w:themeColor="text1" w:sz="8" w:space="0"/>
         </w:tcBorders>
       </w:tcPr>
     </w:tblStylePr>
@@ -2763,10 +2781,10 @@
       <w:tblPr/>
       <w:tcPr>
         <w:tcBorders>
-          <w:top w:val="single" w:sz="8" w:space="0" w:color="000000" w:themeColor="text1"/>
-          <w:left w:val="single" w:sz="8" w:space="0" w:color="000000" w:themeColor="text1"/>
-          <w:bottom w:val="single" w:sz="8" w:space="0" w:color="000000" w:themeColor="text1"/>
-          <w:right w:val="single" w:sz="8" w:space="0" w:color="000000" w:themeColor="text1"/>
+          <w:top w:val="single" w:color="000000" w:themeColor="text1" w:sz="8" w:space="0"/>
+          <w:left w:val="single" w:color="000000" w:themeColor="text1" w:sz="8" w:space="0"/>
+          <w:bottom w:val="single" w:color="000000" w:themeColor="text1" w:sz="8" w:space="0"/>
+          <w:right w:val="single" w:color="000000" w:themeColor="text1" w:sz="8" w:space="0"/>
         </w:tcBorders>
       </w:tcPr>
     </w:tblStylePr>
@@ -2774,10 +2792,10 @@
       <w:tblPr/>
       <w:tcPr>
         <w:tcBorders>
-          <w:top w:val="single" w:sz="8" w:space="0" w:color="000000" w:themeColor="text1"/>
-          <w:left w:val="single" w:sz="8" w:space="0" w:color="000000" w:themeColor="text1"/>
-          <w:bottom w:val="single" w:sz="8" w:space="0" w:color="000000" w:themeColor="text1"/>
-          <w:right w:val="single" w:sz="8" w:space="0" w:color="000000" w:themeColor="text1"/>
+          <w:top w:val="single" w:color="000000" w:themeColor="text1" w:sz="8" w:space="0"/>
+          <w:left w:val="single" w:color="000000" w:themeColor="text1" w:sz="8" w:space="0"/>
+          <w:bottom w:val="single" w:color="000000" w:themeColor="text1" w:sz="8" w:space="0"/>
+          <w:right w:val="single" w:color="000000" w:themeColor="text1" w:sz="8" w:space="0"/>
         </w:tcBorders>
       </w:tcPr>
     </w:tblStylePr>
@@ -2795,10 +2813,10 @@
       <w:tblStyleColBandSize w:val="1"/>
       <w:tblInd w:w="0" w:type="dxa"/>
       <w:tblBorders>
-        <w:top w:val="single" w:sz="8" w:space="0" w:color="4F81BD" w:themeColor="accent1"/>
-        <w:left w:val="single" w:sz="8" w:space="0" w:color="4F81BD" w:themeColor="accent1"/>
-        <w:bottom w:val="single" w:sz="8" w:space="0" w:color="4F81BD" w:themeColor="accent1"/>
-        <w:right w:val="single" w:sz="8" w:space="0" w:color="4F81BD" w:themeColor="accent1"/>
+        <w:top w:val="single" w:color="4F81BD" w:themeColor="accent1" w:sz="8" w:space="0"/>
+        <w:left w:val="single" w:color="4F81BD" w:themeColor="accent1" w:sz="8" w:space="0"/>
+        <w:bottom w:val="single" w:color="4F81BD" w:themeColor="accent1" w:sz="8" w:space="0"/>
+        <w:right w:val="single" w:color="4F81BD" w:themeColor="accent1" w:sz="8" w:space="0"/>
       </w:tblBorders>
       <w:tblCellMar>
         <w:top w:w="0" w:type="dxa"/>
@@ -2832,10 +2850,10 @@
       <w:tblPr/>
       <w:tcPr>
         <w:tcBorders>
-          <w:top w:val="double" w:sz="6" w:space="0" w:color="4F81BD" w:themeColor="accent1"/>
-          <w:left w:val="single" w:sz="8" w:space="0" w:color="4F81BD" w:themeColor="accent1"/>
-          <w:bottom w:val="single" w:sz="8" w:space="0" w:color="4F81BD" w:themeColor="accent1"/>
-          <w:right w:val="single" w:sz="8" w:space="0" w:color="4F81BD" w:themeColor="accent1"/>
+          <w:top w:val="double" w:color="4F81BD" w:themeColor="accent1" w:sz="6" w:space="0"/>
+          <w:left w:val="single" w:color="4F81BD" w:themeColor="accent1" w:sz="8" w:space="0"/>
+          <w:bottom w:val="single" w:color="4F81BD" w:themeColor="accent1" w:sz="8" w:space="0"/>
+          <w:right w:val="single" w:color="4F81BD" w:themeColor="accent1" w:sz="8" w:space="0"/>
         </w:tcBorders>
       </w:tcPr>
     </w:tblStylePr>
@@ -2855,10 +2873,10 @@
       <w:tblPr/>
       <w:tcPr>
         <w:tcBorders>
-          <w:top w:val="single" w:sz="8" w:space="0" w:color="4F81BD" w:themeColor="accent1"/>
-          <w:left w:val="single" w:sz="8" w:space="0" w:color="4F81BD" w:themeColor="accent1"/>
-          <w:bottom w:val="single" w:sz="8" w:space="0" w:color="4F81BD" w:themeColor="accent1"/>
-          <w:right w:val="single" w:sz="8" w:space="0" w:color="4F81BD" w:themeColor="accent1"/>
+          <w:top w:val="single" w:color="4F81BD" w:themeColor="accent1" w:sz="8" w:space="0"/>
+          <w:left w:val="single" w:color="4F81BD" w:themeColor="accent1" w:sz="8" w:space="0"/>
+          <w:bottom w:val="single" w:color="4F81BD" w:themeColor="accent1" w:sz="8" w:space="0"/>
+          <w:right w:val="single" w:color="4F81BD" w:themeColor="accent1" w:sz="8" w:space="0"/>
         </w:tcBorders>
       </w:tcPr>
     </w:tblStylePr>
@@ -2866,10 +2884,10 @@
       <w:tblPr/>
       <w:tcPr>
         <w:tcBorders>
-          <w:top w:val="single" w:sz="8" w:space="0" w:color="4F81BD" w:themeColor="accent1"/>
-          <w:left w:val="single" w:sz="8" w:space="0" w:color="4F81BD" w:themeColor="accent1"/>
-          <w:bottom w:val="single" w:sz="8" w:space="0" w:color="4F81BD" w:themeColor="accent1"/>
-          <w:right w:val="single" w:sz="8" w:space="0" w:color="4F81BD" w:themeColor="accent1"/>
+          <w:top w:val="single" w:color="4F81BD" w:themeColor="accent1" w:sz="8" w:space="0"/>
+          <w:left w:val="single" w:color="4F81BD" w:themeColor="accent1" w:sz="8" w:space="0"/>
+          <w:bottom w:val="single" w:color="4F81BD" w:themeColor="accent1" w:sz="8" w:space="0"/>
+          <w:right w:val="single" w:color="4F81BD" w:themeColor="accent1" w:sz="8" w:space="0"/>
         </w:tcBorders>
       </w:tcPr>
     </w:tblStylePr>
@@ -2887,10 +2905,10 @@
       <w:tblStyleColBandSize w:val="1"/>
       <w:tblInd w:w="0" w:type="dxa"/>
       <w:tblBorders>
-        <w:top w:val="single" w:sz="8" w:space="0" w:color="C0504D" w:themeColor="accent2"/>
-        <w:left w:val="single" w:sz="8" w:space="0" w:color="C0504D" w:themeColor="accent2"/>
-        <w:bottom w:val="single" w:sz="8" w:space="0" w:color="C0504D" w:themeColor="accent2"/>
-        <w:right w:val="single" w:sz="8" w:space="0" w:color="C0504D" w:themeColor="accent2"/>
+        <w:top w:val="single" w:color="C0504D" w:themeColor="accent2" w:sz="8" w:space="0"/>
+        <w:left w:val="single" w:color="C0504D" w:themeColor="accent2" w:sz="8" w:space="0"/>
+        <w:bottom w:val="single" w:color="C0504D" w:themeColor="accent2" w:sz="8" w:space="0"/>
+        <w:right w:val="single" w:color="C0504D" w:themeColor="accent2" w:sz="8" w:space="0"/>
       </w:tblBorders>
       <w:tblCellMar>
         <w:top w:w="0" w:type="dxa"/>
@@ -2924,10 +2942,10 @@
       <w:tblPr/>
       <w:tcPr>
         <w:tcBorders>
-          <w:top w:val="double" w:sz="6" w:space="0" w:color="C0504D" w:themeColor="accent2"/>
-          <w:left w:val="single" w:sz="8" w:space="0" w:color="C0504D" w:themeColor="accent2"/>
-          <w:bottom w:val="single" w:sz="8" w:space="0" w:color="C0504D" w:themeColor="accent2"/>
-          <w:right w:val="single" w:sz="8" w:space="0" w:color="C0504D" w:themeColor="accent2"/>
+          <w:top w:val="double" w:color="C0504D" w:themeColor="accent2" w:sz="6" w:space="0"/>
+          <w:left w:val="single" w:color="C0504D" w:themeColor="accent2" w:sz="8" w:space="0"/>
+          <w:bottom w:val="single" w:color="C0504D" w:themeColor="accent2" w:sz="8" w:space="0"/>
+          <w:right w:val="single" w:color="C0504D" w:themeColor="accent2" w:sz="8" w:space="0"/>
         </w:tcBorders>
       </w:tcPr>
     </w:tblStylePr>
@@ -2947,10 +2965,10 @@
       <w:tblPr/>
       <w:tcPr>
         <w:tcBorders>
-          <w:top w:val="single" w:sz="8" w:space="0" w:color="C0504D" w:themeColor="accent2"/>
-          <w:left w:val="single" w:sz="8" w:space="0" w:color="C0504D" w:themeColor="accent2"/>
-          <w:bottom w:val="single" w:sz="8" w:space="0" w:color="C0504D" w:themeColor="accent2"/>
-          <w:right w:val="single" w:sz="8" w:space="0" w:color="C0504D" w:themeColor="accent2"/>
+          <w:top w:val="single" w:color="C0504D" w:themeColor="accent2" w:sz="8" w:space="0"/>
+          <w:left w:val="single" w:color="C0504D" w:themeColor="accent2" w:sz="8" w:space="0"/>
+          <w:bottom w:val="single" w:color="C0504D" w:themeColor="accent2" w:sz="8" w:space="0"/>
+          <w:right w:val="single" w:color="C0504D" w:themeColor="accent2" w:sz="8" w:space="0"/>
         </w:tcBorders>
       </w:tcPr>
     </w:tblStylePr>
@@ -2958,10 +2976,10 @@
       <w:tblPr/>
       <w:tcPr>
         <w:tcBorders>
-          <w:top w:val="single" w:sz="8" w:space="0" w:color="C0504D" w:themeColor="accent2"/>
-          <w:left w:val="single" w:sz="8" w:space="0" w:color="C0504D" w:themeColor="accent2"/>
-          <w:bottom w:val="single" w:sz="8" w:space="0" w:color="C0504D" w:themeColor="accent2"/>
-          <w:right w:val="single" w:sz="8" w:space="0" w:color="C0504D" w:themeColor="accent2"/>
+          <w:top w:val="single" w:color="C0504D" w:themeColor="accent2" w:sz="8" w:space="0"/>
+          <w:left w:val="single" w:color="C0504D" w:themeColor="accent2" w:sz="8" w:space="0"/>
+          <w:bottom w:val="single" w:color="C0504D" w:themeColor="accent2" w:sz="8" w:space="0"/>
+          <w:right w:val="single" w:color="C0504D" w:themeColor="accent2" w:sz="8" w:space="0"/>
         </w:tcBorders>
       </w:tcPr>
     </w:tblStylePr>
@@ -2979,10 +2997,10 @@
       <w:tblStyleColBandSize w:val="1"/>
       <w:tblInd w:w="0" w:type="dxa"/>
       <w:tblBorders>
-        <w:top w:val="single" w:sz="8" w:space="0" w:color="9BBB59" w:themeColor="accent3"/>
-        <w:left w:val="single" w:sz="8" w:space="0" w:color="9BBB59" w:themeColor="accent3"/>
-        <w:bottom w:val="single" w:sz="8" w:space="0" w:color="9BBB59" w:themeColor="accent3"/>
-        <w:right w:val="single" w:sz="8" w:space="0" w:color="9BBB59" w:themeColor="accent3"/>
+        <w:top w:val="single" w:color="9BBB59" w:themeColor="accent3" w:sz="8" w:space="0"/>
+        <w:left w:val="single" w:color="9BBB59" w:themeColor="accent3" w:sz="8" w:space="0"/>
+        <w:bottom w:val="single" w:color="9BBB59" w:themeColor="accent3" w:sz="8" w:space="0"/>
+        <w:right w:val="single" w:color="9BBB59" w:themeColor="accent3" w:sz="8" w:space="0"/>
       </w:tblBorders>
       <w:tblCellMar>
         <w:top w:w="0" w:type="dxa"/>
@@ -3016,10 +3034,10 @@
       <w:tblPr/>
       <w:tcPr>
         <w:tcBorders>
-          <w:top w:val="double" w:sz="6" w:space="0" w:color="9BBB59" w:themeColor="accent3"/>
-          <w:left w:val="single" w:sz="8" w:space="0" w:color="9BBB59" w:themeColor="accent3"/>
-          <w:bottom w:val="single" w:sz="8" w:space="0" w:color="9BBB59" w:themeColor="accent3"/>
-          <w:right w:val="single" w:sz="8" w:space="0" w:color="9BBB59" w:themeColor="accent3"/>
+          <w:top w:val="double" w:color="9BBB59" w:themeColor="accent3" w:sz="6" w:space="0"/>
+          <w:left w:val="single" w:color="9BBB59" w:themeColor="accent3" w:sz="8" w:space="0"/>
+          <w:bottom w:val="single" w:color="9BBB59" w:themeColor="accent3" w:sz="8" w:space="0"/>
+          <w:right w:val="single" w:color="9BBB59" w:themeColor="accent3" w:sz="8" w:space="0"/>
         </w:tcBorders>
       </w:tcPr>
     </w:tblStylePr>
@@ -3039,10 +3057,10 @@
       <w:tblPr/>
       <w:tcPr>
         <w:tcBorders>
-          <w:top w:val="single" w:sz="8" w:space="0" w:color="9BBB59" w:themeColor="accent3"/>
-          <w:left w:val="single" w:sz="8" w:space="0" w:color="9BBB59" w:themeColor="accent3"/>
-          <w:bottom w:val="single" w:sz="8" w:space="0" w:color="9BBB59" w:themeColor="accent3"/>
-          <w:right w:val="single" w:sz="8" w:space="0" w:color="9BBB59" w:themeColor="accent3"/>
+          <w:top w:val="single" w:color="9BBB59" w:themeColor="accent3" w:sz="8" w:space="0"/>
+          <w:left w:val="single" w:color="9BBB59" w:themeColor="accent3" w:sz="8" w:space="0"/>
+          <w:bottom w:val="single" w:color="9BBB59" w:themeColor="accent3" w:sz="8" w:space="0"/>
+          <w:right w:val="single" w:color="9BBB59" w:themeColor="accent3" w:sz="8" w:space="0"/>
         </w:tcBorders>
       </w:tcPr>
     </w:tblStylePr>
@@ -3050,10 +3068,10 @@
       <w:tblPr/>
       <w:tcPr>
         <w:tcBorders>
-          <w:top w:val="single" w:sz="8" w:space="0" w:color="9BBB59" w:themeColor="accent3"/>
-          <w:left w:val="single" w:sz="8" w:space="0" w:color="9BBB59" w:themeColor="accent3"/>
-          <w:bottom w:val="single" w:sz="8" w:space="0" w:color="9BBB59" w:themeColor="accent3"/>
-          <w:right w:val="single" w:sz="8" w:space="0" w:color="9BBB59" w:themeColor="accent3"/>
+          <w:top w:val="single" w:color="9BBB59" w:themeColor="accent3" w:sz="8" w:space="0"/>
+          <w:left w:val="single" w:color="9BBB59" w:themeColor="accent3" w:sz="8" w:space="0"/>
+          <w:bottom w:val="single" w:color="9BBB59" w:themeColor="accent3" w:sz="8" w:space="0"/>
+          <w:right w:val="single" w:color="9BBB59" w:themeColor="accent3" w:sz="8" w:space="0"/>
         </w:tcBorders>
       </w:tcPr>
     </w:tblStylePr>
@@ -3071,10 +3089,10 @@
       <w:tblStyleColBandSize w:val="1"/>
       <w:tblInd w:w="0" w:type="dxa"/>
       <w:tblBorders>
-        <w:top w:val="single" w:sz="8" w:space="0" w:color="8064A2" w:themeColor="accent4"/>
-        <w:left w:val="single" w:sz="8" w:space="0" w:color="8064A2" w:themeColor="accent4"/>
-        <w:bottom w:val="single" w:sz="8" w:space="0" w:color="8064A2" w:themeColor="accent4"/>
-        <w:right w:val="single" w:sz="8" w:space="0" w:color="8064A2" w:themeColor="accent4"/>
+        <w:top w:val="single" w:color="8064A2" w:themeColor="accent4" w:sz="8" w:space="0"/>
+        <w:left w:val="single" w:color="8064A2" w:themeColor="accent4" w:sz="8" w:space="0"/>
+        <w:bottom w:val="single" w:color="8064A2" w:themeColor="accent4" w:sz="8" w:space="0"/>
+        <w:right w:val="single" w:color="8064A2" w:themeColor="accent4" w:sz="8" w:space="0"/>
       </w:tblBorders>
       <w:tblCellMar>
         <w:top w:w="0" w:type="dxa"/>
@@ -3108,10 +3126,10 @@
       <w:tblPr/>
       <w:tcPr>
         <w:tcBorders>
-          <w:top w:val="double" w:sz="6" w:space="0" w:color="8064A2" w:themeColor="accent4"/>
-          <w:left w:val="single" w:sz="8" w:space="0" w:color="8064A2" w:themeColor="accent4"/>
-          <w:bottom w:val="single" w:sz="8" w:space="0" w:color="8064A2" w:themeColor="accent4"/>
-          <w:right w:val="single" w:sz="8" w:space="0" w:color="8064A2" w:themeColor="accent4"/>
+          <w:top w:val="double" w:color="8064A2" w:themeColor="accent4" w:sz="6" w:space="0"/>
+          <w:left w:val="single" w:color="8064A2" w:themeColor="accent4" w:sz="8" w:space="0"/>
+          <w:bottom w:val="single" w:color="8064A2" w:themeColor="accent4" w:sz="8" w:space="0"/>
+          <w:right w:val="single" w:color="8064A2" w:themeColor="accent4" w:sz="8" w:space="0"/>
         </w:tcBorders>
       </w:tcPr>
     </w:tblStylePr>
@@ -3131,10 +3149,10 @@
       <w:tblPr/>
       <w:tcPr>
         <w:tcBorders>
-          <w:top w:val="single" w:sz="8" w:space="0" w:color="8064A2" w:themeColor="accent4"/>
-          <w:left w:val="single" w:sz="8" w:space="0" w:color="8064A2" w:themeColor="accent4"/>
-          <w:bottom w:val="single" w:sz="8" w:space="0" w:color="8064A2" w:themeColor="accent4"/>
-          <w:right w:val="single" w:sz="8" w:space="0" w:color="8064A2" w:themeColor="accent4"/>
+          <w:top w:val="single" w:color="8064A2" w:themeColor="accent4" w:sz="8" w:space="0"/>
+          <w:left w:val="single" w:color="8064A2" w:themeColor="accent4" w:sz="8" w:space="0"/>
+          <w:bottom w:val="single" w:color="8064A2" w:themeColor="accent4" w:sz="8" w:space="0"/>
+          <w:right w:val="single" w:color="8064A2" w:themeColor="accent4" w:sz="8" w:space="0"/>
         </w:tcBorders>
       </w:tcPr>
     </w:tblStylePr>
@@ -3142,10 +3160,10 @@
       <w:tblPr/>
       <w:tcPr>
         <w:tcBorders>
-          <w:top w:val="single" w:sz="8" w:space="0" w:color="8064A2" w:themeColor="accent4"/>
-          <w:left w:val="single" w:sz="8" w:space="0" w:color="8064A2" w:themeColor="accent4"/>
-          <w:bottom w:val="single" w:sz="8" w:space="0" w:color="8064A2" w:themeColor="accent4"/>
-          <w:right w:val="single" w:sz="8" w:space="0" w:color="8064A2" w:themeColor="accent4"/>
+          <w:top w:val="single" w:color="8064A2" w:themeColor="accent4" w:sz="8" w:space="0"/>
+          <w:left w:val="single" w:color="8064A2" w:themeColor="accent4" w:sz="8" w:space="0"/>
+          <w:bottom w:val="single" w:color="8064A2" w:themeColor="accent4" w:sz="8" w:space="0"/>
+          <w:right w:val="single" w:color="8064A2" w:themeColor="accent4" w:sz="8" w:space="0"/>
         </w:tcBorders>
       </w:tcPr>
     </w:tblStylePr>
@@ -3163,10 +3181,10 @@
       <w:tblStyleColBandSize w:val="1"/>
       <w:tblInd w:w="0" w:type="dxa"/>
       <w:tblBorders>
-        <w:top w:val="single" w:sz="8" w:space="0" w:color="4BACC6" w:themeColor="accent5"/>
-        <w:left w:val="single" w:sz="8" w:space="0" w:color="4BACC6" w:themeColor="accent5"/>
-        <w:bottom w:val="single" w:sz="8" w:space="0" w:color="4BACC6" w:themeColor="accent5"/>
-        <w:right w:val="single" w:sz="8" w:space="0" w:color="4BACC6" w:themeColor="accent5"/>
+        <w:top w:val="single" w:color="4BACC6" w:themeColor="accent5" w:sz="8" w:space="0"/>
+        <w:left w:val="single" w:color="4BACC6" w:themeColor="accent5" w:sz="8" w:space="0"/>
+        <w:bottom w:val="single" w:color="4BACC6" w:themeColor="accent5" w:sz="8" w:space="0"/>
+        <w:right w:val="single" w:color="4BACC6" w:themeColor="accent5" w:sz="8" w:space="0"/>
       </w:tblBorders>
       <w:tblCellMar>
         <w:top w:w="0" w:type="dxa"/>
@@ -3200,10 +3218,10 @@
       <w:tblPr/>
       <w:tcPr>
         <w:tcBorders>
-          <w:top w:val="double" w:sz="6" w:space="0" w:color="4BACC6" w:themeColor="accent5"/>
-          <w:left w:val="single" w:sz="8" w:space="0" w:color="4BACC6" w:themeColor="accent5"/>
-          <w:bottom w:val="single" w:sz="8" w:space="0" w:color="4BACC6" w:themeColor="accent5"/>
-          <w:right w:val="single" w:sz="8" w:space="0" w:color="4BACC6" w:themeColor="accent5"/>
+          <w:top w:val="double" w:color="4BACC6" w:themeColor="accent5" w:sz="6" w:space="0"/>
+          <w:left w:val="single" w:color="4BACC6" w:themeColor="accent5" w:sz="8" w:space="0"/>
+          <w:bottom w:val="single" w:color="4BACC6" w:themeColor="accent5" w:sz="8" w:space="0"/>
+          <w:right w:val="single" w:color="4BACC6" w:themeColor="accent5" w:sz="8" w:space="0"/>
         </w:tcBorders>
       </w:tcPr>
     </w:tblStylePr>
@@ -3223,10 +3241,10 @@
       <w:tblPr/>
       <w:tcPr>
         <w:tcBorders>
-          <w:top w:val="single" w:sz="8" w:space="0" w:color="4BACC6" w:themeColor="accent5"/>
-          <w:left w:val="single" w:sz="8" w:space="0" w:color="4BACC6" w:themeColor="accent5"/>
-          <w:bottom w:val="single" w:sz="8" w:space="0" w:color="4BACC6" w:themeColor="accent5"/>
-          <w:right w:val="single" w:sz="8" w:space="0" w:color="4BACC6" w:themeColor="accent5"/>
+          <w:top w:val="single" w:color="4BACC6" w:themeColor="accent5" w:sz="8" w:space="0"/>
+          <w:left w:val="single" w:color="4BACC6" w:themeColor="accent5" w:sz="8" w:space="0"/>
+          <w:bottom w:val="single" w:color="4BACC6" w:themeColor="accent5" w:sz="8" w:space="0"/>
+          <w:right w:val="single" w:color="4BACC6" w:themeColor="accent5" w:sz="8" w:space="0"/>
         </w:tcBorders>
       </w:tcPr>
     </w:tblStylePr>
@@ -3234,10 +3252,10 @@
       <w:tblPr/>
       <w:tcPr>
         <w:tcBorders>
-          <w:top w:val="single" w:sz="8" w:space="0" w:color="4BACC6" w:themeColor="accent5"/>
-          <w:left w:val="single" w:sz="8" w:space="0" w:color="4BACC6" w:themeColor="accent5"/>
-          <w:bottom w:val="single" w:sz="8" w:space="0" w:color="4BACC6" w:themeColor="accent5"/>
-          <w:right w:val="single" w:sz="8" w:space="0" w:color="4BACC6" w:themeColor="accent5"/>
+          <w:top w:val="single" w:color="4BACC6" w:themeColor="accent5" w:sz="8" w:space="0"/>
+          <w:left w:val="single" w:color="4BACC6" w:themeColor="accent5" w:sz="8" w:space="0"/>
+          <w:bottom w:val="single" w:color="4BACC6" w:themeColor="accent5" w:sz="8" w:space="0"/>
+          <w:right w:val="single" w:color="4BACC6" w:themeColor="accent5" w:sz="8" w:space="0"/>
         </w:tcBorders>
       </w:tcPr>
     </w:tblStylePr>
@@ -3255,10 +3273,10 @@
       <w:tblStyleColBandSize w:val="1"/>
       <w:tblInd w:w="0" w:type="dxa"/>
       <w:tblBorders>
-        <w:top w:val="single" w:sz="8" w:space="0" w:color="F79646" w:themeColor="accent6"/>
-        <w:left w:val="single" w:sz="8" w:space="0" w:color="F79646" w:themeColor="accent6"/>
-        <w:bottom w:val="single" w:sz="8" w:space="0" w:color="F79646" w:themeColor="accent6"/>
-        <w:right w:val="single" w:sz="8" w:space="0" w:color="F79646" w:themeColor="accent6"/>
+        <w:top w:val="single" w:color="F79646" w:themeColor="accent6" w:sz="8" w:space="0"/>
+        <w:left w:val="single" w:color="F79646" w:themeColor="accent6" w:sz="8" w:space="0"/>
+        <w:bottom w:val="single" w:color="F79646" w:themeColor="accent6" w:sz="8" w:space="0"/>
+        <w:right w:val="single" w:color="F79646" w:themeColor="accent6" w:sz="8" w:space="0"/>
       </w:tblBorders>
       <w:tblCellMar>
         <w:top w:w="0" w:type="dxa"/>
@@ -3292,10 +3310,10 @@
       <w:tblPr/>
       <w:tcPr>
         <w:tcBorders>
-          <w:top w:val="double" w:sz="6" w:space="0" w:color="F79646" w:themeColor="accent6"/>
-          <w:left w:val="single" w:sz="8" w:space="0" w:color="F79646" w:themeColor="accent6"/>
-          <w:bottom w:val="single" w:sz="8" w:space="0" w:color="F79646" w:themeColor="accent6"/>
-          <w:right w:val="single" w:sz="8" w:space="0" w:color="F79646" w:themeColor="accent6"/>
+          <w:top w:val="double" w:color="F79646" w:themeColor="accent6" w:sz="6" w:space="0"/>
+          <w:left w:val="single" w:color="F79646" w:themeColor="accent6" w:sz="8" w:space="0"/>
+          <w:bottom w:val="single" w:color="F79646" w:themeColor="accent6" w:sz="8" w:space="0"/>
+          <w:right w:val="single" w:color="F79646" w:themeColor="accent6" w:sz="8" w:space="0"/>
         </w:tcBorders>
       </w:tcPr>
     </w:tblStylePr>
@@ -3315,10 +3333,10 @@
       <w:tblPr/>
       <w:tcPr>
         <w:tcBorders>
-          <w:top w:val="single" w:sz="8" w:space="0" w:color="F79646" w:themeColor="accent6"/>
-          <w:left w:val="single" w:sz="8" w:space="0" w:color="F79646" w:themeColor="accent6"/>
-          <w:bottom w:val="single" w:sz="8" w:space="0" w:color="F79646" w:themeColor="accent6"/>
-          <w:right w:val="single" w:sz="8" w:space="0" w:color="F79646" w:themeColor="accent6"/>
+          <w:top w:val="single" w:color="F79646" w:themeColor="accent6" w:sz="8" w:space="0"/>
+          <w:left w:val="single" w:color="F79646" w:themeColor="accent6" w:sz="8" w:space="0"/>
+          <w:bottom w:val="single" w:color="F79646" w:themeColor="accent6" w:sz="8" w:space="0"/>
+          <w:right w:val="single" w:color="F79646" w:themeColor="accent6" w:sz="8" w:space="0"/>
         </w:tcBorders>
       </w:tcPr>
     </w:tblStylePr>
@@ -3326,10 +3344,10 @@
       <w:tblPr/>
       <w:tcPr>
         <w:tcBorders>
-          <w:top w:val="single" w:sz="8" w:space="0" w:color="F79646" w:themeColor="accent6"/>
-          <w:left w:val="single" w:sz="8" w:space="0" w:color="F79646" w:themeColor="accent6"/>
-          <w:bottom w:val="single" w:sz="8" w:space="0" w:color="F79646" w:themeColor="accent6"/>
-          <w:right w:val="single" w:sz="8" w:space="0" w:color="F79646" w:themeColor="accent6"/>
+          <w:top w:val="single" w:color="F79646" w:themeColor="accent6" w:sz="8" w:space="0"/>
+          <w:left w:val="single" w:color="F79646" w:themeColor="accent6" w:sz="8" w:space="0"/>
+          <w:bottom w:val="single" w:color="F79646" w:themeColor="accent6" w:sz="8" w:space="0"/>
+          <w:right w:val="single" w:color="F79646" w:themeColor="accent6" w:sz="8" w:space="0"/>
         </w:tcBorders>
       </w:tcPr>
     </w:tblStylePr>
@@ -3347,12 +3365,12 @@
       <w:tblStyleColBandSize w:val="1"/>
       <w:tblInd w:w="0" w:type="dxa"/>
       <w:tblBorders>
-        <w:top w:val="single" w:sz="8" w:space="0" w:color="000000" w:themeColor="text1"/>
-        <w:left w:val="single" w:sz="8" w:space="0" w:color="000000" w:themeColor="text1"/>
-        <w:bottom w:val="single" w:sz="8" w:space="0" w:color="000000" w:themeColor="text1"/>
-        <w:right w:val="single" w:sz="8" w:space="0" w:color="000000" w:themeColor="text1"/>
-        <w:insideH w:val="single" w:sz="8" w:space="0" w:color="000000" w:themeColor="text1"/>
-        <w:insideV w:val="single" w:sz="8" w:space="0" w:color="000000" w:themeColor="text1"/>
+        <w:top w:val="single" w:color="000000" w:themeColor="text1" w:sz="8" w:space="0"/>
+        <w:left w:val="single" w:color="000000" w:themeColor="text1" w:sz="8" w:space="0"/>
+        <w:bottom w:val="single" w:color="000000" w:themeColor="text1" w:sz="8" w:space="0"/>
+        <w:right w:val="single" w:color="000000" w:themeColor="text1" w:sz="8" w:space="0"/>
+        <w:insideH w:val="single" w:color="000000" w:themeColor="text1" w:sz="8" w:space="0"/>
+        <w:insideV w:val="single" w:color="000000" w:themeColor="text1" w:sz="8" w:space="0"/>
       </w:tblBorders>
       <w:tblCellMar>
         <w:top w:w="0" w:type="dxa"/>
@@ -3366,19 +3384,19 @@
         <w:spacing w:before="0" w:after="0" w:line="240" w:lineRule="auto"/>
       </w:pPr>
       <w:rPr>
-        <w:rFonts w:asciiTheme="majorHAnsi" w:eastAsiaTheme="majorEastAsia" w:hAnsiTheme="majorHAnsi" w:cstheme="majorBidi"/>
-        <w:b/>
-        <w:bCs/>
-      </w:rPr>
-      <w:tblPr/>
-      <w:tcPr>
-        <w:tcBorders>
-          <w:top w:val="single" w:sz="8" w:space="0" w:color="000000" w:themeColor="text1"/>
-          <w:left w:val="single" w:sz="8" w:space="0" w:color="000000" w:themeColor="text1"/>
-          <w:bottom w:val="single" w:sz="18" w:space="0" w:color="000000" w:themeColor="text1"/>
-          <w:right w:val="single" w:sz="8" w:space="0" w:color="000000" w:themeColor="text1"/>
-          <w:insideH w:val="nil"/>
-          <w:insideV w:val="single" w:sz="8" w:space="0" w:color="000000" w:themeColor="text1"/>
+        <w:rFonts w:asciiTheme="majorHAnsi" w:hAnsiTheme="majorHAnsi" w:eastAsiaTheme="majorEastAsia" w:cstheme="majorBidi"/>
+        <w:b/>
+        <w:bCs/>
+      </w:rPr>
+      <w:tblPr/>
+      <w:tcPr>
+        <w:tcBorders>
+          <w:top w:val="single" w:color="000000" w:themeColor="text1" w:sz="8" w:space="0"/>
+          <w:left w:val="single" w:color="000000" w:themeColor="text1" w:sz="8" w:space="0"/>
+          <w:bottom w:val="single" w:color="000000" w:themeColor="text1" w:sz="18" w:space="0"/>
+          <w:right w:val="single" w:color="000000" w:themeColor="text1" w:sz="8" w:space="0"/>
+          <w:insideH w:val="nil"/>
+          <w:insideV w:val="single" w:color="000000" w:themeColor="text1" w:sz="8" w:space="0"/>
         </w:tcBorders>
       </w:tcPr>
     </w:tblStylePr>
@@ -3387,42 +3405,42 @@
         <w:spacing w:before="0" w:after="0" w:line="240" w:lineRule="auto"/>
       </w:pPr>
       <w:rPr>
-        <w:rFonts w:asciiTheme="majorHAnsi" w:eastAsiaTheme="majorEastAsia" w:hAnsiTheme="majorHAnsi" w:cstheme="majorBidi"/>
-        <w:b/>
-        <w:bCs/>
-      </w:rPr>
-      <w:tblPr/>
-      <w:tcPr>
-        <w:tcBorders>
-          <w:top w:val="double" w:sz="6" w:space="0" w:color="000000" w:themeColor="text1"/>
-          <w:left w:val="single" w:sz="8" w:space="0" w:color="000000" w:themeColor="text1"/>
-          <w:bottom w:val="single" w:sz="8" w:space="0" w:color="000000" w:themeColor="text1"/>
-          <w:right w:val="single" w:sz="8" w:space="0" w:color="000000" w:themeColor="text1"/>
-          <w:insideH w:val="nil"/>
-          <w:insideV w:val="single" w:sz="8" w:space="0" w:color="000000" w:themeColor="text1"/>
+        <w:rFonts w:asciiTheme="majorHAnsi" w:hAnsiTheme="majorHAnsi" w:eastAsiaTheme="majorEastAsia" w:cstheme="majorBidi"/>
+        <w:b/>
+        <w:bCs/>
+      </w:rPr>
+      <w:tblPr/>
+      <w:tcPr>
+        <w:tcBorders>
+          <w:top w:val="double" w:color="000000" w:themeColor="text1" w:sz="6" w:space="0"/>
+          <w:left w:val="single" w:color="000000" w:themeColor="text1" w:sz="8" w:space="0"/>
+          <w:bottom w:val="single" w:color="000000" w:themeColor="text1" w:sz="8" w:space="0"/>
+          <w:right w:val="single" w:color="000000" w:themeColor="text1" w:sz="8" w:space="0"/>
+          <w:insideH w:val="nil"/>
+          <w:insideV w:val="single" w:color="000000" w:themeColor="text1" w:sz="8" w:space="0"/>
         </w:tcBorders>
       </w:tcPr>
     </w:tblStylePr>
     <w:tblStylePr w:type="firstCol">
       <w:rPr>
-        <w:rFonts w:asciiTheme="majorHAnsi" w:eastAsiaTheme="majorEastAsia" w:hAnsiTheme="majorHAnsi" w:cstheme="majorBidi"/>
+        <w:rFonts w:asciiTheme="majorHAnsi" w:hAnsiTheme="majorHAnsi" w:eastAsiaTheme="majorEastAsia" w:cstheme="majorBidi"/>
         <w:b/>
         <w:bCs/>
       </w:rPr>
     </w:tblStylePr>
     <w:tblStylePr w:type="lastCol">
       <w:rPr>
-        <w:rFonts w:asciiTheme="majorHAnsi" w:eastAsiaTheme="majorEastAsia" w:hAnsiTheme="majorHAnsi" w:cstheme="majorBidi"/>
-        <w:b/>
-        <w:bCs/>
-      </w:rPr>
-      <w:tblPr/>
-      <w:tcPr>
-        <w:tcBorders>
-          <w:top w:val="single" w:sz="8" w:space="0" w:color="000000" w:themeColor="text1"/>
-          <w:left w:val="single" w:sz="8" w:space="0" w:color="000000" w:themeColor="text1"/>
-          <w:bottom w:val="single" w:sz="8" w:space="0" w:color="000000" w:themeColor="text1"/>
-          <w:right w:val="single" w:sz="8" w:space="0" w:color="000000" w:themeColor="text1"/>
+        <w:rFonts w:asciiTheme="majorHAnsi" w:hAnsiTheme="majorHAnsi" w:eastAsiaTheme="majorEastAsia" w:cstheme="majorBidi"/>
+        <w:b/>
+        <w:bCs/>
+      </w:rPr>
+      <w:tblPr/>
+      <w:tcPr>
+        <w:tcBorders>
+          <w:top w:val="single" w:color="000000" w:themeColor="text1" w:sz="8" w:space="0"/>
+          <w:left w:val="single" w:color="000000" w:themeColor="text1" w:sz="8" w:space="0"/>
+          <w:bottom w:val="single" w:color="000000" w:themeColor="text1" w:sz="8" w:space="0"/>
+          <w:right w:val="single" w:color="000000" w:themeColor="text1" w:sz="8" w:space="0"/>
         </w:tcBorders>
       </w:tcPr>
     </w:tblStylePr>
@@ -3430,10 +3448,10 @@
       <w:tblPr/>
       <w:tcPr>
         <w:tcBorders>
-          <w:top w:val="single" w:sz="8" w:space="0" w:color="000000" w:themeColor="text1"/>
-          <w:left w:val="single" w:sz="8" w:space="0" w:color="000000" w:themeColor="text1"/>
-          <w:bottom w:val="single" w:sz="8" w:space="0" w:color="000000" w:themeColor="text1"/>
-          <w:right w:val="single" w:sz="8" w:space="0" w:color="000000" w:themeColor="text1"/>
+          <w:top w:val="single" w:color="000000" w:themeColor="text1" w:sz="8" w:space="0"/>
+          <w:left w:val="single" w:color="000000" w:themeColor="text1" w:sz="8" w:space="0"/>
+          <w:bottom w:val="single" w:color="000000" w:themeColor="text1" w:sz="8" w:space="0"/>
+          <w:right w:val="single" w:color="000000" w:themeColor="text1" w:sz="8" w:space="0"/>
         </w:tcBorders>
         <w:shd w:val="clear" w:color="auto" w:fill="C0C0C0" w:themeFill="text1" w:themeFillTint="3F"/>
       </w:tcPr>
@@ -3442,11 +3460,11 @@
       <w:tblPr/>
       <w:tcPr>
         <w:tcBorders>
-          <w:top w:val="single" w:sz="8" w:space="0" w:color="000000" w:themeColor="text1"/>
-          <w:left w:val="single" w:sz="8" w:space="0" w:color="000000" w:themeColor="text1"/>
-          <w:bottom w:val="single" w:sz="8" w:space="0" w:color="000000" w:themeColor="text1"/>
-          <w:right w:val="single" w:sz="8" w:space="0" w:color="000000" w:themeColor="text1"/>
-          <w:insideV w:val="single" w:sz="8" w:space="0" w:color="000000" w:themeColor="text1"/>
+          <w:top w:val="single" w:color="000000" w:themeColor="text1" w:sz="8" w:space="0"/>
+          <w:left w:val="single" w:color="000000" w:themeColor="text1" w:sz="8" w:space="0"/>
+          <w:bottom w:val="single" w:color="000000" w:themeColor="text1" w:sz="8" w:space="0"/>
+          <w:right w:val="single" w:color="000000" w:themeColor="text1" w:sz="8" w:space="0"/>
+          <w:insideV w:val="single" w:color="000000" w:themeColor="text1" w:sz="8" w:space="0"/>
         </w:tcBorders>
         <w:shd w:val="clear" w:color="auto" w:fill="C0C0C0" w:themeFill="text1" w:themeFillTint="3F"/>
       </w:tcPr>
@@ -3455,11 +3473,11 @@
       <w:tblPr/>
       <w:tcPr>
         <w:tcBorders>
-          <w:top w:val="single" w:sz="8" w:space="0" w:color="000000" w:themeColor="text1"/>
-          <w:left w:val="single" w:sz="8" w:space="0" w:color="000000" w:themeColor="text1"/>
-          <w:bottom w:val="single" w:sz="8" w:space="0" w:color="000000" w:themeColor="text1"/>
-          <w:right w:val="single" w:sz="8" w:space="0" w:color="000000" w:themeColor="text1"/>
-          <w:insideV w:val="single" w:sz="8" w:space="0" w:color="000000" w:themeColor="text1"/>
+          <w:top w:val="single" w:color="000000" w:themeColor="text1" w:sz="8" w:space="0"/>
+          <w:left w:val="single" w:color="000000" w:themeColor="text1" w:sz="8" w:space="0"/>
+          <w:bottom w:val="single" w:color="000000" w:themeColor="text1" w:sz="8" w:space="0"/>
+          <w:right w:val="single" w:color="000000" w:themeColor="text1" w:sz="8" w:space="0"/>
+          <w:insideV w:val="single" w:color="000000" w:themeColor="text1" w:sz="8" w:space="0"/>
         </w:tcBorders>
       </w:tcPr>
     </w:tblStylePr>
@@ -3477,12 +3495,12 @@
       <w:tblStyleColBandSize w:val="1"/>
       <w:tblInd w:w="0" w:type="dxa"/>
       <w:tblBorders>
-        <w:top w:val="single" w:sz="8" w:space="0" w:color="4F81BD" w:themeColor="accent1"/>
-        <w:left w:val="single" w:sz="8" w:space="0" w:color="4F81BD" w:themeColor="accent1"/>
-        <w:bottom w:val="single" w:sz="8" w:space="0" w:color="4F81BD" w:themeColor="accent1"/>
-        <w:right w:val="single" w:sz="8" w:space="0" w:color="4F81BD" w:themeColor="accent1"/>
-        <w:insideH w:val="single" w:sz="8" w:space="0" w:color="4F81BD" w:themeColor="accent1"/>
-        <w:insideV w:val="single" w:sz="8" w:space="0" w:color="4F81BD" w:themeColor="accent1"/>
+        <w:top w:val="single" w:color="4F81BD" w:themeColor="accent1" w:sz="8" w:space="0"/>
+        <w:left w:val="single" w:color="4F81BD" w:themeColor="accent1" w:sz="8" w:space="0"/>
+        <w:bottom w:val="single" w:color="4F81BD" w:themeColor="accent1" w:sz="8" w:space="0"/>
+        <w:right w:val="single" w:color="4F81BD" w:themeColor="accent1" w:sz="8" w:space="0"/>
+        <w:insideH w:val="single" w:color="4F81BD" w:themeColor="accent1" w:sz="8" w:space="0"/>
+        <w:insideV w:val="single" w:color="4F81BD" w:themeColor="accent1" w:sz="8" w:space="0"/>
       </w:tblBorders>
       <w:tblCellMar>
         <w:top w:w="0" w:type="dxa"/>
@@ -3496,19 +3514,19 @@
         <w:spacing w:before="0" w:after="0" w:line="240" w:lineRule="auto"/>
       </w:pPr>
       <w:rPr>
-        <w:rFonts w:asciiTheme="majorHAnsi" w:eastAsiaTheme="majorEastAsia" w:hAnsiTheme="majorHAnsi" w:cstheme="majorBidi"/>
-        <w:b/>
-        <w:bCs/>
-      </w:rPr>
-      <w:tblPr/>
-      <w:tcPr>
-        <w:tcBorders>
-          <w:top w:val="single" w:sz="8" w:space="0" w:color="4F81BD" w:themeColor="accent1"/>
-          <w:left w:val="single" w:sz="8" w:space="0" w:color="4F81BD" w:themeColor="accent1"/>
-          <w:bottom w:val="single" w:sz="18" w:space="0" w:color="4F81BD" w:themeColor="accent1"/>
-          <w:right w:val="single" w:sz="8" w:space="0" w:color="4F81BD" w:themeColor="accent1"/>
-          <w:insideH w:val="nil"/>
-          <w:insideV w:val="single" w:sz="8" w:space="0" w:color="4F81BD" w:themeColor="accent1"/>
+        <w:rFonts w:asciiTheme="majorHAnsi" w:hAnsiTheme="majorHAnsi" w:eastAsiaTheme="majorEastAsia" w:cstheme="majorBidi"/>
+        <w:b/>
+        <w:bCs/>
+      </w:rPr>
+      <w:tblPr/>
+      <w:tcPr>
+        <w:tcBorders>
+          <w:top w:val="single" w:color="4F81BD" w:themeColor="accent1" w:sz="8" w:space="0"/>
+          <w:left w:val="single" w:color="4F81BD" w:themeColor="accent1" w:sz="8" w:space="0"/>
+          <w:bottom w:val="single" w:color="4F81BD" w:themeColor="accent1" w:sz="18" w:space="0"/>
+          <w:right w:val="single" w:color="4F81BD" w:themeColor="accent1" w:sz="8" w:space="0"/>
+          <w:insideH w:val="nil"/>
+          <w:insideV w:val="single" w:color="4F81BD" w:themeColor="accent1" w:sz="8" w:space="0"/>
         </w:tcBorders>
       </w:tcPr>
     </w:tblStylePr>
@@ -3517,42 +3535,42 @@
         <w:spacing w:before="0" w:after="0" w:line="240" w:lineRule="auto"/>
       </w:pPr>
       <w:rPr>
-        <w:rFonts w:asciiTheme="majorHAnsi" w:eastAsiaTheme="majorEastAsia" w:hAnsiTheme="majorHAnsi" w:cstheme="majorBidi"/>
-        <w:b/>
-        <w:bCs/>
-      </w:rPr>
-      <w:tblPr/>
-      <w:tcPr>
-        <w:tcBorders>
-          <w:top w:val="double" w:sz="6" w:space="0" w:color="4F81BD" w:themeColor="accent1"/>
-          <w:left w:val="single" w:sz="8" w:space="0" w:color="4F81BD" w:themeColor="accent1"/>
-          <w:bottom w:val="single" w:sz="8" w:space="0" w:color="4F81BD" w:themeColor="accent1"/>
-          <w:right w:val="single" w:sz="8" w:space="0" w:color="4F81BD" w:themeColor="accent1"/>
-          <w:insideH w:val="nil"/>
-          <w:insideV w:val="single" w:sz="8" w:space="0" w:color="4F81BD" w:themeColor="accent1"/>
+        <w:rFonts w:asciiTheme="majorHAnsi" w:hAnsiTheme="majorHAnsi" w:eastAsiaTheme="majorEastAsia" w:cstheme="majorBidi"/>
+        <w:b/>
+        <w:bCs/>
+      </w:rPr>
+      <w:tblPr/>
+      <w:tcPr>
+        <w:tcBorders>
+          <w:top w:val="double" w:color="4F81BD" w:themeColor="accent1" w:sz="6" w:space="0"/>
+          <w:left w:val="single" w:color="4F81BD" w:themeColor="accent1" w:sz="8" w:space="0"/>
+          <w:bottom w:val="single" w:color="4F81BD" w:themeColor="accent1" w:sz="8" w:space="0"/>
+          <w:right w:val="single" w:color="4F81BD" w:themeColor="accent1" w:sz="8" w:space="0"/>
+          <w:insideH w:val="nil"/>
+          <w:insideV w:val="single" w:color="4F81BD" w:themeColor="accent1" w:sz="8" w:space="0"/>
         </w:tcBorders>
       </w:tcPr>
     </w:tblStylePr>
     <w:tblStylePr w:type="firstCol">
       <w:rPr>
-        <w:rFonts w:asciiTheme="majorHAnsi" w:eastAsiaTheme="majorEastAsia" w:hAnsiTheme="majorHAnsi" w:cstheme="majorBidi"/>
+        <w:rFonts w:asciiTheme="majorHAnsi" w:hAnsiTheme="majorHAnsi" w:eastAsiaTheme="majorEastAsia" w:cstheme="majorBidi"/>
         <w:b/>
         <w:bCs/>
       </w:rPr>
     </w:tblStylePr>
     <w:tblStylePr w:type="lastCol">
       <w:rPr>
-        <w:rFonts w:asciiTheme="majorHAnsi" w:eastAsiaTheme="majorEastAsia" w:hAnsiTheme="majorHAnsi" w:cstheme="majorBidi"/>
-        <w:b/>
-        <w:bCs/>
-      </w:rPr>
-      <w:tblPr/>
-      <w:tcPr>
-        <w:tcBorders>
-          <w:top w:val="single" w:sz="8" w:space="0" w:color="4F81BD" w:themeColor="accent1"/>
-          <w:left w:val="single" w:sz="8" w:space="0" w:color="4F81BD" w:themeColor="accent1"/>
-          <w:bottom w:val="single" w:sz="8" w:space="0" w:color="4F81BD" w:themeColor="accent1"/>
-          <w:right w:val="single" w:sz="8" w:space="0" w:color="4F81BD" w:themeColor="accent1"/>
+        <w:rFonts w:asciiTheme="majorHAnsi" w:hAnsiTheme="majorHAnsi" w:eastAsiaTheme="majorEastAsia" w:cstheme="majorBidi"/>
+        <w:b/>
+        <w:bCs/>
+      </w:rPr>
+      <w:tblPr/>
+      <w:tcPr>
+        <w:tcBorders>
+          <w:top w:val="single" w:color="4F81BD" w:themeColor="accent1" w:sz="8" w:space="0"/>
+          <w:left w:val="single" w:color="4F81BD" w:themeColor="accent1" w:sz="8" w:space="0"/>
+          <w:bottom w:val="single" w:color="4F81BD" w:themeColor="accent1" w:sz="8" w:space="0"/>
+          <w:right w:val="single" w:color="4F81BD" w:themeColor="accent1" w:sz="8" w:space="0"/>
         </w:tcBorders>
       </w:tcPr>
     </w:tblStylePr>
@@ -3560,10 +3578,10 @@
       <w:tblPr/>
       <w:tcPr>
         <w:tcBorders>
-          <w:top w:val="single" w:sz="8" w:space="0" w:color="4F81BD" w:themeColor="accent1"/>
-          <w:left w:val="single" w:sz="8" w:space="0" w:color="4F81BD" w:themeColor="accent1"/>
-          <w:bottom w:val="single" w:sz="8" w:space="0" w:color="4F81BD" w:themeColor="accent1"/>
-          <w:right w:val="single" w:sz="8" w:space="0" w:color="4F81BD" w:themeColor="accent1"/>
+          <w:top w:val="single" w:color="4F81BD" w:themeColor="accent1" w:sz="8" w:space="0"/>
+          <w:left w:val="single" w:color="4F81BD" w:themeColor="accent1" w:sz="8" w:space="0"/>
+          <w:bottom w:val="single" w:color="4F81BD" w:themeColor="accent1" w:sz="8" w:space="0"/>
+          <w:right w:val="single" w:color="4F81BD" w:themeColor="accent1" w:sz="8" w:space="0"/>
         </w:tcBorders>
         <w:shd w:val="clear" w:color="auto" w:fill="D3DFEE" w:themeFill="accent1" w:themeFillTint="3F"/>
       </w:tcPr>
@@ -3572,11 +3590,11 @@
       <w:tblPr/>
       <w:tcPr>
         <w:tcBorders>
-          <w:top w:val="single" w:sz="8" w:space="0" w:color="4F81BD" w:themeColor="accent1"/>
-          <w:left w:val="single" w:sz="8" w:space="0" w:color="4F81BD" w:themeColor="accent1"/>
-          <w:bottom w:val="single" w:sz="8" w:space="0" w:color="4F81BD" w:themeColor="accent1"/>
-          <w:right w:val="single" w:sz="8" w:space="0" w:color="4F81BD" w:themeColor="accent1"/>
-          <w:insideV w:val="single" w:sz="8" w:space="0" w:color="4F81BD" w:themeColor="accent1"/>
+          <w:top w:val="single" w:color="4F81BD" w:themeColor="accent1" w:sz="8" w:space="0"/>
+          <w:left w:val="single" w:color="4F81BD" w:themeColor="accent1" w:sz="8" w:space="0"/>
+          <w:bottom w:val="single" w:color="4F81BD" w:themeColor="accent1" w:sz="8" w:space="0"/>
+          <w:right w:val="single" w:color="4F81BD" w:themeColor="accent1" w:sz="8" w:space="0"/>
+          <w:insideV w:val="single" w:color="4F81BD" w:themeColor="accent1" w:sz="8" w:space="0"/>
         </w:tcBorders>
         <w:shd w:val="clear" w:color="auto" w:fill="D3DFEE" w:themeFill="accent1" w:themeFillTint="3F"/>
       </w:tcPr>
@@ -3585,11 +3603,11 @@
       <w:tblPr/>
       <w:tcPr>
         <w:tcBorders>
-          <w:top w:val="single" w:sz="8" w:space="0" w:color="4F81BD" w:themeColor="accent1"/>
-          <w:left w:val="single" w:sz="8" w:space="0" w:color="4F81BD" w:themeColor="accent1"/>
-          <w:bottom w:val="single" w:sz="8" w:space="0" w:color="4F81BD" w:themeColor="accent1"/>
-          <w:right w:val="single" w:sz="8" w:space="0" w:color="4F81BD" w:themeColor="accent1"/>
-          <w:insideV w:val="single" w:sz="8" w:space="0" w:color="4F81BD" w:themeColor="accent1"/>
+          <w:top w:val="single" w:color="4F81BD" w:themeColor="accent1" w:sz="8" w:space="0"/>
+          <w:left w:val="single" w:color="4F81BD" w:themeColor="accent1" w:sz="8" w:space="0"/>
+          <w:bottom w:val="single" w:color="4F81BD" w:themeColor="accent1" w:sz="8" w:space="0"/>
+          <w:right w:val="single" w:color="4F81BD" w:themeColor="accent1" w:sz="8" w:space="0"/>
+          <w:insideV w:val="single" w:color="4F81BD" w:themeColor="accent1" w:sz="8" w:space="0"/>
         </w:tcBorders>
       </w:tcPr>
     </w:tblStylePr>
@@ -3607,12 +3625,12 @@
       <w:tblStyleColBandSize w:val="1"/>
       <w:tblInd w:w="0" w:type="dxa"/>
       <w:tblBorders>
-        <w:top w:val="single" w:sz="8" w:space="0" w:color="C0504D" w:themeColor="accent2"/>
-        <w:left w:val="single" w:sz="8" w:space="0" w:color="C0504D" w:themeColor="accent2"/>
-        <w:bottom w:val="single" w:sz="8" w:space="0" w:color="C0504D" w:themeColor="accent2"/>
-        <w:right w:val="single" w:sz="8" w:space="0" w:color="C0504D" w:themeColor="accent2"/>
-        <w:insideH w:val="single" w:sz="8" w:space="0" w:color="C0504D" w:themeColor="accent2"/>
-        <w:insideV w:val="single" w:sz="8" w:space="0" w:color="C0504D" w:themeColor="accent2"/>
+        <w:top w:val="single" w:color="C0504D" w:themeColor="accent2" w:sz="8" w:space="0"/>
+        <w:left w:val="single" w:color="C0504D" w:themeColor="accent2" w:sz="8" w:space="0"/>
+        <w:bottom w:val="single" w:color="C0504D" w:themeColor="accent2" w:sz="8" w:space="0"/>
+        <w:right w:val="single" w:color="C0504D" w:themeColor="accent2" w:sz="8" w:space="0"/>
+        <w:insideH w:val="single" w:color="C0504D" w:themeColor="accent2" w:sz="8" w:space="0"/>
+        <w:insideV w:val="single" w:color="C0504D" w:themeColor="accent2" w:sz="8" w:space="0"/>
       </w:tblBorders>
       <w:tblCellMar>
         <w:top w:w="0" w:type="dxa"/>
@@ -3626,19 +3644,19 @@
         <w:spacing w:before="0" w:after="0" w:line="240" w:lineRule="auto"/>
       </w:pPr>
       <w:rPr>
-        <w:rFonts w:asciiTheme="majorHAnsi" w:eastAsiaTheme="majorEastAsia" w:hAnsiTheme="majorHAnsi" w:cstheme="majorBidi"/>
-        <w:b/>
-        <w:bCs/>
-      </w:rPr>
-      <w:tblPr/>
-      <w:tcPr>
-        <w:tcBorders>
-          <w:top w:val="single" w:sz="8" w:space="0" w:color="C0504D" w:themeColor="accent2"/>
-          <w:left w:val="single" w:sz="8" w:space="0" w:color="C0504D" w:themeColor="accent2"/>
-          <w:bottom w:val="single" w:sz="18" w:space="0" w:color="C0504D" w:themeColor="accent2"/>
-          <w:right w:val="single" w:sz="8" w:space="0" w:color="C0504D" w:themeColor="accent2"/>
-          <w:insideH w:val="nil"/>
-          <w:insideV w:val="single" w:sz="8" w:space="0" w:color="C0504D" w:themeColor="accent2"/>
+        <w:rFonts w:asciiTheme="majorHAnsi" w:hAnsiTheme="majorHAnsi" w:eastAsiaTheme="majorEastAsia" w:cstheme="majorBidi"/>
+        <w:b/>
+        <w:bCs/>
+      </w:rPr>
+      <w:tblPr/>
+      <w:tcPr>
+        <w:tcBorders>
+          <w:top w:val="single" w:color="C0504D" w:themeColor="accent2" w:sz="8" w:space="0"/>
+          <w:left w:val="single" w:color="C0504D" w:themeColor="accent2" w:sz="8" w:space="0"/>
+          <w:bottom w:val="single" w:color="C0504D" w:themeColor="accent2" w:sz="18" w:space="0"/>
+          <w:right w:val="single" w:color="C0504D" w:themeColor="accent2" w:sz="8" w:space="0"/>
+          <w:insideH w:val="nil"/>
+          <w:insideV w:val="single" w:color="C0504D" w:themeColor="accent2" w:sz="8" w:space="0"/>
         </w:tcBorders>
       </w:tcPr>
     </w:tblStylePr>
@@ -3647,42 +3665,42 @@
         <w:spacing w:before="0" w:after="0" w:line="240" w:lineRule="auto"/>
       </w:pPr>
       <w:rPr>
-        <w:rFonts w:asciiTheme="majorHAnsi" w:eastAsiaTheme="majorEastAsia" w:hAnsiTheme="majorHAnsi" w:cstheme="majorBidi"/>
-        <w:b/>
-        <w:bCs/>
-      </w:rPr>
-      <w:tblPr/>
-      <w:tcPr>
-        <w:tcBorders>
-          <w:top w:val="double" w:sz="6" w:space="0" w:color="C0504D" w:themeColor="accent2"/>
-          <w:left w:val="single" w:sz="8" w:space="0" w:color="C0504D" w:themeColor="accent2"/>
-          <w:bottom w:val="single" w:sz="8" w:space="0" w:color="C0504D" w:themeColor="accent2"/>
-          <w:right w:val="single" w:sz="8" w:space="0" w:color="C0504D" w:themeColor="accent2"/>
-          <w:insideH w:val="nil"/>
-          <w:insideV w:val="single" w:sz="8" w:space="0" w:color="C0504D" w:themeColor="accent2"/>
+        <w:rFonts w:asciiTheme="majorHAnsi" w:hAnsiTheme="majorHAnsi" w:eastAsiaTheme="majorEastAsia" w:cstheme="majorBidi"/>
+        <w:b/>
+        <w:bCs/>
+      </w:rPr>
+      <w:tblPr/>
+      <w:tcPr>
+        <w:tcBorders>
+          <w:top w:val="double" w:color="C0504D" w:themeColor="accent2" w:sz="6" w:space="0"/>
+          <w:left w:val="single" w:color="C0504D" w:themeColor="accent2" w:sz="8" w:space="0"/>
+          <w:bottom w:val="single" w:color="C0504D" w:themeColor="accent2" w:sz="8" w:space="0"/>
+          <w:right w:val="single" w:color="C0504D" w:themeColor="accent2" w:sz="8" w:space="0"/>
+          <w:insideH w:val="nil"/>
+          <w:insideV w:val="single" w:color="C0504D" w:themeColor="accent2" w:sz="8" w:space="0"/>
         </w:tcBorders>
       </w:tcPr>
     </w:tblStylePr>
     <w:tblStylePr w:type="firstCol">
       <w:rPr>
-        <w:rFonts w:asciiTheme="majorHAnsi" w:eastAsiaTheme="majorEastAsia" w:hAnsiTheme="majorHAnsi" w:cstheme="majorBidi"/>
+        <w:rFonts w:asciiTheme="majorHAnsi" w:hAnsiTheme="majorHAnsi" w:eastAsiaTheme="majorEastAsia" w:cstheme="majorBidi"/>
         <w:b/>
         <w:bCs/>
       </w:rPr>
     </w:tblStylePr>
     <w:tblStylePr w:type="lastCol">
       <w:rPr>
-        <w:rFonts w:asciiTheme="majorHAnsi" w:eastAsiaTheme="majorEastAsia" w:hAnsiTheme="majorHAnsi" w:cstheme="majorBidi"/>
-        <w:b/>
-        <w:bCs/>
-      </w:rPr>
-      <w:tblPr/>
-      <w:tcPr>
-        <w:tcBorders>
-          <w:top w:val="single" w:sz="8" w:space="0" w:color="C0504D" w:themeColor="accent2"/>
-          <w:left w:val="single" w:sz="8" w:space="0" w:color="C0504D" w:themeColor="accent2"/>
-          <w:bottom w:val="single" w:sz="8" w:space="0" w:color="C0504D" w:themeColor="accent2"/>
-          <w:right w:val="single" w:sz="8" w:space="0" w:color="C0504D" w:themeColor="accent2"/>
+        <w:rFonts w:asciiTheme="majorHAnsi" w:hAnsiTheme="majorHAnsi" w:eastAsiaTheme="majorEastAsia" w:cstheme="majorBidi"/>
+        <w:b/>
+        <w:bCs/>
+      </w:rPr>
+      <w:tblPr/>
+      <w:tcPr>
+        <w:tcBorders>
+          <w:top w:val="single" w:color="C0504D" w:themeColor="accent2" w:sz="8" w:space="0"/>
+          <w:left w:val="single" w:color="C0504D" w:themeColor="accent2" w:sz="8" w:space="0"/>
+          <w:bottom w:val="single" w:color="C0504D" w:themeColor="accent2" w:sz="8" w:space="0"/>
+          <w:right w:val="single" w:color="C0504D" w:themeColor="accent2" w:sz="8" w:space="0"/>
         </w:tcBorders>
       </w:tcPr>
     </w:tblStylePr>
@@ -3690,10 +3708,10 @@
       <w:tblPr/>
       <w:tcPr>
         <w:tcBorders>
-          <w:top w:val="single" w:sz="8" w:space="0" w:color="C0504D" w:themeColor="accent2"/>
-          <w:left w:val="single" w:sz="8" w:space="0" w:color="C0504D" w:themeColor="accent2"/>
-          <w:bottom w:val="single" w:sz="8" w:space="0" w:color="C0504D" w:themeColor="accent2"/>
-          <w:right w:val="single" w:sz="8" w:space="0" w:color="C0504D" w:themeColor="accent2"/>
+          <w:top w:val="single" w:color="C0504D" w:themeColor="accent2" w:sz="8" w:space="0"/>
+          <w:left w:val="single" w:color="C0504D" w:themeColor="accent2" w:sz="8" w:space="0"/>
+          <w:bottom w:val="single" w:color="C0504D" w:themeColor="accent2" w:sz="8" w:space="0"/>
+          <w:right w:val="single" w:color="C0504D" w:themeColor="accent2" w:sz="8" w:space="0"/>
         </w:tcBorders>
         <w:shd w:val="clear" w:color="auto" w:fill="EFD3D2" w:themeFill="accent2" w:themeFillTint="3F"/>
       </w:tcPr>
@@ -3702,11 +3720,11 @@
       <w:tblPr/>
       <w:tcPr>
         <w:tcBorders>
-          <w:top w:val="single" w:sz="8" w:space="0" w:color="C0504D" w:themeColor="accent2"/>
-          <w:left w:val="single" w:sz="8" w:space="0" w:color="C0504D" w:themeColor="accent2"/>
-          <w:bottom w:val="single" w:sz="8" w:space="0" w:color="C0504D" w:themeColor="accent2"/>
-          <w:right w:val="single" w:sz="8" w:space="0" w:color="C0504D" w:themeColor="accent2"/>
-          <w:insideV w:val="single" w:sz="8" w:space="0" w:color="C0504D" w:themeColor="accent2"/>
+          <w:top w:val="single" w:color="C0504D" w:themeColor="accent2" w:sz="8" w:space="0"/>
+          <w:left w:val="single" w:color="C0504D" w:themeColor="accent2" w:sz="8" w:space="0"/>
+          <w:bottom w:val="single" w:color="C0504D" w:themeColor="accent2" w:sz="8" w:space="0"/>
+          <w:right w:val="single" w:color="C0504D" w:themeColor="accent2" w:sz="8" w:space="0"/>
+          <w:insideV w:val="single" w:color="C0504D" w:themeColor="accent2" w:sz="8" w:space="0"/>
         </w:tcBorders>
         <w:shd w:val="clear" w:color="auto" w:fill="EFD3D2" w:themeFill="accent2" w:themeFillTint="3F"/>
       </w:tcPr>
@@ -3715,11 +3733,11 @@
       <w:tblPr/>
       <w:tcPr>
         <w:tcBorders>
-          <w:top w:val="single" w:sz="8" w:space="0" w:color="C0504D" w:themeColor="accent2"/>
-          <w:left w:val="single" w:sz="8" w:space="0" w:color="C0504D" w:themeColor="accent2"/>
-          <w:bottom w:val="single" w:sz="8" w:space="0" w:color="C0504D" w:themeColor="accent2"/>
-          <w:right w:val="single" w:sz="8" w:space="0" w:color="C0504D" w:themeColor="accent2"/>
-          <w:insideV w:val="single" w:sz="8" w:space="0" w:color="C0504D" w:themeColor="accent2"/>
+          <w:top w:val="single" w:color="C0504D" w:themeColor="accent2" w:sz="8" w:space="0"/>
+          <w:left w:val="single" w:color="C0504D" w:themeColor="accent2" w:sz="8" w:space="0"/>
+          <w:bottom w:val="single" w:color="C0504D" w:themeColor="accent2" w:sz="8" w:space="0"/>
+          <w:right w:val="single" w:color="C0504D" w:themeColor="accent2" w:sz="8" w:space="0"/>
+          <w:insideV w:val="single" w:color="C0504D" w:themeColor="accent2" w:sz="8" w:space="0"/>
         </w:tcBorders>
       </w:tcPr>
     </w:tblStylePr>
@@ -3737,12 +3755,12 @@
       <w:tblStyleColBandSize w:val="1"/>
       <w:tblInd w:w="0" w:type="dxa"/>
       <w:tblBorders>
-        <w:top w:val="single" w:sz="8" w:space="0" w:color="9BBB59" w:themeColor="accent3"/>
-        <w:left w:val="single" w:sz="8" w:space="0" w:color="9BBB59" w:themeColor="accent3"/>
-        <w:bottom w:val="single" w:sz="8" w:space="0" w:color="9BBB59" w:themeColor="accent3"/>
-        <w:right w:val="single" w:sz="8" w:space="0" w:color="9BBB59" w:themeColor="accent3"/>
-        <w:insideH w:val="single" w:sz="8" w:space="0" w:color="9BBB59" w:themeColor="accent3"/>
-        <w:insideV w:val="single" w:sz="8" w:space="0" w:color="9BBB59" w:themeColor="accent3"/>
+        <w:top w:val="single" w:color="9BBB59" w:themeColor="accent3" w:sz="8" w:space="0"/>
+        <w:left w:val="single" w:color="9BBB59" w:themeColor="accent3" w:sz="8" w:space="0"/>
+        <w:bottom w:val="single" w:color="9BBB59" w:themeColor="accent3" w:sz="8" w:space="0"/>
+        <w:right w:val="single" w:color="9BBB59" w:themeColor="accent3" w:sz="8" w:space="0"/>
+        <w:insideH w:val="single" w:color="9BBB59" w:themeColor="accent3" w:sz="8" w:space="0"/>
+        <w:insideV w:val="single" w:color="9BBB59" w:themeColor="accent3" w:sz="8" w:space="0"/>
       </w:tblBorders>
       <w:tblCellMar>
         <w:top w:w="0" w:type="dxa"/>
@@ -3756,19 +3774,19 @@
         <w:spacing w:before="0" w:after="0" w:line="240" w:lineRule="auto"/>
       </w:pPr>
       <w:rPr>
-        <w:rFonts w:asciiTheme="majorHAnsi" w:eastAsiaTheme="majorEastAsia" w:hAnsiTheme="majorHAnsi" w:cstheme="majorBidi"/>
-        <w:b/>
-        <w:bCs/>
-      </w:rPr>
-      <w:tblPr/>
-      <w:tcPr>
-        <w:tcBorders>
-          <w:top w:val="single" w:sz="8" w:space="0" w:color="9BBB59" w:themeColor="accent3"/>
-          <w:left w:val="single" w:sz="8" w:space="0" w:color="9BBB59" w:themeColor="accent3"/>
-          <w:bottom w:val="single" w:sz="18" w:space="0" w:color="9BBB59" w:themeColor="accent3"/>
-          <w:right w:val="single" w:sz="8" w:space="0" w:color="9BBB59" w:themeColor="accent3"/>
-          <w:insideH w:val="nil"/>
-          <w:insideV w:val="single" w:sz="8" w:space="0" w:color="9BBB59" w:themeColor="accent3"/>
+        <w:rFonts w:asciiTheme="majorHAnsi" w:hAnsiTheme="majorHAnsi" w:eastAsiaTheme="majorEastAsia" w:cstheme="majorBidi"/>
+        <w:b/>
+        <w:bCs/>
+      </w:rPr>
+      <w:tblPr/>
+      <w:tcPr>
+        <w:tcBorders>
+          <w:top w:val="single" w:color="9BBB59" w:themeColor="accent3" w:sz="8" w:space="0"/>
+          <w:left w:val="single" w:color="9BBB59" w:themeColor="accent3" w:sz="8" w:space="0"/>
+          <w:bottom w:val="single" w:color="9BBB59" w:themeColor="accent3" w:sz="18" w:space="0"/>
+          <w:right w:val="single" w:color="9BBB59" w:themeColor="accent3" w:sz="8" w:space="0"/>
+          <w:insideH w:val="nil"/>
+          <w:insideV w:val="single" w:color="9BBB59" w:themeColor="accent3" w:sz="8" w:space="0"/>
         </w:tcBorders>
       </w:tcPr>
     </w:tblStylePr>
@@ -3777,42 +3795,42 @@
         <w:spacing w:before="0" w:after="0" w:line="240" w:lineRule="auto"/>
       </w:pPr>
       <w:rPr>
-        <w:rFonts w:asciiTheme="majorHAnsi" w:eastAsiaTheme="majorEastAsia" w:hAnsiTheme="majorHAnsi" w:cstheme="majorBidi"/>
-        <w:b/>
-        <w:bCs/>
-      </w:rPr>
-      <w:tblPr/>
-      <w:tcPr>
-        <w:tcBorders>
-          <w:top w:val="double" w:sz="6" w:space="0" w:color="9BBB59" w:themeColor="accent3"/>
-          <w:left w:val="single" w:sz="8" w:space="0" w:color="9BBB59" w:themeColor="accent3"/>
-          <w:bottom w:val="single" w:sz="8" w:space="0" w:color="9BBB59" w:themeColor="accent3"/>
-          <w:right w:val="single" w:sz="8" w:space="0" w:color="9BBB59" w:themeColor="accent3"/>
-          <w:insideH w:val="nil"/>
-          <w:insideV w:val="single" w:sz="8" w:space="0" w:color="9BBB59" w:themeColor="accent3"/>
+        <w:rFonts w:asciiTheme="majorHAnsi" w:hAnsiTheme="majorHAnsi" w:eastAsiaTheme="majorEastAsia" w:cstheme="majorBidi"/>
+        <w:b/>
+        <w:bCs/>
+      </w:rPr>
+      <w:tblPr/>
+      <w:tcPr>
+        <w:tcBorders>
+          <w:top w:val="double" w:color="9BBB59" w:themeColor="accent3" w:sz="6" w:space="0"/>
+          <w:left w:val="single" w:color="9BBB59" w:themeColor="accent3" w:sz="8" w:space="0"/>
+          <w:bottom w:val="single" w:color="9BBB59" w:themeColor="accent3" w:sz="8" w:space="0"/>
+          <w:right w:val="single" w:color="9BBB59" w:themeColor="accent3" w:sz="8" w:space="0"/>
+          <w:insideH w:val="nil"/>
+          <w:insideV w:val="single" w:color="9BBB59" w:themeColor="accent3" w:sz="8" w:space="0"/>
         </w:tcBorders>
       </w:tcPr>
     </w:tblStylePr>
     <w:tblStylePr w:type="firstCol">
       <w:rPr>
-        <w:rFonts w:asciiTheme="majorHAnsi" w:eastAsiaTheme="majorEastAsia" w:hAnsiTheme="majorHAnsi" w:cstheme="majorBidi"/>
+        <w:rFonts w:asciiTheme="majorHAnsi" w:hAnsiTheme="majorHAnsi" w:eastAsiaTheme="majorEastAsia" w:cstheme="majorBidi"/>
         <w:b/>
         <w:bCs/>
       </w:rPr>
     </w:tblStylePr>
     <w:tblStylePr w:type="lastCol">
       <w:rPr>
-        <w:rFonts w:asciiTheme="majorHAnsi" w:eastAsiaTheme="majorEastAsia" w:hAnsiTheme="majorHAnsi" w:cstheme="majorBidi"/>
-        <w:b/>
-        <w:bCs/>
-      </w:rPr>
-      <w:tblPr/>
-      <w:tcPr>
-        <w:tcBorders>
-          <w:top w:val="single" w:sz="8" w:space="0" w:color="9BBB59" w:themeColor="accent3"/>
-          <w:left w:val="single" w:sz="8" w:space="0" w:color="9BBB59" w:themeColor="accent3"/>
-          <w:bottom w:val="single" w:sz="8" w:space="0" w:color="9BBB59" w:themeColor="accent3"/>
-          <w:right w:val="single" w:sz="8" w:space="0" w:color="9BBB59" w:themeColor="accent3"/>
+        <w:rFonts w:asciiTheme="majorHAnsi" w:hAnsiTheme="majorHAnsi" w:eastAsiaTheme="majorEastAsia" w:cstheme="majorBidi"/>
+        <w:b/>
+        <w:bCs/>
+      </w:rPr>
+      <w:tblPr/>
+      <w:tcPr>
+        <w:tcBorders>
+          <w:top w:val="single" w:color="9BBB59" w:themeColor="accent3" w:sz="8" w:space="0"/>
+          <w:left w:val="single" w:color="9BBB59" w:themeColor="accent3" w:sz="8" w:space="0"/>
+          <w:bottom w:val="single" w:color="9BBB59" w:themeColor="accent3" w:sz="8" w:space="0"/>
+          <w:right w:val="single" w:color="9BBB59" w:themeColor="accent3" w:sz="8" w:space="0"/>
         </w:tcBorders>
       </w:tcPr>
     </w:tblStylePr>
@@ -3820,10 +3838,10 @@
       <w:tblPr/>
       <w:tcPr>
         <w:tcBorders>
-          <w:top w:val="single" w:sz="8" w:space="0" w:color="9BBB59" w:themeColor="accent3"/>
-          <w:left w:val="single" w:sz="8" w:space="0" w:color="9BBB59" w:themeColor="accent3"/>
-          <w:bottom w:val="single" w:sz="8" w:space="0" w:color="9BBB59" w:themeColor="accent3"/>
-          <w:right w:val="single" w:sz="8" w:space="0" w:color="9BBB59" w:themeColor="accent3"/>
+          <w:top w:val="single" w:color="9BBB59" w:themeColor="accent3" w:sz="8" w:space="0"/>
+          <w:left w:val="single" w:color="9BBB59" w:themeColor="accent3" w:sz="8" w:space="0"/>
+          <w:bottom w:val="single" w:color="9BBB59" w:themeColor="accent3" w:sz="8" w:space="0"/>
+          <w:right w:val="single" w:color="9BBB59" w:themeColor="accent3" w:sz="8" w:space="0"/>
         </w:tcBorders>
         <w:shd w:val="clear" w:color="auto" w:fill="E6EED5" w:themeFill="accent3" w:themeFillTint="3F"/>
       </w:tcPr>
@@ -3832,11 +3850,11 @@
       <w:tblPr/>
       <w:tcPr>
         <w:tcBorders>
-          <w:top w:val="single" w:sz="8" w:space="0" w:color="9BBB59" w:themeColor="accent3"/>
-          <w:left w:val="single" w:sz="8" w:space="0" w:color="9BBB59" w:themeColor="accent3"/>
-          <w:bottom w:val="single" w:sz="8" w:space="0" w:color="9BBB59" w:themeColor="accent3"/>
-          <w:right w:val="single" w:sz="8" w:space="0" w:color="9BBB59" w:themeColor="accent3"/>
-          <w:insideV w:val="single" w:sz="8" w:space="0" w:color="9BBB59" w:themeColor="accent3"/>
+          <w:top w:val="single" w:color="9BBB59" w:themeColor="accent3" w:sz="8" w:space="0"/>
+          <w:left w:val="single" w:color="9BBB59" w:themeColor="accent3" w:sz="8" w:space="0"/>
+          <w:bottom w:val="single" w:color="9BBB59" w:themeColor="accent3" w:sz="8" w:space="0"/>
+          <w:right w:val="single" w:color="9BBB59" w:themeColor="accent3" w:sz="8" w:space="0"/>
+          <w:insideV w:val="single" w:color="9BBB59" w:themeColor="accent3" w:sz="8" w:space="0"/>
         </w:tcBorders>
         <w:shd w:val="clear" w:color="auto" w:fill="E6EED5" w:themeFill="accent3" w:themeFillTint="3F"/>
       </w:tcPr>
@@ -3845,11 +3863,11 @@
       <w:tblPr/>
       <w:tcPr>
         <w:tcBorders>
-          <w:top w:val="single" w:sz="8" w:space="0" w:color="9BBB59" w:themeColor="accent3"/>
-          <w:left w:val="single" w:sz="8" w:space="0" w:color="9BBB59" w:themeColor="accent3"/>
-          <w:bottom w:val="single" w:sz="8" w:space="0" w:color="9BBB59" w:themeColor="accent3"/>
-          <w:right w:val="single" w:sz="8" w:space="0" w:color="9BBB59" w:themeColor="accent3"/>
-          <w:insideV w:val="single" w:sz="8" w:space="0" w:color="9BBB59" w:themeColor="accent3"/>
+          <w:top w:val="single" w:color="9BBB59" w:themeColor="accent3" w:sz="8" w:space="0"/>
+          <w:left w:val="single" w:color="9BBB59" w:themeColor="accent3" w:sz="8" w:space="0"/>
+          <w:bottom w:val="single" w:color="9BBB59" w:themeColor="accent3" w:sz="8" w:space="0"/>
+          <w:right w:val="single" w:color="9BBB59" w:themeColor="accent3" w:sz="8" w:space="0"/>
+          <w:insideV w:val="single" w:color="9BBB59" w:themeColor="accent3" w:sz="8" w:space="0"/>
         </w:tcBorders>
       </w:tcPr>
     </w:tblStylePr>
@@ -3867,12 +3885,12 @@
       <w:tblStyleColBandSize w:val="1"/>
       <w:tblInd w:w="0" w:type="dxa"/>
       <w:tblBorders>
-        <w:top w:val="single" w:sz="8" w:space="0" w:color="8064A2" w:themeColor="accent4"/>
-        <w:left w:val="single" w:sz="8" w:space="0" w:color="8064A2" w:themeColor="accent4"/>
-        <w:bottom w:val="single" w:sz="8" w:space="0" w:color="8064A2" w:themeColor="accent4"/>
-        <w:right w:val="single" w:sz="8" w:space="0" w:color="8064A2" w:themeColor="accent4"/>
-        <w:insideH w:val="single" w:sz="8" w:space="0" w:color="8064A2" w:themeColor="accent4"/>
-        <w:insideV w:val="single" w:sz="8" w:space="0" w:color="8064A2" w:themeColor="accent4"/>
+        <w:top w:val="single" w:color="8064A2" w:themeColor="accent4" w:sz="8" w:space="0"/>
+        <w:left w:val="single" w:color="8064A2" w:themeColor="accent4" w:sz="8" w:space="0"/>
+        <w:bottom w:val="single" w:color="8064A2" w:themeColor="accent4" w:sz="8" w:space="0"/>
+        <w:right w:val="single" w:color="8064A2" w:themeColor="accent4" w:sz="8" w:space="0"/>
+        <w:insideH w:val="single" w:color="8064A2" w:themeColor="accent4" w:sz="8" w:space="0"/>
+        <w:insideV w:val="single" w:color="8064A2" w:themeColor="accent4" w:sz="8" w:space="0"/>
       </w:tblBorders>
       <w:tblCellMar>
         <w:top w:w="0" w:type="dxa"/>
@@ -3886,19 +3904,19 @@
         <w:spacing w:before="0" w:after="0" w:line="240" w:lineRule="auto"/>
       </w:pPr>
       <w:rPr>
-        <w:rFonts w:asciiTheme="majorHAnsi" w:eastAsiaTheme="majorEastAsia" w:hAnsiTheme="majorHAnsi" w:cstheme="majorBidi"/>
-        <w:b/>
-        <w:bCs/>
-      </w:rPr>
-      <w:tblPr/>
-      <w:tcPr>
-        <w:tcBorders>
-          <w:top w:val="single" w:sz="8" w:space="0" w:color="8064A2" w:themeColor="accent4"/>
-          <w:left w:val="single" w:sz="8" w:space="0" w:color="8064A2" w:themeColor="accent4"/>
-          <w:bottom w:val="single" w:sz="18" w:space="0" w:color="8064A2" w:themeColor="accent4"/>
-          <w:right w:val="single" w:sz="8" w:space="0" w:color="8064A2" w:themeColor="accent4"/>
-          <w:insideH w:val="nil"/>
-          <w:insideV w:val="single" w:sz="8" w:space="0" w:color="8064A2" w:themeColor="accent4"/>
+        <w:rFonts w:asciiTheme="majorHAnsi" w:hAnsiTheme="majorHAnsi" w:eastAsiaTheme="majorEastAsia" w:cstheme="majorBidi"/>
+        <w:b/>
+        <w:bCs/>
+      </w:rPr>
+      <w:tblPr/>
+      <w:tcPr>
+        <w:tcBorders>
+          <w:top w:val="single" w:color="8064A2" w:themeColor="accent4" w:sz="8" w:space="0"/>
+          <w:left w:val="single" w:color="8064A2" w:themeColor="accent4" w:sz="8" w:space="0"/>
+          <w:bottom w:val="single" w:color="8064A2" w:themeColor="accent4" w:sz="18" w:space="0"/>
+          <w:right w:val="single" w:color="8064A2" w:themeColor="accent4" w:sz="8" w:space="0"/>
+          <w:insideH w:val="nil"/>
+          <w:insideV w:val="single" w:color="8064A2" w:themeColor="accent4" w:sz="8" w:space="0"/>
         </w:tcBorders>
       </w:tcPr>
     </w:tblStylePr>
@@ -3907,42 +3925,42 @@
         <w:spacing w:before="0" w:after="0" w:line="240" w:lineRule="auto"/>
       </w:pPr>
       <w:rPr>
-        <w:rFonts w:asciiTheme="majorHAnsi" w:eastAsiaTheme="majorEastAsia" w:hAnsiTheme="majorHAnsi" w:cstheme="majorBidi"/>
-        <w:b/>
-        <w:bCs/>
-      </w:rPr>
-      <w:tblPr/>
-      <w:tcPr>
-        <w:tcBorders>
-          <w:top w:val="double" w:sz="6" w:space="0" w:color="8064A2" w:themeColor="accent4"/>
-          <w:left w:val="single" w:sz="8" w:space="0" w:color="8064A2" w:themeColor="accent4"/>
-          <w:bottom w:val="single" w:sz="8" w:space="0" w:color="8064A2" w:themeColor="accent4"/>
-          <w:right w:val="single" w:sz="8" w:space="0" w:color="8064A2" w:themeColor="accent4"/>
-          <w:insideH w:val="nil"/>
-          <w:insideV w:val="single" w:sz="8" w:space="0" w:color="8064A2" w:themeColor="accent4"/>
+        <w:rFonts w:asciiTheme="majorHAnsi" w:hAnsiTheme="majorHAnsi" w:eastAsiaTheme="majorEastAsia" w:cstheme="majorBidi"/>
+        <w:b/>
+        <w:bCs/>
+      </w:rPr>
+      <w:tblPr/>
+      <w:tcPr>
+        <w:tcBorders>
+          <w:top w:val="double" w:color="8064A2" w:themeColor="accent4" w:sz="6" w:space="0"/>
+          <w:left w:val="single" w:color="8064A2" w:themeColor="accent4" w:sz="8" w:space="0"/>
+          <w:bottom w:val="single" w:color="8064A2" w:themeColor="accent4" w:sz="8" w:space="0"/>
+          <w:right w:val="single" w:color="8064A2" w:themeColor="accent4" w:sz="8" w:space="0"/>
+          <w:insideH w:val="nil"/>
+          <w:insideV w:val="single" w:color="8064A2" w:themeColor="accent4" w:sz="8" w:space="0"/>
         </w:tcBorders>
       </w:tcPr>
     </w:tblStylePr>
     <w:tblStylePr w:type="firstCol">
       <w:rPr>
-        <w:rFonts w:asciiTheme="majorHAnsi" w:eastAsiaTheme="majorEastAsia" w:hAnsiTheme="majorHAnsi" w:cstheme="majorBidi"/>
+        <w:rFonts w:asciiTheme="majorHAnsi" w:hAnsiTheme="majorHAnsi" w:eastAsiaTheme="majorEastAsia" w:cstheme="majorBidi"/>
         <w:b/>
         <w:bCs/>
       </w:rPr>
     </w:tblStylePr>
     <w:tblStylePr w:type="lastCol">
       <w:rPr>
-        <w:rFonts w:asciiTheme="majorHAnsi" w:eastAsiaTheme="majorEastAsia" w:hAnsiTheme="majorHAnsi" w:cstheme="majorBidi"/>
-        <w:b/>
-        <w:bCs/>
-      </w:rPr>
-      <w:tblPr/>
-      <w:tcPr>
-        <w:tcBorders>
-          <w:top w:val="single" w:sz="8" w:space="0" w:color="8064A2" w:themeColor="accent4"/>
-          <w:left w:val="single" w:sz="8" w:space="0" w:color="8064A2" w:themeColor="accent4"/>
-          <w:bottom w:val="single" w:sz="8" w:space="0" w:color="8064A2" w:themeColor="accent4"/>
-          <w:right w:val="single" w:sz="8" w:space="0" w:color="8064A2" w:themeColor="accent4"/>
+        <w:rFonts w:asciiTheme="majorHAnsi" w:hAnsiTheme="majorHAnsi" w:eastAsiaTheme="majorEastAsia" w:cstheme="majorBidi"/>
+        <w:b/>
+        <w:bCs/>
+      </w:rPr>
+      <w:tblPr/>
+      <w:tcPr>
+        <w:tcBorders>
+          <w:top w:val="single" w:color="8064A2" w:themeColor="accent4" w:sz="8" w:space="0"/>
+          <w:left w:val="single" w:color="8064A2" w:themeColor="accent4" w:sz="8" w:space="0"/>
+          <w:bottom w:val="single" w:color="8064A2" w:themeColor="accent4" w:sz="8" w:space="0"/>
+          <w:right w:val="single" w:color="8064A2" w:themeColor="accent4" w:sz="8" w:space="0"/>
         </w:tcBorders>
       </w:tcPr>
     </w:tblStylePr>
@@ -3950,10 +3968,10 @@
       <w:tblPr/>
       <w:tcPr>
         <w:tcBorders>
-          <w:top w:val="single" w:sz="8" w:space="0" w:color="8064A2" w:themeColor="accent4"/>
-          <w:left w:val="single" w:sz="8" w:space="0" w:color="8064A2" w:themeColor="accent4"/>
-          <w:bottom w:val="single" w:sz="8" w:space="0" w:color="8064A2" w:themeColor="accent4"/>
-          <w:right w:val="single" w:sz="8" w:space="0" w:color="8064A2" w:themeColor="accent4"/>
+          <w:top w:val="single" w:color="8064A2" w:themeColor="accent4" w:sz="8" w:space="0"/>
+          <w:left w:val="single" w:color="8064A2" w:themeColor="accent4" w:sz="8" w:space="0"/>
+          <w:bottom w:val="single" w:color="8064A2" w:themeColor="accent4" w:sz="8" w:space="0"/>
+          <w:right w:val="single" w:color="8064A2" w:themeColor="accent4" w:sz="8" w:space="0"/>
         </w:tcBorders>
         <w:shd w:val="clear" w:color="auto" w:fill="DFD8E8" w:themeFill="accent4" w:themeFillTint="3F"/>
       </w:tcPr>
@@ -3962,11 +3980,11 @@
       <w:tblPr/>
       <w:tcPr>
         <w:tcBorders>
-          <w:top w:val="single" w:sz="8" w:space="0" w:color="8064A2" w:themeColor="accent4"/>
-          <w:left w:val="single" w:sz="8" w:space="0" w:color="8064A2" w:themeColor="accent4"/>
-          <w:bottom w:val="single" w:sz="8" w:space="0" w:color="8064A2" w:themeColor="accent4"/>
-          <w:right w:val="single" w:sz="8" w:space="0" w:color="8064A2" w:themeColor="accent4"/>
-          <w:insideV w:val="single" w:sz="8" w:space="0" w:color="8064A2" w:themeColor="accent4"/>
+          <w:top w:val="single" w:color="8064A2" w:themeColor="accent4" w:sz="8" w:space="0"/>
+          <w:left w:val="single" w:color="8064A2" w:themeColor="accent4" w:sz="8" w:space="0"/>
+          <w:bottom w:val="single" w:color="8064A2" w:themeColor="accent4" w:sz="8" w:space="0"/>
+          <w:right w:val="single" w:color="8064A2" w:themeColor="accent4" w:sz="8" w:space="0"/>
+          <w:insideV w:val="single" w:color="8064A2" w:themeColor="accent4" w:sz="8" w:space="0"/>
         </w:tcBorders>
         <w:shd w:val="clear" w:color="auto" w:fill="DFD8E8" w:themeFill="accent4" w:themeFillTint="3F"/>
       </w:tcPr>
@@ -3975,11 +3993,11 @@
       <w:tblPr/>
       <w:tcPr>
         <w:tcBorders>
-          <w:top w:val="single" w:sz="8" w:space="0" w:color="8064A2" w:themeColor="accent4"/>
-          <w:left w:val="single" w:sz="8" w:space="0" w:color="8064A2" w:themeColor="accent4"/>
-          <w:bottom w:val="single" w:sz="8" w:space="0" w:color="8064A2" w:themeColor="accent4"/>
-          <w:right w:val="single" w:sz="8" w:space="0" w:color="8064A2" w:themeColor="accent4"/>
-          <w:insideV w:val="single" w:sz="8" w:space="0" w:color="8064A2" w:themeColor="accent4"/>
+          <w:top w:val="single" w:color="8064A2" w:themeColor="accent4" w:sz="8" w:space="0"/>
+          <w:left w:val="single" w:color="8064A2" w:themeColor="accent4" w:sz="8" w:space="0"/>
+          <w:bottom w:val="single" w:color="8064A2" w:themeColor="accent4" w:sz="8" w:space="0"/>
+          <w:right w:val="single" w:color="8064A2" w:themeColor="accent4" w:sz="8" w:space="0"/>
+          <w:insideV w:val="single" w:color="8064A2" w:themeColor="accent4" w:sz="8" w:space="0"/>
         </w:tcBorders>
       </w:tcPr>
     </w:tblStylePr>
@@ -3997,12 +4015,12 @@
       <w:tblStyleColBandSize w:val="1"/>
       <w:tblInd w:w="0" w:type="dxa"/>
       <w:tblBorders>
-        <w:top w:val="single" w:sz="8" w:space="0" w:color="4BACC6" w:themeColor="accent5"/>
-        <w:left w:val="single" w:sz="8" w:space="0" w:color="4BACC6" w:themeColor="accent5"/>
-        <w:bottom w:val="single" w:sz="8" w:space="0" w:color="4BACC6" w:themeColor="accent5"/>
-        <w:right w:val="single" w:sz="8" w:space="0" w:color="4BACC6" w:themeColor="accent5"/>
-        <w:insideH w:val="single" w:sz="8" w:space="0" w:color="4BACC6" w:themeColor="accent5"/>
-        <w:insideV w:val="single" w:sz="8" w:space="0" w:color="4BACC6" w:themeColor="accent5"/>
+        <w:top w:val="single" w:color="4BACC6" w:themeColor="accent5" w:sz="8" w:space="0"/>
+        <w:left w:val="single" w:color="4BACC6" w:themeColor="accent5" w:sz="8" w:space="0"/>
+        <w:bottom w:val="single" w:color="4BACC6" w:themeColor="accent5" w:sz="8" w:space="0"/>
+        <w:right w:val="single" w:color="4BACC6" w:themeColor="accent5" w:sz="8" w:space="0"/>
+        <w:insideH w:val="single" w:color="4BACC6" w:themeColor="accent5" w:sz="8" w:space="0"/>
+        <w:insideV w:val="single" w:color="4BACC6" w:themeColor="accent5" w:sz="8" w:space="0"/>
       </w:tblBorders>
       <w:tblCellMar>
         <w:top w:w="0" w:type="dxa"/>
@@ -4016,19 +4034,19 @@
         <w:spacing w:before="0" w:after="0" w:line="240" w:lineRule="auto"/>
       </w:pPr>
       <w:rPr>
-        <w:rFonts w:asciiTheme="majorHAnsi" w:eastAsiaTheme="majorEastAsia" w:hAnsiTheme="majorHAnsi" w:cstheme="majorBidi"/>
-        <w:b/>
-        <w:bCs/>
-      </w:rPr>
-      <w:tblPr/>
-      <w:tcPr>
-        <w:tcBorders>
-          <w:top w:val="single" w:sz="8" w:space="0" w:color="4BACC6" w:themeColor="accent5"/>
-          <w:left w:val="single" w:sz="8" w:space="0" w:color="4BACC6" w:themeColor="accent5"/>
-          <w:bottom w:val="single" w:sz="18" w:space="0" w:color="4BACC6" w:themeColor="accent5"/>
-          <w:right w:val="single" w:sz="8" w:space="0" w:color="4BACC6" w:themeColor="accent5"/>
-          <w:insideH w:val="nil"/>
-          <w:insideV w:val="single" w:sz="8" w:space="0" w:color="4BACC6" w:themeColor="accent5"/>
+        <w:rFonts w:asciiTheme="majorHAnsi" w:hAnsiTheme="majorHAnsi" w:eastAsiaTheme="majorEastAsia" w:cstheme="majorBidi"/>
+        <w:b/>
+        <w:bCs/>
+      </w:rPr>
+      <w:tblPr/>
+      <w:tcPr>
+        <w:tcBorders>
+          <w:top w:val="single" w:color="4BACC6" w:themeColor="accent5" w:sz="8" w:space="0"/>
+          <w:left w:val="single" w:color="4BACC6" w:themeColor="accent5" w:sz="8" w:space="0"/>
+          <w:bottom w:val="single" w:color="4BACC6" w:themeColor="accent5" w:sz="18" w:space="0"/>
+          <w:right w:val="single" w:color="4BACC6" w:themeColor="accent5" w:sz="8" w:space="0"/>
+          <w:insideH w:val="nil"/>
+          <w:insideV w:val="single" w:color="4BACC6" w:themeColor="accent5" w:sz="8" w:space="0"/>
         </w:tcBorders>
       </w:tcPr>
     </w:tblStylePr>
@@ -4037,42 +4055,42 @@
         <w:spacing w:before="0" w:after="0" w:line="240" w:lineRule="auto"/>
       </w:pPr>
       <w:rPr>
-        <w:rFonts w:asciiTheme="majorHAnsi" w:eastAsiaTheme="majorEastAsia" w:hAnsiTheme="majorHAnsi" w:cstheme="majorBidi"/>
-        <w:b/>
-        <w:bCs/>
-      </w:rPr>
-      <w:tblPr/>
-      <w:tcPr>
-        <w:tcBorders>
-          <w:top w:val="double" w:sz="6" w:space="0" w:color="4BACC6" w:themeColor="accent5"/>
-          <w:left w:val="single" w:sz="8" w:space="0" w:color="4BACC6" w:themeColor="accent5"/>
-          <w:bottom w:val="single" w:sz="8" w:space="0" w:color="4BACC6" w:themeColor="accent5"/>
-          <w:right w:val="single" w:sz="8" w:space="0" w:color="4BACC6" w:themeColor="accent5"/>
-          <w:insideH w:val="nil"/>
-          <w:insideV w:val="single" w:sz="8" w:space="0" w:color="4BACC6" w:themeColor="accent5"/>
+        <w:rFonts w:asciiTheme="majorHAnsi" w:hAnsiTheme="majorHAnsi" w:eastAsiaTheme="majorEastAsia" w:cstheme="majorBidi"/>
+        <w:b/>
+        <w:bCs/>
+      </w:rPr>
+      <w:tblPr/>
+      <w:tcPr>
+        <w:tcBorders>
+          <w:top w:val="double" w:color="4BACC6" w:themeColor="accent5" w:sz="6" w:space="0"/>
+          <w:left w:val="single" w:color="4BACC6" w:themeColor="accent5" w:sz="8" w:space="0"/>
+          <w:bottom w:val="single" w:color="4BACC6" w:themeColor="accent5" w:sz="8" w:space="0"/>
+          <w:right w:val="single" w:color="4BACC6" w:themeColor="accent5" w:sz="8" w:space="0"/>
+          <w:insideH w:val="nil"/>
+          <w:insideV w:val="single" w:color="4BACC6" w:themeColor="accent5" w:sz="8" w:space="0"/>
         </w:tcBorders>
       </w:tcPr>
     </w:tblStylePr>
     <w:tblStylePr w:type="firstCol">
       <w:rPr>
-        <w:rFonts w:asciiTheme="majorHAnsi" w:eastAsiaTheme="majorEastAsia" w:hAnsiTheme="majorHAnsi" w:cstheme="majorBidi"/>
+        <w:rFonts w:asciiTheme="majorHAnsi" w:hAnsiTheme="majorHAnsi" w:eastAsiaTheme="majorEastAsia" w:cstheme="majorBidi"/>
         <w:b/>
         <w:bCs/>
       </w:rPr>
     </w:tblStylePr>
     <w:tblStylePr w:type="lastCol">
       <w:rPr>
-        <w:rFonts w:asciiTheme="majorHAnsi" w:eastAsiaTheme="majorEastAsia" w:hAnsiTheme="majorHAnsi" w:cstheme="majorBidi"/>
-        <w:b/>
-        <w:bCs/>
-      </w:rPr>
-      <w:tblPr/>
-      <w:tcPr>
-        <w:tcBorders>
-          <w:top w:val="single" w:sz="8" w:space="0" w:color="4BACC6" w:themeColor="accent5"/>
-          <w:left w:val="single" w:sz="8" w:space="0" w:color="4BACC6" w:themeColor="accent5"/>
-          <w:bottom w:val="single" w:sz="8" w:space="0" w:color="4BACC6" w:themeColor="accent5"/>
-          <w:right w:val="single" w:sz="8" w:space="0" w:color="4BACC6" w:themeColor="accent5"/>
+        <w:rFonts w:asciiTheme="majorHAnsi" w:hAnsiTheme="majorHAnsi" w:eastAsiaTheme="majorEastAsia" w:cstheme="majorBidi"/>
+        <w:b/>
+        <w:bCs/>
+      </w:rPr>
+      <w:tblPr/>
+      <w:tcPr>
+        <w:tcBorders>
+          <w:top w:val="single" w:color="4BACC6" w:themeColor="accent5" w:sz="8" w:space="0"/>
+          <w:left w:val="single" w:color="4BACC6" w:themeColor="accent5" w:sz="8" w:space="0"/>
+          <w:bottom w:val="single" w:color="4BACC6" w:themeColor="accent5" w:sz="8" w:space="0"/>
+          <w:right w:val="single" w:color="4BACC6" w:themeColor="accent5" w:sz="8" w:space="0"/>
         </w:tcBorders>
       </w:tcPr>
     </w:tblStylePr>
@@ -4080,10 +4098,10 @@
       <w:tblPr/>
       <w:tcPr>
         <w:tcBorders>
-          <w:top w:val="single" w:sz="8" w:space="0" w:color="4BACC6" w:themeColor="accent5"/>
-          <w:left w:val="single" w:sz="8" w:space="0" w:color="4BACC6" w:themeColor="accent5"/>
-          <w:bottom w:val="single" w:sz="8" w:space="0" w:color="4BACC6" w:themeColor="accent5"/>
-          <w:right w:val="single" w:sz="8" w:space="0" w:color="4BACC6" w:themeColor="accent5"/>
+          <w:top w:val="single" w:color="4BACC6" w:themeColor="accent5" w:sz="8" w:space="0"/>
+          <w:left w:val="single" w:color="4BACC6" w:themeColor="accent5" w:sz="8" w:space="0"/>
+          <w:bottom w:val="single" w:color="4BACC6" w:themeColor="accent5" w:sz="8" w:space="0"/>
+          <w:right w:val="single" w:color="4BACC6" w:themeColor="accent5" w:sz="8" w:space="0"/>
         </w:tcBorders>
         <w:shd w:val="clear" w:color="auto" w:fill="D2EAF1" w:themeFill="accent5" w:themeFillTint="3F"/>
       </w:tcPr>
@@ -4092,11 +4110,11 @@
       <w:tblPr/>
       <w:tcPr>
         <w:tcBorders>
-          <w:top w:val="single" w:sz="8" w:space="0" w:color="4BACC6" w:themeColor="accent5"/>
-          <w:left w:val="single" w:sz="8" w:space="0" w:color="4BACC6" w:themeColor="accent5"/>
-          <w:bottom w:val="single" w:sz="8" w:space="0" w:color="4BACC6" w:themeColor="accent5"/>
-          <w:right w:val="single" w:sz="8" w:space="0" w:color="4BACC6" w:themeColor="accent5"/>
-          <w:insideV w:val="single" w:sz="8" w:space="0" w:color="4BACC6" w:themeColor="accent5"/>
+          <w:top w:val="single" w:color="4BACC6" w:themeColor="accent5" w:sz="8" w:space="0"/>
+          <w:left w:val="single" w:color="4BACC6" w:themeColor="accent5" w:sz="8" w:space="0"/>
+          <w:bottom w:val="single" w:color="4BACC6" w:themeColor="accent5" w:sz="8" w:space="0"/>
+          <w:right w:val="single" w:color="4BACC6" w:themeColor="accent5" w:sz="8" w:space="0"/>
+          <w:insideV w:val="single" w:color="4BACC6" w:themeColor="accent5" w:sz="8" w:space="0"/>
         </w:tcBorders>
         <w:shd w:val="clear" w:color="auto" w:fill="D2EAF1" w:themeFill="accent5" w:themeFillTint="3F"/>
       </w:tcPr>
@@ -4105,11 +4123,11 @@
       <w:tblPr/>
       <w:tcPr>
         <w:tcBorders>
-          <w:top w:val="single" w:sz="8" w:space="0" w:color="4BACC6" w:themeColor="accent5"/>
-          <w:left w:val="single" w:sz="8" w:space="0" w:color="4BACC6" w:themeColor="accent5"/>
-          <w:bottom w:val="single" w:sz="8" w:space="0" w:color="4BACC6" w:themeColor="accent5"/>
-          <w:right w:val="single" w:sz="8" w:space="0" w:color="4BACC6" w:themeColor="accent5"/>
-          <w:insideV w:val="single" w:sz="8" w:space="0" w:color="4BACC6" w:themeColor="accent5"/>
+          <w:top w:val="single" w:color="4BACC6" w:themeColor="accent5" w:sz="8" w:space="0"/>
+          <w:left w:val="single" w:color="4BACC6" w:themeColor="accent5" w:sz="8" w:space="0"/>
+          <w:bottom w:val="single" w:color="4BACC6" w:themeColor="accent5" w:sz="8" w:space="0"/>
+          <w:right w:val="single" w:color="4BACC6" w:themeColor="accent5" w:sz="8" w:space="0"/>
+          <w:insideV w:val="single" w:color="4BACC6" w:themeColor="accent5" w:sz="8" w:space="0"/>
         </w:tcBorders>
       </w:tcPr>
     </w:tblStylePr>
@@ -4127,12 +4145,12 @@
       <w:tblStyleColBandSize w:val="1"/>
       <w:tblInd w:w="0" w:type="dxa"/>
       <w:tblBorders>
-        <w:top w:val="single" w:sz="8" w:space="0" w:color="F79646" w:themeColor="accent6"/>
-        <w:left w:val="single" w:sz="8" w:space="0" w:color="F79646" w:themeColor="accent6"/>
-        <w:bottom w:val="single" w:sz="8" w:space="0" w:color="F79646" w:themeColor="accent6"/>
-        <w:right w:val="single" w:sz="8" w:space="0" w:color="F79646" w:themeColor="accent6"/>
-        <w:insideH w:val="single" w:sz="8" w:space="0" w:color="F79646" w:themeColor="accent6"/>
-        <w:insideV w:val="single" w:sz="8" w:space="0" w:color="F79646" w:themeColor="accent6"/>
+        <w:top w:val="single" w:color="F79646" w:themeColor="accent6" w:sz="8" w:space="0"/>
+        <w:left w:val="single" w:color="F79646" w:themeColor="accent6" w:sz="8" w:space="0"/>
+        <w:bottom w:val="single" w:color="F79646" w:themeColor="accent6" w:sz="8" w:space="0"/>
+        <w:right w:val="single" w:color="F79646" w:themeColor="accent6" w:sz="8" w:space="0"/>
+        <w:insideH w:val="single" w:color="F79646" w:themeColor="accent6" w:sz="8" w:space="0"/>
+        <w:insideV w:val="single" w:color="F79646" w:themeColor="accent6" w:sz="8" w:space="0"/>
       </w:tblBorders>
       <w:tblCellMar>
         <w:top w:w="0" w:type="dxa"/>
@@ -4146,19 +4164,19 @@
         <w:spacing w:before="0" w:after="0" w:line="240" w:lineRule="auto"/>
       </w:pPr>
       <w:rPr>
-        <w:rFonts w:asciiTheme="majorHAnsi" w:eastAsiaTheme="majorEastAsia" w:hAnsiTheme="majorHAnsi" w:cstheme="majorBidi"/>
-        <w:b/>
-        <w:bCs/>
-      </w:rPr>
-      <w:tblPr/>
-      <w:tcPr>
-        <w:tcBorders>
-          <w:top w:val="single" w:sz="8" w:space="0" w:color="F79646" w:themeColor="accent6"/>
-          <w:left w:val="single" w:sz="8" w:space="0" w:color="F79646" w:themeColor="accent6"/>
-          <w:bottom w:val="single" w:sz="18" w:space="0" w:color="F79646" w:themeColor="accent6"/>
-          <w:right w:val="single" w:sz="8" w:space="0" w:color="F79646" w:themeColor="accent6"/>
-          <w:insideH w:val="nil"/>
-          <w:insideV w:val="single" w:sz="8" w:space="0" w:color="F79646" w:themeColor="accent6"/>
+        <w:rFonts w:asciiTheme="majorHAnsi" w:hAnsiTheme="majorHAnsi" w:eastAsiaTheme="majorEastAsia" w:cstheme="majorBidi"/>
+        <w:b/>
+        <w:bCs/>
+      </w:rPr>
+      <w:tblPr/>
+      <w:tcPr>
+        <w:tcBorders>
+          <w:top w:val="single" w:color="F79646" w:themeColor="accent6" w:sz="8" w:space="0"/>
+          <w:left w:val="single" w:color="F79646" w:themeColor="accent6" w:sz="8" w:space="0"/>
+          <w:bottom w:val="single" w:color="F79646" w:themeColor="accent6" w:sz="18" w:space="0"/>
+          <w:right w:val="single" w:color="F79646" w:themeColor="accent6" w:sz="8" w:space="0"/>
+          <w:insideH w:val="nil"/>
+          <w:insideV w:val="single" w:color="F79646" w:themeColor="accent6" w:sz="8" w:space="0"/>
         </w:tcBorders>
       </w:tcPr>
     </w:tblStylePr>
@@ -4167,42 +4185,42 @@
         <w:spacing w:before="0" w:after="0" w:line="240" w:lineRule="auto"/>
       </w:pPr>
       <w:rPr>
-        <w:rFonts w:asciiTheme="majorHAnsi" w:eastAsiaTheme="majorEastAsia" w:hAnsiTheme="majorHAnsi" w:cstheme="majorBidi"/>
-        <w:b/>
-        <w:bCs/>
-      </w:rPr>
-      <w:tblPr/>
-      <w:tcPr>
-        <w:tcBorders>
-          <w:top w:val="double" w:sz="6" w:space="0" w:color="F79646" w:themeColor="accent6"/>
-          <w:left w:val="single" w:sz="8" w:space="0" w:color="F79646" w:themeColor="accent6"/>
-          <w:bottom w:val="single" w:sz="8" w:space="0" w:color="F79646" w:themeColor="accent6"/>
-          <w:right w:val="single" w:sz="8" w:space="0" w:color="F79646" w:themeColor="accent6"/>
-          <w:insideH w:val="nil"/>
-          <w:insideV w:val="single" w:sz="8" w:space="0" w:color="F79646" w:themeColor="accent6"/>
+        <w:rFonts w:asciiTheme="majorHAnsi" w:hAnsiTheme="majorHAnsi" w:eastAsiaTheme="majorEastAsia" w:cstheme="majorBidi"/>
+        <w:b/>
+        <w:bCs/>
+      </w:rPr>
+      <w:tblPr/>
+      <w:tcPr>
+        <w:tcBorders>
+          <w:top w:val="double" w:color="F79646" w:themeColor="accent6" w:sz="6" w:space="0"/>
+          <w:left w:val="single" w:color="F79646" w:themeColor="accent6" w:sz="8" w:space="0"/>
+          <w:bottom w:val="single" w:color="F79646" w:themeColor="accent6" w:sz="8" w:space="0"/>
+          <w:right w:val="single" w:color="F79646" w:themeColor="accent6" w:sz="8" w:space="0"/>
+          <w:insideH w:val="nil"/>
+          <w:insideV w:val="single" w:color="F79646" w:themeColor="accent6" w:sz="8" w:space="0"/>
         </w:tcBorders>
       </w:tcPr>
     </w:tblStylePr>
     <w:tblStylePr w:type="firstCol">
       <w:rPr>
-        <w:rFonts w:asciiTheme="majorHAnsi" w:eastAsiaTheme="majorEastAsia" w:hAnsiTheme="majorHAnsi" w:cstheme="majorBidi"/>
+        <w:rFonts w:asciiTheme="majorHAnsi" w:hAnsiTheme="majorHAnsi" w:eastAsiaTheme="majorEastAsia" w:cstheme="majorBidi"/>
         <w:b/>
         <w:bCs/>
       </w:rPr>
     </w:tblStylePr>
     <w:tblStylePr w:type="lastCol">
       <w:rPr>
-        <w:rFonts w:asciiTheme="majorHAnsi" w:eastAsiaTheme="majorEastAsia" w:hAnsiTheme="majorHAnsi" w:cstheme="majorBidi"/>
-        <w:b/>
-        <w:bCs/>
-      </w:rPr>
-      <w:tblPr/>
-      <w:tcPr>
-        <w:tcBorders>
-          <w:top w:val="single" w:sz="8" w:space="0" w:color="F79646" w:themeColor="accent6"/>
-          <w:left w:val="single" w:sz="8" w:space="0" w:color="F79646" w:themeColor="accent6"/>
-          <w:bottom w:val="single" w:sz="8" w:space="0" w:color="F79646" w:themeColor="accent6"/>
-          <w:right w:val="single" w:sz="8" w:space="0" w:color="F79646" w:themeColor="accent6"/>
+        <w:rFonts w:asciiTheme="majorHAnsi" w:hAnsiTheme="majorHAnsi" w:eastAsiaTheme="majorEastAsia" w:cstheme="majorBidi"/>
+        <w:b/>
+        <w:bCs/>
+      </w:rPr>
+      <w:tblPr/>
+      <w:tcPr>
+        <w:tcBorders>
+          <w:top w:val="single" w:color="F79646" w:themeColor="accent6" w:sz="8" w:space="0"/>
+          <w:left w:val="single" w:color="F79646" w:themeColor="accent6" w:sz="8" w:space="0"/>
+          <w:bottom w:val="single" w:color="F79646" w:themeColor="accent6" w:sz="8" w:space="0"/>
+          <w:right w:val="single" w:color="F79646" w:themeColor="accent6" w:sz="8" w:space="0"/>
         </w:tcBorders>
       </w:tcPr>
     </w:tblStylePr>
@@ -4210,10 +4228,10 @@
       <w:tblPr/>
       <w:tcPr>
         <w:tcBorders>
-          <w:top w:val="single" w:sz="8" w:space="0" w:color="F79646" w:themeColor="accent6"/>
-          <w:left w:val="single" w:sz="8" w:space="0" w:color="F79646" w:themeColor="accent6"/>
-          <w:bottom w:val="single" w:sz="8" w:space="0" w:color="F79646" w:themeColor="accent6"/>
-          <w:right w:val="single" w:sz="8" w:space="0" w:color="F79646" w:themeColor="accent6"/>
+          <w:top w:val="single" w:color="F79646" w:themeColor="accent6" w:sz="8" w:space="0"/>
+          <w:left w:val="single" w:color="F79646" w:themeColor="accent6" w:sz="8" w:space="0"/>
+          <w:bottom w:val="single" w:color="F79646" w:themeColor="accent6" w:sz="8" w:space="0"/>
+          <w:right w:val="single" w:color="F79646" w:themeColor="accent6" w:sz="8" w:space="0"/>
         </w:tcBorders>
         <w:shd w:val="clear" w:color="auto" w:fill="FDE4D0" w:themeFill="accent6" w:themeFillTint="3F"/>
       </w:tcPr>
@@ -4222,11 +4240,11 @@
       <w:tblPr/>
       <w:tcPr>
         <w:tcBorders>
-          <w:top w:val="single" w:sz="8" w:space="0" w:color="F79646" w:themeColor="accent6"/>
-          <w:left w:val="single" w:sz="8" w:space="0" w:color="F79646" w:themeColor="accent6"/>
-          <w:bottom w:val="single" w:sz="8" w:space="0" w:color="F79646" w:themeColor="accent6"/>
-          <w:right w:val="single" w:sz="8" w:space="0" w:color="F79646" w:themeColor="accent6"/>
-          <w:insideV w:val="single" w:sz="8" w:space="0" w:color="F79646" w:themeColor="accent6"/>
+          <w:top w:val="single" w:color="F79646" w:themeColor="accent6" w:sz="8" w:space="0"/>
+          <w:left w:val="single" w:color="F79646" w:themeColor="accent6" w:sz="8" w:space="0"/>
+          <w:bottom w:val="single" w:color="F79646" w:themeColor="accent6" w:sz="8" w:space="0"/>
+          <w:right w:val="single" w:color="F79646" w:themeColor="accent6" w:sz="8" w:space="0"/>
+          <w:insideV w:val="single" w:color="F79646" w:themeColor="accent6" w:sz="8" w:space="0"/>
         </w:tcBorders>
         <w:shd w:val="clear" w:color="auto" w:fill="FDE4D0" w:themeFill="accent6" w:themeFillTint="3F"/>
       </w:tcPr>
@@ -4235,11 +4253,11 @@
       <w:tblPr/>
       <w:tcPr>
         <w:tcBorders>
-          <w:top w:val="single" w:sz="8" w:space="0" w:color="F79646" w:themeColor="accent6"/>
-          <w:left w:val="single" w:sz="8" w:space="0" w:color="F79646" w:themeColor="accent6"/>
-          <w:bottom w:val="single" w:sz="8" w:space="0" w:color="F79646" w:themeColor="accent6"/>
-          <w:right w:val="single" w:sz="8" w:space="0" w:color="F79646" w:themeColor="accent6"/>
-          <w:insideV w:val="single" w:sz="8" w:space="0" w:color="F79646" w:themeColor="accent6"/>
+          <w:top w:val="single" w:color="F79646" w:themeColor="accent6" w:sz="8" w:space="0"/>
+          <w:left w:val="single" w:color="F79646" w:themeColor="accent6" w:sz="8" w:space="0"/>
+          <w:bottom w:val="single" w:color="F79646" w:themeColor="accent6" w:sz="8" w:space="0"/>
+          <w:right w:val="single" w:color="F79646" w:themeColor="accent6" w:sz="8" w:space="0"/>
+          <w:insideV w:val="single" w:color="F79646" w:themeColor="accent6" w:sz="8" w:space="0"/>
         </w:tcBorders>
       </w:tcPr>
     </w:tblStylePr>
@@ -4257,11 +4275,11 @@
       <w:tblStyleColBandSize w:val="1"/>
       <w:tblInd w:w="0" w:type="dxa"/>
       <w:tblBorders>
-        <w:top w:val="single" w:sz="8" w:space="0" w:color="404040" w:themeColor="text1" w:themeTint="BF"/>
-        <w:left w:val="single" w:sz="8" w:space="0" w:color="404040" w:themeColor="text1" w:themeTint="BF"/>
-        <w:bottom w:val="single" w:sz="8" w:space="0" w:color="404040" w:themeColor="text1" w:themeTint="BF"/>
-        <w:right w:val="single" w:sz="8" w:space="0" w:color="404040" w:themeColor="text1" w:themeTint="BF"/>
-        <w:insideH w:val="single" w:sz="8" w:space="0" w:color="404040" w:themeColor="text1" w:themeTint="BF"/>
+        <w:top w:val="single" w:color="404040" w:themeColor="text1" w:themeTint="BF" w:sz="8" w:space="0"/>
+        <w:left w:val="single" w:color="404040" w:themeColor="text1" w:themeTint="BF" w:sz="8" w:space="0"/>
+        <w:bottom w:val="single" w:color="404040" w:themeColor="text1" w:themeTint="BF" w:sz="8" w:space="0"/>
+        <w:right w:val="single" w:color="404040" w:themeColor="text1" w:themeTint="BF" w:sz="8" w:space="0"/>
+        <w:insideH w:val="single" w:color="404040" w:themeColor="text1" w:themeTint="BF" w:sz="8" w:space="0"/>
       </w:tblBorders>
       <w:tblCellMar>
         <w:top w:w="0" w:type="dxa"/>
@@ -4282,10 +4300,10 @@
       <w:tblPr/>
       <w:tcPr>
         <w:tcBorders>
-          <w:top w:val="single" w:sz="8" w:space="0" w:color="404040" w:themeColor="text1" w:themeTint="BF"/>
-          <w:left w:val="single" w:sz="8" w:space="0" w:color="404040" w:themeColor="text1" w:themeTint="BF"/>
-          <w:bottom w:val="single" w:sz="8" w:space="0" w:color="404040" w:themeColor="text1" w:themeTint="BF"/>
-          <w:right w:val="single" w:sz="8" w:space="0" w:color="404040" w:themeColor="text1" w:themeTint="BF"/>
+          <w:top w:val="single" w:color="404040" w:themeColor="text1" w:themeTint="BF" w:sz="8" w:space="0"/>
+          <w:left w:val="single" w:color="404040" w:themeColor="text1" w:themeTint="BF" w:sz="8" w:space="0"/>
+          <w:bottom w:val="single" w:color="404040" w:themeColor="text1" w:themeTint="BF" w:sz="8" w:space="0"/>
+          <w:right w:val="single" w:color="404040" w:themeColor="text1" w:themeTint="BF" w:sz="8" w:space="0"/>
           <w:insideH w:val="nil"/>
           <w:insideV w:val="nil"/>
         </w:tcBorders>
@@ -4303,10 +4321,10 @@
       <w:tblPr/>
       <w:tcPr>
         <w:tcBorders>
-          <w:top w:val="double" w:sz="6" w:space="0" w:color="404040" w:themeColor="text1" w:themeTint="BF"/>
-          <w:left w:val="single" w:sz="8" w:space="0" w:color="404040" w:themeColor="text1" w:themeTint="BF"/>
-          <w:bottom w:val="single" w:sz="8" w:space="0" w:color="404040" w:themeColor="text1" w:themeTint="BF"/>
-          <w:right w:val="single" w:sz="8" w:space="0" w:color="404040" w:themeColor="text1" w:themeTint="BF"/>
+          <w:top w:val="double" w:color="404040" w:themeColor="text1" w:themeTint="BF" w:sz="6" w:space="0"/>
+          <w:left w:val="single" w:color="404040" w:themeColor="text1" w:themeTint="BF" w:sz="8" w:space="0"/>
+          <w:bottom w:val="single" w:color="404040" w:themeColor="text1" w:themeTint="BF" w:sz="8" w:space="0"/>
+          <w:right w:val="single" w:color="404040" w:themeColor="text1" w:themeTint="BF" w:sz="8" w:space="0"/>
           <w:insideH w:val="nil"/>
           <w:insideV w:val="nil"/>
         </w:tcBorders>
@@ -4363,11 +4381,11 @@
       <w:tblStyleColBandSize w:val="1"/>
       <w:tblInd w:w="0" w:type="dxa"/>
       <w:tblBorders>
-        <w:top w:val="single" w:sz="8" w:space="0" w:color="7BA0CD" w:themeColor="accent1" w:themeTint="BF"/>
-        <w:left w:val="single" w:sz="8" w:space="0" w:color="7BA0CD" w:themeColor="accent1" w:themeTint="BF"/>
-        <w:bottom w:val="single" w:sz="8" w:space="0" w:color="7BA0CD" w:themeColor="accent1" w:themeTint="BF"/>
-        <w:right w:val="single" w:sz="8" w:space="0" w:color="7BA0CD" w:themeColor="accent1" w:themeTint="BF"/>
-        <w:insideH w:val="single" w:sz="8" w:space="0" w:color="7BA0CD" w:themeColor="accent1" w:themeTint="BF"/>
+        <w:top w:val="single" w:color="7BA0CD" w:themeColor="accent1" w:themeTint="BF" w:sz="8" w:space="0"/>
+        <w:left w:val="single" w:color="7BA0CD" w:themeColor="accent1" w:themeTint="BF" w:sz="8" w:space="0"/>
+        <w:bottom w:val="single" w:color="7BA0CD" w:themeColor="accent1" w:themeTint="BF" w:sz="8" w:space="0"/>
+        <w:right w:val="single" w:color="7BA0CD" w:themeColor="accent1" w:themeTint="BF" w:sz="8" w:space="0"/>
+        <w:insideH w:val="single" w:color="7BA0CD" w:themeColor="accent1" w:themeTint="BF" w:sz="8" w:space="0"/>
       </w:tblBorders>
       <w:tblCellMar>
         <w:top w:w="0" w:type="dxa"/>
@@ -4388,10 +4406,10 @@
       <w:tblPr/>
       <w:tcPr>
         <w:tcBorders>
-          <w:top w:val="single" w:sz="8" w:space="0" w:color="7BA0CD" w:themeColor="accent1" w:themeTint="BF"/>
-          <w:left w:val="single" w:sz="8" w:space="0" w:color="7BA0CD" w:themeColor="accent1" w:themeTint="BF"/>
-          <w:bottom w:val="single" w:sz="8" w:space="0" w:color="7BA0CD" w:themeColor="accent1" w:themeTint="BF"/>
-          <w:right w:val="single" w:sz="8" w:space="0" w:color="7BA0CD" w:themeColor="accent1" w:themeTint="BF"/>
+          <w:top w:val="single" w:color="7BA0CD" w:themeColor="accent1" w:themeTint="BF" w:sz="8" w:space="0"/>
+          <w:left w:val="single" w:color="7BA0CD" w:themeColor="accent1" w:themeTint="BF" w:sz="8" w:space="0"/>
+          <w:bottom w:val="single" w:color="7BA0CD" w:themeColor="accent1" w:themeTint="BF" w:sz="8" w:space="0"/>
+          <w:right w:val="single" w:color="7BA0CD" w:themeColor="accent1" w:themeTint="BF" w:sz="8" w:space="0"/>
           <w:insideH w:val="nil"/>
           <w:insideV w:val="nil"/>
         </w:tcBorders>
@@ -4409,10 +4427,10 @@
       <w:tblPr/>
       <w:tcPr>
         <w:tcBorders>
-          <w:top w:val="double" w:sz="6" w:space="0" w:color="7BA0CD" w:themeColor="accent1" w:themeTint="BF"/>
-          <w:left w:val="single" w:sz="8" w:space="0" w:color="7BA0CD" w:themeColor="accent1" w:themeTint="BF"/>
-          <w:bottom w:val="single" w:sz="8" w:space="0" w:color="7BA0CD" w:themeColor="accent1" w:themeTint="BF"/>
-          <w:right w:val="single" w:sz="8" w:space="0" w:color="7BA0CD" w:themeColor="accent1" w:themeTint="BF"/>
+          <w:top w:val="double" w:color="7BA0CD" w:themeColor="accent1" w:themeTint="BF" w:sz="6" w:space="0"/>
+          <w:left w:val="single" w:color="7BA0CD" w:themeColor="accent1" w:themeTint="BF" w:sz="8" w:space="0"/>
+          <w:bottom w:val="single" w:color="7BA0CD" w:themeColor="accent1" w:themeTint="BF" w:sz="8" w:space="0"/>
+          <w:right w:val="single" w:color="7BA0CD" w:themeColor="accent1" w:themeTint="BF" w:sz="8" w:space="0"/>
           <w:insideH w:val="nil"/>
           <w:insideV w:val="nil"/>
         </w:tcBorders>
@@ -4469,11 +4487,11 @@
       <w:tblStyleColBandSize w:val="1"/>
       <w:tblInd w:w="0" w:type="dxa"/>
       <w:tblBorders>
-        <w:top w:val="single" w:sz="8" w:space="0" w:color="CF7B79" w:themeColor="accent2" w:themeTint="BF"/>
-        <w:left w:val="single" w:sz="8" w:space="0" w:color="CF7B79" w:themeColor="accent2" w:themeTint="BF"/>
-        <w:bottom w:val="single" w:sz="8" w:space="0" w:color="CF7B79" w:themeColor="accent2" w:themeTint="BF"/>
-        <w:right w:val="single" w:sz="8" w:space="0" w:color="CF7B79" w:themeColor="accent2" w:themeTint="BF"/>
-        <w:insideH w:val="single" w:sz="8" w:space="0" w:color="CF7B79" w:themeColor="accent2" w:themeTint="BF"/>
+        <w:top w:val="single" w:color="CF7B79" w:themeColor="accent2" w:themeTint="BF" w:sz="8" w:space="0"/>
+        <w:left w:val="single" w:color="CF7B79" w:themeColor="accent2" w:themeTint="BF" w:sz="8" w:space="0"/>
+        <w:bottom w:val="single" w:color="CF7B79" w:themeColor="accent2" w:themeTint="BF" w:sz="8" w:space="0"/>
+        <w:right w:val="single" w:color="CF7B79" w:themeColor="accent2" w:themeTint="BF" w:sz="8" w:space="0"/>
+        <w:insideH w:val="single" w:color="CF7B79" w:themeColor="accent2" w:themeTint="BF" w:sz="8" w:space="0"/>
       </w:tblBorders>
       <w:tblCellMar>
         <w:top w:w="0" w:type="dxa"/>
@@ -4494,10 +4512,10 @@
       <w:tblPr/>
       <w:tcPr>
         <w:tcBorders>
-          <w:top w:val="single" w:sz="8" w:space="0" w:color="CF7B79" w:themeColor="accent2" w:themeTint="BF"/>
-          <w:left w:val="single" w:sz="8" w:space="0" w:color="CF7B79" w:themeColor="accent2" w:themeTint="BF"/>
-          <w:bottom w:val="single" w:sz="8" w:space="0" w:color="CF7B79" w:themeColor="accent2" w:themeTint="BF"/>
-          <w:right w:val="single" w:sz="8" w:space="0" w:color="CF7B79" w:themeColor="accent2" w:themeTint="BF"/>
+          <w:top w:val="single" w:color="CF7B79" w:themeColor="accent2" w:themeTint="BF" w:sz="8" w:space="0"/>
+          <w:left w:val="single" w:color="CF7B79" w:themeColor="accent2" w:themeTint="BF" w:sz="8" w:space="0"/>
+          <w:bottom w:val="single" w:color="CF7B79" w:themeColor="accent2" w:themeTint="BF" w:sz="8" w:space="0"/>
+          <w:right w:val="single" w:color="CF7B79" w:themeColor="accent2" w:themeTint="BF" w:sz="8" w:space="0"/>
           <w:insideH w:val="nil"/>
           <w:insideV w:val="nil"/>
         </w:tcBorders>
@@ -4515,10 +4533,10 @@
       <w:tblPr/>
       <w:tcPr>
         <w:tcBorders>
-          <w:top w:val="double" w:sz="6" w:space="0" w:color="CF7B79" w:themeColor="accent2" w:themeTint="BF"/>
-          <w:left w:val="single" w:sz="8" w:space="0" w:color="CF7B79" w:themeColor="accent2" w:themeTint="BF"/>
-          <w:bottom w:val="single" w:sz="8" w:space="0" w:color="CF7B79" w:themeColor="accent2" w:themeTint="BF"/>
-          <w:right w:val="single" w:sz="8" w:space="0" w:color="CF7B79" w:themeColor="accent2" w:themeTint="BF"/>
+          <w:top w:val="double" w:color="CF7B79" w:themeColor="accent2" w:themeTint="BF" w:sz="6" w:space="0"/>
+          <w:left w:val="single" w:color="CF7B79" w:themeColor="accent2" w:themeTint="BF" w:sz="8" w:space="0"/>
+          <w:bottom w:val="single" w:color="CF7B79" w:themeColor="accent2" w:themeTint="BF" w:sz="8" w:space="0"/>
+          <w:right w:val="single" w:color="CF7B79" w:themeColor="accent2" w:themeTint="BF" w:sz="8" w:space="0"/>
           <w:insideH w:val="nil"/>
           <w:insideV w:val="nil"/>
         </w:tcBorders>
@@ -4575,11 +4593,11 @@
       <w:tblStyleColBandSize w:val="1"/>
       <w:tblInd w:w="0" w:type="dxa"/>
       <w:tblBorders>
-        <w:top w:val="single" w:sz="8" w:space="0" w:color="B3CC82" w:themeColor="accent3" w:themeTint="BF"/>
-        <w:left w:val="single" w:sz="8" w:space="0" w:color="B3CC82" w:themeColor="accent3" w:themeTint="BF"/>
-        <w:bottom w:val="single" w:sz="8" w:space="0" w:color="B3CC82" w:themeColor="accent3" w:themeTint="BF"/>
-        <w:right w:val="single" w:sz="8" w:space="0" w:color="B3CC82" w:themeColor="accent3" w:themeTint="BF"/>
-        <w:insideH w:val="single" w:sz="8" w:space="0" w:color="B3CC82" w:themeColor="accent3" w:themeTint="BF"/>
+        <w:top w:val="single" w:color="B3CC82" w:themeColor="accent3" w:themeTint="BF" w:sz="8" w:space="0"/>
+        <w:left w:val="single" w:color="B3CC82" w:themeColor="accent3" w:themeTint="BF" w:sz="8" w:space="0"/>
+        <w:bottom w:val="single" w:color="B3CC82" w:themeColor="accent3" w:themeTint="BF" w:sz="8" w:space="0"/>
+        <w:right w:val="single" w:color="B3CC82" w:themeColor="accent3" w:themeTint="BF" w:sz="8" w:space="0"/>
+        <w:insideH w:val="single" w:color="B3CC82" w:themeColor="accent3" w:themeTint="BF" w:sz="8" w:space="0"/>
       </w:tblBorders>
       <w:tblCellMar>
         <w:top w:w="0" w:type="dxa"/>
@@ -4600,10 +4618,10 @@
       <w:tblPr/>
       <w:tcPr>
         <w:tcBorders>
-          <w:top w:val="single" w:sz="8" w:space="0" w:color="B3CC82" w:themeColor="accent3" w:themeTint="BF"/>
-          <w:left w:val="single" w:sz="8" w:space="0" w:color="B3CC82" w:themeColor="accent3" w:themeTint="BF"/>
-          <w:bottom w:val="single" w:sz="8" w:space="0" w:color="B3CC82" w:themeColor="accent3" w:themeTint="BF"/>
-          <w:right w:val="single" w:sz="8" w:space="0" w:color="B3CC82" w:themeColor="accent3" w:themeTint="BF"/>
+          <w:top w:val="single" w:color="B3CC82" w:themeColor="accent3" w:themeTint="BF" w:sz="8" w:space="0"/>
+          <w:left w:val="single" w:color="B3CC82" w:themeColor="accent3" w:themeTint="BF" w:sz="8" w:space="0"/>
+          <w:bottom w:val="single" w:color="B3CC82" w:themeColor="accent3" w:themeTint="BF" w:sz="8" w:space="0"/>
+          <w:right w:val="single" w:color="B3CC82" w:themeColor="accent3" w:themeTint="BF" w:sz="8" w:space="0"/>
           <w:insideH w:val="nil"/>
           <w:insideV w:val="nil"/>
         </w:tcBorders>
@@ -4621,10 +4639,10 @@
       <w:tblPr/>
       <w:tcPr>
         <w:tcBorders>
-          <w:top w:val="double" w:sz="6" w:space="0" w:color="B3CC82" w:themeColor="accent3" w:themeTint="BF"/>
-          <w:left w:val="single" w:sz="8" w:space="0" w:color="B3CC82" w:themeColor="accent3" w:themeTint="BF"/>
-          <w:bottom w:val="single" w:sz="8" w:space="0" w:color="B3CC82" w:themeColor="accent3" w:themeTint="BF"/>
-          <w:right w:val="single" w:sz="8" w:space="0" w:color="B3CC82" w:themeColor="accent3" w:themeTint="BF"/>
+          <w:top w:val="double" w:color="B3CC82" w:themeColor="accent3" w:themeTint="BF" w:sz="6" w:space="0"/>
+          <w:left w:val="single" w:color="B3CC82" w:themeColor="accent3" w:themeTint="BF" w:sz="8" w:space="0"/>
+          <w:bottom w:val="single" w:color="B3CC82" w:themeColor="accent3" w:themeTint="BF" w:sz="8" w:space="0"/>
+          <w:right w:val="single" w:color="B3CC82" w:themeColor="accent3" w:themeTint="BF" w:sz="8" w:space="0"/>
           <w:insideH w:val="nil"/>
           <w:insideV w:val="nil"/>
         </w:tcBorders>
@@ -4681,11 +4699,11 @@
       <w:tblStyleColBandSize w:val="1"/>
       <w:tblInd w:w="0" w:type="dxa"/>
       <w:tblBorders>
-        <w:top w:val="single" w:sz="8" w:space="0" w:color="9F8AB9" w:themeColor="accent4" w:themeTint="BF"/>
-        <w:left w:val="single" w:sz="8" w:space="0" w:color="9F8AB9" w:themeColor="accent4" w:themeTint="BF"/>
-        <w:bottom w:val="single" w:sz="8" w:space="0" w:color="9F8AB9" w:themeColor="accent4" w:themeTint="BF"/>
-        <w:right w:val="single" w:sz="8" w:space="0" w:color="9F8AB9" w:themeColor="accent4" w:themeTint="BF"/>
-        <w:insideH w:val="single" w:sz="8" w:space="0" w:color="9F8AB9" w:themeColor="accent4" w:themeTint="BF"/>
+        <w:top w:val="single" w:color="9F8AB9" w:themeColor="accent4" w:themeTint="BF" w:sz="8" w:space="0"/>
+        <w:left w:val="single" w:color="9F8AB9" w:themeColor="accent4" w:themeTint="BF" w:sz="8" w:space="0"/>
+        <w:bottom w:val="single" w:color="9F8AB9" w:themeColor="accent4" w:themeTint="BF" w:sz="8" w:space="0"/>
+        <w:right w:val="single" w:color="9F8AB9" w:themeColor="accent4" w:themeTint="BF" w:sz="8" w:space="0"/>
+        <w:insideH w:val="single" w:color="9F8AB9" w:themeColor="accent4" w:themeTint="BF" w:sz="8" w:space="0"/>
       </w:tblBorders>
       <w:tblCellMar>
         <w:top w:w="0" w:type="dxa"/>
@@ -4706,10 +4724,10 @@
       <w:tblPr/>
       <w:tcPr>
         <w:tcBorders>
-          <w:top w:val="single" w:sz="8" w:space="0" w:color="9F8AB9" w:themeColor="accent4" w:themeTint="BF"/>
-          <w:left w:val="single" w:sz="8" w:space="0" w:color="9F8AB9" w:themeColor="accent4" w:themeTint="BF"/>
-          <w:bottom w:val="single" w:sz="8" w:space="0" w:color="9F8AB9" w:themeColor="accent4" w:themeTint="BF"/>
-          <w:right w:val="single" w:sz="8" w:space="0" w:color="9F8AB9" w:themeColor="accent4" w:themeTint="BF"/>
+          <w:top w:val="single" w:color="9F8AB9" w:themeColor="accent4" w:themeTint="BF" w:sz="8" w:space="0"/>
+          <w:left w:val="single" w:color="9F8AB9" w:themeColor="accent4" w:themeTint="BF" w:sz="8" w:space="0"/>
+          <w:bottom w:val="single" w:color="9F8AB9" w:themeColor="accent4" w:themeTint="BF" w:sz="8" w:space="0"/>
+          <w:right w:val="single" w:color="9F8AB9" w:themeColor="accent4" w:themeTint="BF" w:sz="8" w:space="0"/>
           <w:insideH w:val="nil"/>
           <w:insideV w:val="nil"/>
         </w:tcBorders>
@@ -4727,10 +4745,10 @@
       <w:tblPr/>
       <w:tcPr>
         <w:tcBorders>
-          <w:top w:val="double" w:sz="6" w:space="0" w:color="9F8AB9" w:themeColor="accent4" w:themeTint="BF"/>
-          <w:left w:val="single" w:sz="8" w:space="0" w:color="9F8AB9" w:themeColor="accent4" w:themeTint="BF"/>
-          <w:bottom w:val="single" w:sz="8" w:space="0" w:color="9F8AB9" w:themeColor="accent4" w:themeTint="BF"/>
-          <w:right w:val="single" w:sz="8" w:space="0" w:color="9F8AB9" w:themeColor="accent4" w:themeTint="BF"/>
+          <w:top w:val="double" w:color="9F8AB9" w:themeColor="accent4" w:themeTint="BF" w:sz="6" w:space="0"/>
+          <w:left w:val="single" w:color="9F8AB9" w:themeColor="accent4" w:themeTint="BF" w:sz="8" w:space="0"/>
+          <w:bottom w:val="single" w:color="9F8AB9" w:themeColor="accent4" w:themeTint="BF" w:sz="8" w:space="0"/>
+          <w:right w:val="single" w:color="9F8AB9" w:themeColor="accent4" w:themeTint="BF" w:sz="8" w:space="0"/>
           <w:insideH w:val="nil"/>
           <w:insideV w:val="nil"/>
         </w:tcBorders>
@@ -4787,11 +4805,11 @@
       <w:tblStyleColBandSize w:val="1"/>
       <w:tblInd w:w="0" w:type="dxa"/>
       <w:tblBorders>
-        <w:top w:val="single" w:sz="8" w:space="0" w:color="78C0D4" w:themeColor="accent5" w:themeTint="BF"/>
-        <w:left w:val="single" w:sz="8" w:space="0" w:color="78C0D4" w:themeColor="accent5" w:themeTint="BF"/>
-        <w:bottom w:val="single" w:sz="8" w:space="0" w:color="78C0D4" w:themeColor="accent5" w:themeTint="BF"/>
-        <w:right w:val="single" w:sz="8" w:space="0" w:color="78C0D4" w:themeColor="accent5" w:themeTint="BF"/>
-        <w:insideH w:val="single" w:sz="8" w:space="0" w:color="78C0D4" w:themeColor="accent5" w:themeTint="BF"/>
+        <w:top w:val="single" w:color="78C0D4" w:themeColor="accent5" w:themeTint="BF" w:sz="8" w:space="0"/>
+        <w:left w:val="single" w:color="78C0D4" w:themeColor="accent5" w:themeTint="BF" w:sz="8" w:space="0"/>
+        <w:bottom w:val="single" w:color="78C0D4" w:themeColor="accent5" w:themeTint="BF" w:sz="8" w:space="0"/>
+        <w:right w:val="single" w:color="78C0D4" w:themeColor="accent5" w:themeTint="BF" w:sz="8" w:space="0"/>
+        <w:insideH w:val="single" w:color="78C0D4" w:themeColor="accent5" w:themeTint="BF" w:sz="8" w:space="0"/>
       </w:tblBorders>
       <w:tblCellMar>
         <w:top w:w="0" w:type="dxa"/>
@@ -4812,10 +4830,10 @@
       <w:tblPr/>
       <w:tcPr>
         <w:tcBorders>
-          <w:top w:val="single" w:sz="8" w:space="0" w:color="78C0D4" w:themeColor="accent5" w:themeTint="BF"/>
-          <w:left w:val="single" w:sz="8" w:space="0" w:color="78C0D4" w:themeColor="accent5" w:themeTint="BF"/>
-          <w:bottom w:val="single" w:sz="8" w:space="0" w:color="78C0D4" w:themeColor="accent5" w:themeTint="BF"/>
-          <w:right w:val="single" w:sz="8" w:space="0" w:color="78C0D4" w:themeColor="accent5" w:themeTint="BF"/>
+          <w:top w:val="single" w:color="78C0D4" w:themeColor="accent5" w:themeTint="BF" w:sz="8" w:space="0"/>
+          <w:left w:val="single" w:color="78C0D4" w:themeColor="accent5" w:themeTint="BF" w:sz="8" w:space="0"/>
+          <w:bottom w:val="single" w:color="78C0D4" w:themeColor="accent5" w:themeTint="BF" w:sz="8" w:space="0"/>
+          <w:right w:val="single" w:color="78C0D4" w:themeColor="accent5" w:themeTint="BF" w:sz="8" w:space="0"/>
           <w:insideH w:val="nil"/>
           <w:insideV w:val="nil"/>
         </w:tcBorders>
@@ -4833,10 +4851,10 @@
       <w:tblPr/>
       <w:tcPr>
         <w:tcBorders>
-          <w:top w:val="double" w:sz="6" w:space="0" w:color="78C0D4" w:themeColor="accent5" w:themeTint="BF"/>
-          <w:left w:val="single" w:sz="8" w:space="0" w:color="78C0D4" w:themeColor="accent5" w:themeTint="BF"/>
-          <w:bottom w:val="single" w:sz="8" w:space="0" w:color="78C0D4" w:themeColor="accent5" w:themeTint="BF"/>
-          <w:right w:val="single" w:sz="8" w:space="0" w:color="78C0D4" w:themeColor="accent5" w:themeTint="BF"/>
+          <w:top w:val="double" w:color="78C0D4" w:themeColor="accent5" w:themeTint="BF" w:sz="6" w:space="0"/>
+          <w:left w:val="single" w:color="78C0D4" w:themeColor="accent5" w:themeTint="BF" w:sz="8" w:space="0"/>
+          <w:bottom w:val="single" w:color="78C0D4" w:themeColor="accent5" w:themeTint="BF" w:sz="8" w:space="0"/>
+          <w:right w:val="single" w:color="78C0D4" w:themeColor="accent5" w:themeTint="BF" w:sz="8" w:space="0"/>
           <w:insideH w:val="nil"/>
           <w:insideV w:val="nil"/>
         </w:tcBorders>
@@ -4893,11 +4911,11 @@
       <w:tblStyleColBandSize w:val="1"/>
       <w:tblInd w:w="0" w:type="dxa"/>
       <w:tblBorders>
-        <w:top w:val="single" w:sz="8" w:space="0" w:color="F9B074" w:themeColor="accent6" w:themeTint="BF"/>
-        <w:left w:val="single" w:sz="8" w:space="0" w:color="F9B074" w:themeColor="accent6" w:themeTint="BF"/>
-        <w:bottom w:val="single" w:sz="8" w:space="0" w:color="F9B074" w:themeColor="accent6" w:themeTint="BF"/>
-        <w:right w:val="single" w:sz="8" w:space="0" w:color="F9B074" w:themeColor="accent6" w:themeTint="BF"/>
-        <w:insideH w:val="single" w:sz="8" w:space="0" w:color="F9B074" w:themeColor="accent6" w:themeTint="BF"/>
+        <w:top w:val="single" w:color="F9B074" w:themeColor="accent6" w:themeTint="BF" w:sz="8" w:space="0"/>
+        <w:left w:val="single" w:color="F9B074" w:themeColor="accent6" w:themeTint="BF" w:sz="8" w:space="0"/>
+        <w:bottom w:val="single" w:color="F9B074" w:themeColor="accent6" w:themeTint="BF" w:sz="8" w:space="0"/>
+        <w:right w:val="single" w:color="F9B074" w:themeColor="accent6" w:themeTint="BF" w:sz="8" w:space="0"/>
+        <w:insideH w:val="single" w:color="F9B074" w:themeColor="accent6" w:themeTint="BF" w:sz="8" w:space="0"/>
       </w:tblBorders>
       <w:tblCellMar>
         <w:top w:w="0" w:type="dxa"/>
@@ -4918,10 +4936,10 @@
       <w:tblPr/>
       <w:tcPr>
         <w:tcBorders>
-          <w:top w:val="single" w:sz="8" w:space="0" w:color="F9B074" w:themeColor="accent6" w:themeTint="BF"/>
-          <w:left w:val="single" w:sz="8" w:space="0" w:color="F9B074" w:themeColor="accent6" w:themeTint="BF"/>
-          <w:bottom w:val="single" w:sz="8" w:space="0" w:color="F9B074" w:themeColor="accent6" w:themeTint="BF"/>
-          <w:right w:val="single" w:sz="8" w:space="0" w:color="F9B074" w:themeColor="accent6" w:themeTint="BF"/>
+          <w:top w:val="single" w:color="F9B074" w:themeColor="accent6" w:themeTint="BF" w:sz="8" w:space="0"/>
+          <w:left w:val="single" w:color="F9B074" w:themeColor="accent6" w:themeTint="BF" w:sz="8" w:space="0"/>
+          <w:bottom w:val="single" w:color="F9B074" w:themeColor="accent6" w:themeTint="BF" w:sz="8" w:space="0"/>
+          <w:right w:val="single" w:color="F9B074" w:themeColor="accent6" w:themeTint="BF" w:sz="8" w:space="0"/>
           <w:insideH w:val="nil"/>
           <w:insideV w:val="nil"/>
         </w:tcBorders>
@@ -4939,10 +4957,10 @@
       <w:tblPr/>
       <w:tcPr>
         <w:tcBorders>
-          <w:top w:val="double" w:sz="6" w:space="0" w:color="F9B074" w:themeColor="accent6" w:themeTint="BF"/>
-          <w:left w:val="single" w:sz="8" w:space="0" w:color="F9B074" w:themeColor="accent6" w:themeTint="BF"/>
-          <w:bottom w:val="single" w:sz="8" w:space="0" w:color="F9B074" w:themeColor="accent6" w:themeTint="BF"/>
-          <w:right w:val="single" w:sz="8" w:space="0" w:color="F9B074" w:themeColor="accent6" w:themeTint="BF"/>
+          <w:top w:val="double" w:color="F9B074" w:themeColor="accent6" w:themeTint="BF" w:sz="6" w:space="0"/>
+          <w:left w:val="single" w:color="F9B074" w:themeColor="accent6" w:themeTint="BF" w:sz="8" w:space="0"/>
+          <w:bottom w:val="single" w:color="F9B074" w:themeColor="accent6" w:themeTint="BF" w:sz="8" w:space="0"/>
+          <w:right w:val="single" w:color="F9B074" w:themeColor="accent6" w:themeTint="BF" w:sz="8" w:space="0"/>
           <w:insideH w:val="nil"/>
           <w:insideV w:val="nil"/>
         </w:tcBorders>
@@ -4999,8 +5017,8 @@
       <w:tblStyleColBandSize w:val="1"/>
       <w:tblInd w:w="0" w:type="dxa"/>
       <w:tblBorders>
-        <w:top w:val="single" w:sz="18" w:space="0" w:color="auto"/>
-        <w:bottom w:val="single" w:sz="18" w:space="0" w:color="auto"/>
+        <w:top w:val="single" w:color="auto" w:sz="18" w:space="0"/>
+        <w:bottom w:val="single" w:color="auto" w:sz="18" w:space="0"/>
       </w:tblBorders>
       <w:tblCellMar>
         <w:top w:w="0" w:type="dxa"/>
@@ -5021,9 +5039,9 @@
       <w:tblPr/>
       <w:tcPr>
         <w:tcBorders>
-          <w:top w:val="single" w:sz="18" w:space="0" w:color="auto"/>
-          <w:left w:val="nil"/>
-          <w:bottom w:val="single" w:sz="18" w:space="0" w:color="auto"/>
+          <w:top w:val="single" w:color="auto" w:sz="18" w:space="0"/>
+          <w:left w:val="nil"/>
+          <w:bottom w:val="single" w:color="auto" w:sz="18" w:space="0"/>
           <w:right w:val="nil"/>
           <w:insideH w:val="nil"/>
           <w:insideV w:val="nil"/>
@@ -5041,9 +5059,9 @@
       <w:tblPr/>
       <w:tcPr>
         <w:tcBorders>
-          <w:top w:val="double" w:sz="6" w:space="0" w:color="auto"/>
-          <w:left w:val="nil"/>
-          <w:bottom w:val="single" w:sz="18" w:space="0" w:color="auto"/>
+          <w:top w:val="double" w:color="auto" w:sz="6" w:space="0"/>
+          <w:left w:val="nil"/>
+          <w:bottom w:val="single" w:color="auto" w:sz="18" w:space="0"/>
           <w:right w:val="nil"/>
           <w:insideH w:val="nil"/>
           <w:insideV w:val="nil"/>
@@ -5062,7 +5080,7 @@
         <w:tcBorders>
           <w:top w:val="nil"/>
           <w:left w:val="nil"/>
-          <w:bottom w:val="single" w:sz="18" w:space="0" w:color="auto"/>
+          <w:bottom w:val="single" w:color="auto" w:sz="18" w:space="0"/>
           <w:right w:val="nil"/>
           <w:insideH w:val="nil"/>
           <w:insideV w:val="nil"/>
@@ -5109,9 +5127,9 @@
       <w:tblPr/>
       <w:tcPr>
         <w:tcBorders>
-          <w:top w:val="single" w:sz="18" w:space="0" w:color="auto"/>
-          <w:left w:val="nil"/>
-          <w:bottom w:val="single" w:sz="18" w:space="0" w:color="auto"/>
+          <w:top w:val="single" w:color="auto" w:sz="18" w:space="0"/>
+          <w:left w:val="nil"/>
+          <w:bottom w:val="single" w:color="auto" w:sz="18" w:space="0"/>
           <w:right w:val="nil"/>
           <w:insideH w:val="nil"/>
           <w:insideV w:val="nil"/>
@@ -5125,9 +5143,9 @@
       <w:tblPr/>
       <w:tcPr>
         <w:tcBorders>
-          <w:top w:val="single" w:sz="18" w:space="0" w:color="auto"/>
-          <w:left w:val="nil"/>
-          <w:bottom w:val="single" w:sz="18" w:space="0" w:color="auto"/>
+          <w:top w:val="single" w:color="auto" w:sz="18" w:space="0"/>
+          <w:left w:val="nil"/>
+          <w:bottom w:val="single" w:color="auto" w:sz="18" w:space="0"/>
           <w:right w:val="nil"/>
           <w:insideH w:val="nil"/>
           <w:insideV w:val="nil"/>
@@ -5148,8 +5166,8 @@
       <w:tblStyleColBandSize w:val="1"/>
       <w:tblInd w:w="0" w:type="dxa"/>
       <w:tblBorders>
-        <w:top w:val="single" w:sz="18" w:space="0" w:color="auto"/>
-        <w:bottom w:val="single" w:sz="18" w:space="0" w:color="auto"/>
+        <w:top w:val="single" w:color="auto" w:sz="18" w:space="0"/>
+        <w:bottom w:val="single" w:color="auto" w:sz="18" w:space="0"/>
       </w:tblBorders>
       <w:tblCellMar>
         <w:top w:w="0" w:type="dxa"/>
@@ -5170,9 +5188,9 @@
       <w:tblPr/>
       <w:tcPr>
         <w:tcBorders>
-          <w:top w:val="single" w:sz="18" w:space="0" w:color="auto"/>
-          <w:left w:val="nil"/>
-          <w:bottom w:val="single" w:sz="18" w:space="0" w:color="auto"/>
+          <w:top w:val="single" w:color="auto" w:sz="18" w:space="0"/>
+          <w:left w:val="nil"/>
+          <w:bottom w:val="single" w:color="auto" w:sz="18" w:space="0"/>
           <w:right w:val="nil"/>
           <w:insideH w:val="nil"/>
           <w:insideV w:val="nil"/>
@@ -5190,9 +5208,9 @@
       <w:tblPr/>
       <w:tcPr>
         <w:tcBorders>
-          <w:top w:val="double" w:sz="6" w:space="0" w:color="auto"/>
-          <w:left w:val="nil"/>
-          <w:bottom w:val="single" w:sz="18" w:space="0" w:color="auto"/>
+          <w:top w:val="double" w:color="auto" w:sz="6" w:space="0"/>
+          <w:left w:val="nil"/>
+          <w:bottom w:val="single" w:color="auto" w:sz="18" w:space="0"/>
           <w:right w:val="nil"/>
           <w:insideH w:val="nil"/>
           <w:insideV w:val="nil"/>
@@ -5211,7 +5229,7 @@
         <w:tcBorders>
           <w:top w:val="nil"/>
           <w:left w:val="nil"/>
-          <w:bottom w:val="single" w:sz="18" w:space="0" w:color="auto"/>
+          <w:bottom w:val="single" w:color="auto" w:sz="18" w:space="0"/>
           <w:right w:val="nil"/>
           <w:insideH w:val="nil"/>
           <w:insideV w:val="nil"/>
@@ -5258,9 +5276,9 @@
       <w:tblPr/>
       <w:tcPr>
         <w:tcBorders>
-          <w:top w:val="single" w:sz="18" w:space="0" w:color="auto"/>
-          <w:left w:val="nil"/>
-          <w:bottom w:val="single" w:sz="18" w:space="0" w:color="auto"/>
+          <w:top w:val="single" w:color="auto" w:sz="18" w:space="0"/>
+          <w:left w:val="nil"/>
+          <w:bottom w:val="single" w:color="auto" w:sz="18" w:space="0"/>
           <w:right w:val="nil"/>
           <w:insideH w:val="nil"/>
           <w:insideV w:val="nil"/>
@@ -5274,9 +5292,9 @@
       <w:tblPr/>
       <w:tcPr>
         <w:tcBorders>
-          <w:top w:val="single" w:sz="18" w:space="0" w:color="auto"/>
-          <w:left w:val="nil"/>
-          <w:bottom w:val="single" w:sz="18" w:space="0" w:color="auto"/>
+          <w:top w:val="single" w:color="auto" w:sz="18" w:space="0"/>
+          <w:left w:val="nil"/>
+          <w:bottom w:val="single" w:color="auto" w:sz="18" w:space="0"/>
           <w:right w:val="nil"/>
           <w:insideH w:val="nil"/>
           <w:insideV w:val="nil"/>
@@ -5297,8 +5315,8 @@
       <w:tblStyleColBandSize w:val="1"/>
       <w:tblInd w:w="0" w:type="dxa"/>
       <w:tblBorders>
-        <w:top w:val="single" w:sz="18" w:space="0" w:color="auto"/>
-        <w:bottom w:val="single" w:sz="18" w:space="0" w:color="auto"/>
+        <w:top w:val="single" w:color="auto" w:sz="18" w:space="0"/>
+        <w:bottom w:val="single" w:color="auto" w:sz="18" w:space="0"/>
       </w:tblBorders>
       <w:tblCellMar>
         <w:top w:w="0" w:type="dxa"/>
@@ -5319,9 +5337,9 @@
       <w:tblPr/>
       <w:tcPr>
         <w:tcBorders>
-          <w:top w:val="single" w:sz="18" w:space="0" w:color="auto"/>
-          <w:left w:val="nil"/>
-          <w:bottom w:val="single" w:sz="18" w:space="0" w:color="auto"/>
+          <w:top w:val="single" w:color="auto" w:sz="18" w:space="0"/>
+          <w:left w:val="nil"/>
+          <w:bottom w:val="single" w:color="auto" w:sz="18" w:space="0"/>
           <w:right w:val="nil"/>
           <w:insideH w:val="nil"/>
           <w:insideV w:val="nil"/>
@@ -5339,9 +5357,9 @@
       <w:tblPr/>
       <w:tcPr>
         <w:tcBorders>
-          <w:top w:val="double" w:sz="6" w:space="0" w:color="auto"/>
-          <w:left w:val="nil"/>
-          <w:bottom w:val="single" w:sz="18" w:space="0" w:color="auto"/>
+          <w:top w:val="double" w:color="auto" w:sz="6" w:space="0"/>
+          <w:left w:val="nil"/>
+          <w:bottom w:val="single" w:color="auto" w:sz="18" w:space="0"/>
           <w:right w:val="nil"/>
           <w:insideH w:val="nil"/>
           <w:insideV w:val="nil"/>
@@ -5360,7 +5378,7 @@
         <w:tcBorders>
           <w:top w:val="nil"/>
           <w:left w:val="nil"/>
-          <w:bottom w:val="single" w:sz="18" w:space="0" w:color="auto"/>
+          <w:bottom w:val="single" w:color="auto" w:sz="18" w:space="0"/>
           <w:right w:val="nil"/>
           <w:insideH w:val="nil"/>
           <w:insideV w:val="nil"/>
@@ -5407,9 +5425,9 @@
       <w:tblPr/>
       <w:tcPr>
         <w:tcBorders>
-          <w:top w:val="single" w:sz="18" w:space="0" w:color="auto"/>
-          <w:left w:val="nil"/>
-          <w:bottom w:val="single" w:sz="18" w:space="0" w:color="auto"/>
+          <w:top w:val="single" w:color="auto" w:sz="18" w:space="0"/>
+          <w:left w:val="nil"/>
+          <w:bottom w:val="single" w:color="auto" w:sz="18" w:space="0"/>
           <w:right w:val="nil"/>
           <w:insideH w:val="nil"/>
           <w:insideV w:val="nil"/>
@@ -5423,9 +5441,9 @@
       <w:tblPr/>
       <w:tcPr>
         <w:tcBorders>
-          <w:top w:val="single" w:sz="18" w:space="0" w:color="auto"/>
-          <w:left w:val="nil"/>
-          <w:bottom w:val="single" w:sz="18" w:space="0" w:color="auto"/>
+          <w:top w:val="single" w:color="auto" w:sz="18" w:space="0"/>
+          <w:left w:val="nil"/>
+          <w:bottom w:val="single" w:color="auto" w:sz="18" w:space="0"/>
           <w:right w:val="nil"/>
           <w:insideH w:val="nil"/>
           <w:insideV w:val="nil"/>
@@ -5446,8 +5464,8 @@
       <w:tblStyleColBandSize w:val="1"/>
       <w:tblInd w:w="0" w:type="dxa"/>
       <w:tblBorders>
-        <w:top w:val="single" w:sz="18" w:space="0" w:color="auto"/>
-        <w:bottom w:val="single" w:sz="18" w:space="0" w:color="auto"/>
+        <w:top w:val="single" w:color="auto" w:sz="18" w:space="0"/>
+        <w:bottom w:val="single" w:color="auto" w:sz="18" w:space="0"/>
       </w:tblBorders>
       <w:tblCellMar>
         <w:top w:w="0" w:type="dxa"/>
@@ -5468,9 +5486,9 @@
       <w:tblPr/>
       <w:tcPr>
         <w:tcBorders>
-          <w:top w:val="single" w:sz="18" w:space="0" w:color="auto"/>
-          <w:left w:val="nil"/>
-          <w:bottom w:val="single" w:sz="18" w:space="0" w:color="auto"/>
+          <w:top w:val="single" w:color="auto" w:sz="18" w:space="0"/>
+          <w:left w:val="nil"/>
+          <w:bottom w:val="single" w:color="auto" w:sz="18" w:space="0"/>
           <w:right w:val="nil"/>
           <w:insideH w:val="nil"/>
           <w:insideV w:val="nil"/>
@@ -5488,9 +5506,9 @@
       <w:tblPr/>
       <w:tcPr>
         <w:tcBorders>
-          <w:top w:val="double" w:sz="6" w:space="0" w:color="auto"/>
-          <w:left w:val="nil"/>
-          <w:bottom w:val="single" w:sz="18" w:space="0" w:color="auto"/>
+          <w:top w:val="double" w:color="auto" w:sz="6" w:space="0"/>
+          <w:left w:val="nil"/>
+          <w:bottom w:val="single" w:color="auto" w:sz="18" w:space="0"/>
           <w:right w:val="nil"/>
           <w:insideH w:val="nil"/>
           <w:insideV w:val="nil"/>
@@ -5509,7 +5527,7 @@
         <w:tcBorders>
           <w:top w:val="nil"/>
           <w:left w:val="nil"/>
-          <w:bottom w:val="single" w:sz="18" w:space="0" w:color="auto"/>
+          <w:bottom w:val="single" w:color="auto" w:sz="18" w:space="0"/>
           <w:right w:val="nil"/>
           <w:insideH w:val="nil"/>
           <w:insideV w:val="nil"/>
@@ -5556,9 +5574,9 @@
       <w:tblPr/>
       <w:tcPr>
         <w:tcBorders>
-          <w:top w:val="single" w:sz="18" w:space="0" w:color="auto"/>
-          <w:left w:val="nil"/>
-          <w:bottom w:val="single" w:sz="18" w:space="0" w:color="auto"/>
+          <w:top w:val="single" w:color="auto" w:sz="18" w:space="0"/>
+          <w:left w:val="nil"/>
+          <w:bottom w:val="single" w:color="auto" w:sz="18" w:space="0"/>
           <w:right w:val="nil"/>
           <w:insideH w:val="nil"/>
           <w:insideV w:val="nil"/>
@@ -5572,9 +5590,9 @@
       <w:tblPr/>
       <w:tcPr>
         <w:tcBorders>
-          <w:top w:val="single" w:sz="18" w:space="0" w:color="auto"/>
-          <w:left w:val="nil"/>
-          <w:bottom w:val="single" w:sz="18" w:space="0" w:color="auto"/>
+          <w:top w:val="single" w:color="auto" w:sz="18" w:space="0"/>
+          <w:left w:val="nil"/>
+          <w:bottom w:val="single" w:color="auto" w:sz="18" w:space="0"/>
           <w:right w:val="nil"/>
           <w:insideH w:val="nil"/>
           <w:insideV w:val="nil"/>
@@ -5595,8 +5613,8 @@
       <w:tblStyleColBandSize w:val="1"/>
       <w:tblInd w:w="0" w:type="dxa"/>
       <w:tblBorders>
-        <w:top w:val="single" w:sz="18" w:space="0" w:color="auto"/>
-        <w:bottom w:val="single" w:sz="18" w:space="0" w:color="auto"/>
+        <w:top w:val="single" w:color="auto" w:sz="18" w:space="0"/>
+        <w:bottom w:val="single" w:color="auto" w:sz="18" w:space="0"/>
       </w:tblBorders>
       <w:tblCellMar>
         <w:top w:w="0" w:type="dxa"/>
@@ -5617,9 +5635,9 @@
       <w:tblPr/>
       <w:tcPr>
         <w:tcBorders>
-          <w:top w:val="single" w:sz="18" w:space="0" w:color="auto"/>
-          <w:left w:val="nil"/>
-          <w:bottom w:val="single" w:sz="18" w:space="0" w:color="auto"/>
+          <w:top w:val="single" w:color="auto" w:sz="18" w:space="0"/>
+          <w:left w:val="nil"/>
+          <w:bottom w:val="single" w:color="auto" w:sz="18" w:space="0"/>
           <w:right w:val="nil"/>
           <w:insideH w:val="nil"/>
           <w:insideV w:val="nil"/>
@@ -5637,9 +5655,9 @@
       <w:tblPr/>
       <w:tcPr>
         <w:tcBorders>
-          <w:top w:val="double" w:sz="6" w:space="0" w:color="auto"/>
-          <w:left w:val="nil"/>
-          <w:bottom w:val="single" w:sz="18" w:space="0" w:color="auto"/>
+          <w:top w:val="double" w:color="auto" w:sz="6" w:space="0"/>
+          <w:left w:val="nil"/>
+          <w:bottom w:val="single" w:color="auto" w:sz="18" w:space="0"/>
           <w:right w:val="nil"/>
           <w:insideH w:val="nil"/>
           <w:insideV w:val="nil"/>
@@ -5658,7 +5676,7 @@
         <w:tcBorders>
           <w:top w:val="nil"/>
           <w:left w:val="nil"/>
-          <w:bottom w:val="single" w:sz="18" w:space="0" w:color="auto"/>
+          <w:bottom w:val="single" w:color="auto" w:sz="18" w:space="0"/>
           <w:right w:val="nil"/>
           <w:insideH w:val="nil"/>
           <w:insideV w:val="nil"/>
@@ -5705,9 +5723,9 @@
       <w:tblPr/>
       <w:tcPr>
         <w:tcBorders>
-          <w:top w:val="single" w:sz="18" w:space="0" w:color="auto"/>
-          <w:left w:val="nil"/>
-          <w:bottom w:val="single" w:sz="18" w:space="0" w:color="auto"/>
+          <w:top w:val="single" w:color="auto" w:sz="18" w:space="0"/>
+          <w:left w:val="nil"/>
+          <w:bottom w:val="single" w:color="auto" w:sz="18" w:space="0"/>
           <w:right w:val="nil"/>
           <w:insideH w:val="nil"/>
           <w:insideV w:val="nil"/>
@@ -5721,9 +5739,9 @@
       <w:tblPr/>
       <w:tcPr>
         <w:tcBorders>
-          <w:top w:val="single" w:sz="18" w:space="0" w:color="auto"/>
-          <w:left w:val="nil"/>
-          <w:bottom w:val="single" w:sz="18" w:space="0" w:color="auto"/>
+          <w:top w:val="single" w:color="auto" w:sz="18" w:space="0"/>
+          <w:left w:val="nil"/>
+          <w:bottom w:val="single" w:color="auto" w:sz="18" w:space="0"/>
           <w:right w:val="nil"/>
           <w:insideH w:val="nil"/>
           <w:insideV w:val="nil"/>
@@ -5744,8 +5762,8 @@
       <w:tblStyleColBandSize w:val="1"/>
       <w:tblInd w:w="0" w:type="dxa"/>
       <w:tblBorders>
-        <w:top w:val="single" w:sz="18" w:space="0" w:color="auto"/>
-        <w:bottom w:val="single" w:sz="18" w:space="0" w:color="auto"/>
+        <w:top w:val="single" w:color="auto" w:sz="18" w:space="0"/>
+        <w:bottom w:val="single" w:color="auto" w:sz="18" w:space="0"/>
       </w:tblBorders>
       <w:tblCellMar>
         <w:top w:w="0" w:type="dxa"/>
@@ -5766,9 +5784,9 @@
       <w:tblPr/>
       <w:tcPr>
         <w:tcBorders>
-          <w:top w:val="single" w:sz="18" w:space="0" w:color="auto"/>
-          <w:left w:val="nil"/>
-          <w:bottom w:val="single" w:sz="18" w:space="0" w:color="auto"/>
+          <w:top w:val="single" w:color="auto" w:sz="18" w:space="0"/>
+          <w:left w:val="nil"/>
+          <w:bottom w:val="single" w:color="auto" w:sz="18" w:space="0"/>
           <w:right w:val="nil"/>
           <w:insideH w:val="nil"/>
           <w:insideV w:val="nil"/>
@@ -5786,9 +5804,9 @@
       <w:tblPr/>
       <w:tcPr>
         <w:tcBorders>
-          <w:top w:val="double" w:sz="6" w:space="0" w:color="auto"/>
-          <w:left w:val="nil"/>
-          <w:bottom w:val="single" w:sz="18" w:space="0" w:color="auto"/>
+          <w:top w:val="double" w:color="auto" w:sz="6" w:space="0"/>
+          <w:left w:val="nil"/>
+          <w:bottom w:val="single" w:color="auto" w:sz="18" w:space="0"/>
           <w:right w:val="nil"/>
           <w:insideH w:val="nil"/>
           <w:insideV w:val="nil"/>
@@ -5807,7 +5825,7 @@
         <w:tcBorders>
           <w:top w:val="nil"/>
           <w:left w:val="nil"/>
-          <w:bottom w:val="single" w:sz="18" w:space="0" w:color="auto"/>
+          <w:bottom w:val="single" w:color="auto" w:sz="18" w:space="0"/>
           <w:right w:val="nil"/>
           <w:insideH w:val="nil"/>
           <w:insideV w:val="nil"/>
@@ -5854,9 +5872,9 @@
       <w:tblPr/>
       <w:tcPr>
         <w:tcBorders>
-          <w:top w:val="single" w:sz="18" w:space="0" w:color="auto"/>
-          <w:left w:val="nil"/>
-          <w:bottom w:val="single" w:sz="18" w:space="0" w:color="auto"/>
+          <w:top w:val="single" w:color="auto" w:sz="18" w:space="0"/>
+          <w:left w:val="nil"/>
+          <w:bottom w:val="single" w:color="auto" w:sz="18" w:space="0"/>
           <w:right w:val="nil"/>
           <w:insideH w:val="nil"/>
           <w:insideV w:val="nil"/>
@@ -5870,9 +5888,9 @@
       <w:tblPr/>
       <w:tcPr>
         <w:tcBorders>
-          <w:top w:val="single" w:sz="18" w:space="0" w:color="auto"/>
-          <w:left w:val="nil"/>
-          <w:bottom w:val="single" w:sz="18" w:space="0" w:color="auto"/>
+          <w:top w:val="single" w:color="auto" w:sz="18" w:space="0"/>
+          <w:left w:val="nil"/>
+          <w:bottom w:val="single" w:color="auto" w:sz="18" w:space="0"/>
           <w:right w:val="nil"/>
           <w:insideH w:val="nil"/>
           <w:insideV w:val="nil"/>
@@ -5893,8 +5911,8 @@
       <w:tblStyleColBandSize w:val="1"/>
       <w:tblInd w:w="0" w:type="dxa"/>
       <w:tblBorders>
-        <w:top w:val="single" w:sz="18" w:space="0" w:color="auto"/>
-        <w:bottom w:val="single" w:sz="18" w:space="0" w:color="auto"/>
+        <w:top w:val="single" w:color="auto" w:sz="18" w:space="0"/>
+        <w:bottom w:val="single" w:color="auto" w:sz="18" w:space="0"/>
       </w:tblBorders>
       <w:tblCellMar>
         <w:top w:w="0" w:type="dxa"/>
@@ -5915,9 +5933,9 @@
       <w:tblPr/>
       <w:tcPr>
         <w:tcBorders>
-          <w:top w:val="single" w:sz="18" w:space="0" w:color="auto"/>
-          <w:left w:val="nil"/>
-          <w:bottom w:val="single" w:sz="18" w:space="0" w:color="auto"/>
+          <w:top w:val="single" w:color="auto" w:sz="18" w:space="0"/>
+          <w:left w:val="nil"/>
+          <w:bottom w:val="single" w:color="auto" w:sz="18" w:space="0"/>
           <w:right w:val="nil"/>
           <w:insideH w:val="nil"/>
           <w:insideV w:val="nil"/>
@@ -5935,9 +5953,9 @@
       <w:tblPr/>
       <w:tcPr>
         <w:tcBorders>
-          <w:top w:val="double" w:sz="6" w:space="0" w:color="auto"/>
-          <w:left w:val="nil"/>
-          <w:bottom w:val="single" w:sz="18" w:space="0" w:color="auto"/>
+          <w:top w:val="double" w:color="auto" w:sz="6" w:space="0"/>
+          <w:left w:val="nil"/>
+          <w:bottom w:val="single" w:color="auto" w:sz="18" w:space="0"/>
           <w:right w:val="nil"/>
           <w:insideH w:val="nil"/>
           <w:insideV w:val="nil"/>
@@ -5956,7 +5974,7 @@
         <w:tcBorders>
           <w:top w:val="nil"/>
           <w:left w:val="nil"/>
-          <w:bottom w:val="single" w:sz="18" w:space="0" w:color="auto"/>
+          <w:bottom w:val="single" w:color="auto" w:sz="18" w:space="0"/>
           <w:right w:val="nil"/>
           <w:insideH w:val="nil"/>
           <w:insideV w:val="nil"/>
@@ -6003,9 +6021,9 @@
       <w:tblPr/>
       <w:tcPr>
         <w:tcBorders>
-          <w:top w:val="single" w:sz="18" w:space="0" w:color="auto"/>
-          <w:left w:val="nil"/>
-          <w:bottom w:val="single" w:sz="18" w:space="0" w:color="auto"/>
+          <w:top w:val="single" w:color="auto" w:sz="18" w:space="0"/>
+          <w:left w:val="nil"/>
+          <w:bottom w:val="single" w:color="auto" w:sz="18" w:space="0"/>
           <w:right w:val="nil"/>
           <w:insideH w:val="nil"/>
           <w:insideV w:val="nil"/>
@@ -6019,9 +6037,9 @@
       <w:tblPr/>
       <w:tcPr>
         <w:tcBorders>
-          <w:top w:val="single" w:sz="18" w:space="0" w:color="auto"/>
-          <w:left w:val="nil"/>
-          <w:bottom w:val="single" w:sz="18" w:space="0" w:color="auto"/>
+          <w:top w:val="single" w:color="auto" w:sz="18" w:space="0"/>
+          <w:left w:val="nil"/>
+          <w:bottom w:val="single" w:color="auto" w:sz="18" w:space="0"/>
           <w:right w:val="nil"/>
           <w:insideH w:val="nil"/>
           <w:insideV w:val="nil"/>
@@ -6045,8 +6063,8 @@
       <w:tblStyleColBandSize w:val="1"/>
       <w:tblInd w:w="0" w:type="dxa"/>
       <w:tblBorders>
-        <w:top w:val="single" w:sz="8" w:space="0" w:color="000000" w:themeColor="text1"/>
-        <w:bottom w:val="single" w:sz="8" w:space="0" w:color="000000" w:themeColor="text1"/>
+        <w:top w:val="single" w:color="000000" w:themeColor="text1" w:sz="8" w:space="0"/>
+        <w:bottom w:val="single" w:color="000000" w:themeColor="text1" w:sz="8" w:space="0"/>
       </w:tblBorders>
       <w:tblCellMar>
         <w:top w:w="0" w:type="dxa"/>
@@ -6057,13 +6075,13 @@
     </w:tblPr>
     <w:tblStylePr w:type="firstRow">
       <w:rPr>
-        <w:rFonts w:asciiTheme="majorHAnsi" w:eastAsiaTheme="majorEastAsia" w:hAnsiTheme="majorHAnsi" w:cstheme="majorBidi"/>
-      </w:rPr>
-      <w:tblPr/>
-      <w:tcPr>
-        <w:tcBorders>
-          <w:top w:val="nil"/>
-          <w:bottom w:val="single" w:sz="8" w:space="0" w:color="000000" w:themeColor="text1"/>
+        <w:rFonts w:asciiTheme="majorHAnsi" w:hAnsiTheme="majorHAnsi" w:eastAsiaTheme="majorEastAsia" w:cstheme="majorBidi"/>
+      </w:rPr>
+      <w:tblPr/>
+      <w:tcPr>
+        <w:tcBorders>
+          <w:top w:val="nil"/>
+          <w:bottom w:val="single" w:color="000000" w:themeColor="text1" w:sz="8" w:space="0"/>
         </w:tcBorders>
       </w:tcPr>
     </w:tblStylePr>
@@ -6076,8 +6094,8 @@
       <w:tblPr/>
       <w:tcPr>
         <w:tcBorders>
-          <w:top w:val="single" w:sz="8" w:space="0" w:color="000000" w:themeColor="text1"/>
-          <w:bottom w:val="single" w:sz="8" w:space="0" w:color="000000" w:themeColor="text1"/>
+          <w:top w:val="single" w:color="000000" w:themeColor="text1" w:sz="8" w:space="0"/>
+          <w:bottom w:val="single" w:color="000000" w:themeColor="text1" w:sz="8" w:space="0"/>
         </w:tcBorders>
       </w:tcPr>
     </w:tblStylePr>
@@ -6095,8 +6113,8 @@
       <w:tblPr/>
       <w:tcPr>
         <w:tcBorders>
-          <w:top w:val="single" w:sz="8" w:space="0" w:color="000000" w:themeColor="text1"/>
-          <w:bottom w:val="single" w:sz="8" w:space="0" w:color="000000" w:themeColor="text1"/>
+          <w:top w:val="single" w:color="000000" w:themeColor="text1" w:sz="8" w:space="0"/>
+          <w:bottom w:val="single" w:color="000000" w:themeColor="text1" w:sz="8" w:space="0"/>
         </w:tcBorders>
       </w:tcPr>
     </w:tblStylePr>
@@ -6129,8 +6147,8 @@
       <w:tblStyleColBandSize w:val="1"/>
       <w:tblInd w:w="0" w:type="dxa"/>
       <w:tblBorders>
-        <w:top w:val="single" w:sz="8" w:space="0" w:color="4F81BD" w:themeColor="accent1"/>
-        <w:bottom w:val="single" w:sz="8" w:space="0" w:color="4F81BD" w:themeColor="accent1"/>
+        <w:top w:val="single" w:color="4F81BD" w:themeColor="accent1" w:sz="8" w:space="0"/>
+        <w:bottom w:val="single" w:color="4F81BD" w:themeColor="accent1" w:sz="8" w:space="0"/>
       </w:tblBorders>
       <w:tblCellMar>
         <w:top w:w="0" w:type="dxa"/>
@@ -6141,13 +6159,13 @@
     </w:tblPr>
     <w:tblStylePr w:type="firstRow">
       <w:rPr>
-        <w:rFonts w:asciiTheme="majorHAnsi" w:eastAsiaTheme="majorEastAsia" w:hAnsiTheme="majorHAnsi" w:cstheme="majorBidi"/>
-      </w:rPr>
-      <w:tblPr/>
-      <w:tcPr>
-        <w:tcBorders>
-          <w:top w:val="nil"/>
-          <w:bottom w:val="single" w:sz="8" w:space="0" w:color="4F81BD" w:themeColor="accent1"/>
+        <w:rFonts w:asciiTheme="majorHAnsi" w:hAnsiTheme="majorHAnsi" w:eastAsiaTheme="majorEastAsia" w:cstheme="majorBidi"/>
+      </w:rPr>
+      <w:tblPr/>
+      <w:tcPr>
+        <w:tcBorders>
+          <w:top w:val="nil"/>
+          <w:bottom w:val="single" w:color="4F81BD" w:themeColor="accent1" w:sz="8" w:space="0"/>
         </w:tcBorders>
       </w:tcPr>
     </w:tblStylePr>
@@ -6160,8 +6178,8 @@
       <w:tblPr/>
       <w:tcPr>
         <w:tcBorders>
-          <w:top w:val="single" w:sz="8" w:space="0" w:color="4F81BD" w:themeColor="accent1"/>
-          <w:bottom w:val="single" w:sz="8" w:space="0" w:color="4F81BD" w:themeColor="accent1"/>
+          <w:top w:val="single" w:color="4F81BD" w:themeColor="accent1" w:sz="8" w:space="0"/>
+          <w:bottom w:val="single" w:color="4F81BD" w:themeColor="accent1" w:sz="8" w:space="0"/>
         </w:tcBorders>
       </w:tcPr>
     </w:tblStylePr>
@@ -6179,8 +6197,8 @@
       <w:tblPr/>
       <w:tcPr>
         <w:tcBorders>
-          <w:top w:val="single" w:sz="8" w:space="0" w:color="4F81BD" w:themeColor="accent1"/>
-          <w:bottom w:val="single" w:sz="8" w:space="0" w:color="4F81BD" w:themeColor="accent1"/>
+          <w:top w:val="single" w:color="4F81BD" w:themeColor="accent1" w:sz="8" w:space="0"/>
+          <w:bottom w:val="single" w:color="4F81BD" w:themeColor="accent1" w:sz="8" w:space="0"/>
         </w:tcBorders>
       </w:tcPr>
     </w:tblStylePr>
@@ -6213,8 +6231,8 @@
       <w:tblStyleColBandSize w:val="1"/>
       <w:tblInd w:w="0" w:type="dxa"/>
       <w:tblBorders>
-        <w:top w:val="single" w:sz="8" w:space="0" w:color="C0504D" w:themeColor="accent2"/>
-        <w:bottom w:val="single" w:sz="8" w:space="0" w:color="C0504D" w:themeColor="accent2"/>
+        <w:top w:val="single" w:color="C0504D" w:themeColor="accent2" w:sz="8" w:space="0"/>
+        <w:bottom w:val="single" w:color="C0504D" w:themeColor="accent2" w:sz="8" w:space="0"/>
       </w:tblBorders>
       <w:tblCellMar>
         <w:top w:w="0" w:type="dxa"/>
@@ -6225,13 +6243,13 @@
     </w:tblPr>
     <w:tblStylePr w:type="firstRow">
       <w:rPr>
-        <w:rFonts w:asciiTheme="majorHAnsi" w:eastAsiaTheme="majorEastAsia" w:hAnsiTheme="majorHAnsi" w:cstheme="majorBidi"/>
-      </w:rPr>
-      <w:tblPr/>
-      <w:tcPr>
-        <w:tcBorders>
-          <w:top w:val="nil"/>
-          <w:bottom w:val="single" w:sz="8" w:space="0" w:color="C0504D" w:themeColor="accent2"/>
+        <w:rFonts w:asciiTheme="majorHAnsi" w:hAnsiTheme="majorHAnsi" w:eastAsiaTheme="majorEastAsia" w:cstheme="majorBidi"/>
+      </w:rPr>
+      <w:tblPr/>
+      <w:tcPr>
+        <w:tcBorders>
+          <w:top w:val="nil"/>
+          <w:bottom w:val="single" w:color="C0504D" w:themeColor="accent2" w:sz="8" w:space="0"/>
         </w:tcBorders>
       </w:tcPr>
     </w:tblStylePr>
@@ -6244,8 +6262,8 @@
       <w:tblPr/>
       <w:tcPr>
         <w:tcBorders>
-          <w:top w:val="single" w:sz="8" w:space="0" w:color="C0504D" w:themeColor="accent2"/>
-          <w:bottom w:val="single" w:sz="8" w:space="0" w:color="C0504D" w:themeColor="accent2"/>
+          <w:top w:val="single" w:color="C0504D" w:themeColor="accent2" w:sz="8" w:space="0"/>
+          <w:bottom w:val="single" w:color="C0504D" w:themeColor="accent2" w:sz="8" w:space="0"/>
         </w:tcBorders>
       </w:tcPr>
     </w:tblStylePr>
@@ -6263,8 +6281,8 @@
       <w:tblPr/>
       <w:tcPr>
         <w:tcBorders>
-          <w:top w:val="single" w:sz="8" w:space="0" w:color="C0504D" w:themeColor="accent2"/>
-          <w:bottom w:val="single" w:sz="8" w:space="0" w:color="C0504D" w:themeColor="accent2"/>
+          <w:top w:val="single" w:color="C0504D" w:themeColor="accent2" w:sz="8" w:space="0"/>
+          <w:bottom w:val="single" w:color="C0504D" w:themeColor="accent2" w:sz="8" w:space="0"/>
         </w:tcBorders>
       </w:tcPr>
     </w:tblStylePr>
@@ -6297,8 +6315,8 @@
       <w:tblStyleColBandSize w:val="1"/>
       <w:tblInd w:w="0" w:type="dxa"/>
       <w:tblBorders>
-        <w:top w:val="single" w:sz="8" w:space="0" w:color="9BBB59" w:themeColor="accent3"/>
-        <w:bottom w:val="single" w:sz="8" w:space="0" w:color="9BBB59" w:themeColor="accent3"/>
+        <w:top w:val="single" w:color="9BBB59" w:themeColor="accent3" w:sz="8" w:space="0"/>
+        <w:bottom w:val="single" w:color="9BBB59" w:themeColor="accent3" w:sz="8" w:space="0"/>
       </w:tblBorders>
       <w:tblCellMar>
         <w:top w:w="0" w:type="dxa"/>
@@ -6309,13 +6327,13 @@
     </w:tblPr>
     <w:tblStylePr w:type="firstRow">
       <w:rPr>
-        <w:rFonts w:asciiTheme="majorHAnsi" w:eastAsiaTheme="majorEastAsia" w:hAnsiTheme="majorHAnsi" w:cstheme="majorBidi"/>
-      </w:rPr>
-      <w:tblPr/>
-      <w:tcPr>
-        <w:tcBorders>
-          <w:top w:val="nil"/>
-          <w:bottom w:val="single" w:sz="8" w:space="0" w:color="9BBB59" w:themeColor="accent3"/>
+        <w:rFonts w:asciiTheme="majorHAnsi" w:hAnsiTheme="majorHAnsi" w:eastAsiaTheme="majorEastAsia" w:cstheme="majorBidi"/>
+      </w:rPr>
+      <w:tblPr/>
+      <w:tcPr>
+        <w:tcBorders>
+          <w:top w:val="nil"/>
+          <w:bottom w:val="single" w:color="9BBB59" w:themeColor="accent3" w:sz="8" w:space="0"/>
         </w:tcBorders>
       </w:tcPr>
     </w:tblStylePr>
@@ -6328,8 +6346,8 @@
       <w:tblPr/>
       <w:tcPr>
         <w:tcBorders>
-          <w:top w:val="single" w:sz="8" w:space="0" w:color="9BBB59" w:themeColor="accent3"/>
-          <w:bottom w:val="single" w:sz="8" w:space="0" w:color="9BBB59" w:themeColor="accent3"/>
+          <w:top w:val="single" w:color="9BBB59" w:themeColor="accent3" w:sz="8" w:space="0"/>
+          <w:bottom w:val="single" w:color="9BBB59" w:themeColor="accent3" w:sz="8" w:space="0"/>
         </w:tcBorders>
       </w:tcPr>
     </w:tblStylePr>
@@ -6347,8 +6365,8 @@
       <w:tblPr/>
       <w:tcPr>
         <w:tcBorders>
-          <w:top w:val="single" w:sz="8" w:space="0" w:color="9BBB59" w:themeColor="accent3"/>
-          <w:bottom w:val="single" w:sz="8" w:space="0" w:color="9BBB59" w:themeColor="accent3"/>
+          <w:top w:val="single" w:color="9BBB59" w:themeColor="accent3" w:sz="8" w:space="0"/>
+          <w:bottom w:val="single" w:color="9BBB59" w:themeColor="accent3" w:sz="8" w:space="0"/>
         </w:tcBorders>
       </w:tcPr>
     </w:tblStylePr>
@@ -6381,8 +6399,8 @@
       <w:tblStyleColBandSize w:val="1"/>
       <w:tblInd w:w="0" w:type="dxa"/>
       <w:tblBorders>
-        <w:top w:val="single" w:sz="8" w:space="0" w:color="8064A2" w:themeColor="accent4"/>
-        <w:bottom w:val="single" w:sz="8" w:space="0" w:color="8064A2" w:themeColor="accent4"/>
+        <w:top w:val="single" w:color="8064A2" w:themeColor="accent4" w:sz="8" w:space="0"/>
+        <w:bottom w:val="single" w:color="8064A2" w:themeColor="accent4" w:sz="8" w:space="0"/>
       </w:tblBorders>
       <w:tblCellMar>
         <w:top w:w="0" w:type="dxa"/>
@@ -6393,13 +6411,13 @@
     </w:tblPr>
     <w:tblStylePr w:type="firstRow">
       <w:rPr>
-        <w:rFonts w:asciiTheme="majorHAnsi" w:eastAsiaTheme="majorEastAsia" w:hAnsiTheme="majorHAnsi" w:cstheme="majorBidi"/>
-      </w:rPr>
-      <w:tblPr/>
-      <w:tcPr>
-        <w:tcBorders>
-          <w:top w:val="nil"/>
-          <w:bottom w:val="single" w:sz="8" w:space="0" w:color="8064A2" w:themeColor="accent4"/>
+        <w:rFonts w:asciiTheme="majorHAnsi" w:hAnsiTheme="majorHAnsi" w:eastAsiaTheme="majorEastAsia" w:cstheme="majorBidi"/>
+      </w:rPr>
+      <w:tblPr/>
+      <w:tcPr>
+        <w:tcBorders>
+          <w:top w:val="nil"/>
+          <w:bottom w:val="single" w:color="8064A2" w:themeColor="accent4" w:sz="8" w:space="0"/>
         </w:tcBorders>
       </w:tcPr>
     </w:tblStylePr>
@@ -6412,8 +6430,8 @@
       <w:tblPr/>
       <w:tcPr>
         <w:tcBorders>
-          <w:top w:val="single" w:sz="8" w:space="0" w:color="8064A2" w:themeColor="accent4"/>
-          <w:bottom w:val="single" w:sz="8" w:space="0" w:color="8064A2" w:themeColor="accent4"/>
+          <w:top w:val="single" w:color="8064A2" w:themeColor="accent4" w:sz="8" w:space="0"/>
+          <w:bottom w:val="single" w:color="8064A2" w:themeColor="accent4" w:sz="8" w:space="0"/>
         </w:tcBorders>
       </w:tcPr>
     </w:tblStylePr>
@@ -6431,8 +6449,8 @@
       <w:tblPr/>
       <w:tcPr>
         <w:tcBorders>
-          <w:top w:val="single" w:sz="8" w:space="0" w:color="8064A2" w:themeColor="accent4"/>
-          <w:bottom w:val="single" w:sz="8" w:space="0" w:color="8064A2" w:themeColor="accent4"/>
+          <w:top w:val="single" w:color="8064A2" w:themeColor="accent4" w:sz="8" w:space="0"/>
+          <w:bottom w:val="single" w:color="8064A2" w:themeColor="accent4" w:sz="8" w:space="0"/>
         </w:tcBorders>
       </w:tcPr>
     </w:tblStylePr>
@@ -6465,8 +6483,8 @@
       <w:tblStyleColBandSize w:val="1"/>
       <w:tblInd w:w="0" w:type="dxa"/>
       <w:tblBorders>
-        <w:top w:val="single" w:sz="8" w:space="0" w:color="4BACC6" w:themeColor="accent5"/>
-        <w:bottom w:val="single" w:sz="8" w:space="0" w:color="4BACC6" w:themeColor="accent5"/>
+        <w:top w:val="single" w:color="4BACC6" w:themeColor="accent5" w:sz="8" w:space="0"/>
+        <w:bottom w:val="single" w:color="4BACC6" w:themeColor="accent5" w:sz="8" w:space="0"/>
       </w:tblBorders>
       <w:tblCellMar>
         <w:top w:w="0" w:type="dxa"/>
@@ -6477,13 +6495,13 @@
     </w:tblPr>
     <w:tblStylePr w:type="firstRow">
       <w:rPr>
-        <w:rFonts w:asciiTheme="majorHAnsi" w:eastAsiaTheme="majorEastAsia" w:hAnsiTheme="majorHAnsi" w:cstheme="majorBidi"/>
-      </w:rPr>
-      <w:tblPr/>
-      <w:tcPr>
-        <w:tcBorders>
-          <w:top w:val="nil"/>
-          <w:bottom w:val="single" w:sz="8" w:space="0" w:color="4BACC6" w:themeColor="accent5"/>
+        <w:rFonts w:asciiTheme="majorHAnsi" w:hAnsiTheme="majorHAnsi" w:eastAsiaTheme="majorEastAsia" w:cstheme="majorBidi"/>
+      </w:rPr>
+      <w:tblPr/>
+      <w:tcPr>
+        <w:tcBorders>
+          <w:top w:val="nil"/>
+          <w:bottom w:val="single" w:color="4BACC6" w:themeColor="accent5" w:sz="8" w:space="0"/>
         </w:tcBorders>
       </w:tcPr>
     </w:tblStylePr>
@@ -6496,8 +6514,8 @@
       <w:tblPr/>
       <w:tcPr>
         <w:tcBorders>
-          <w:top w:val="single" w:sz="8" w:space="0" w:color="4BACC6" w:themeColor="accent5"/>
-          <w:bottom w:val="single" w:sz="8" w:space="0" w:color="4BACC6" w:themeColor="accent5"/>
+          <w:top w:val="single" w:color="4BACC6" w:themeColor="accent5" w:sz="8" w:space="0"/>
+          <w:bottom w:val="single" w:color="4BACC6" w:themeColor="accent5" w:sz="8" w:space="0"/>
         </w:tcBorders>
       </w:tcPr>
     </w:tblStylePr>
@@ -6515,8 +6533,8 @@
       <w:tblPr/>
       <w:tcPr>
         <w:tcBorders>
-          <w:top w:val="single" w:sz="8" w:space="0" w:color="4BACC6" w:themeColor="accent5"/>
-          <w:bottom w:val="single" w:sz="8" w:space="0" w:color="4BACC6" w:themeColor="accent5"/>
+          <w:top w:val="single" w:color="4BACC6" w:themeColor="accent5" w:sz="8" w:space="0"/>
+          <w:bottom w:val="single" w:color="4BACC6" w:themeColor="accent5" w:sz="8" w:space="0"/>
         </w:tcBorders>
       </w:tcPr>
     </w:tblStylePr>
@@ -6549,8 +6567,8 @@
       <w:tblStyleColBandSize w:val="1"/>
       <w:tblInd w:w="0" w:type="dxa"/>
       <w:tblBorders>
-        <w:top w:val="single" w:sz="8" w:space="0" w:color="F79646" w:themeColor="accent6"/>
-        <w:bottom w:val="single" w:sz="8" w:space="0" w:color="F79646" w:themeColor="accent6"/>
+        <w:top w:val="single" w:color="F79646" w:themeColor="accent6" w:sz="8" w:space="0"/>
+        <w:bottom w:val="single" w:color="F79646" w:themeColor="accent6" w:sz="8" w:space="0"/>
       </w:tblBorders>
       <w:tblCellMar>
         <w:top w:w="0" w:type="dxa"/>
@@ -6561,13 +6579,13 @@
     </w:tblPr>
     <w:tblStylePr w:type="firstRow">
       <w:rPr>
-        <w:rFonts w:asciiTheme="majorHAnsi" w:eastAsiaTheme="majorEastAsia" w:hAnsiTheme="majorHAnsi" w:cstheme="majorBidi"/>
-      </w:rPr>
-      <w:tblPr/>
-      <w:tcPr>
-        <w:tcBorders>
-          <w:top w:val="nil"/>
-          <w:bottom w:val="single" w:sz="8" w:space="0" w:color="F79646" w:themeColor="accent6"/>
+        <w:rFonts w:asciiTheme="majorHAnsi" w:hAnsiTheme="majorHAnsi" w:eastAsiaTheme="majorEastAsia" w:cstheme="majorBidi"/>
+      </w:rPr>
+      <w:tblPr/>
+      <w:tcPr>
+        <w:tcBorders>
+          <w:top w:val="nil"/>
+          <w:bottom w:val="single" w:color="F79646" w:themeColor="accent6" w:sz="8" w:space="0"/>
         </w:tcBorders>
       </w:tcPr>
     </w:tblStylePr>
@@ -6580,8 +6598,8 @@
       <w:tblPr/>
       <w:tcPr>
         <w:tcBorders>
-          <w:top w:val="single" w:sz="8" w:space="0" w:color="F79646" w:themeColor="accent6"/>
-          <w:bottom w:val="single" w:sz="8" w:space="0" w:color="F79646" w:themeColor="accent6"/>
+          <w:top w:val="single" w:color="F79646" w:themeColor="accent6" w:sz="8" w:space="0"/>
+          <w:bottom w:val="single" w:color="F79646" w:themeColor="accent6" w:sz="8" w:space="0"/>
         </w:tcBorders>
       </w:tcPr>
     </w:tblStylePr>
@@ -6599,8 +6617,8 @@
       <w:tblPr/>
       <w:tcPr>
         <w:tcBorders>
-          <w:top w:val="single" w:sz="8" w:space="0" w:color="F79646" w:themeColor="accent6"/>
-          <w:bottom w:val="single" w:sz="8" w:space="0" w:color="F79646" w:themeColor="accent6"/>
+          <w:top w:val="single" w:color="F79646" w:themeColor="accent6" w:sz="8" w:space="0"/>
+          <w:bottom w:val="single" w:color="F79646" w:themeColor="accent6" w:sz="8" w:space="0"/>
         </w:tcBorders>
       </w:tcPr>
     </w:tblStylePr>
@@ -6626,7 +6644,7 @@
       <w:spacing w:after="0" w:line="240" w:lineRule="auto"/>
     </w:pPr>
     <w:rPr>
-      <w:rFonts w:asciiTheme="majorHAnsi" w:eastAsiaTheme="majorEastAsia" w:hAnsiTheme="majorHAnsi" w:cstheme="majorBidi"/>
+      <w:rFonts w:asciiTheme="majorHAnsi" w:hAnsiTheme="majorHAnsi" w:eastAsiaTheme="majorEastAsia" w:cstheme="majorBidi"/>
       <w:color w:val="000000" w:themeColor="text1"/>
     </w:rPr>
     <w:tblPr>
@@ -6634,10 +6652,10 @@
       <w:tblStyleColBandSize w:val="1"/>
       <w:tblInd w:w="0" w:type="dxa"/>
       <w:tblBorders>
-        <w:top w:val="single" w:sz="8" w:space="0" w:color="000000" w:themeColor="text1"/>
-        <w:left w:val="single" w:sz="8" w:space="0" w:color="000000" w:themeColor="text1"/>
-        <w:bottom w:val="single" w:sz="8" w:space="0" w:color="000000" w:themeColor="text1"/>
-        <w:right w:val="single" w:sz="8" w:space="0" w:color="000000" w:themeColor="text1"/>
+        <w:top w:val="single" w:color="000000" w:themeColor="text1" w:sz="8" w:space="0"/>
+        <w:left w:val="single" w:color="000000" w:themeColor="text1" w:sz="8" w:space="0"/>
+        <w:bottom w:val="single" w:color="000000" w:themeColor="text1" w:sz="8" w:space="0"/>
+        <w:right w:val="single" w:color="000000" w:themeColor="text1" w:sz="8" w:space="0"/>
       </w:tblBorders>
       <w:tblCellMar>
         <w:top w:w="0" w:type="dxa"/>
@@ -6656,7 +6674,7 @@
         <w:tcBorders>
           <w:top w:val="nil"/>
           <w:left w:val="nil"/>
-          <w:bottom w:val="single" w:sz="24" w:space="0" w:color="000000" w:themeColor="text1"/>
+          <w:bottom w:val="single" w:color="000000" w:themeColor="text1" w:sz="24" w:space="0"/>
           <w:right w:val="nil"/>
           <w:insideH w:val="nil"/>
           <w:insideV w:val="nil"/>
@@ -6668,7 +6686,7 @@
       <w:tblPr/>
       <w:tcPr>
         <w:tcBorders>
-          <w:top w:val="single" w:sz="8" w:space="0" w:color="000000" w:themeColor="text1"/>
+          <w:top w:val="single" w:color="000000" w:themeColor="text1" w:sz="8" w:space="0"/>
           <w:left w:val="nil"/>
           <w:bottom w:val="nil"/>
           <w:right w:val="nil"/>
@@ -6685,7 +6703,7 @@
           <w:top w:val="nil"/>
           <w:left w:val="nil"/>
           <w:bottom w:val="nil"/>
-          <w:right w:val="single" w:sz="8" w:space="0" w:color="000000" w:themeColor="text1"/>
+          <w:right w:val="single" w:color="000000" w:themeColor="text1" w:sz="8" w:space="0"/>
           <w:insideH w:val="nil"/>
           <w:insideV w:val="nil"/>
         </w:tcBorders>
@@ -6697,7 +6715,7 @@
       <w:tcPr>
         <w:tcBorders>
           <w:top w:val="nil"/>
-          <w:left w:val="single" w:sz="8" w:space="0" w:color="000000" w:themeColor="text1"/>
+          <w:left w:val="single" w:color="000000" w:themeColor="text1" w:sz="8" w:space="0"/>
           <w:bottom w:val="nil"/>
           <w:right w:val="nil"/>
           <w:insideH w:val="nil"/>
@@ -6754,7 +6772,7 @@
       <w:spacing w:after="0" w:line="240" w:lineRule="auto"/>
     </w:pPr>
     <w:rPr>
-      <w:rFonts w:asciiTheme="majorHAnsi" w:eastAsiaTheme="majorEastAsia" w:hAnsiTheme="majorHAnsi" w:cstheme="majorBidi"/>
+      <w:rFonts w:asciiTheme="majorHAnsi" w:hAnsiTheme="majorHAnsi" w:eastAsiaTheme="majorEastAsia" w:cstheme="majorBidi"/>
       <w:color w:val="000000" w:themeColor="text1"/>
     </w:rPr>
     <w:tblPr>
@@ -6762,10 +6780,10 @@
       <w:tblStyleColBandSize w:val="1"/>
       <w:tblInd w:w="0" w:type="dxa"/>
       <w:tblBorders>
-        <w:top w:val="single" w:sz="8" w:space="0" w:color="4F81BD" w:themeColor="accent1"/>
-        <w:left w:val="single" w:sz="8" w:space="0" w:color="4F81BD" w:themeColor="accent1"/>
-        <w:bottom w:val="single" w:sz="8" w:space="0" w:color="4F81BD" w:themeColor="accent1"/>
-        <w:right w:val="single" w:sz="8" w:space="0" w:color="4F81BD" w:themeColor="accent1"/>
+        <w:top w:val="single" w:color="4F81BD" w:themeColor="accent1" w:sz="8" w:space="0"/>
+        <w:left w:val="single" w:color="4F81BD" w:themeColor="accent1" w:sz="8" w:space="0"/>
+        <w:bottom w:val="single" w:color="4F81BD" w:themeColor="accent1" w:sz="8" w:space="0"/>
+        <w:right w:val="single" w:color="4F81BD" w:themeColor="accent1" w:sz="8" w:space="0"/>
       </w:tblBorders>
       <w:tblCellMar>
         <w:top w:w="0" w:type="dxa"/>
@@ -6784,7 +6802,7 @@
         <w:tcBorders>
           <w:top w:val="nil"/>
           <w:left w:val="nil"/>
-          <w:bottom w:val="single" w:sz="24" w:space="0" w:color="4F81BD" w:themeColor="accent1"/>
+          <w:bottom w:val="single" w:color="4F81BD" w:themeColor="accent1" w:sz="24" w:space="0"/>
           <w:right w:val="nil"/>
           <w:insideH w:val="nil"/>
           <w:insideV w:val="nil"/>
@@ -6796,7 +6814,7 @@
       <w:tblPr/>
       <w:tcPr>
         <w:tcBorders>
-          <w:top w:val="single" w:sz="8" w:space="0" w:color="4F81BD" w:themeColor="accent1"/>
+          <w:top w:val="single" w:color="4F81BD" w:themeColor="accent1" w:sz="8" w:space="0"/>
           <w:left w:val="nil"/>
           <w:bottom w:val="nil"/>
           <w:right w:val="nil"/>
@@ -6813,7 +6831,7 @@
           <w:top w:val="nil"/>
           <w:left w:val="nil"/>
           <w:bottom w:val="nil"/>
-          <w:right w:val="single" w:sz="8" w:space="0" w:color="4F81BD" w:themeColor="accent1"/>
+          <w:right w:val="single" w:color="4F81BD" w:themeColor="accent1" w:sz="8" w:space="0"/>
           <w:insideH w:val="nil"/>
           <w:insideV w:val="nil"/>
         </w:tcBorders>
@@ -6825,7 +6843,7 @@
       <w:tcPr>
         <w:tcBorders>
           <w:top w:val="nil"/>
-          <w:left w:val="single" w:sz="8" w:space="0" w:color="4F81BD" w:themeColor="accent1"/>
+          <w:left w:val="single" w:color="4F81BD" w:themeColor="accent1" w:sz="8" w:space="0"/>
           <w:bottom w:val="nil"/>
           <w:right w:val="nil"/>
           <w:insideH w:val="nil"/>
@@ -6882,7 +6900,7 @@
       <w:spacing w:after="0" w:line="240" w:lineRule="auto"/>
     </w:pPr>
     <w:rPr>
-      <w:rFonts w:asciiTheme="majorHAnsi" w:eastAsiaTheme="majorEastAsia" w:hAnsiTheme="majorHAnsi" w:cstheme="majorBidi"/>
+      <w:rFonts w:asciiTheme="majorHAnsi" w:hAnsiTheme="majorHAnsi" w:eastAsiaTheme="majorEastAsia" w:cstheme="majorBidi"/>
       <w:color w:val="000000" w:themeColor="text1"/>
     </w:rPr>
     <w:tblPr>
@@ -6890,10 +6908,10 @@
       <w:tblStyleColBandSize w:val="1"/>
       <w:tblInd w:w="0" w:type="dxa"/>
       <w:tblBorders>
-        <w:top w:val="single" w:sz="8" w:space="0" w:color="C0504D" w:themeColor="accent2"/>
-        <w:left w:val="single" w:sz="8" w:space="0" w:color="C0504D" w:themeColor="accent2"/>
-        <w:bottom w:val="single" w:sz="8" w:space="0" w:color="C0504D" w:themeColor="accent2"/>
-        <w:right w:val="single" w:sz="8" w:space="0" w:color="C0504D" w:themeColor="accent2"/>
+        <w:top w:val="single" w:color="C0504D" w:themeColor="accent2" w:sz="8" w:space="0"/>
+        <w:left w:val="single" w:color="C0504D" w:themeColor="accent2" w:sz="8" w:space="0"/>
+        <w:bottom w:val="single" w:color="C0504D" w:themeColor="accent2" w:sz="8" w:space="0"/>
+        <w:right w:val="single" w:color="C0504D" w:themeColor="accent2" w:sz="8" w:space="0"/>
       </w:tblBorders>
       <w:tblCellMar>
         <w:top w:w="0" w:type="dxa"/>
@@ -6912,7 +6930,7 @@
         <w:tcBorders>
           <w:top w:val="nil"/>
           <w:left w:val="nil"/>
-          <w:bottom w:val="single" w:sz="24" w:space="0" w:color="C0504D" w:themeColor="accent2"/>
+          <w:bottom w:val="single" w:color="C0504D" w:themeColor="accent2" w:sz="24" w:space="0"/>
           <w:right w:val="nil"/>
           <w:insideH w:val="nil"/>
           <w:insideV w:val="nil"/>
@@ -6924,7 +6942,7 @@
       <w:tblPr/>
       <w:tcPr>
         <w:tcBorders>
-          <w:top w:val="single" w:sz="8" w:space="0" w:color="C0504D" w:themeColor="accent2"/>
+          <w:top w:val="single" w:color="C0504D" w:themeColor="accent2" w:sz="8" w:space="0"/>
           <w:left w:val="nil"/>
           <w:bottom w:val="nil"/>
           <w:right w:val="nil"/>
@@ -6941,7 +6959,7 @@
           <w:top w:val="nil"/>
           <w:left w:val="nil"/>
           <w:bottom w:val="nil"/>
-          <w:right w:val="single" w:sz="8" w:space="0" w:color="C0504D" w:themeColor="accent2"/>
+          <w:right w:val="single" w:color="C0504D" w:themeColor="accent2" w:sz="8" w:space="0"/>
           <w:insideH w:val="nil"/>
           <w:insideV w:val="nil"/>
         </w:tcBorders>
@@ -6953,7 +6971,7 @@
       <w:tcPr>
         <w:tcBorders>
           <w:top w:val="nil"/>
-          <w:left w:val="single" w:sz="8" w:space="0" w:color="C0504D" w:themeColor="accent2"/>
+          <w:left w:val="single" w:color="C0504D" w:themeColor="accent2" w:sz="8" w:space="0"/>
           <w:bottom w:val="nil"/>
           <w:right w:val="nil"/>
           <w:insideH w:val="nil"/>
@@ -7010,7 +7028,7 @@
       <w:spacing w:after="0" w:line="240" w:lineRule="auto"/>
     </w:pPr>
     <w:rPr>
-      <w:rFonts w:asciiTheme="majorHAnsi" w:eastAsiaTheme="majorEastAsia" w:hAnsiTheme="majorHAnsi" w:cstheme="majorBidi"/>
+      <w:rFonts w:asciiTheme="majorHAnsi" w:hAnsiTheme="majorHAnsi" w:eastAsiaTheme="majorEastAsia" w:cstheme="majorBidi"/>
       <w:color w:val="000000" w:themeColor="text1"/>
     </w:rPr>
     <w:tblPr>
@@ -7018,10 +7036,10 @@
       <w:tblStyleColBandSize w:val="1"/>
       <w:tblInd w:w="0" w:type="dxa"/>
       <w:tblBorders>
-        <w:top w:val="single" w:sz="8" w:space="0" w:color="9BBB59" w:themeColor="accent3"/>
-        <w:left w:val="single" w:sz="8" w:space="0" w:color="9BBB59" w:themeColor="accent3"/>
-        <w:bottom w:val="single" w:sz="8" w:space="0" w:color="9BBB59" w:themeColor="accent3"/>
-        <w:right w:val="single" w:sz="8" w:space="0" w:color="9BBB59" w:themeColor="accent3"/>
+        <w:top w:val="single" w:color="9BBB59" w:themeColor="accent3" w:sz="8" w:space="0"/>
+        <w:left w:val="single" w:color="9BBB59" w:themeColor="accent3" w:sz="8" w:space="0"/>
+        <w:bottom w:val="single" w:color="9BBB59" w:themeColor="accent3" w:sz="8" w:space="0"/>
+        <w:right w:val="single" w:color="9BBB59" w:themeColor="accent3" w:sz="8" w:space="0"/>
       </w:tblBorders>
       <w:tblCellMar>
         <w:top w:w="0" w:type="dxa"/>
@@ -7040,7 +7058,7 @@
         <w:tcBorders>
           <w:top w:val="nil"/>
           <w:left w:val="nil"/>
-          <w:bottom w:val="single" w:sz="24" w:space="0" w:color="9BBB59" w:themeColor="accent3"/>
+          <w:bottom w:val="single" w:color="9BBB59" w:themeColor="accent3" w:sz="24" w:space="0"/>
           <w:right w:val="nil"/>
           <w:insideH w:val="nil"/>
           <w:insideV w:val="nil"/>
@@ -7052,7 +7070,7 @@
       <w:tblPr/>
       <w:tcPr>
         <w:tcBorders>
-          <w:top w:val="single" w:sz="8" w:space="0" w:color="9BBB59" w:themeColor="accent3"/>
+          <w:top w:val="single" w:color="9BBB59" w:themeColor="accent3" w:sz="8" w:space="0"/>
           <w:left w:val="nil"/>
           <w:bottom w:val="nil"/>
           <w:right w:val="nil"/>
@@ -7069,7 +7087,7 @@
           <w:top w:val="nil"/>
           <w:left w:val="nil"/>
           <w:bottom w:val="nil"/>
-          <w:right w:val="single" w:sz="8" w:space="0" w:color="9BBB59" w:themeColor="accent3"/>
+          <w:right w:val="single" w:color="9BBB59" w:themeColor="accent3" w:sz="8" w:space="0"/>
           <w:insideH w:val="nil"/>
           <w:insideV w:val="nil"/>
         </w:tcBorders>
@@ -7081,7 +7099,7 @@
       <w:tcPr>
         <w:tcBorders>
           <w:top w:val="nil"/>
-          <w:left w:val="single" w:sz="8" w:space="0" w:color="9BBB59" w:themeColor="accent3"/>
+          <w:left w:val="single" w:color="9BBB59" w:themeColor="accent3" w:sz="8" w:space="0"/>
           <w:bottom w:val="nil"/>
           <w:right w:val="nil"/>
           <w:insideH w:val="nil"/>
@@ -7138,7 +7156,7 @@
       <w:spacing w:after="0" w:line="240" w:lineRule="auto"/>
     </w:pPr>
     <w:rPr>
-      <w:rFonts w:asciiTheme="majorHAnsi" w:eastAsiaTheme="majorEastAsia" w:hAnsiTheme="majorHAnsi" w:cstheme="majorBidi"/>
+      <w:rFonts w:asciiTheme="majorHAnsi" w:hAnsiTheme="majorHAnsi" w:eastAsiaTheme="majorEastAsia" w:cstheme="majorBidi"/>
       <w:color w:val="000000" w:themeColor="text1"/>
     </w:rPr>
     <w:tblPr>
@@ -7146,10 +7164,10 @@
       <w:tblStyleColBandSize w:val="1"/>
       <w:tblInd w:w="0" w:type="dxa"/>
       <w:tblBorders>
-        <w:top w:val="single" w:sz="8" w:space="0" w:color="8064A2" w:themeColor="accent4"/>
-        <w:left w:val="single" w:sz="8" w:space="0" w:color="8064A2" w:themeColor="accent4"/>
-        <w:bottom w:val="single" w:sz="8" w:space="0" w:color="8064A2" w:themeColor="accent4"/>
-        <w:right w:val="single" w:sz="8" w:space="0" w:color="8064A2" w:themeColor="accent4"/>
+        <w:top w:val="single" w:color="8064A2" w:themeColor="accent4" w:sz="8" w:space="0"/>
+        <w:left w:val="single" w:color="8064A2" w:themeColor="accent4" w:sz="8" w:space="0"/>
+        <w:bottom w:val="single" w:color="8064A2" w:themeColor="accent4" w:sz="8" w:space="0"/>
+        <w:right w:val="single" w:color="8064A2" w:themeColor="accent4" w:sz="8" w:space="0"/>
       </w:tblBorders>
       <w:tblCellMar>
         <w:top w:w="0" w:type="dxa"/>
@@ -7168,7 +7186,7 @@
         <w:tcBorders>
           <w:top w:val="nil"/>
           <w:left w:val="nil"/>
-          <w:bottom w:val="single" w:sz="24" w:space="0" w:color="8064A2" w:themeColor="accent4"/>
+          <w:bottom w:val="single" w:color="8064A2" w:themeColor="accent4" w:sz="24" w:space="0"/>
           <w:right w:val="nil"/>
           <w:insideH w:val="nil"/>
           <w:insideV w:val="nil"/>
@@ -7180,7 +7198,7 @@
       <w:tblPr/>
       <w:tcPr>
         <w:tcBorders>
-          <w:top w:val="single" w:sz="8" w:space="0" w:color="8064A2" w:themeColor="accent4"/>
+          <w:top w:val="single" w:color="8064A2" w:themeColor="accent4" w:sz="8" w:space="0"/>
           <w:left w:val="nil"/>
           <w:bottom w:val="nil"/>
           <w:right w:val="nil"/>
@@ -7197,7 +7215,7 @@
           <w:top w:val="nil"/>
           <w:left w:val="nil"/>
           <w:bottom w:val="nil"/>
-          <w:right w:val="single" w:sz="8" w:space="0" w:color="8064A2" w:themeColor="accent4"/>
+          <w:right w:val="single" w:color="8064A2" w:themeColor="accent4" w:sz="8" w:space="0"/>
           <w:insideH w:val="nil"/>
           <w:insideV w:val="nil"/>
         </w:tcBorders>
@@ -7209,7 +7227,7 @@
       <w:tcPr>
         <w:tcBorders>
           <w:top w:val="nil"/>
-          <w:left w:val="single" w:sz="8" w:space="0" w:color="8064A2" w:themeColor="accent4"/>
+          <w:left w:val="single" w:color="8064A2" w:themeColor="accent4" w:sz="8" w:space="0"/>
           <w:bottom w:val="nil"/>
           <w:right w:val="nil"/>
           <w:insideH w:val="nil"/>
@@ -7266,7 +7284,7 @@
       <w:spacing w:after="0" w:line="240" w:lineRule="auto"/>
     </w:pPr>
     <w:rPr>
-      <w:rFonts w:asciiTheme="majorHAnsi" w:eastAsiaTheme="majorEastAsia" w:hAnsiTheme="majorHAnsi" w:cstheme="majorBidi"/>
+      <w:rFonts w:asciiTheme="majorHAnsi" w:hAnsiTheme="majorHAnsi" w:eastAsiaTheme="majorEastAsia" w:cstheme="majorBidi"/>
       <w:color w:val="000000" w:themeColor="text1"/>
     </w:rPr>
     <w:tblPr>
@@ -7274,10 +7292,10 @@
       <w:tblStyleColBandSize w:val="1"/>
       <w:tblInd w:w="0" w:type="dxa"/>
       <w:tblBorders>
-        <w:top w:val="single" w:sz="8" w:space="0" w:color="4BACC6" w:themeColor="accent5"/>
-        <w:left w:val="single" w:sz="8" w:space="0" w:color="4BACC6" w:themeColor="accent5"/>
-        <w:bottom w:val="single" w:sz="8" w:space="0" w:color="4BACC6" w:themeColor="accent5"/>
-        <w:right w:val="single" w:sz="8" w:space="0" w:color="4BACC6" w:themeColor="accent5"/>
+        <w:top w:val="single" w:color="4BACC6" w:themeColor="accent5" w:sz="8" w:space="0"/>
+        <w:left w:val="single" w:color="4BACC6" w:themeColor="accent5" w:sz="8" w:space="0"/>
+        <w:bottom w:val="single" w:color="4BACC6" w:themeColor="accent5" w:sz="8" w:space="0"/>
+        <w:right w:val="single" w:color="4BACC6" w:themeColor="accent5" w:sz="8" w:space="0"/>
       </w:tblBorders>
       <w:tblCellMar>
         <w:top w:w="0" w:type="dxa"/>
@@ -7296,7 +7314,7 @@
         <w:tcBorders>
           <w:top w:val="nil"/>
           <w:left w:val="nil"/>
-          <w:bottom w:val="single" w:sz="24" w:space="0" w:color="4BACC6" w:themeColor="accent5"/>
+          <w:bottom w:val="single" w:color="4BACC6" w:themeColor="accent5" w:sz="24" w:space="0"/>
           <w:right w:val="nil"/>
           <w:insideH w:val="nil"/>
           <w:insideV w:val="nil"/>
@@ -7308,7 +7326,7 @@
       <w:tblPr/>
       <w:tcPr>
         <w:tcBorders>
-          <w:top w:val="single" w:sz="8" w:space="0" w:color="4BACC6" w:themeColor="accent5"/>
+          <w:top w:val="single" w:color="4BACC6" w:themeColor="accent5" w:sz="8" w:space="0"/>
           <w:left w:val="nil"/>
           <w:bottom w:val="nil"/>
           <w:right w:val="nil"/>
@@ -7325,7 +7343,7 @@
           <w:top w:val="nil"/>
           <w:left w:val="nil"/>
           <w:bottom w:val="nil"/>
-          <w:right w:val="single" w:sz="8" w:space="0" w:color="4BACC6" w:themeColor="accent5"/>
+          <w:right w:val="single" w:color="4BACC6" w:themeColor="accent5" w:sz="8" w:space="0"/>
           <w:insideH w:val="nil"/>
           <w:insideV w:val="nil"/>
         </w:tcBorders>
@@ -7337,7 +7355,7 @@
       <w:tcPr>
         <w:tcBorders>
           <w:top w:val="nil"/>
-          <w:left w:val="single" w:sz="8" w:space="0" w:color="4BACC6" w:themeColor="accent5"/>
+          <w:left w:val="single" w:color="4BACC6" w:themeColor="accent5" w:sz="8" w:space="0"/>
           <w:bottom w:val="nil"/>
           <w:right w:val="nil"/>
           <w:insideH w:val="nil"/>
@@ -7394,7 +7412,7 @@
       <w:spacing w:after="0" w:line="240" w:lineRule="auto"/>
     </w:pPr>
     <w:rPr>
-      <w:rFonts w:asciiTheme="majorHAnsi" w:eastAsiaTheme="majorEastAsia" w:hAnsiTheme="majorHAnsi" w:cstheme="majorBidi"/>
+      <w:rFonts w:asciiTheme="majorHAnsi" w:hAnsiTheme="majorHAnsi" w:eastAsiaTheme="majorEastAsia" w:cstheme="majorBidi"/>
       <w:color w:val="000000" w:themeColor="text1"/>
     </w:rPr>
     <w:tblPr>
@@ -7402,10 +7420,10 @@
       <w:tblStyleColBandSize w:val="1"/>
       <w:tblInd w:w="0" w:type="dxa"/>
       <w:tblBorders>
-        <w:top w:val="single" w:sz="8" w:space="0" w:color="F79646" w:themeColor="accent6"/>
-        <w:left w:val="single" w:sz="8" w:space="0" w:color="F79646" w:themeColor="accent6"/>
-        <w:bottom w:val="single" w:sz="8" w:space="0" w:color="F79646" w:themeColor="accent6"/>
-        <w:right w:val="single" w:sz="8" w:space="0" w:color="F79646" w:themeColor="accent6"/>
+        <w:top w:val="single" w:color="F79646" w:themeColor="accent6" w:sz="8" w:space="0"/>
+        <w:left w:val="single" w:color="F79646" w:themeColor="accent6" w:sz="8" w:space="0"/>
+        <w:bottom w:val="single" w:color="F79646" w:themeColor="accent6" w:sz="8" w:space="0"/>
+        <w:right w:val="single" w:color="F79646" w:themeColor="accent6" w:sz="8" w:space="0"/>
       </w:tblBorders>
       <w:tblCellMar>
         <w:top w:w="0" w:type="dxa"/>
@@ -7424,7 +7442,7 @@
         <w:tcBorders>
           <w:top w:val="nil"/>
           <w:left w:val="nil"/>
-          <w:bottom w:val="single" w:sz="24" w:space="0" w:color="F79646" w:themeColor="accent6"/>
+          <w:bottom w:val="single" w:color="F79646" w:themeColor="accent6" w:sz="24" w:space="0"/>
           <w:right w:val="nil"/>
           <w:insideH w:val="nil"/>
           <w:insideV w:val="nil"/>
@@ -7436,7 +7454,7 @@
       <w:tblPr/>
       <w:tcPr>
         <w:tcBorders>
-          <w:top w:val="single" w:sz="8" w:space="0" w:color="F79646" w:themeColor="accent6"/>
+          <w:top w:val="single" w:color="F79646" w:themeColor="accent6" w:sz="8" w:space="0"/>
           <w:left w:val="nil"/>
           <w:bottom w:val="nil"/>
           <w:right w:val="nil"/>
@@ -7453,7 +7471,7 @@
           <w:top w:val="nil"/>
           <w:left w:val="nil"/>
           <w:bottom w:val="nil"/>
-          <w:right w:val="single" w:sz="8" w:space="0" w:color="F79646" w:themeColor="accent6"/>
+          <w:right w:val="single" w:color="F79646" w:themeColor="accent6" w:sz="8" w:space="0"/>
           <w:insideH w:val="nil"/>
           <w:insideV w:val="nil"/>
         </w:tcBorders>
@@ -7465,7 +7483,7 @@
       <w:tcPr>
         <w:tcBorders>
           <w:top w:val="nil"/>
-          <w:left w:val="single" w:sz="8" w:space="0" w:color="F79646" w:themeColor="accent6"/>
+          <w:left w:val="single" w:color="F79646" w:themeColor="accent6" w:sz="8" w:space="0"/>
           <w:bottom w:val="nil"/>
           <w:right w:val="nil"/>
           <w:insideH w:val="nil"/>
@@ -7526,12 +7544,12 @@
       <w:tblStyleColBandSize w:val="1"/>
       <w:tblInd w:w="0" w:type="dxa"/>
       <w:tblBorders>
-        <w:top w:val="single" w:sz="8" w:space="0" w:color="404040" w:themeColor="text1" w:themeTint="BF"/>
-        <w:left w:val="single" w:sz="8" w:space="0" w:color="404040" w:themeColor="text1" w:themeTint="BF"/>
-        <w:bottom w:val="single" w:sz="8" w:space="0" w:color="404040" w:themeColor="text1" w:themeTint="BF"/>
-        <w:right w:val="single" w:sz="8" w:space="0" w:color="404040" w:themeColor="text1" w:themeTint="BF"/>
-        <w:insideH w:val="single" w:sz="8" w:space="0" w:color="404040" w:themeColor="text1" w:themeTint="BF"/>
-        <w:insideV w:val="single" w:sz="8" w:space="0" w:color="404040" w:themeColor="text1" w:themeTint="BF"/>
+        <w:top w:val="single" w:color="404040" w:themeColor="text1" w:themeTint="BF" w:sz="8" w:space="0"/>
+        <w:left w:val="single" w:color="404040" w:themeColor="text1" w:themeTint="BF" w:sz="8" w:space="0"/>
+        <w:bottom w:val="single" w:color="404040" w:themeColor="text1" w:themeTint="BF" w:sz="8" w:space="0"/>
+        <w:right w:val="single" w:color="404040" w:themeColor="text1" w:themeTint="BF" w:sz="8" w:space="0"/>
+        <w:insideH w:val="single" w:color="404040" w:themeColor="text1" w:themeTint="BF" w:sz="8" w:space="0"/>
+        <w:insideV w:val="single" w:color="404040" w:themeColor="text1" w:themeTint="BF" w:sz="8" w:space="0"/>
       </w:tblBorders>
       <w:tblCellMar>
         <w:top w:w="0" w:type="dxa"/>
@@ -7557,7 +7575,7 @@
       <w:tblPr/>
       <w:tcPr>
         <w:tcBorders>
-          <w:top w:val="single" w:sz="18" w:space="0" w:color="404040" w:themeColor="text1" w:themeTint="BF"/>
+          <w:top w:val="single" w:color="404040" w:themeColor="text1" w:themeTint="BF" w:sz="18" w:space="0"/>
         </w:tcBorders>
       </w:tcPr>
     </w:tblStylePr>
@@ -7599,12 +7617,12 @@
       <w:tblStyleColBandSize w:val="1"/>
       <w:tblInd w:w="0" w:type="dxa"/>
       <w:tblBorders>
-        <w:top w:val="single" w:sz="8" w:space="0" w:color="7BA0CD" w:themeColor="accent1" w:themeTint="BF"/>
-        <w:left w:val="single" w:sz="8" w:space="0" w:color="7BA0CD" w:themeColor="accent1" w:themeTint="BF"/>
-        <w:bottom w:val="single" w:sz="8" w:space="0" w:color="7BA0CD" w:themeColor="accent1" w:themeTint="BF"/>
-        <w:right w:val="single" w:sz="8" w:space="0" w:color="7BA0CD" w:themeColor="accent1" w:themeTint="BF"/>
-        <w:insideH w:val="single" w:sz="8" w:space="0" w:color="7BA0CD" w:themeColor="accent1" w:themeTint="BF"/>
-        <w:insideV w:val="single" w:sz="8" w:space="0" w:color="7BA0CD" w:themeColor="accent1" w:themeTint="BF"/>
+        <w:top w:val="single" w:color="7BA0CD" w:themeColor="accent1" w:themeTint="BF" w:sz="8" w:space="0"/>
+        <w:left w:val="single" w:color="7BA0CD" w:themeColor="accent1" w:themeTint="BF" w:sz="8" w:space="0"/>
+        <w:bottom w:val="single" w:color="7BA0CD" w:themeColor="accent1" w:themeTint="BF" w:sz="8" w:space="0"/>
+        <w:right w:val="single" w:color="7BA0CD" w:themeColor="accent1" w:themeTint="BF" w:sz="8" w:space="0"/>
+        <w:insideH w:val="single" w:color="7BA0CD" w:themeColor="accent1" w:themeTint="BF" w:sz="8" w:space="0"/>
+        <w:insideV w:val="single" w:color="7BA0CD" w:themeColor="accent1" w:themeTint="BF" w:sz="8" w:space="0"/>
       </w:tblBorders>
       <w:tblCellMar>
         <w:top w:w="0" w:type="dxa"/>
@@ -7630,7 +7648,7 @@
       <w:tblPr/>
       <w:tcPr>
         <w:tcBorders>
-          <w:top w:val="single" w:sz="18" w:space="0" w:color="7BA0CD" w:themeColor="accent1" w:themeTint="BF"/>
+          <w:top w:val="single" w:color="7BA0CD" w:themeColor="accent1" w:themeTint="BF" w:sz="18" w:space="0"/>
         </w:tcBorders>
       </w:tcPr>
     </w:tblStylePr>
@@ -7672,12 +7690,12 @@
       <w:tblStyleColBandSize w:val="1"/>
       <w:tblInd w:w="0" w:type="dxa"/>
       <w:tblBorders>
-        <w:top w:val="single" w:sz="8" w:space="0" w:color="CF7B79" w:themeColor="accent2" w:themeTint="BF"/>
-        <w:left w:val="single" w:sz="8" w:space="0" w:color="CF7B79" w:themeColor="accent2" w:themeTint="BF"/>
-        <w:bottom w:val="single" w:sz="8" w:space="0" w:color="CF7B79" w:themeColor="accent2" w:themeTint="BF"/>
-        <w:right w:val="single" w:sz="8" w:space="0" w:color="CF7B79" w:themeColor="accent2" w:themeTint="BF"/>
-        <w:insideH w:val="single" w:sz="8" w:space="0" w:color="CF7B79" w:themeColor="accent2" w:themeTint="BF"/>
-        <w:insideV w:val="single" w:sz="8" w:space="0" w:color="CF7B79" w:themeColor="accent2" w:themeTint="BF"/>
+        <w:top w:val="single" w:color="CF7B79" w:themeColor="accent2" w:themeTint="BF" w:sz="8" w:space="0"/>
+        <w:left w:val="single" w:color="CF7B79" w:themeColor="accent2" w:themeTint="BF" w:sz="8" w:space="0"/>
+        <w:bottom w:val="single" w:color="CF7B79" w:themeColor="accent2" w:themeTint="BF" w:sz="8" w:space="0"/>
+        <w:right w:val="single" w:color="CF7B79" w:themeColor="accent2" w:themeTint="BF" w:sz="8" w:space="0"/>
+        <w:insideH w:val="single" w:color="CF7B79" w:themeColor="accent2" w:themeTint="BF" w:sz="8" w:space="0"/>
+        <w:insideV w:val="single" w:color="CF7B79" w:themeColor="accent2" w:themeTint="BF" w:sz="8" w:space="0"/>
       </w:tblBorders>
       <w:tblCellMar>
         <w:top w:w="0" w:type="dxa"/>
@@ -7703,7 +7721,7 @@
       <w:tblPr/>
       <w:tcPr>
         <w:tcBorders>
-          <w:top w:val="single" w:sz="18" w:space="0" w:color="CF7B79" w:themeColor="accent2" w:themeTint="BF"/>
+          <w:top w:val="single" w:color="CF7B79" w:themeColor="accent2" w:themeTint="BF" w:sz="18" w:space="0"/>
         </w:tcBorders>
       </w:tcPr>
     </w:tblStylePr>
@@ -7745,12 +7763,12 @@
       <w:tblStyleColBandSize w:val="1"/>
       <w:tblInd w:w="0" w:type="dxa"/>
       <w:tblBorders>
-        <w:top w:val="single" w:sz="8" w:space="0" w:color="B3CC82" w:themeColor="accent3" w:themeTint="BF"/>
-        <w:left w:val="single" w:sz="8" w:space="0" w:color="B3CC82" w:themeColor="accent3" w:themeTint="BF"/>
-        <w:bottom w:val="single" w:sz="8" w:space="0" w:color="B3CC82" w:themeColor="accent3" w:themeTint="BF"/>
-        <w:right w:val="single" w:sz="8" w:space="0" w:color="B3CC82" w:themeColor="accent3" w:themeTint="BF"/>
-        <w:insideH w:val="single" w:sz="8" w:space="0" w:color="B3CC82" w:themeColor="accent3" w:themeTint="BF"/>
-        <w:insideV w:val="single" w:sz="8" w:space="0" w:color="B3CC82" w:themeColor="accent3" w:themeTint="BF"/>
+        <w:top w:val="single" w:color="B3CC82" w:themeColor="accent3" w:themeTint="BF" w:sz="8" w:space="0"/>
+        <w:left w:val="single" w:color="B3CC82" w:themeColor="accent3" w:themeTint="BF" w:sz="8" w:space="0"/>
+        <w:bottom w:val="single" w:color="B3CC82" w:themeColor="accent3" w:themeTint="BF" w:sz="8" w:space="0"/>
+        <w:right w:val="single" w:color="B3CC82" w:themeColor="accent3" w:themeTint="BF" w:sz="8" w:space="0"/>
+        <w:insideH w:val="single" w:color="B3CC82" w:themeColor="accent3" w:themeTint="BF" w:sz="8" w:space="0"/>
+        <w:insideV w:val="single" w:color="B3CC82" w:themeColor="accent3" w:themeTint="BF" w:sz="8" w:space="0"/>
       </w:tblBorders>
       <w:tblCellMar>
         <w:top w:w="0" w:type="dxa"/>
@@ -7776,7 +7794,7 @@
       <w:tblPr/>
       <w:tcPr>
         <w:tcBorders>
-          <w:top w:val="single" w:sz="18" w:space="0" w:color="B3CC82" w:themeColor="accent3" w:themeTint="BF"/>
+          <w:top w:val="single" w:color="B3CC82" w:themeColor="accent3" w:themeTint="BF" w:sz="18" w:space="0"/>
         </w:tcBorders>
       </w:tcPr>
     </w:tblStylePr>
@@ -7818,12 +7836,12 @@
       <w:tblStyleColBandSize w:val="1"/>
       <w:tblInd w:w="0" w:type="dxa"/>
       <w:tblBorders>
-        <w:top w:val="single" w:sz="8" w:space="0" w:color="9F8AB9" w:themeColor="accent4" w:themeTint="BF"/>
-        <w:left w:val="single" w:sz="8" w:space="0" w:color="9F8AB9" w:themeColor="accent4" w:themeTint="BF"/>
-        <w:bottom w:val="single" w:sz="8" w:space="0" w:color="9F8AB9" w:themeColor="accent4" w:themeTint="BF"/>
-        <w:right w:val="single" w:sz="8" w:space="0" w:color="9F8AB9" w:themeColor="accent4" w:themeTint="BF"/>
-        <w:insideH w:val="single" w:sz="8" w:space="0" w:color="9F8AB9" w:themeColor="accent4" w:themeTint="BF"/>
-        <w:insideV w:val="single" w:sz="8" w:space="0" w:color="9F8AB9" w:themeColor="accent4" w:themeTint="BF"/>
+        <w:top w:val="single" w:color="9F8AB9" w:themeColor="accent4" w:themeTint="BF" w:sz="8" w:space="0"/>
+        <w:left w:val="single" w:color="9F8AB9" w:themeColor="accent4" w:themeTint="BF" w:sz="8" w:space="0"/>
+        <w:bottom w:val="single" w:color="9F8AB9" w:themeColor="accent4" w:themeTint="BF" w:sz="8" w:space="0"/>
+        <w:right w:val="single" w:color="9F8AB9" w:themeColor="accent4" w:themeTint="BF" w:sz="8" w:space="0"/>
+        <w:insideH w:val="single" w:color="9F8AB9" w:themeColor="accent4" w:themeTint="BF" w:sz="8" w:space="0"/>
+        <w:insideV w:val="single" w:color="9F8AB9" w:themeColor="accent4" w:themeTint="BF" w:sz="8" w:space="0"/>
       </w:tblBorders>
       <w:tblCellMar>
         <w:top w:w="0" w:type="dxa"/>
@@ -7849,7 +7867,7 @@
       <w:tblPr/>
       <w:tcPr>
         <w:tcBorders>
-          <w:top w:val="single" w:sz="18" w:space="0" w:color="9F8AB9" w:themeColor="accent4" w:themeTint="BF"/>
+          <w:top w:val="single" w:color="9F8AB9" w:themeColor="accent4" w:themeTint="BF" w:sz="18" w:space="0"/>
         </w:tcBorders>
       </w:tcPr>
     </w:tblStylePr>
@@ -7891,12 +7909,12 @@
       <w:tblStyleColBandSize w:val="1"/>
       <w:tblInd w:w="0" w:type="dxa"/>
       <w:tblBorders>
-        <w:top w:val="single" w:sz="8" w:space="0" w:color="78C0D4" w:themeColor="accent5" w:themeTint="BF"/>
-        <w:left w:val="single" w:sz="8" w:space="0" w:color="78C0D4" w:themeColor="accent5" w:themeTint="BF"/>
-        <w:bottom w:val="single" w:sz="8" w:space="0" w:color="78C0D4" w:themeColor="accent5" w:themeTint="BF"/>
-        <w:right w:val="single" w:sz="8" w:space="0" w:color="78C0D4" w:themeColor="accent5" w:themeTint="BF"/>
-        <w:insideH w:val="single" w:sz="8" w:space="0" w:color="78C0D4" w:themeColor="accent5" w:themeTint="BF"/>
-        <w:insideV w:val="single" w:sz="8" w:space="0" w:color="78C0D4" w:themeColor="accent5" w:themeTint="BF"/>
+        <w:top w:val="single" w:color="78C0D4" w:themeColor="accent5" w:themeTint="BF" w:sz="8" w:space="0"/>
+        <w:left w:val="single" w:color="78C0D4" w:themeColor="accent5" w:themeTint="BF" w:sz="8" w:space="0"/>
+        <w:bottom w:val="single" w:color="78C0D4" w:themeColor="accent5" w:themeTint="BF" w:sz="8" w:space="0"/>
+        <w:right w:val="single" w:color="78C0D4" w:themeColor="accent5" w:themeTint="BF" w:sz="8" w:space="0"/>
+        <w:insideH w:val="single" w:color="78C0D4" w:themeColor="accent5" w:themeTint="BF" w:sz="8" w:space="0"/>
+        <w:insideV w:val="single" w:color="78C0D4" w:themeColor="accent5" w:themeTint="BF" w:sz="8" w:space="0"/>
       </w:tblBorders>
       <w:tblCellMar>
         <w:top w:w="0" w:type="dxa"/>
@@ -7922,7 +7940,7 @@
       <w:tblPr/>
       <w:tcPr>
         <w:tcBorders>
-          <w:top w:val="single" w:sz="18" w:space="0" w:color="78C0D4" w:themeColor="accent5" w:themeTint="BF"/>
+          <w:top w:val="single" w:color="78C0D4" w:themeColor="accent5" w:themeTint="BF" w:sz="18" w:space="0"/>
         </w:tcBorders>
       </w:tcPr>
     </w:tblStylePr>
@@ -7964,12 +7982,12 @@
       <w:tblStyleColBandSize w:val="1"/>
       <w:tblInd w:w="0" w:type="dxa"/>
       <w:tblBorders>
-        <w:top w:val="single" w:sz="8" w:space="0" w:color="F9B074" w:themeColor="accent6" w:themeTint="BF"/>
-        <w:left w:val="single" w:sz="8" w:space="0" w:color="F9B074" w:themeColor="accent6" w:themeTint="BF"/>
-        <w:bottom w:val="single" w:sz="8" w:space="0" w:color="F9B074" w:themeColor="accent6" w:themeTint="BF"/>
-        <w:right w:val="single" w:sz="8" w:space="0" w:color="F9B074" w:themeColor="accent6" w:themeTint="BF"/>
-        <w:insideH w:val="single" w:sz="8" w:space="0" w:color="F9B074" w:themeColor="accent6" w:themeTint="BF"/>
-        <w:insideV w:val="single" w:sz="8" w:space="0" w:color="F9B074" w:themeColor="accent6" w:themeTint="BF"/>
+        <w:top w:val="single" w:color="F9B074" w:themeColor="accent6" w:themeTint="BF" w:sz="8" w:space="0"/>
+        <w:left w:val="single" w:color="F9B074" w:themeColor="accent6" w:themeTint="BF" w:sz="8" w:space="0"/>
+        <w:bottom w:val="single" w:color="F9B074" w:themeColor="accent6" w:themeTint="BF" w:sz="8" w:space="0"/>
+        <w:right w:val="single" w:color="F9B074" w:themeColor="accent6" w:themeTint="BF" w:sz="8" w:space="0"/>
+        <w:insideH w:val="single" w:color="F9B074" w:themeColor="accent6" w:themeTint="BF" w:sz="8" w:space="0"/>
+        <w:insideV w:val="single" w:color="F9B074" w:themeColor="accent6" w:themeTint="BF" w:sz="8" w:space="0"/>
       </w:tblBorders>
       <w:tblCellMar>
         <w:top w:w="0" w:type="dxa"/>
@@ -7995,7 +8013,7 @@
       <w:tblPr/>
       <w:tcPr>
         <w:tcBorders>
-          <w:top w:val="single" w:sz="18" w:space="0" w:color="F9B074" w:themeColor="accent6" w:themeTint="BF"/>
+          <w:top w:val="single" w:color="F9B074" w:themeColor="accent6" w:themeTint="BF" w:sz="18" w:space="0"/>
         </w:tcBorders>
       </w:tcPr>
     </w:tblStylePr>
@@ -8033,7 +8051,7 @@
       <w:spacing w:after="0" w:line="240" w:lineRule="auto"/>
     </w:pPr>
     <w:rPr>
-      <w:rFonts w:asciiTheme="majorHAnsi" w:eastAsiaTheme="majorEastAsia" w:hAnsiTheme="majorHAnsi" w:cstheme="majorBidi"/>
+      <w:rFonts w:asciiTheme="majorHAnsi" w:hAnsiTheme="majorHAnsi" w:eastAsiaTheme="majorEastAsia" w:cstheme="majorBidi"/>
       <w:color w:val="000000" w:themeColor="text1"/>
     </w:rPr>
     <w:tblPr>
@@ -8041,12 +8059,12 @@
       <w:tblStyleColBandSize w:val="1"/>
       <w:tblInd w:w="0" w:type="dxa"/>
       <w:tblBorders>
-        <w:top w:val="single" w:sz="8" w:space="0" w:color="000000" w:themeColor="text1"/>
-        <w:left w:val="single" w:sz="8" w:space="0" w:color="000000" w:themeColor="text1"/>
-        <w:bottom w:val="single" w:sz="8" w:space="0" w:color="000000" w:themeColor="text1"/>
-        <w:right w:val="single" w:sz="8" w:space="0" w:color="000000" w:themeColor="text1"/>
-        <w:insideH w:val="single" w:sz="8" w:space="0" w:color="000000" w:themeColor="text1"/>
-        <w:insideV w:val="single" w:sz="8" w:space="0" w:color="000000" w:themeColor="text1"/>
+        <w:top w:val="single" w:color="000000" w:themeColor="text1" w:sz="8" w:space="0"/>
+        <w:left w:val="single" w:color="000000" w:themeColor="text1" w:sz="8" w:space="0"/>
+        <w:bottom w:val="single" w:color="000000" w:themeColor="text1" w:sz="8" w:space="0"/>
+        <w:right w:val="single" w:color="000000" w:themeColor="text1" w:sz="8" w:space="0"/>
+        <w:insideH w:val="single" w:color="000000" w:themeColor="text1" w:sz="8" w:space="0"/>
+        <w:insideV w:val="single" w:color="000000" w:themeColor="text1" w:sz="8" w:space="0"/>
       </w:tblBorders>
       <w:tblCellMar>
         <w:top w:w="0" w:type="dxa"/>
@@ -8078,7 +8096,7 @@
       <w:tblPr/>
       <w:tcPr>
         <w:tcBorders>
-          <w:top w:val="single" w:sz="12" w:space="0" w:color="000000" w:themeColor="text1"/>
+          <w:top w:val="single" w:color="000000" w:themeColor="text1" w:sz="12" w:space="0"/>
           <w:left w:val="nil"/>
           <w:bottom w:val="nil"/>
           <w:right w:val="nil"/>
@@ -8136,8 +8154,8 @@
       <w:tblPr/>
       <w:tcPr>
         <w:tcBorders>
-          <w:insideH w:val="single" w:sz="6" w:space="0" w:color="000000" w:themeColor="text1"/>
-          <w:insideV w:val="single" w:sz="6" w:space="0" w:color="000000" w:themeColor="text1"/>
+          <w:insideH w:val="single" w:color="000000" w:themeColor="text1" w:sz="6" w:space="0"/>
+          <w:insideV w:val="single" w:color="000000" w:themeColor="text1" w:sz="6" w:space="0"/>
         </w:tcBorders>
         <w:shd w:val="clear" w:color="auto" w:fill="808080" w:themeFill="text1" w:themeFillTint="7F"/>
       </w:tcPr>
@@ -8158,7 +8176,7 @@
       <w:spacing w:after="0" w:line="240" w:lineRule="auto"/>
     </w:pPr>
     <w:rPr>
-      <w:rFonts w:asciiTheme="majorHAnsi" w:eastAsiaTheme="majorEastAsia" w:hAnsiTheme="majorHAnsi" w:cstheme="majorBidi"/>
+      <w:rFonts w:asciiTheme="majorHAnsi" w:hAnsiTheme="majorHAnsi" w:eastAsiaTheme="majorEastAsia" w:cstheme="majorBidi"/>
       <w:color w:val="000000" w:themeColor="text1"/>
     </w:rPr>
     <w:tblPr>
@@ -8166,12 +8184,12 @@
       <w:tblStyleColBandSize w:val="1"/>
       <w:tblInd w:w="0" w:type="dxa"/>
       <w:tblBorders>
-        <w:top w:val="single" w:sz="8" w:space="0" w:color="4F81BD" w:themeColor="accent1"/>
-        <w:left w:val="single" w:sz="8" w:space="0" w:color="4F81BD" w:themeColor="accent1"/>
-        <w:bottom w:val="single" w:sz="8" w:space="0" w:color="4F81BD" w:themeColor="accent1"/>
-        <w:right w:val="single" w:sz="8" w:space="0" w:color="4F81BD" w:themeColor="accent1"/>
-        <w:insideH w:val="single" w:sz="8" w:space="0" w:color="4F81BD" w:themeColor="accent1"/>
-        <w:insideV w:val="single" w:sz="8" w:space="0" w:color="4F81BD" w:themeColor="accent1"/>
+        <w:top w:val="single" w:color="4F81BD" w:themeColor="accent1" w:sz="8" w:space="0"/>
+        <w:left w:val="single" w:color="4F81BD" w:themeColor="accent1" w:sz="8" w:space="0"/>
+        <w:bottom w:val="single" w:color="4F81BD" w:themeColor="accent1" w:sz="8" w:space="0"/>
+        <w:right w:val="single" w:color="4F81BD" w:themeColor="accent1" w:sz="8" w:space="0"/>
+        <w:insideH w:val="single" w:color="4F81BD" w:themeColor="accent1" w:sz="8" w:space="0"/>
+        <w:insideV w:val="single" w:color="4F81BD" w:themeColor="accent1" w:sz="8" w:space="0"/>
       </w:tblBorders>
       <w:tblCellMar>
         <w:top w:w="0" w:type="dxa"/>
@@ -8203,7 +8221,7 @@
       <w:tblPr/>
       <w:tcPr>
         <w:tcBorders>
-          <w:top w:val="single" w:sz="12" w:space="0" w:color="000000" w:themeColor="text1"/>
+          <w:top w:val="single" w:color="000000" w:themeColor="text1" w:sz="12" w:space="0"/>
           <w:left w:val="nil"/>
           <w:bottom w:val="nil"/>
           <w:right w:val="nil"/>
@@ -8261,8 +8279,8 @@
       <w:tblPr/>
       <w:tcPr>
         <w:tcBorders>
-          <w:insideH w:val="single" w:sz="6" w:space="0" w:color="4F81BD" w:themeColor="accent1"/>
-          <w:insideV w:val="single" w:sz="6" w:space="0" w:color="4F81BD" w:themeColor="accent1"/>
+          <w:insideH w:val="single" w:color="4F81BD" w:themeColor="accent1" w:sz="6" w:space="0"/>
+          <w:insideV w:val="single" w:color="4F81BD" w:themeColor="accent1" w:sz="6" w:space="0"/>
         </w:tcBorders>
         <w:shd w:val="clear" w:color="auto" w:fill="A7BFDE" w:themeFill="accent1" w:themeFillTint="7F"/>
       </w:tcPr>
@@ -8283,7 +8301,7 @@
       <w:spacing w:after="0" w:line="240" w:lineRule="auto"/>
     </w:pPr>
     <w:rPr>
-      <w:rFonts w:asciiTheme="majorHAnsi" w:eastAsiaTheme="majorEastAsia" w:hAnsiTheme="majorHAnsi" w:cstheme="majorBidi"/>
+      <w:rFonts w:asciiTheme="majorHAnsi" w:hAnsiTheme="majorHAnsi" w:eastAsiaTheme="majorEastAsia" w:cstheme="majorBidi"/>
       <w:color w:val="000000" w:themeColor="text1"/>
     </w:rPr>
     <w:tblPr>
@@ -8291,12 +8309,12 @@
       <w:tblStyleColBandSize w:val="1"/>
       <w:tblInd w:w="0" w:type="dxa"/>
       <w:tblBorders>
-        <w:top w:val="single" w:sz="8" w:space="0" w:color="C0504D" w:themeColor="accent2"/>
-        <w:left w:val="single" w:sz="8" w:space="0" w:color="C0504D" w:themeColor="accent2"/>
-        <w:bottom w:val="single" w:sz="8" w:space="0" w:color="C0504D" w:themeColor="accent2"/>
-        <w:right w:val="single" w:sz="8" w:space="0" w:color="C0504D" w:themeColor="accent2"/>
-        <w:insideH w:val="single" w:sz="8" w:space="0" w:color="C0504D" w:themeColor="accent2"/>
-        <w:insideV w:val="single" w:sz="8" w:space="0" w:color="C0504D" w:themeColor="accent2"/>
+        <w:top w:val="single" w:color="C0504D" w:themeColor="accent2" w:sz="8" w:space="0"/>
+        <w:left w:val="single" w:color="C0504D" w:themeColor="accent2" w:sz="8" w:space="0"/>
+        <w:bottom w:val="single" w:color="C0504D" w:themeColor="accent2" w:sz="8" w:space="0"/>
+        <w:right w:val="single" w:color="C0504D" w:themeColor="accent2" w:sz="8" w:space="0"/>
+        <w:insideH w:val="single" w:color="C0504D" w:themeColor="accent2" w:sz="8" w:space="0"/>
+        <w:insideV w:val="single" w:color="C0504D" w:themeColor="accent2" w:sz="8" w:space="0"/>
       </w:tblBorders>
       <w:tblCellMar>
         <w:top w:w="0" w:type="dxa"/>
@@ -8328,7 +8346,7 @@
       <w:tblPr/>
       <w:tcPr>
         <w:tcBorders>
-          <w:top w:val="single" w:sz="12" w:space="0" w:color="000000" w:themeColor="text1"/>
+          <w:top w:val="single" w:color="000000" w:themeColor="text1" w:sz="12" w:space="0"/>
           <w:left w:val="nil"/>
           <w:bottom w:val="nil"/>
           <w:right w:val="nil"/>
@@ -8386,8 +8404,8 @@
       <w:tblPr/>
       <w:tcPr>
         <w:tcBorders>
-          <w:insideH w:val="single" w:sz="6" w:space="0" w:color="C0504D" w:themeColor="accent2"/>
-          <w:insideV w:val="single" w:sz="6" w:space="0" w:color="C0504D" w:themeColor="accent2"/>
+          <w:insideH w:val="single" w:color="C0504D" w:themeColor="accent2" w:sz="6" w:space="0"/>
+          <w:insideV w:val="single" w:color="C0504D" w:themeColor="accent2" w:sz="6" w:space="0"/>
         </w:tcBorders>
         <w:shd w:val="clear" w:color="auto" w:fill="DFA7A6" w:themeFill="accent2" w:themeFillTint="7F"/>
       </w:tcPr>
@@ -8408,7 +8426,7 @@
       <w:spacing w:after="0" w:line="240" w:lineRule="auto"/>
     </w:pPr>
     <w:rPr>
-      <w:rFonts w:asciiTheme="majorHAnsi" w:eastAsiaTheme="majorEastAsia" w:hAnsiTheme="majorHAnsi" w:cstheme="majorBidi"/>
+      <w:rFonts w:asciiTheme="majorHAnsi" w:hAnsiTheme="majorHAnsi" w:eastAsiaTheme="majorEastAsia" w:cstheme="majorBidi"/>
       <w:color w:val="000000" w:themeColor="text1"/>
     </w:rPr>
     <w:tblPr>
@@ -8416,12 +8434,12 @@
       <w:tblStyleColBandSize w:val="1"/>
       <w:tblInd w:w="0" w:type="dxa"/>
       <w:tblBorders>
-        <w:top w:val="single" w:sz="8" w:space="0" w:color="9BBB59" w:themeColor="accent3"/>
-        <w:left w:val="single" w:sz="8" w:space="0" w:color="9BBB59" w:themeColor="accent3"/>
-        <w:bottom w:val="single" w:sz="8" w:space="0" w:color="9BBB59" w:themeColor="accent3"/>
-        <w:right w:val="single" w:sz="8" w:space="0" w:color="9BBB59" w:themeColor="accent3"/>
-        <w:insideH w:val="single" w:sz="8" w:space="0" w:color="9BBB59" w:themeColor="accent3"/>
-        <w:insideV w:val="single" w:sz="8" w:space="0" w:color="9BBB59" w:themeColor="accent3"/>
+        <w:top w:val="single" w:color="9BBB59" w:themeColor="accent3" w:sz="8" w:space="0"/>
+        <w:left w:val="single" w:color="9BBB59" w:themeColor="accent3" w:sz="8" w:space="0"/>
+        <w:bottom w:val="single" w:color="9BBB59" w:themeColor="accent3" w:sz="8" w:space="0"/>
+        <w:right w:val="single" w:color="9BBB59" w:themeColor="accent3" w:sz="8" w:space="0"/>
+        <w:insideH w:val="single" w:color="9BBB59" w:themeColor="accent3" w:sz="8" w:space="0"/>
+        <w:insideV w:val="single" w:color="9BBB59" w:themeColor="accent3" w:sz="8" w:space="0"/>
       </w:tblBorders>
       <w:tblCellMar>
         <w:top w:w="0" w:type="dxa"/>
@@ -8453,7 +8471,7 @@
       <w:tblPr/>
       <w:tcPr>
         <w:tcBorders>
-          <w:top w:val="single" w:sz="12" w:space="0" w:color="000000" w:themeColor="text1"/>
+          <w:top w:val="single" w:color="000000" w:themeColor="text1" w:sz="12" w:space="0"/>
           <w:left w:val="nil"/>
           <w:bottom w:val="nil"/>
           <w:right w:val="nil"/>
@@ -8511,8 +8529,8 @@
       <w:tblPr/>
       <w:tcPr>
         <w:tcBorders>
-          <w:insideH w:val="single" w:sz="6" w:space="0" w:color="9BBB59" w:themeColor="accent3"/>
-          <w:insideV w:val="single" w:sz="6" w:space="0" w:color="9BBB59" w:themeColor="accent3"/>
+          <w:insideH w:val="single" w:color="9BBB59" w:themeColor="accent3" w:sz="6" w:space="0"/>
+          <w:insideV w:val="single" w:color="9BBB59" w:themeColor="accent3" w:sz="6" w:space="0"/>
         </w:tcBorders>
         <w:shd w:val="clear" w:color="auto" w:fill="CDDDAC" w:themeFill="accent3" w:themeFillTint="7F"/>
       </w:tcPr>
@@ -8533,7 +8551,7 @@
       <w:spacing w:after="0" w:line="240" w:lineRule="auto"/>
     </w:pPr>
     <w:rPr>
-      <w:rFonts w:asciiTheme="majorHAnsi" w:eastAsiaTheme="majorEastAsia" w:hAnsiTheme="majorHAnsi" w:cstheme="majorBidi"/>
+      <w:rFonts w:asciiTheme="majorHAnsi" w:hAnsiTheme="majorHAnsi" w:eastAsiaTheme="majorEastAsia" w:cstheme="majorBidi"/>
       <w:color w:val="000000" w:themeColor="text1"/>
     </w:rPr>
     <w:tblPr>
@@ -8541,12 +8559,12 @@
       <w:tblStyleColBandSize w:val="1"/>
       <w:tblInd w:w="0" w:type="dxa"/>
       <w:tblBorders>
-        <w:top w:val="single" w:sz="8" w:space="0" w:color="8064A2" w:themeColor="accent4"/>
-        <w:left w:val="single" w:sz="8" w:space="0" w:color="8064A2" w:themeColor="accent4"/>
-        <w:bottom w:val="single" w:sz="8" w:space="0" w:color="8064A2" w:themeColor="accent4"/>
-        <w:right w:val="single" w:sz="8" w:space="0" w:color="8064A2" w:themeColor="accent4"/>
-        <w:insideH w:val="single" w:sz="8" w:space="0" w:color="8064A2" w:themeColor="accent4"/>
-        <w:insideV w:val="single" w:sz="8" w:space="0" w:color="8064A2" w:themeColor="accent4"/>
+        <w:top w:val="single" w:color="8064A2" w:themeColor="accent4" w:sz="8" w:space="0"/>
+        <w:left w:val="single" w:color="8064A2" w:themeColor="accent4" w:sz="8" w:space="0"/>
+        <w:bottom w:val="single" w:color="8064A2" w:themeColor="accent4" w:sz="8" w:space="0"/>
+        <w:right w:val="single" w:color="8064A2" w:themeColor="accent4" w:sz="8" w:space="0"/>
+        <w:insideH w:val="single" w:color="8064A2" w:themeColor="accent4" w:sz="8" w:space="0"/>
+        <w:insideV w:val="single" w:color="8064A2" w:themeColor="accent4" w:sz="8" w:space="0"/>
       </w:tblBorders>
       <w:tblCellMar>
         <w:top w:w="0" w:type="dxa"/>
@@ -8578,7 +8596,7 @@
       <w:tblPr/>
       <w:tcPr>
         <w:tcBorders>
-          <w:top w:val="single" w:sz="12" w:space="0" w:color="000000" w:themeColor="text1"/>
+          <w:top w:val="single" w:color="000000" w:themeColor="text1" w:sz="12" w:space="0"/>
           <w:left w:val="nil"/>
           <w:bottom w:val="nil"/>
           <w:right w:val="nil"/>
@@ -8636,8 +8654,8 @@
       <w:tblPr/>
       <w:tcPr>
         <w:tcBorders>
-          <w:insideH w:val="single" w:sz="6" w:space="0" w:color="8064A2" w:themeColor="accent4"/>
-          <w:insideV w:val="single" w:sz="6" w:space="0" w:color="8064A2" w:themeColor="accent4"/>
+          <w:insideH w:val="single" w:color="8064A2" w:themeColor="accent4" w:sz="6" w:space="0"/>
+          <w:insideV w:val="single" w:color="8064A2" w:themeColor="accent4" w:sz="6" w:space="0"/>
         </w:tcBorders>
         <w:shd w:val="clear" w:color="auto" w:fill="BFB1D0" w:themeFill="accent4" w:themeFillTint="7F"/>
       </w:tcPr>
@@ -8658,7 +8676,7 @@
       <w:spacing w:after="0" w:line="240" w:lineRule="auto"/>
     </w:pPr>
     <w:rPr>
-      <w:rFonts w:asciiTheme="majorHAnsi" w:eastAsiaTheme="majorEastAsia" w:hAnsiTheme="majorHAnsi" w:cstheme="majorBidi"/>
+      <w:rFonts w:asciiTheme="majorHAnsi" w:hAnsiTheme="majorHAnsi" w:eastAsiaTheme="majorEastAsia" w:cstheme="majorBidi"/>
       <w:color w:val="000000" w:themeColor="text1"/>
     </w:rPr>
     <w:tblPr>
@@ -8666,12 +8684,12 @@
       <w:tblStyleColBandSize w:val="1"/>
       <w:tblInd w:w="0" w:type="dxa"/>
       <w:tblBorders>
-        <w:top w:val="single" w:sz="8" w:space="0" w:color="4BACC6" w:themeColor="accent5"/>
-        <w:left w:val="single" w:sz="8" w:space="0" w:color="4BACC6" w:themeColor="accent5"/>
-        <w:bottom w:val="single" w:sz="8" w:space="0" w:color="4BACC6" w:themeColor="accent5"/>
-        <w:right w:val="single" w:sz="8" w:space="0" w:color="4BACC6" w:themeColor="accent5"/>
-        <w:insideH w:val="single" w:sz="8" w:space="0" w:color="4BACC6" w:themeColor="accent5"/>
-        <w:insideV w:val="single" w:sz="8" w:space="0" w:color="4BACC6" w:themeColor="accent5"/>
+        <w:top w:val="single" w:color="4BACC6" w:themeColor="accent5" w:sz="8" w:space="0"/>
+        <w:left w:val="single" w:color="4BACC6" w:themeColor="accent5" w:sz="8" w:space="0"/>
+        <w:bottom w:val="single" w:color="4BACC6" w:themeColor="accent5" w:sz="8" w:space="0"/>
+        <w:right w:val="single" w:color="4BACC6" w:themeColor="accent5" w:sz="8" w:space="0"/>
+        <w:insideH w:val="single" w:color="4BACC6" w:themeColor="accent5" w:sz="8" w:space="0"/>
+        <w:insideV w:val="single" w:color="4BACC6" w:themeColor="accent5" w:sz="8" w:space="0"/>
       </w:tblBorders>
       <w:tblCellMar>
         <w:top w:w="0" w:type="dxa"/>
@@ -8703,7 +8721,7 @@
       <w:tblPr/>
       <w:tcPr>
         <w:tcBorders>
-          <w:top w:val="single" w:sz="12" w:space="0" w:color="000000" w:themeColor="text1"/>
+          <w:top w:val="single" w:color="000000" w:themeColor="text1" w:sz="12" w:space="0"/>
           <w:left w:val="nil"/>
           <w:bottom w:val="nil"/>
           <w:right w:val="nil"/>
@@ -8761,8 +8779,8 @@
       <w:tblPr/>
       <w:tcPr>
         <w:tcBorders>
-          <w:insideH w:val="single" w:sz="6" w:space="0" w:color="4BACC6" w:themeColor="accent5"/>
-          <w:insideV w:val="single" w:sz="6" w:space="0" w:color="4BACC6" w:themeColor="accent5"/>
+          <w:insideH w:val="single" w:color="4BACC6" w:themeColor="accent5" w:sz="6" w:space="0"/>
+          <w:insideV w:val="single" w:color="4BACC6" w:themeColor="accent5" w:sz="6" w:space="0"/>
         </w:tcBorders>
         <w:shd w:val="clear" w:color="auto" w:fill="A5D5E2" w:themeFill="accent5" w:themeFillTint="7F"/>
       </w:tcPr>
@@ -8783,7 +8801,7 @@
       <w:spacing w:after="0" w:line="240" w:lineRule="auto"/>
     </w:pPr>
     <w:rPr>
-      <w:rFonts w:asciiTheme="majorHAnsi" w:eastAsiaTheme="majorEastAsia" w:hAnsiTheme="majorHAnsi" w:cstheme="majorBidi"/>
+      <w:rFonts w:asciiTheme="majorHAnsi" w:hAnsiTheme="majorHAnsi" w:eastAsiaTheme="majorEastAsia" w:cstheme="majorBidi"/>
       <w:color w:val="000000" w:themeColor="text1"/>
     </w:rPr>
     <w:tblPr>
@@ -8791,12 +8809,12 @@
       <w:tblStyleColBandSize w:val="1"/>
       <w:tblInd w:w="0" w:type="dxa"/>
       <w:tblBorders>
-        <w:top w:val="single" w:sz="8" w:space="0" w:color="F79646" w:themeColor="accent6"/>
-        <w:left w:val="single" w:sz="8" w:space="0" w:color="F79646" w:themeColor="accent6"/>
-        <w:bottom w:val="single" w:sz="8" w:space="0" w:color="F79646" w:themeColor="accent6"/>
-        <w:right w:val="single" w:sz="8" w:space="0" w:color="F79646" w:themeColor="accent6"/>
-        <w:insideH w:val="single" w:sz="8" w:space="0" w:color="F79646" w:themeColor="accent6"/>
-        <w:insideV w:val="single" w:sz="8" w:space="0" w:color="F79646" w:themeColor="accent6"/>
+        <w:top w:val="single" w:color="F79646" w:themeColor="accent6" w:sz="8" w:space="0"/>
+        <w:left w:val="single" w:color="F79646" w:themeColor="accent6" w:sz="8" w:space="0"/>
+        <w:bottom w:val="single" w:color="F79646" w:themeColor="accent6" w:sz="8" w:space="0"/>
+        <w:right w:val="single" w:color="F79646" w:themeColor="accent6" w:sz="8" w:space="0"/>
+        <w:insideH w:val="single" w:color="F79646" w:themeColor="accent6" w:sz="8" w:space="0"/>
+        <w:insideV w:val="single" w:color="F79646" w:themeColor="accent6" w:sz="8" w:space="0"/>
       </w:tblBorders>
       <w:tblCellMar>
         <w:top w:w="0" w:type="dxa"/>
@@ -8828,7 +8846,7 @@
       <w:tblPr/>
       <w:tcPr>
         <w:tcBorders>
-          <w:top w:val="single" w:sz="12" w:space="0" w:color="000000" w:themeColor="text1"/>
+          <w:top w:val="single" w:color="000000" w:themeColor="text1" w:sz="12" w:space="0"/>
           <w:left w:val="nil"/>
           <w:bottom w:val="nil"/>
           <w:right w:val="nil"/>
@@ -8886,8 +8904,8 @@
       <w:tblPr/>
       <w:tcPr>
         <w:tcBorders>
-          <w:insideH w:val="single" w:sz="6" w:space="0" w:color="F79646" w:themeColor="accent6"/>
-          <w:insideV w:val="single" w:sz="6" w:space="0" w:color="F79646" w:themeColor="accent6"/>
+          <w:insideH w:val="single" w:color="F79646" w:themeColor="accent6" w:sz="6" w:space="0"/>
+          <w:insideV w:val="single" w:color="F79646" w:themeColor="accent6" w:sz="6" w:space="0"/>
         </w:tcBorders>
         <w:shd w:val="clear" w:color="auto" w:fill="FBCAA2" w:themeFill="accent6" w:themeFillTint="7F"/>
       </w:tcPr>
@@ -8912,12 +8930,12 @@
       <w:tblStyleColBandSize w:val="1"/>
       <w:tblInd w:w="0" w:type="dxa"/>
       <w:tblBorders>
-        <w:top w:val="single" w:sz="8" w:space="0" w:color="FFFFFF" w:themeColor="background1"/>
-        <w:left w:val="single" w:sz="8" w:space="0" w:color="FFFFFF" w:themeColor="background1"/>
-        <w:bottom w:val="single" w:sz="8" w:space="0" w:color="FFFFFF" w:themeColor="background1"/>
-        <w:right w:val="single" w:sz="8" w:space="0" w:color="FFFFFF" w:themeColor="background1"/>
-        <w:insideH w:val="single" w:sz="6" w:space="0" w:color="FFFFFF" w:themeColor="background1"/>
-        <w:insideV w:val="single" w:sz="6" w:space="0" w:color="FFFFFF" w:themeColor="background1"/>
+        <w:top w:val="single" w:color="FFFFFF" w:themeColor="background1" w:sz="8" w:space="0"/>
+        <w:left w:val="single" w:color="FFFFFF" w:themeColor="background1" w:sz="8" w:space="0"/>
+        <w:bottom w:val="single" w:color="FFFFFF" w:themeColor="background1" w:sz="8" w:space="0"/>
+        <w:right w:val="single" w:color="FFFFFF" w:themeColor="background1" w:sz="8" w:space="0"/>
+        <w:insideH w:val="single" w:color="FFFFFF" w:themeColor="background1" w:sz="6" w:space="0"/>
+        <w:insideV w:val="single" w:color="FFFFFF" w:themeColor="background1" w:sz="6" w:space="0"/>
       </w:tblBorders>
       <w:tblCellMar>
         <w:top w:w="0" w:type="dxa"/>
@@ -8940,12 +8958,12 @@
       <w:tblPr/>
       <w:tcPr>
         <w:tcBorders>
-          <w:top w:val="single" w:sz="8" w:space="0" w:color="FFFFFF" w:themeColor="background1"/>
-          <w:left w:val="single" w:sz="8" w:space="0" w:color="FFFFFF" w:themeColor="background1"/>
-          <w:bottom w:val="single" w:sz="24" w:space="0" w:color="FFFFFF" w:themeColor="background1"/>
-          <w:right w:val="single" w:sz="8" w:space="0" w:color="FFFFFF" w:themeColor="background1"/>
-          <w:insideH w:val="nil"/>
-          <w:insideV w:val="single" w:sz="8" w:space="0" w:color="FFFFFF" w:themeColor="background1"/>
+          <w:top w:val="single" w:color="FFFFFF" w:themeColor="background1" w:sz="8" w:space="0"/>
+          <w:left w:val="single" w:color="FFFFFF" w:themeColor="background1" w:sz="8" w:space="0"/>
+          <w:bottom w:val="single" w:color="FFFFFF" w:themeColor="background1" w:sz="24" w:space="0"/>
+          <w:right w:val="single" w:color="FFFFFF" w:themeColor="background1" w:sz="8" w:space="0"/>
+          <w:insideH w:val="nil"/>
+          <w:insideV w:val="single" w:color="FFFFFF" w:themeColor="background1" w:sz="8" w:space="0"/>
         </w:tcBorders>
         <w:shd w:val="clear" w:color="auto" w:fill="000000" w:themeFill="text1"/>
       </w:tcPr>
@@ -8961,12 +8979,12 @@
       <w:tblPr/>
       <w:tcPr>
         <w:tcBorders>
-          <w:top w:val="single" w:sz="24" w:space="0" w:color="FFFFFF" w:themeColor="background1"/>
-          <w:left w:val="single" w:sz="8" w:space="0" w:color="FFFFFF" w:themeColor="background1"/>
-          <w:bottom w:val="single" w:sz="8" w:space="0" w:color="FFFFFF" w:themeColor="background1"/>
-          <w:right w:val="single" w:sz="8" w:space="0" w:color="FFFFFF" w:themeColor="background1"/>
-          <w:insideH w:val="nil"/>
-          <w:insideV w:val="single" w:sz="8" w:space="0" w:color="FFFFFF" w:themeColor="background1"/>
+          <w:top w:val="single" w:color="FFFFFF" w:themeColor="background1" w:sz="24" w:space="0"/>
+          <w:left w:val="single" w:color="FFFFFF" w:themeColor="background1" w:sz="8" w:space="0"/>
+          <w:bottom w:val="single" w:color="FFFFFF" w:themeColor="background1" w:sz="8" w:space="0"/>
+          <w:right w:val="single" w:color="FFFFFF" w:themeColor="background1" w:sz="8" w:space="0"/>
+          <w:insideH w:val="nil"/>
+          <w:insideV w:val="single" w:color="FFFFFF" w:themeColor="background1" w:sz="8" w:space="0"/>
         </w:tcBorders>
         <w:shd w:val="clear" w:color="auto" w:fill="000000" w:themeFill="text1"/>
       </w:tcPr>
@@ -8982,8 +9000,8 @@
       <w:tblPr/>
       <w:tcPr>
         <w:tcBorders>
-          <w:left w:val="single" w:sz="8" w:space="0" w:color="FFFFFF" w:themeColor="background1"/>
-          <w:right w:val="single" w:sz="24" w:space="0" w:color="FFFFFF" w:themeColor="background1"/>
+          <w:left w:val="single" w:color="FFFFFF" w:themeColor="background1" w:sz="8" w:space="0"/>
+          <w:right w:val="single" w:color="FFFFFF" w:themeColor="background1" w:sz="24" w:space="0"/>
           <w:insideH w:val="nil"/>
           <w:insideV w:val="nil"/>
         </w:tcBorders>
@@ -9002,7 +9020,7 @@
       <w:tcPr>
         <w:tcBorders>
           <w:top w:val="nil"/>
-          <w:left w:val="single" w:sz="24" w:space="0" w:color="FFFFFF" w:themeColor="background1"/>
+          <w:left w:val="single" w:color="FFFFFF" w:themeColor="background1" w:sz="24" w:space="0"/>
           <w:bottom w:val="nil"/>
           <w:right w:val="nil"/>
           <w:insideH w:val="nil"/>
@@ -9015,10 +9033,10 @@
       <w:tblPr/>
       <w:tcPr>
         <w:tcBorders>
-          <w:top w:val="single" w:sz="8" w:space="0" w:color="FFFFFF" w:themeColor="background1"/>
-          <w:left w:val="single" w:sz="8" w:space="0" w:color="FFFFFF" w:themeColor="background1"/>
-          <w:bottom w:val="single" w:sz="8" w:space="0" w:color="FFFFFF" w:themeColor="background1"/>
-          <w:right w:val="single" w:sz="8" w:space="0" w:color="FFFFFF" w:themeColor="background1"/>
+          <w:top w:val="single" w:color="FFFFFF" w:themeColor="background1" w:sz="8" w:space="0"/>
+          <w:left w:val="single" w:color="FFFFFF" w:themeColor="background1" w:sz="8" w:space="0"/>
+          <w:bottom w:val="single" w:color="FFFFFF" w:themeColor="background1" w:sz="8" w:space="0"/>
+          <w:right w:val="single" w:color="FFFFFF" w:themeColor="background1" w:sz="8" w:space="0"/>
           <w:insideH w:val="nil"/>
           <w:insideV w:val="nil"/>
         </w:tcBorders>
@@ -9029,12 +9047,12 @@
       <w:tblPr/>
       <w:tcPr>
         <w:tcBorders>
-          <w:top w:val="single" w:sz="8" w:space="0" w:color="FFFFFF" w:themeColor="background1"/>
-          <w:left w:val="single" w:sz="8" w:space="0" w:color="FFFFFF" w:themeColor="background1"/>
-          <w:bottom w:val="single" w:sz="8" w:space="0" w:color="FFFFFF" w:themeColor="background1"/>
-          <w:right w:val="single" w:sz="8" w:space="0" w:color="FFFFFF" w:themeColor="background1"/>
-          <w:insideH w:val="single" w:sz="8" w:space="0" w:color="FFFFFF" w:themeColor="background1"/>
-          <w:insideV w:val="single" w:sz="8" w:space="0" w:color="FFFFFF" w:themeColor="background1"/>
+          <w:top w:val="single" w:color="FFFFFF" w:themeColor="background1" w:sz="8" w:space="0"/>
+          <w:left w:val="single" w:color="FFFFFF" w:themeColor="background1" w:sz="8" w:space="0"/>
+          <w:bottom w:val="single" w:color="FFFFFF" w:themeColor="background1" w:sz="8" w:space="0"/>
+          <w:right w:val="single" w:color="FFFFFF" w:themeColor="background1" w:sz="8" w:space="0"/>
+          <w:insideH w:val="single" w:color="FFFFFF" w:themeColor="background1" w:sz="8" w:space="0"/>
+          <w:insideV w:val="single" w:color="FFFFFF" w:themeColor="background1" w:sz="8" w:space="0"/>
         </w:tcBorders>
         <w:shd w:val="clear" w:color="auto" w:fill="808080" w:themeFill="text1" w:themeFillTint="7F"/>
       </w:tcPr>
@@ -9053,12 +9071,12 @@
       <w:tblStyleColBandSize w:val="1"/>
       <w:tblInd w:w="0" w:type="dxa"/>
       <w:tblBorders>
-        <w:top w:val="single" w:sz="8" w:space="0" w:color="FFFFFF" w:themeColor="background1"/>
-        <w:left w:val="single" w:sz="8" w:space="0" w:color="FFFFFF" w:themeColor="background1"/>
-        <w:bottom w:val="single" w:sz="8" w:space="0" w:color="FFFFFF" w:themeColor="background1"/>
-        <w:right w:val="single" w:sz="8" w:space="0" w:color="FFFFFF" w:themeColor="background1"/>
-        <w:insideH w:val="single" w:sz="6" w:space="0" w:color="FFFFFF" w:themeColor="background1"/>
-        <w:insideV w:val="single" w:sz="6" w:space="0" w:color="FFFFFF" w:themeColor="background1"/>
+        <w:top w:val="single" w:color="FFFFFF" w:themeColor="background1" w:sz="8" w:space="0"/>
+        <w:left w:val="single" w:color="FFFFFF" w:themeColor="background1" w:sz="8" w:space="0"/>
+        <w:bottom w:val="single" w:color="FFFFFF" w:themeColor="background1" w:sz="8" w:space="0"/>
+        <w:right w:val="single" w:color="FFFFFF" w:themeColor="background1" w:sz="8" w:space="0"/>
+        <w:insideH w:val="single" w:color="FFFFFF" w:themeColor="background1" w:sz="6" w:space="0"/>
+        <w:insideV w:val="single" w:color="FFFFFF" w:themeColor="background1" w:sz="6" w:space="0"/>
       </w:tblBorders>
       <w:tblCellMar>
         <w:top w:w="0" w:type="dxa"/>
@@ -9081,12 +9099,12 @@
       <w:tblPr/>
       <w:tcPr>
         <w:tcBorders>
-          <w:top w:val="single" w:sz="8" w:space="0" w:color="FFFFFF" w:themeColor="background1"/>
-          <w:left w:val="single" w:sz="8" w:space="0" w:color="FFFFFF" w:themeColor="background1"/>
-          <w:bottom w:val="single" w:sz="24" w:space="0" w:color="FFFFFF" w:themeColor="background1"/>
-          <w:right w:val="single" w:sz="8" w:space="0" w:color="FFFFFF" w:themeColor="background1"/>
-          <w:insideH w:val="nil"/>
-          <w:insideV w:val="single" w:sz="8" w:space="0" w:color="FFFFFF" w:themeColor="background1"/>
+          <w:top w:val="single" w:color="FFFFFF" w:themeColor="background1" w:sz="8" w:space="0"/>
+          <w:left w:val="single" w:color="FFFFFF" w:themeColor="background1" w:sz="8" w:space="0"/>
+          <w:bottom w:val="single" w:color="FFFFFF" w:themeColor="background1" w:sz="24" w:space="0"/>
+          <w:right w:val="single" w:color="FFFFFF" w:themeColor="background1" w:sz="8" w:space="0"/>
+          <w:insideH w:val="nil"/>
+          <w:insideV w:val="single" w:color="FFFFFF" w:themeColor="background1" w:sz="8" w:space="0"/>
         </w:tcBorders>
         <w:shd w:val="clear" w:color="auto" w:fill="4F81BD" w:themeFill="accent1"/>
       </w:tcPr>
@@ -9102,12 +9120,12 @@
       <w:tblPr/>
       <w:tcPr>
         <w:tcBorders>
-          <w:top w:val="single" w:sz="24" w:space="0" w:color="FFFFFF" w:themeColor="background1"/>
-          <w:left w:val="single" w:sz="8" w:space="0" w:color="FFFFFF" w:themeColor="background1"/>
-          <w:bottom w:val="single" w:sz="8" w:space="0" w:color="FFFFFF" w:themeColor="background1"/>
-          <w:right w:val="single" w:sz="8" w:space="0" w:color="FFFFFF" w:themeColor="background1"/>
-          <w:insideH w:val="nil"/>
-          <w:insideV w:val="single" w:sz="8" w:space="0" w:color="FFFFFF" w:themeColor="background1"/>
+          <w:top w:val="single" w:color="FFFFFF" w:themeColor="background1" w:sz="24" w:space="0"/>
+          <w:left w:val="single" w:color="FFFFFF" w:themeColor="background1" w:sz="8" w:space="0"/>
+          <w:bottom w:val="single" w:color="FFFFFF" w:themeColor="background1" w:sz="8" w:space="0"/>
+          <w:right w:val="single" w:color="FFFFFF" w:themeColor="background1" w:sz="8" w:space="0"/>
+          <w:insideH w:val="nil"/>
+          <w:insideV w:val="single" w:color="FFFFFF" w:themeColor="background1" w:sz="8" w:space="0"/>
         </w:tcBorders>
         <w:shd w:val="clear" w:color="auto" w:fill="4F81BD" w:themeFill="accent1"/>
       </w:tcPr>
@@ -9123,8 +9141,8 @@
       <w:tblPr/>
       <w:tcPr>
         <w:tcBorders>
-          <w:left w:val="single" w:sz="8" w:space="0" w:color="FFFFFF" w:themeColor="background1"/>
-          <w:right w:val="single" w:sz="24" w:space="0" w:color="FFFFFF" w:themeColor="background1"/>
+          <w:left w:val="single" w:color="FFFFFF" w:themeColor="background1" w:sz="8" w:space="0"/>
+          <w:right w:val="single" w:color="FFFFFF" w:themeColor="background1" w:sz="24" w:space="0"/>
           <w:insideH w:val="nil"/>
           <w:insideV w:val="nil"/>
         </w:tcBorders>
@@ -9143,7 +9161,7 @@
       <w:tcPr>
         <w:tcBorders>
           <w:top w:val="nil"/>
-          <w:left w:val="single" w:sz="24" w:space="0" w:color="FFFFFF" w:themeColor="background1"/>
+          <w:left w:val="single" w:color="FFFFFF" w:themeColor="background1" w:sz="24" w:space="0"/>
           <w:bottom w:val="nil"/>
           <w:right w:val="nil"/>
           <w:insideH w:val="nil"/>
@@ -9156,10 +9174,10 @@
       <w:tblPr/>
       <w:tcPr>
         <w:tcBorders>
-          <w:top w:val="single" w:sz="8" w:space="0" w:color="FFFFFF" w:themeColor="background1"/>
-          <w:left w:val="single" w:sz="8" w:space="0" w:color="FFFFFF" w:themeColor="background1"/>
-          <w:bottom w:val="single" w:sz="8" w:space="0" w:color="FFFFFF" w:themeColor="background1"/>
-          <w:right w:val="single" w:sz="8" w:space="0" w:color="FFFFFF" w:themeColor="background1"/>
+          <w:top w:val="single" w:color="FFFFFF" w:themeColor="background1" w:sz="8" w:space="0"/>
+          <w:left w:val="single" w:color="FFFFFF" w:themeColor="background1" w:sz="8" w:space="0"/>
+          <w:bottom w:val="single" w:color="FFFFFF" w:themeColor="background1" w:sz="8" w:space="0"/>
+          <w:right w:val="single" w:color="FFFFFF" w:themeColor="background1" w:sz="8" w:space="0"/>
           <w:insideH w:val="nil"/>
           <w:insideV w:val="nil"/>
         </w:tcBorders>
@@ -9170,12 +9188,12 @@
       <w:tblPr/>
       <w:tcPr>
         <w:tcBorders>
-          <w:top w:val="single" w:sz="8" w:space="0" w:color="FFFFFF" w:themeColor="background1"/>
-          <w:left w:val="single" w:sz="8" w:space="0" w:color="FFFFFF" w:themeColor="background1"/>
-          <w:bottom w:val="single" w:sz="8" w:space="0" w:color="FFFFFF" w:themeColor="background1"/>
-          <w:right w:val="single" w:sz="8" w:space="0" w:color="FFFFFF" w:themeColor="background1"/>
-          <w:insideH w:val="single" w:sz="8" w:space="0" w:color="FFFFFF" w:themeColor="background1"/>
-          <w:insideV w:val="single" w:sz="8" w:space="0" w:color="FFFFFF" w:themeColor="background1"/>
+          <w:top w:val="single" w:color="FFFFFF" w:themeColor="background1" w:sz="8" w:space="0"/>
+          <w:left w:val="single" w:color="FFFFFF" w:themeColor="background1" w:sz="8" w:space="0"/>
+          <w:bottom w:val="single" w:color="FFFFFF" w:themeColor="background1" w:sz="8" w:space="0"/>
+          <w:right w:val="single" w:color="FFFFFF" w:themeColor="background1" w:sz="8" w:space="0"/>
+          <w:insideH w:val="single" w:color="FFFFFF" w:themeColor="background1" w:sz="8" w:space="0"/>
+          <w:insideV w:val="single" w:color="FFFFFF" w:themeColor="background1" w:sz="8" w:space="0"/>
         </w:tcBorders>
         <w:shd w:val="clear" w:color="auto" w:fill="A7BFDE" w:themeFill="accent1" w:themeFillTint="7F"/>
       </w:tcPr>
@@ -9194,12 +9212,12 @@
       <w:tblStyleColBandSize w:val="1"/>
       <w:tblInd w:w="0" w:type="dxa"/>
       <w:tblBorders>
-        <w:top w:val="single" w:sz="8" w:space="0" w:color="FFFFFF" w:themeColor="background1"/>
-        <w:left w:val="single" w:sz="8" w:space="0" w:color="FFFFFF" w:themeColor="background1"/>
-        <w:bottom w:val="single" w:sz="8" w:space="0" w:color="FFFFFF" w:themeColor="background1"/>
-        <w:right w:val="single" w:sz="8" w:space="0" w:color="FFFFFF" w:themeColor="background1"/>
-        <w:insideH w:val="single" w:sz="6" w:space="0" w:color="FFFFFF" w:themeColor="background1"/>
-        <w:insideV w:val="single" w:sz="6" w:space="0" w:color="FFFFFF" w:themeColor="background1"/>
+        <w:top w:val="single" w:color="FFFFFF" w:themeColor="background1" w:sz="8" w:space="0"/>
+        <w:left w:val="single" w:color="FFFFFF" w:themeColor="background1" w:sz="8" w:space="0"/>
+        <w:bottom w:val="single" w:color="FFFFFF" w:themeColor="background1" w:sz="8" w:space="0"/>
+        <w:right w:val="single" w:color="FFFFFF" w:themeColor="background1" w:sz="8" w:space="0"/>
+        <w:insideH w:val="single" w:color="FFFFFF" w:themeColor="background1" w:sz="6" w:space="0"/>
+        <w:insideV w:val="single" w:color="FFFFFF" w:themeColor="background1" w:sz="6" w:space="0"/>
       </w:tblBorders>
       <w:tblCellMar>
         <w:top w:w="0" w:type="dxa"/>
@@ -9222,12 +9240,12 @@
       <w:tblPr/>
       <w:tcPr>
         <w:tcBorders>
-          <w:top w:val="single" w:sz="8" w:space="0" w:color="FFFFFF" w:themeColor="background1"/>
-          <w:left w:val="single" w:sz="8" w:space="0" w:color="FFFFFF" w:themeColor="background1"/>
-          <w:bottom w:val="single" w:sz="24" w:space="0" w:color="FFFFFF" w:themeColor="background1"/>
-          <w:right w:val="single" w:sz="8" w:space="0" w:color="FFFFFF" w:themeColor="background1"/>
-          <w:insideH w:val="nil"/>
-          <w:insideV w:val="single" w:sz="8" w:space="0" w:color="FFFFFF" w:themeColor="background1"/>
+          <w:top w:val="single" w:color="FFFFFF" w:themeColor="background1" w:sz="8" w:space="0"/>
+          <w:left w:val="single" w:color="FFFFFF" w:themeColor="background1" w:sz="8" w:space="0"/>
+          <w:bottom w:val="single" w:color="FFFFFF" w:themeColor="background1" w:sz="24" w:space="0"/>
+          <w:right w:val="single" w:color="FFFFFF" w:themeColor="background1" w:sz="8" w:space="0"/>
+          <w:insideH w:val="nil"/>
+          <w:insideV w:val="single" w:color="FFFFFF" w:themeColor="background1" w:sz="8" w:space="0"/>
         </w:tcBorders>
         <w:shd w:val="clear" w:color="auto" w:fill="C0504D" w:themeFill="accent2"/>
       </w:tcPr>
@@ -9243,12 +9261,12 @@
       <w:tblPr/>
       <w:tcPr>
         <w:tcBorders>
-          <w:top w:val="single" w:sz="24" w:space="0" w:color="FFFFFF" w:themeColor="background1"/>
-          <w:left w:val="single" w:sz="8" w:space="0" w:color="FFFFFF" w:themeColor="background1"/>
-          <w:bottom w:val="single" w:sz="8" w:space="0" w:color="FFFFFF" w:themeColor="background1"/>
-          <w:right w:val="single" w:sz="8" w:space="0" w:color="FFFFFF" w:themeColor="background1"/>
-          <w:insideH w:val="nil"/>
-          <w:insideV w:val="single" w:sz="8" w:space="0" w:color="FFFFFF" w:themeColor="background1"/>
+          <w:top w:val="single" w:color="FFFFFF" w:themeColor="background1" w:sz="24" w:space="0"/>
+          <w:left w:val="single" w:color="FFFFFF" w:themeColor="background1" w:sz="8" w:space="0"/>
+          <w:bottom w:val="single" w:color="FFFFFF" w:themeColor="background1" w:sz="8" w:space="0"/>
+          <w:right w:val="single" w:color="FFFFFF" w:themeColor="background1" w:sz="8" w:space="0"/>
+          <w:insideH w:val="nil"/>
+          <w:insideV w:val="single" w:color="FFFFFF" w:themeColor="background1" w:sz="8" w:space="0"/>
         </w:tcBorders>
         <w:shd w:val="clear" w:color="auto" w:fill="C0504D" w:themeFill="accent2"/>
       </w:tcPr>
@@ -9264,8 +9282,8 @@
       <w:tblPr/>
       <w:tcPr>
         <w:tcBorders>
-          <w:left w:val="single" w:sz="8" w:space="0" w:color="FFFFFF" w:themeColor="background1"/>
-          <w:right w:val="single" w:sz="24" w:space="0" w:color="FFFFFF" w:themeColor="background1"/>
+          <w:left w:val="single" w:color="FFFFFF" w:themeColor="background1" w:sz="8" w:space="0"/>
+          <w:right w:val="single" w:color="FFFFFF" w:themeColor="background1" w:sz="24" w:space="0"/>
           <w:insideH w:val="nil"/>
           <w:insideV w:val="nil"/>
         </w:tcBorders>
@@ -9284,7 +9302,7 @@
       <w:tcPr>
         <w:tcBorders>
           <w:top w:val="nil"/>
-          <w:left w:val="single" w:sz="24" w:space="0" w:color="FFFFFF" w:themeColor="background1"/>
+          <w:left w:val="single" w:color="FFFFFF" w:themeColor="background1" w:sz="24" w:space="0"/>
           <w:bottom w:val="nil"/>
           <w:right w:val="nil"/>
           <w:insideH w:val="nil"/>
@@ -9297,10 +9315,10 @@
       <w:tblPr/>
       <w:tcPr>
         <w:tcBorders>
-          <w:top w:val="single" w:sz="8" w:space="0" w:color="FFFFFF" w:themeColor="background1"/>
-          <w:left w:val="single" w:sz="8" w:space="0" w:color="FFFFFF" w:themeColor="background1"/>
-          <w:bottom w:val="single" w:sz="8" w:space="0" w:color="FFFFFF" w:themeColor="background1"/>
-          <w:right w:val="single" w:sz="8" w:space="0" w:color="FFFFFF" w:themeColor="background1"/>
+          <w:top w:val="single" w:color="FFFFFF" w:themeColor="background1" w:sz="8" w:space="0"/>
+          <w:left w:val="single" w:color="FFFFFF" w:themeColor="background1" w:sz="8" w:space="0"/>
+          <w:bottom w:val="single" w:color="FFFFFF" w:themeColor="background1" w:sz="8" w:space="0"/>
+          <w:right w:val="single" w:color="FFFFFF" w:themeColor="background1" w:sz="8" w:space="0"/>
           <w:insideH w:val="nil"/>
           <w:insideV w:val="nil"/>
         </w:tcBorders>
@@ -9311,12 +9329,12 @@
       <w:tblPr/>
       <w:tcPr>
         <w:tcBorders>
-          <w:top w:val="single" w:sz="8" w:space="0" w:color="FFFFFF" w:themeColor="background1"/>
-          <w:left w:val="single" w:sz="8" w:space="0" w:color="FFFFFF" w:themeColor="background1"/>
-          <w:bottom w:val="single" w:sz="8" w:space="0" w:color="FFFFFF" w:themeColor="background1"/>
-          <w:right w:val="single" w:sz="8" w:space="0" w:color="FFFFFF" w:themeColor="background1"/>
-          <w:insideH w:val="single" w:sz="8" w:space="0" w:color="FFFFFF" w:themeColor="background1"/>
-          <w:insideV w:val="single" w:sz="8" w:space="0" w:color="FFFFFF" w:themeColor="background1"/>
+          <w:top w:val="single" w:color="FFFFFF" w:themeColor="background1" w:sz="8" w:space="0"/>
+          <w:left w:val="single" w:color="FFFFFF" w:themeColor="background1" w:sz="8" w:space="0"/>
+          <w:bottom w:val="single" w:color="FFFFFF" w:themeColor="background1" w:sz="8" w:space="0"/>
+          <w:right w:val="single" w:color="FFFFFF" w:themeColor="background1" w:sz="8" w:space="0"/>
+          <w:insideH w:val="single" w:color="FFFFFF" w:themeColor="background1" w:sz="8" w:space="0"/>
+          <w:insideV w:val="single" w:color="FFFFFF" w:themeColor="background1" w:sz="8" w:space="0"/>
         </w:tcBorders>
         <w:shd w:val="clear" w:color="auto" w:fill="DFA7A6" w:themeFill="accent2" w:themeFillTint="7F"/>
       </w:tcPr>
@@ -9335,12 +9353,12 @@
       <w:tblStyleColBandSize w:val="1"/>
       <w:tblInd w:w="0" w:type="dxa"/>
       <w:tblBorders>
-        <w:top w:val="single" w:sz="8" w:space="0" w:color="FFFFFF" w:themeColor="background1"/>
-        <w:left w:val="single" w:sz="8" w:space="0" w:color="FFFFFF" w:themeColor="background1"/>
-        <w:bottom w:val="single" w:sz="8" w:space="0" w:color="FFFFFF" w:themeColor="background1"/>
-        <w:right w:val="single" w:sz="8" w:space="0" w:color="FFFFFF" w:themeColor="background1"/>
-        <w:insideH w:val="single" w:sz="6" w:space="0" w:color="FFFFFF" w:themeColor="background1"/>
-        <w:insideV w:val="single" w:sz="6" w:space="0" w:color="FFFFFF" w:themeColor="background1"/>
+        <w:top w:val="single" w:color="FFFFFF" w:themeColor="background1" w:sz="8" w:space="0"/>
+        <w:left w:val="single" w:color="FFFFFF" w:themeColor="background1" w:sz="8" w:space="0"/>
+        <w:bottom w:val="single" w:color="FFFFFF" w:themeColor="background1" w:sz="8" w:space="0"/>
+        <w:right w:val="single" w:color="FFFFFF" w:themeColor="background1" w:sz="8" w:space="0"/>
+        <w:insideH w:val="single" w:color="FFFFFF" w:themeColor="background1" w:sz="6" w:space="0"/>
+        <w:insideV w:val="single" w:color="FFFFFF" w:themeColor="background1" w:sz="6" w:space="0"/>
       </w:tblBorders>
       <w:tblCellMar>
         <w:top w:w="0" w:type="dxa"/>
@@ -9363,12 +9381,12 @@
       <w:tblPr/>
       <w:tcPr>
         <w:tcBorders>
-          <w:top w:val="single" w:sz="8" w:space="0" w:color="FFFFFF" w:themeColor="background1"/>
-          <w:left w:val="single" w:sz="8" w:space="0" w:color="FFFFFF" w:themeColor="background1"/>
-          <w:bottom w:val="single" w:sz="24" w:space="0" w:color="FFFFFF" w:themeColor="background1"/>
-          <w:right w:val="single" w:sz="8" w:space="0" w:color="FFFFFF" w:themeColor="background1"/>
-          <w:insideH w:val="nil"/>
-          <w:insideV w:val="single" w:sz="8" w:space="0" w:color="FFFFFF" w:themeColor="background1"/>
+          <w:top w:val="single" w:color="FFFFFF" w:themeColor="background1" w:sz="8" w:space="0"/>
+          <w:left w:val="single" w:color="FFFFFF" w:themeColor="background1" w:sz="8" w:space="0"/>
+          <w:bottom w:val="single" w:color="FFFFFF" w:themeColor="background1" w:sz="24" w:space="0"/>
+          <w:right w:val="single" w:color="FFFFFF" w:themeColor="background1" w:sz="8" w:space="0"/>
+          <w:insideH w:val="nil"/>
+          <w:insideV w:val="single" w:color="FFFFFF" w:themeColor="background1" w:sz="8" w:space="0"/>
         </w:tcBorders>
         <w:shd w:val="clear" w:color="auto" w:fill="9BBB59" w:themeFill="accent3"/>
       </w:tcPr>
@@ -9384,12 +9402,12 @@
       <w:tblPr/>
       <w:tcPr>
         <w:tcBorders>
-          <w:top w:val="single" w:sz="24" w:space="0" w:color="FFFFFF" w:themeColor="background1"/>
-          <w:left w:val="single" w:sz="8" w:space="0" w:color="FFFFFF" w:themeColor="background1"/>
-          <w:bottom w:val="single" w:sz="8" w:space="0" w:color="FFFFFF" w:themeColor="background1"/>
-          <w:right w:val="single" w:sz="8" w:space="0" w:color="FFFFFF" w:themeColor="background1"/>
-          <w:insideH w:val="nil"/>
-          <w:insideV w:val="single" w:sz="8" w:space="0" w:color="FFFFFF" w:themeColor="background1"/>
+          <w:top w:val="single" w:color="FFFFFF" w:themeColor="background1" w:sz="24" w:space="0"/>
+          <w:left w:val="single" w:color="FFFFFF" w:themeColor="background1" w:sz="8" w:space="0"/>
+          <w:bottom w:val="single" w:color="FFFFFF" w:themeColor="background1" w:sz="8" w:space="0"/>
+          <w:right w:val="single" w:color="FFFFFF" w:themeColor="background1" w:sz="8" w:space="0"/>
+          <w:insideH w:val="nil"/>
+          <w:insideV w:val="single" w:color="FFFFFF" w:themeColor="background1" w:sz="8" w:space="0"/>
         </w:tcBorders>
         <w:shd w:val="clear" w:color="auto" w:fill="9BBB59" w:themeFill="accent3"/>
       </w:tcPr>
@@ -9405,8 +9423,8 @@
       <w:tblPr/>
       <w:tcPr>
         <w:tcBorders>
-          <w:left w:val="single" w:sz="8" w:space="0" w:color="FFFFFF" w:themeColor="background1"/>
-          <w:right w:val="single" w:sz="24" w:space="0" w:color="FFFFFF" w:themeColor="background1"/>
+          <w:left w:val="single" w:color="FFFFFF" w:themeColor="background1" w:sz="8" w:space="0"/>
+          <w:right w:val="single" w:color="FFFFFF" w:themeColor="background1" w:sz="24" w:space="0"/>
           <w:insideH w:val="nil"/>
           <w:insideV w:val="nil"/>
         </w:tcBorders>
@@ -9425,7 +9443,7 @@
       <w:tcPr>
         <w:tcBorders>
           <w:top w:val="nil"/>
-          <w:left w:val="single" w:sz="24" w:space="0" w:color="FFFFFF" w:themeColor="background1"/>
+          <w:left w:val="single" w:color="FFFFFF" w:themeColor="background1" w:sz="24" w:space="0"/>
           <w:bottom w:val="nil"/>
           <w:right w:val="nil"/>
           <w:insideH w:val="nil"/>
@@ -9438,10 +9456,10 @@
       <w:tblPr/>
       <w:tcPr>
         <w:tcBorders>
-          <w:top w:val="single" w:sz="8" w:space="0" w:color="FFFFFF" w:themeColor="background1"/>
-          <w:left w:val="single" w:sz="8" w:space="0" w:color="FFFFFF" w:themeColor="background1"/>
-          <w:bottom w:val="single" w:sz="8" w:space="0" w:color="FFFFFF" w:themeColor="background1"/>
-          <w:right w:val="single" w:sz="8" w:space="0" w:color="FFFFFF" w:themeColor="background1"/>
+          <w:top w:val="single" w:color="FFFFFF" w:themeColor="background1" w:sz="8" w:space="0"/>
+          <w:left w:val="single" w:color="FFFFFF" w:themeColor="background1" w:sz="8" w:space="0"/>
+          <w:bottom w:val="single" w:color="FFFFFF" w:themeColor="background1" w:sz="8" w:space="0"/>
+          <w:right w:val="single" w:color="FFFFFF" w:themeColor="background1" w:sz="8" w:space="0"/>
           <w:insideH w:val="nil"/>
           <w:insideV w:val="nil"/>
         </w:tcBorders>
@@ -9452,12 +9470,12 @@
       <w:tblPr/>
       <w:tcPr>
         <w:tcBorders>
-          <w:top w:val="single" w:sz="8" w:space="0" w:color="FFFFFF" w:themeColor="background1"/>
-          <w:left w:val="single" w:sz="8" w:space="0" w:color="FFFFFF" w:themeColor="background1"/>
-          <w:bottom w:val="single" w:sz="8" w:space="0" w:color="FFFFFF" w:themeColor="background1"/>
-          <w:right w:val="single" w:sz="8" w:space="0" w:color="FFFFFF" w:themeColor="background1"/>
-          <w:insideH w:val="single" w:sz="8" w:space="0" w:color="FFFFFF" w:themeColor="background1"/>
-          <w:insideV w:val="single" w:sz="8" w:space="0" w:color="FFFFFF" w:themeColor="background1"/>
+          <w:top w:val="single" w:color="FFFFFF" w:themeColor="background1" w:sz="8" w:space="0"/>
+          <w:left w:val="single" w:color="FFFFFF" w:themeColor="background1" w:sz="8" w:space="0"/>
+          <w:bottom w:val="single" w:color="FFFFFF" w:themeColor="background1" w:sz="8" w:space="0"/>
+          <w:right w:val="single" w:color="FFFFFF" w:themeColor="background1" w:sz="8" w:space="0"/>
+          <w:insideH w:val="single" w:color="FFFFFF" w:themeColor="background1" w:sz="8" w:space="0"/>
+          <w:insideV w:val="single" w:color="FFFFFF" w:themeColor="background1" w:sz="8" w:space="0"/>
         </w:tcBorders>
         <w:shd w:val="clear" w:color="auto" w:fill="CDDDAC" w:themeFill="accent3" w:themeFillTint="7F"/>
       </w:tcPr>
@@ -9476,12 +9494,12 @@
       <w:tblStyleColBandSize w:val="1"/>
       <w:tblInd w:w="0" w:type="dxa"/>
       <w:tblBorders>
-        <w:top w:val="single" w:sz="8" w:space="0" w:color="FFFFFF" w:themeColor="background1"/>
-        <w:left w:val="single" w:sz="8" w:space="0" w:color="FFFFFF" w:themeColor="background1"/>
-        <w:bottom w:val="single" w:sz="8" w:space="0" w:color="FFFFFF" w:themeColor="background1"/>
-        <w:right w:val="single" w:sz="8" w:space="0" w:color="FFFFFF" w:themeColor="background1"/>
-        <w:insideH w:val="single" w:sz="6" w:space="0" w:color="FFFFFF" w:themeColor="background1"/>
-        <w:insideV w:val="single" w:sz="6" w:space="0" w:color="FFFFFF" w:themeColor="background1"/>
+        <w:top w:val="single" w:color="FFFFFF" w:themeColor="background1" w:sz="8" w:space="0"/>
+        <w:left w:val="single" w:color="FFFFFF" w:themeColor="background1" w:sz="8" w:space="0"/>
+        <w:bottom w:val="single" w:color="FFFFFF" w:themeColor="background1" w:sz="8" w:space="0"/>
+        <w:right w:val="single" w:color="FFFFFF" w:themeColor="background1" w:sz="8" w:space="0"/>
+        <w:insideH w:val="single" w:color="FFFFFF" w:themeColor="background1" w:sz="6" w:space="0"/>
+        <w:insideV w:val="single" w:color="FFFFFF" w:themeColor="background1" w:sz="6" w:space="0"/>
       </w:tblBorders>
       <w:tblCellMar>
         <w:top w:w="0" w:type="dxa"/>
@@ -9504,12 +9522,12 @@
       <w:tblPr/>
       <w:tcPr>
         <w:tcBorders>
-          <w:top w:val="single" w:sz="8" w:space="0" w:color="FFFFFF" w:themeColor="background1"/>
-          <w:left w:val="single" w:sz="8" w:space="0" w:color="FFFFFF" w:themeColor="background1"/>
-          <w:bottom w:val="single" w:sz="24" w:space="0" w:color="FFFFFF" w:themeColor="background1"/>
-          <w:right w:val="single" w:sz="8" w:space="0" w:color="FFFFFF" w:themeColor="background1"/>
-          <w:insideH w:val="nil"/>
-          <w:insideV w:val="single" w:sz="8" w:space="0" w:color="FFFFFF" w:themeColor="background1"/>
+          <w:top w:val="single" w:color="FFFFFF" w:themeColor="background1" w:sz="8" w:space="0"/>
+          <w:left w:val="single" w:color="FFFFFF" w:themeColor="background1" w:sz="8" w:space="0"/>
+          <w:bottom w:val="single" w:color="FFFFFF" w:themeColor="background1" w:sz="24" w:space="0"/>
+          <w:right w:val="single" w:color="FFFFFF" w:themeColor="background1" w:sz="8" w:space="0"/>
+          <w:insideH w:val="nil"/>
+          <w:insideV w:val="single" w:color="FFFFFF" w:themeColor="background1" w:sz="8" w:space="0"/>
         </w:tcBorders>
         <w:shd w:val="clear" w:color="auto" w:fill="8064A2" w:themeFill="accent4"/>
       </w:tcPr>
@@ -9525,12 +9543,12 @@
       <w:tblPr/>
       <w:tcPr>
         <w:tcBorders>
-          <w:top w:val="single" w:sz="24" w:space="0" w:color="FFFFFF" w:themeColor="background1"/>
-          <w:left w:val="single" w:sz="8" w:space="0" w:color="FFFFFF" w:themeColor="background1"/>
-          <w:bottom w:val="single" w:sz="8" w:space="0" w:color="FFFFFF" w:themeColor="background1"/>
-          <w:right w:val="single" w:sz="8" w:space="0" w:color="FFFFFF" w:themeColor="background1"/>
-          <w:insideH w:val="nil"/>
-          <w:insideV w:val="single" w:sz="8" w:space="0" w:color="FFFFFF" w:themeColor="background1"/>
+          <w:top w:val="single" w:color="FFFFFF" w:themeColor="background1" w:sz="24" w:space="0"/>
+          <w:left w:val="single" w:color="FFFFFF" w:themeColor="background1" w:sz="8" w:space="0"/>
+          <w:bottom w:val="single" w:color="FFFFFF" w:themeColor="background1" w:sz="8" w:space="0"/>
+          <w:right w:val="single" w:color="FFFFFF" w:themeColor="background1" w:sz="8" w:space="0"/>
+          <w:insideH w:val="nil"/>
+          <w:insideV w:val="single" w:color="FFFFFF" w:themeColor="background1" w:sz="8" w:space="0"/>
         </w:tcBorders>
         <w:shd w:val="clear" w:color="auto" w:fill="8064A2" w:themeFill="accent4"/>
       </w:tcPr>
@@ -9546,8 +9564,8 @@
       <w:tblPr/>
       <w:tcPr>
         <w:tcBorders>
-          <w:left w:val="single" w:sz="8" w:space="0" w:color="FFFFFF" w:themeColor="background1"/>
-          <w:right w:val="single" w:sz="24" w:space="0" w:color="FFFFFF" w:themeColor="background1"/>
+          <w:left w:val="single" w:color="FFFFFF" w:themeColor="background1" w:sz="8" w:space="0"/>
+          <w:right w:val="single" w:color="FFFFFF" w:themeColor="background1" w:sz="24" w:space="0"/>
           <w:insideH w:val="nil"/>
           <w:insideV w:val="nil"/>
         </w:tcBorders>
@@ -9566,7 +9584,7 @@
       <w:tcPr>
         <w:tcBorders>
           <w:top w:val="nil"/>
-          <w:left w:val="single" w:sz="24" w:space="0" w:color="FFFFFF" w:themeColor="background1"/>
+          <w:left w:val="single" w:color="FFFFFF" w:themeColor="background1" w:sz="24" w:space="0"/>
           <w:bottom w:val="nil"/>
           <w:right w:val="nil"/>
           <w:insideH w:val="nil"/>
@@ -9579,10 +9597,10 @@
       <w:tblPr/>
       <w:tcPr>
         <w:tcBorders>
-          <w:top w:val="single" w:sz="8" w:space="0" w:color="FFFFFF" w:themeColor="background1"/>
-          <w:left w:val="single" w:sz="8" w:space="0" w:color="FFFFFF" w:themeColor="background1"/>
-          <w:bottom w:val="single" w:sz="8" w:space="0" w:color="FFFFFF" w:themeColor="background1"/>
-          <w:right w:val="single" w:sz="8" w:space="0" w:color="FFFFFF" w:themeColor="background1"/>
+          <w:top w:val="single" w:color="FFFFFF" w:themeColor="background1" w:sz="8" w:space="0"/>
+          <w:left w:val="single" w:color="FFFFFF" w:themeColor="background1" w:sz="8" w:space="0"/>
+          <w:bottom w:val="single" w:color="FFFFFF" w:themeColor="background1" w:sz="8" w:space="0"/>
+          <w:right w:val="single" w:color="FFFFFF" w:themeColor="background1" w:sz="8" w:space="0"/>
           <w:insideH w:val="nil"/>
           <w:insideV w:val="nil"/>
         </w:tcBorders>
@@ -9593,12 +9611,12 @@
       <w:tblPr/>
       <w:tcPr>
         <w:tcBorders>
-          <w:top w:val="single" w:sz="8" w:space="0" w:color="FFFFFF" w:themeColor="background1"/>
-          <w:left w:val="single" w:sz="8" w:space="0" w:color="FFFFFF" w:themeColor="background1"/>
-          <w:bottom w:val="single" w:sz="8" w:space="0" w:color="FFFFFF" w:themeColor="background1"/>
-          <w:right w:val="single" w:sz="8" w:space="0" w:color="FFFFFF" w:themeColor="background1"/>
-          <w:insideH w:val="single" w:sz="8" w:space="0" w:color="FFFFFF" w:themeColor="background1"/>
-          <w:insideV w:val="single" w:sz="8" w:space="0" w:color="FFFFFF" w:themeColor="background1"/>
+          <w:top w:val="single" w:color="FFFFFF" w:themeColor="background1" w:sz="8" w:space="0"/>
+          <w:left w:val="single" w:color="FFFFFF" w:themeColor="background1" w:sz="8" w:space="0"/>
+          <w:bottom w:val="single" w:color="FFFFFF" w:themeColor="background1" w:sz="8" w:space="0"/>
+          <w:right w:val="single" w:color="FFFFFF" w:themeColor="background1" w:sz="8" w:space="0"/>
+          <w:insideH w:val="single" w:color="FFFFFF" w:themeColor="background1" w:sz="8" w:space="0"/>
+          <w:insideV w:val="single" w:color="FFFFFF" w:themeColor="background1" w:sz="8" w:space="0"/>
         </w:tcBorders>
         <w:shd w:val="clear" w:color="auto" w:fill="BFB1D0" w:themeFill="accent4" w:themeFillTint="7F"/>
       </w:tcPr>
@@ -9617,12 +9635,12 @@
       <w:tblStyleColBandSize w:val="1"/>
       <w:tblInd w:w="0" w:type="dxa"/>
       <w:tblBorders>
-        <w:top w:val="single" w:sz="8" w:space="0" w:color="FFFFFF" w:themeColor="background1"/>
-        <w:left w:val="single" w:sz="8" w:space="0" w:color="FFFFFF" w:themeColor="background1"/>
-        <w:bottom w:val="single" w:sz="8" w:space="0" w:color="FFFFFF" w:themeColor="background1"/>
-        <w:right w:val="single" w:sz="8" w:space="0" w:color="FFFFFF" w:themeColor="background1"/>
-        <w:insideH w:val="single" w:sz="6" w:space="0" w:color="FFFFFF" w:themeColor="background1"/>
-        <w:insideV w:val="single" w:sz="6" w:space="0" w:color="FFFFFF" w:themeColor="background1"/>
+        <w:top w:val="single" w:color="FFFFFF" w:themeColor="background1" w:sz="8" w:space="0"/>
+        <w:left w:val="single" w:color="FFFFFF" w:themeColor="background1" w:sz="8" w:space="0"/>
+        <w:bottom w:val="single" w:color="FFFFFF" w:themeColor="background1" w:sz="8" w:space="0"/>
+        <w:right w:val="single" w:color="FFFFFF" w:themeColor="background1" w:sz="8" w:space="0"/>
+        <w:insideH w:val="single" w:color="FFFFFF" w:themeColor="background1" w:sz="6" w:space="0"/>
+        <w:insideV w:val="single" w:color="FFFFFF" w:themeColor="background1" w:sz="6" w:space="0"/>
       </w:tblBorders>
       <w:tblCellMar>
         <w:top w:w="0" w:type="dxa"/>
@@ -9645,12 +9663,12 @@
       <w:tblPr/>
       <w:tcPr>
         <w:tcBorders>
-          <w:top w:val="single" w:sz="8" w:space="0" w:color="FFFFFF" w:themeColor="background1"/>
-          <w:left w:val="single" w:sz="8" w:space="0" w:color="FFFFFF" w:themeColor="background1"/>
-          <w:bottom w:val="single" w:sz="24" w:space="0" w:color="FFFFFF" w:themeColor="background1"/>
-          <w:right w:val="single" w:sz="8" w:space="0" w:color="FFFFFF" w:themeColor="background1"/>
-          <w:insideH w:val="nil"/>
-          <w:insideV w:val="single" w:sz="8" w:space="0" w:color="FFFFFF" w:themeColor="background1"/>
+          <w:top w:val="single" w:color="FFFFFF" w:themeColor="background1" w:sz="8" w:space="0"/>
+          <w:left w:val="single" w:color="FFFFFF" w:themeColor="background1" w:sz="8" w:space="0"/>
+          <w:bottom w:val="single" w:color="FFFFFF" w:themeColor="background1" w:sz="24" w:space="0"/>
+          <w:right w:val="single" w:color="FFFFFF" w:themeColor="background1" w:sz="8" w:space="0"/>
+          <w:insideH w:val="nil"/>
+          <w:insideV w:val="single" w:color="FFFFFF" w:themeColor="background1" w:sz="8" w:space="0"/>
         </w:tcBorders>
         <w:shd w:val="clear" w:color="auto" w:fill="4BACC6" w:themeFill="accent5"/>
       </w:tcPr>
@@ -9666,12 +9684,12 @@
       <w:tblPr/>
       <w:tcPr>
         <w:tcBorders>
-          <w:top w:val="single" w:sz="24" w:space="0" w:color="FFFFFF" w:themeColor="background1"/>
-          <w:left w:val="single" w:sz="8" w:space="0" w:color="FFFFFF" w:themeColor="background1"/>
-          <w:bottom w:val="single" w:sz="8" w:space="0" w:color="FFFFFF" w:themeColor="background1"/>
-          <w:right w:val="single" w:sz="8" w:space="0" w:color="FFFFFF" w:themeColor="background1"/>
-          <w:insideH w:val="nil"/>
-          <w:insideV w:val="single" w:sz="8" w:space="0" w:color="FFFFFF" w:themeColor="background1"/>
+          <w:top w:val="single" w:color="FFFFFF" w:themeColor="background1" w:sz="24" w:space="0"/>
+          <w:left w:val="single" w:color="FFFFFF" w:themeColor="background1" w:sz="8" w:space="0"/>
+          <w:bottom w:val="single" w:color="FFFFFF" w:themeColor="background1" w:sz="8" w:space="0"/>
+          <w:right w:val="single" w:color="FFFFFF" w:themeColor="background1" w:sz="8" w:space="0"/>
+          <w:insideH w:val="nil"/>
+          <w:insideV w:val="single" w:color="FFFFFF" w:themeColor="background1" w:sz="8" w:space="0"/>
         </w:tcBorders>
         <w:shd w:val="clear" w:color="auto" w:fill="4BACC6" w:themeFill="accent5"/>
       </w:tcPr>
@@ -9687,8 +9705,8 @@
       <w:tblPr/>
       <w:tcPr>
         <w:tcBorders>
-          <w:left w:val="single" w:sz="8" w:space="0" w:color="FFFFFF" w:themeColor="background1"/>
-          <w:right w:val="single" w:sz="24" w:space="0" w:color="FFFFFF" w:themeColor="background1"/>
+          <w:left w:val="single" w:color="FFFFFF" w:themeColor="background1" w:sz="8" w:space="0"/>
+          <w:right w:val="single" w:color="FFFFFF" w:themeColor="background1" w:sz="24" w:space="0"/>
           <w:insideH w:val="nil"/>
           <w:insideV w:val="nil"/>
         </w:tcBorders>
@@ -9707,7 +9725,7 @@
       <w:tcPr>
         <w:tcBorders>
           <w:top w:val="nil"/>
-          <w:left w:val="single" w:sz="24" w:space="0" w:color="FFFFFF" w:themeColor="background1"/>
+          <w:left w:val="single" w:color="FFFFFF" w:themeColor="background1" w:sz="24" w:space="0"/>
           <w:bottom w:val="nil"/>
           <w:right w:val="nil"/>
           <w:insideH w:val="nil"/>
@@ -9720,10 +9738,10 @@
       <w:tblPr/>
       <w:tcPr>
         <w:tcBorders>
-          <w:top w:val="single" w:sz="8" w:space="0" w:color="FFFFFF" w:themeColor="background1"/>
-          <w:left w:val="single" w:sz="8" w:space="0" w:color="FFFFFF" w:themeColor="background1"/>
-          <w:bottom w:val="single" w:sz="8" w:space="0" w:color="FFFFFF" w:themeColor="background1"/>
-          <w:right w:val="single" w:sz="8" w:space="0" w:color="FFFFFF" w:themeColor="background1"/>
+          <w:top w:val="single" w:color="FFFFFF" w:themeColor="background1" w:sz="8" w:space="0"/>
+          <w:left w:val="single" w:color="FFFFFF" w:themeColor="background1" w:sz="8" w:space="0"/>
+          <w:bottom w:val="single" w:color="FFFFFF" w:themeColor="background1" w:sz="8" w:space="0"/>
+          <w:right w:val="single" w:color="FFFFFF" w:themeColor="background1" w:sz="8" w:space="0"/>
           <w:insideH w:val="nil"/>
           <w:insideV w:val="nil"/>
         </w:tcBorders>
@@ -9734,12 +9752,12 @@
       <w:tblPr/>
       <w:tcPr>
         <w:tcBorders>
-          <w:top w:val="single" w:sz="8" w:space="0" w:color="FFFFFF" w:themeColor="background1"/>
-          <w:left w:val="single" w:sz="8" w:space="0" w:color="FFFFFF" w:themeColor="background1"/>
-          <w:bottom w:val="single" w:sz="8" w:space="0" w:color="FFFFFF" w:themeColor="background1"/>
-          <w:right w:val="single" w:sz="8" w:space="0" w:color="FFFFFF" w:themeColor="background1"/>
-          <w:insideH w:val="single" w:sz="8" w:space="0" w:color="FFFFFF" w:themeColor="background1"/>
-          <w:insideV w:val="single" w:sz="8" w:space="0" w:color="FFFFFF" w:themeColor="background1"/>
+          <w:top w:val="single" w:color="FFFFFF" w:themeColor="background1" w:sz="8" w:space="0"/>
+          <w:left w:val="single" w:color="FFFFFF" w:themeColor="background1" w:sz="8" w:space="0"/>
+          <w:bottom w:val="single" w:color="FFFFFF" w:themeColor="background1" w:sz="8" w:space="0"/>
+          <w:right w:val="single" w:color="FFFFFF" w:themeColor="background1" w:sz="8" w:space="0"/>
+          <w:insideH w:val="single" w:color="FFFFFF" w:themeColor="background1" w:sz="8" w:space="0"/>
+          <w:insideV w:val="single" w:color="FFFFFF" w:themeColor="background1" w:sz="8" w:space="0"/>
         </w:tcBorders>
         <w:shd w:val="clear" w:color="auto" w:fill="A5D5E2" w:themeFill="accent5" w:themeFillTint="7F"/>
       </w:tcPr>
@@ -9758,12 +9776,12 @@
       <w:tblStyleColBandSize w:val="1"/>
       <w:tblInd w:w="0" w:type="dxa"/>
       <w:tblBorders>
-        <w:top w:val="single" w:sz="8" w:space="0" w:color="FFFFFF" w:themeColor="background1"/>
-        <w:left w:val="single" w:sz="8" w:space="0" w:color="FFFFFF" w:themeColor="background1"/>
-        <w:bottom w:val="single" w:sz="8" w:space="0" w:color="FFFFFF" w:themeColor="background1"/>
-        <w:right w:val="single" w:sz="8" w:space="0" w:color="FFFFFF" w:themeColor="background1"/>
-        <w:insideH w:val="single" w:sz="6" w:space="0" w:color="FFFFFF" w:themeColor="background1"/>
-        <w:insideV w:val="single" w:sz="6" w:space="0" w:color="FFFFFF" w:themeColor="background1"/>
+        <w:top w:val="single" w:color="FFFFFF" w:themeColor="background1" w:sz="8" w:space="0"/>
+        <w:left w:val="single" w:color="FFFFFF" w:themeColor="background1" w:sz="8" w:space="0"/>
+        <w:bottom w:val="single" w:color="FFFFFF" w:themeColor="background1" w:sz="8" w:space="0"/>
+        <w:right w:val="single" w:color="FFFFFF" w:themeColor="background1" w:sz="8" w:space="0"/>
+        <w:insideH w:val="single" w:color="FFFFFF" w:themeColor="background1" w:sz="6" w:space="0"/>
+        <w:insideV w:val="single" w:color="FFFFFF" w:themeColor="background1" w:sz="6" w:space="0"/>
       </w:tblBorders>
       <w:tblCellMar>
         <w:top w:w="0" w:type="dxa"/>
@@ -9786,12 +9804,12 @@
       <w:tblPr/>
       <w:tcPr>
         <w:tcBorders>
-          <w:top w:val="single" w:sz="8" w:space="0" w:color="FFFFFF" w:themeColor="background1"/>
-          <w:left w:val="single" w:sz="8" w:space="0" w:color="FFFFFF" w:themeColor="background1"/>
-          <w:bottom w:val="single" w:sz="24" w:space="0" w:color="FFFFFF" w:themeColor="background1"/>
-          <w:right w:val="single" w:sz="8" w:space="0" w:color="FFFFFF" w:themeColor="background1"/>
-          <w:insideH w:val="nil"/>
-          <w:insideV w:val="single" w:sz="8" w:space="0" w:color="FFFFFF" w:themeColor="background1"/>
+          <w:top w:val="single" w:color="FFFFFF" w:themeColor="background1" w:sz="8" w:space="0"/>
+          <w:left w:val="single" w:color="FFFFFF" w:themeColor="background1" w:sz="8" w:space="0"/>
+          <w:bottom w:val="single" w:color="FFFFFF" w:themeColor="background1" w:sz="24" w:space="0"/>
+          <w:right w:val="single" w:color="FFFFFF" w:themeColor="background1" w:sz="8" w:space="0"/>
+          <w:insideH w:val="nil"/>
+          <w:insideV w:val="single" w:color="FFFFFF" w:themeColor="background1" w:sz="8" w:space="0"/>
         </w:tcBorders>
         <w:shd w:val="clear" w:color="auto" w:fill="F79646" w:themeFill="accent6"/>
       </w:tcPr>
@@ -9807,12 +9825,12 @@
       <w:tblPr/>
       <w:tcPr>
         <w:tcBorders>
-          <w:top w:val="single" w:sz="24" w:space="0" w:color="FFFFFF" w:themeColor="background1"/>
-          <w:left w:val="single" w:sz="8" w:space="0" w:color="FFFFFF" w:themeColor="background1"/>
-          <w:bottom w:val="single" w:sz="8" w:space="0" w:color="FFFFFF" w:themeColor="background1"/>
-          <w:right w:val="single" w:sz="8" w:space="0" w:color="FFFFFF" w:themeColor="background1"/>
-          <w:insideH w:val="nil"/>
-          <w:insideV w:val="single" w:sz="8" w:space="0" w:color="FFFFFF" w:themeColor="background1"/>
+          <w:top w:val="single" w:color="FFFFFF" w:themeColor="background1" w:sz="24" w:space="0"/>
+          <w:left w:val="single" w:color="FFFFFF" w:themeColor="background1" w:sz="8" w:space="0"/>
+          <w:bottom w:val="single" w:color="FFFFFF" w:themeColor="background1" w:sz="8" w:space="0"/>
+          <w:right w:val="single" w:color="FFFFFF" w:themeColor="background1" w:sz="8" w:space="0"/>
+          <w:insideH w:val="nil"/>
+          <w:insideV w:val="single" w:color="FFFFFF" w:themeColor="background1" w:sz="8" w:space="0"/>
         </w:tcBorders>
         <w:shd w:val="clear" w:color="auto" w:fill="F79646" w:themeFill="accent6"/>
       </w:tcPr>
@@ -9828,8 +9846,8 @@
       <w:tblPr/>
       <w:tcPr>
         <w:tcBorders>
-          <w:left w:val="single" w:sz="8" w:space="0" w:color="FFFFFF" w:themeColor="background1"/>
-          <w:right w:val="single" w:sz="24" w:space="0" w:color="FFFFFF" w:themeColor="background1"/>
+          <w:left w:val="single" w:color="FFFFFF" w:themeColor="background1" w:sz="8" w:space="0"/>
+          <w:right w:val="single" w:color="FFFFFF" w:themeColor="background1" w:sz="24" w:space="0"/>
           <w:insideH w:val="nil"/>
           <w:insideV w:val="nil"/>
         </w:tcBorders>
@@ -9848,7 +9866,7 @@
       <w:tcPr>
         <w:tcBorders>
           <w:top w:val="nil"/>
-          <w:left w:val="single" w:sz="24" w:space="0" w:color="FFFFFF" w:themeColor="background1"/>
+          <w:left w:val="single" w:color="FFFFFF" w:themeColor="background1" w:sz="24" w:space="0"/>
           <w:bottom w:val="nil"/>
           <w:right w:val="nil"/>
           <w:insideH w:val="nil"/>
@@ -9861,10 +9879,10 @@
       <w:tblPr/>
       <w:tcPr>
         <w:tcBorders>
-          <w:top w:val="single" w:sz="8" w:space="0" w:color="FFFFFF" w:themeColor="background1"/>
-          <w:left w:val="single" w:sz="8" w:space="0" w:color="FFFFFF" w:themeColor="background1"/>
-          <w:bottom w:val="single" w:sz="8" w:space="0" w:color="FFFFFF" w:themeColor="background1"/>
-          <w:right w:val="single" w:sz="8" w:space="0" w:color="FFFFFF" w:themeColor="background1"/>
+          <w:top w:val="single" w:color="FFFFFF" w:themeColor="background1" w:sz="8" w:space="0"/>
+          <w:left w:val="single" w:color="FFFFFF" w:themeColor="background1" w:sz="8" w:space="0"/>
+          <w:bottom w:val="single" w:color="FFFFFF" w:themeColor="background1" w:sz="8" w:space="0"/>
+          <w:right w:val="single" w:color="FFFFFF" w:themeColor="background1" w:sz="8" w:space="0"/>
           <w:insideH w:val="nil"/>
           <w:insideV w:val="nil"/>
         </w:tcBorders>
@@ -9875,12 +9893,12 @@
       <w:tblPr/>
       <w:tcPr>
         <w:tcBorders>
-          <w:top w:val="single" w:sz="8" w:space="0" w:color="FFFFFF" w:themeColor="background1"/>
-          <w:left w:val="single" w:sz="8" w:space="0" w:color="FFFFFF" w:themeColor="background1"/>
-          <w:bottom w:val="single" w:sz="8" w:space="0" w:color="FFFFFF" w:themeColor="background1"/>
-          <w:right w:val="single" w:sz="8" w:space="0" w:color="FFFFFF" w:themeColor="background1"/>
-          <w:insideH w:val="single" w:sz="8" w:space="0" w:color="FFFFFF" w:themeColor="background1"/>
-          <w:insideV w:val="single" w:sz="8" w:space="0" w:color="FFFFFF" w:themeColor="background1"/>
+          <w:top w:val="single" w:color="FFFFFF" w:themeColor="background1" w:sz="8" w:space="0"/>
+          <w:left w:val="single" w:color="FFFFFF" w:themeColor="background1" w:sz="8" w:space="0"/>
+          <w:bottom w:val="single" w:color="FFFFFF" w:themeColor="background1" w:sz="8" w:space="0"/>
+          <w:right w:val="single" w:color="FFFFFF" w:themeColor="background1" w:sz="8" w:space="0"/>
+          <w:insideH w:val="single" w:color="FFFFFF" w:themeColor="background1" w:sz="8" w:space="0"/>
+          <w:insideV w:val="single" w:color="FFFFFF" w:themeColor="background1" w:sz="8" w:space="0"/>
         </w:tcBorders>
         <w:shd w:val="clear" w:color="auto" w:fill="FBCAA2" w:themeFill="accent6" w:themeFillTint="7F"/>
       </w:tcPr>
@@ -9921,7 +9939,7 @@
         <w:tcBorders>
           <w:top w:val="nil"/>
           <w:left w:val="nil"/>
-          <w:bottom w:val="single" w:sz="18" w:space="0" w:color="FFFFFF" w:themeColor="background1"/>
+          <w:bottom w:val="single" w:color="FFFFFF" w:themeColor="background1" w:sz="18" w:space="0"/>
           <w:right w:val="nil"/>
           <w:insideH w:val="nil"/>
           <w:insideV w:val="nil"/>
@@ -9933,7 +9951,7 @@
       <w:tblPr/>
       <w:tcPr>
         <w:tcBorders>
-          <w:top w:val="single" w:sz="18" w:space="0" w:color="FFFFFF" w:themeColor="background1"/>
+          <w:top w:val="single" w:color="FFFFFF" w:themeColor="background1" w:sz="18" w:space="0"/>
           <w:left w:val="nil"/>
           <w:bottom w:val="nil"/>
           <w:right w:val="nil"/>
@@ -9950,7 +9968,7 @@
           <w:top w:val="nil"/>
           <w:left w:val="nil"/>
           <w:bottom w:val="nil"/>
-          <w:right w:val="single" w:sz="18" w:space="0" w:color="FFFFFF" w:themeColor="background1"/>
+          <w:right w:val="single" w:color="FFFFFF" w:themeColor="background1" w:sz="18" w:space="0"/>
           <w:insideH w:val="nil"/>
           <w:insideV w:val="nil"/>
         </w:tcBorders>
@@ -9962,7 +9980,7 @@
       <w:tcPr>
         <w:tcBorders>
           <w:top w:val="nil"/>
-          <w:left w:val="single" w:sz="18" w:space="0" w:color="FFFFFF" w:themeColor="background1"/>
+          <w:left w:val="single" w:color="FFFFFF" w:themeColor="background1" w:sz="18" w:space="0"/>
           <w:bottom w:val="nil"/>
           <w:right w:val="nil"/>
           <w:insideH w:val="nil"/>
@@ -10035,7 +10053,7 @@
         <w:tcBorders>
           <w:top w:val="nil"/>
           <w:left w:val="nil"/>
-          <w:bottom w:val="single" w:sz="18" w:space="0" w:color="FFFFFF" w:themeColor="background1"/>
+          <w:bottom w:val="single" w:color="FFFFFF" w:themeColor="background1" w:sz="18" w:space="0"/>
           <w:right w:val="nil"/>
           <w:insideH w:val="nil"/>
           <w:insideV w:val="nil"/>
@@ -10047,7 +10065,7 @@
       <w:tblPr/>
       <w:tcPr>
         <w:tcBorders>
-          <w:top w:val="single" w:sz="18" w:space="0" w:color="FFFFFF" w:themeColor="background1"/>
+          <w:top w:val="single" w:color="FFFFFF" w:themeColor="background1" w:sz="18" w:space="0"/>
           <w:left w:val="nil"/>
           <w:bottom w:val="nil"/>
           <w:right w:val="nil"/>
@@ -10064,7 +10082,7 @@
           <w:top w:val="nil"/>
           <w:left w:val="nil"/>
           <w:bottom w:val="nil"/>
-          <w:right w:val="single" w:sz="18" w:space="0" w:color="FFFFFF" w:themeColor="background1"/>
+          <w:right w:val="single" w:color="FFFFFF" w:themeColor="background1" w:sz="18" w:space="0"/>
           <w:insideH w:val="nil"/>
           <w:insideV w:val="nil"/>
         </w:tcBorders>
@@ -10076,7 +10094,7 @@
       <w:tcPr>
         <w:tcBorders>
           <w:top w:val="nil"/>
-          <w:left w:val="single" w:sz="18" w:space="0" w:color="FFFFFF" w:themeColor="background1"/>
+          <w:left w:val="single" w:color="FFFFFF" w:themeColor="background1" w:sz="18" w:space="0"/>
           <w:bottom w:val="nil"/>
           <w:right w:val="nil"/>
           <w:insideH w:val="nil"/>
@@ -10149,7 +10167,7 @@
         <w:tcBorders>
           <w:top w:val="nil"/>
           <w:left w:val="nil"/>
-          <w:bottom w:val="single" w:sz="18" w:space="0" w:color="FFFFFF" w:themeColor="background1"/>
+          <w:bottom w:val="single" w:color="FFFFFF" w:themeColor="background1" w:sz="18" w:space="0"/>
           <w:right w:val="nil"/>
           <w:insideH w:val="nil"/>
           <w:insideV w:val="nil"/>
@@ -10161,7 +10179,7 @@
       <w:tblPr/>
       <w:tcPr>
         <w:tcBorders>
-          <w:top w:val="single" w:sz="18" w:space="0" w:color="FFFFFF" w:themeColor="background1"/>
+          <w:top w:val="single" w:color="FFFFFF" w:themeColor="background1" w:sz="18" w:space="0"/>
           <w:left w:val="nil"/>
           <w:bottom w:val="nil"/>
           <w:right w:val="nil"/>
@@ -10178,7 +10196,7 @@
           <w:top w:val="nil"/>
           <w:left w:val="nil"/>
           <w:bottom w:val="nil"/>
-          <w:right w:val="single" w:sz="18" w:space="0" w:color="FFFFFF" w:themeColor="background1"/>
+          <w:right w:val="single" w:color="FFFFFF" w:themeColor="background1" w:sz="18" w:space="0"/>
           <w:insideH w:val="nil"/>
           <w:insideV w:val="nil"/>
         </w:tcBorders>
@@ -10190,7 +10208,7 @@
       <w:tcPr>
         <w:tcBorders>
           <w:top w:val="nil"/>
-          <w:left w:val="single" w:sz="18" w:space="0" w:color="FFFFFF" w:themeColor="background1"/>
+          <w:left w:val="single" w:color="FFFFFF" w:themeColor="background1" w:sz="18" w:space="0"/>
           <w:bottom w:val="nil"/>
           <w:right w:val="nil"/>
           <w:insideH w:val="nil"/>
@@ -10263,7 +10281,7 @@
         <w:tcBorders>
           <w:top w:val="nil"/>
           <w:left w:val="nil"/>
-          <w:bottom w:val="single" w:sz="18" w:space="0" w:color="FFFFFF" w:themeColor="background1"/>
+          <w:bottom w:val="single" w:color="FFFFFF" w:themeColor="background1" w:sz="18" w:space="0"/>
           <w:right w:val="nil"/>
           <w:insideH w:val="nil"/>
           <w:insideV w:val="nil"/>
@@ -10275,7 +10293,7 @@
       <w:tblPr/>
       <w:tcPr>
         <w:tcBorders>
-          <w:top w:val="single" w:sz="18" w:space="0" w:color="FFFFFF" w:themeColor="background1"/>
+          <w:top w:val="single" w:color="FFFFFF" w:themeColor="background1" w:sz="18" w:space="0"/>
           <w:left w:val="nil"/>
           <w:bottom w:val="nil"/>
           <w:right w:val="nil"/>
@@ -10292,7 +10310,7 @@
           <w:top w:val="nil"/>
           <w:left w:val="nil"/>
           <w:bottom w:val="nil"/>
-          <w:right w:val="single" w:sz="18" w:space="0" w:color="FFFFFF" w:themeColor="background1"/>
+          <w:right w:val="single" w:color="FFFFFF" w:themeColor="background1" w:sz="18" w:space="0"/>
           <w:insideH w:val="nil"/>
           <w:insideV w:val="nil"/>
         </w:tcBorders>
@@ -10304,7 +10322,7 @@
       <w:tcPr>
         <w:tcBorders>
           <w:top w:val="nil"/>
-          <w:left w:val="single" w:sz="18" w:space="0" w:color="FFFFFF" w:themeColor="background1"/>
+          <w:left w:val="single" w:color="FFFFFF" w:themeColor="background1" w:sz="18" w:space="0"/>
           <w:bottom w:val="nil"/>
           <w:right w:val="nil"/>
           <w:insideH w:val="nil"/>
@@ -10377,7 +10395,7 @@
         <w:tcBorders>
           <w:top w:val="nil"/>
           <w:left w:val="nil"/>
-          <w:bottom w:val="single" w:sz="18" w:space="0" w:color="FFFFFF" w:themeColor="background1"/>
+          <w:bottom w:val="single" w:color="FFFFFF" w:themeColor="background1" w:sz="18" w:space="0"/>
           <w:right w:val="nil"/>
           <w:insideH w:val="nil"/>
           <w:insideV w:val="nil"/>
@@ -10389,7 +10407,7 @@
       <w:tblPr/>
       <w:tcPr>
         <w:tcBorders>
-          <w:top w:val="single" w:sz="18" w:space="0" w:color="FFFFFF" w:themeColor="background1"/>
+          <w:top w:val="single" w:color="FFFFFF" w:themeColor="background1" w:sz="18" w:space="0"/>
           <w:left w:val="nil"/>
           <w:bottom w:val="nil"/>
           <w:right w:val="nil"/>
@@ -10406,7 +10424,7 @@
           <w:top w:val="nil"/>
           <w:left w:val="nil"/>
           <w:bottom w:val="nil"/>
-          <w:right w:val="single" w:sz="18" w:space="0" w:color="FFFFFF" w:themeColor="background1"/>
+          <w:right w:val="single" w:color="FFFFFF" w:themeColor="background1" w:sz="18" w:space="0"/>
           <w:insideH w:val="nil"/>
           <w:insideV w:val="nil"/>
         </w:tcBorders>
@@ -10418,7 +10436,7 @@
       <w:tcPr>
         <w:tcBorders>
           <w:top w:val="nil"/>
-          <w:left w:val="single" w:sz="18" w:space="0" w:color="FFFFFF" w:themeColor="background1"/>
+          <w:left w:val="single" w:color="FFFFFF" w:themeColor="background1" w:sz="18" w:space="0"/>
           <w:bottom w:val="nil"/>
           <w:right w:val="nil"/>
           <w:insideH w:val="nil"/>
@@ -10491,7 +10509,7 @@
         <w:tcBorders>
           <w:top w:val="nil"/>
           <w:left w:val="nil"/>
-          <w:bottom w:val="single" w:sz="18" w:space="0" w:color="FFFFFF" w:themeColor="background1"/>
+          <w:bottom w:val="single" w:color="FFFFFF" w:themeColor="background1" w:sz="18" w:space="0"/>
           <w:right w:val="nil"/>
           <w:insideH w:val="nil"/>
           <w:insideV w:val="nil"/>
@@ -10503,7 +10521,7 @@
       <w:tblPr/>
       <w:tcPr>
         <w:tcBorders>
-          <w:top w:val="single" w:sz="18" w:space="0" w:color="FFFFFF" w:themeColor="background1"/>
+          <w:top w:val="single" w:color="FFFFFF" w:themeColor="background1" w:sz="18" w:space="0"/>
           <w:left w:val="nil"/>
           <w:bottom w:val="nil"/>
           <w:right w:val="nil"/>
@@ -10520,7 +10538,7 @@
           <w:top w:val="nil"/>
           <w:left w:val="nil"/>
           <w:bottom w:val="nil"/>
-          <w:right w:val="single" w:sz="18" w:space="0" w:color="FFFFFF" w:themeColor="background1"/>
+          <w:right w:val="single" w:color="FFFFFF" w:themeColor="background1" w:sz="18" w:space="0"/>
           <w:insideH w:val="nil"/>
           <w:insideV w:val="nil"/>
         </w:tcBorders>
@@ -10532,7 +10550,7 @@
       <w:tcPr>
         <w:tcBorders>
           <w:top w:val="nil"/>
-          <w:left w:val="single" w:sz="18" w:space="0" w:color="FFFFFF" w:themeColor="background1"/>
+          <w:left w:val="single" w:color="FFFFFF" w:themeColor="background1" w:sz="18" w:space="0"/>
           <w:bottom w:val="nil"/>
           <w:right w:val="nil"/>
           <w:insideH w:val="nil"/>
@@ -10605,7 +10623,7 @@
         <w:tcBorders>
           <w:top w:val="nil"/>
           <w:left w:val="nil"/>
-          <w:bottom w:val="single" w:sz="18" w:space="0" w:color="FFFFFF" w:themeColor="background1"/>
+          <w:bottom w:val="single" w:color="FFFFFF" w:themeColor="background1" w:sz="18" w:space="0"/>
           <w:right w:val="nil"/>
           <w:insideH w:val="nil"/>
           <w:insideV w:val="nil"/>
@@ -10617,7 +10635,7 @@
       <w:tblPr/>
       <w:tcPr>
         <w:tcBorders>
-          <w:top w:val="single" w:sz="18" w:space="0" w:color="FFFFFF" w:themeColor="background1"/>
+          <w:top w:val="single" w:color="FFFFFF" w:themeColor="background1" w:sz="18" w:space="0"/>
           <w:left w:val="nil"/>
           <w:bottom w:val="nil"/>
           <w:right w:val="nil"/>
@@ -10634,7 +10652,7 @@
           <w:top w:val="nil"/>
           <w:left w:val="nil"/>
           <w:bottom w:val="nil"/>
-          <w:right w:val="single" w:sz="18" w:space="0" w:color="FFFFFF" w:themeColor="background1"/>
+          <w:right w:val="single" w:color="FFFFFF" w:themeColor="background1" w:sz="18" w:space="0"/>
           <w:insideH w:val="nil"/>
           <w:insideV w:val="nil"/>
         </w:tcBorders>
@@ -10646,7 +10664,7 @@
       <w:tcPr>
         <w:tcBorders>
           <w:top w:val="nil"/>
-          <w:left w:val="single" w:sz="18" w:space="0" w:color="FFFFFF" w:themeColor="background1"/>
+          <w:left w:val="single" w:color="FFFFFF" w:themeColor="background1" w:sz="18" w:space="0"/>
           <w:bottom w:val="nil"/>
           <w:right w:val="nil"/>
           <w:insideH w:val="nil"/>
@@ -10700,12 +10718,12 @@
       <w:tblStyleColBandSize w:val="1"/>
       <w:tblInd w:w="0" w:type="dxa"/>
       <w:tblBorders>
-        <w:top w:val="single" w:sz="24" w:space="0" w:color="C0504D" w:themeColor="accent2"/>
-        <w:left w:val="single" w:sz="4" w:space="0" w:color="000000" w:themeColor="text1"/>
-        <w:bottom w:val="single" w:sz="4" w:space="0" w:color="000000" w:themeColor="text1"/>
-        <w:right w:val="single" w:sz="4" w:space="0" w:color="000000" w:themeColor="text1"/>
-        <w:insideH w:val="single" w:sz="4" w:space="0" w:color="FFFFFF" w:themeColor="background1"/>
-        <w:insideV w:val="single" w:sz="4" w:space="0" w:color="FFFFFF" w:themeColor="background1"/>
+        <w:top w:val="single" w:color="C0504D" w:themeColor="accent2" w:sz="24" w:space="0"/>
+        <w:left w:val="single" w:color="000000" w:themeColor="text1" w:sz="4" w:space="0"/>
+        <w:bottom w:val="single" w:color="000000" w:themeColor="text1" w:sz="4" w:space="0"/>
+        <w:right w:val="single" w:color="000000" w:themeColor="text1" w:sz="4" w:space="0"/>
+        <w:insideH w:val="single" w:color="FFFFFF" w:themeColor="background1" w:sz="4" w:space="0"/>
+        <w:insideV w:val="single" w:color="FFFFFF" w:themeColor="background1" w:sz="4" w:space="0"/>
       </w:tblBorders>
       <w:tblCellMar>
         <w:top w:w="0" w:type="dxa"/>
@@ -10727,7 +10745,7 @@
         <w:tcBorders>
           <w:top w:val="nil"/>
           <w:left w:val="nil"/>
-          <w:bottom w:val="single" w:sz="24" w:space="0" w:color="C0504D" w:themeColor="accent2"/>
+          <w:bottom w:val="single" w:color="C0504D" w:themeColor="accent2" w:sz="24" w:space="0"/>
           <w:right w:val="nil"/>
           <w:insideH w:val="nil"/>
           <w:insideV w:val="nil"/>
@@ -10744,7 +10762,7 @@
       <w:tblPr/>
       <w:tcPr>
         <w:tcBorders>
-          <w:top w:val="single" w:sz="6" w:space="0" w:color="FFFFFF" w:themeColor="background1"/>
+          <w:top w:val="single" w:color="FFFFFF" w:themeColor="background1" w:sz="6" w:space="0"/>
         </w:tcBorders>
         <w:shd w:val="clear" w:color="auto" w:fill="000000" w:themeFill="text1" w:themeFillShade="99"/>
       </w:tcPr>
@@ -10760,7 +10778,7 @@
           <w:left w:val="nil"/>
           <w:bottom w:val="nil"/>
           <w:right w:val="nil"/>
-          <w:insideH w:val="single" w:sz="4" w:space="0" w:color="000000" w:themeColor="text1" w:themeShade="99"/>
+          <w:insideH w:val="single" w:color="000000" w:themeColor="text1" w:themeShade="99" w:sz="4" w:space="0"/>
           <w:insideV w:val="nil"/>
         </w:tcBorders>
         <w:shd w:val="clear" w:color="auto" w:fill="000000" w:themeFill="text1" w:themeFillShade="99"/>
@@ -10822,12 +10840,12 @@
       <w:tblStyleColBandSize w:val="1"/>
       <w:tblInd w:w="0" w:type="dxa"/>
       <w:tblBorders>
-        <w:top w:val="single" w:sz="24" w:space="0" w:color="C0504D" w:themeColor="accent2"/>
-        <w:left w:val="single" w:sz="4" w:space="0" w:color="4F81BD" w:themeColor="accent1"/>
-        <w:bottom w:val="single" w:sz="4" w:space="0" w:color="4F81BD" w:themeColor="accent1"/>
-        <w:right w:val="single" w:sz="4" w:space="0" w:color="4F81BD" w:themeColor="accent1"/>
-        <w:insideH w:val="single" w:sz="4" w:space="0" w:color="FFFFFF" w:themeColor="background1"/>
-        <w:insideV w:val="single" w:sz="4" w:space="0" w:color="FFFFFF" w:themeColor="background1"/>
+        <w:top w:val="single" w:color="C0504D" w:themeColor="accent2" w:sz="24" w:space="0"/>
+        <w:left w:val="single" w:color="4F81BD" w:themeColor="accent1" w:sz="4" w:space="0"/>
+        <w:bottom w:val="single" w:color="4F81BD" w:themeColor="accent1" w:sz="4" w:space="0"/>
+        <w:right w:val="single" w:color="4F81BD" w:themeColor="accent1" w:sz="4" w:space="0"/>
+        <w:insideH w:val="single" w:color="FFFFFF" w:themeColor="background1" w:sz="4" w:space="0"/>
+        <w:insideV w:val="single" w:color="FFFFFF" w:themeColor="background1" w:sz="4" w:space="0"/>
       </w:tblBorders>
       <w:tblCellMar>
         <w:top w:w="0" w:type="dxa"/>
@@ -10849,7 +10867,7 @@
         <w:tcBorders>
           <w:top w:val="nil"/>
           <w:left w:val="nil"/>
-          <w:bottom w:val="single" w:sz="24" w:space="0" w:color="C0504D" w:themeColor="accent2"/>
+          <w:bottom w:val="single" w:color="C0504D" w:themeColor="accent2" w:sz="24" w:space="0"/>
           <w:right w:val="nil"/>
           <w:insideH w:val="nil"/>
           <w:insideV w:val="nil"/>
@@ -10866,7 +10884,7 @@
       <w:tblPr/>
       <w:tcPr>
         <w:tcBorders>
-          <w:top w:val="single" w:sz="6" w:space="0" w:color="FFFFFF" w:themeColor="background1"/>
+          <w:top w:val="single" w:color="FFFFFF" w:themeColor="background1" w:sz="6" w:space="0"/>
         </w:tcBorders>
         <w:shd w:val="clear" w:color="auto" w:fill="2C4C74" w:themeFill="accent1" w:themeFillShade="99"/>
       </w:tcPr>
@@ -10882,7 +10900,7 @@
           <w:left w:val="nil"/>
           <w:bottom w:val="nil"/>
           <w:right w:val="nil"/>
-          <w:insideH w:val="single" w:sz="4" w:space="0" w:color="2C4C74" w:themeColor="accent1" w:themeShade="99"/>
+          <w:insideH w:val="single" w:color="2C4C74" w:themeColor="accent1" w:themeShade="99" w:sz="4" w:space="0"/>
           <w:insideV w:val="nil"/>
         </w:tcBorders>
         <w:shd w:val="clear" w:color="auto" w:fill="2C4C74" w:themeFill="accent1" w:themeFillShade="99"/>
@@ -10944,12 +10962,12 @@
       <w:tblStyleColBandSize w:val="1"/>
       <w:tblInd w:w="0" w:type="dxa"/>
       <w:tblBorders>
-        <w:top w:val="single" w:sz="24" w:space="0" w:color="C0504D" w:themeColor="accent2"/>
-        <w:left w:val="single" w:sz="4" w:space="0" w:color="C0504D" w:themeColor="accent2"/>
-        <w:bottom w:val="single" w:sz="4" w:space="0" w:color="C0504D" w:themeColor="accent2"/>
-        <w:right w:val="single" w:sz="4" w:space="0" w:color="C0504D" w:themeColor="accent2"/>
-        <w:insideH w:val="single" w:sz="4" w:space="0" w:color="FFFFFF" w:themeColor="background1"/>
-        <w:insideV w:val="single" w:sz="4" w:space="0" w:color="FFFFFF" w:themeColor="background1"/>
+        <w:top w:val="single" w:color="C0504D" w:themeColor="accent2" w:sz="24" w:space="0"/>
+        <w:left w:val="single" w:color="C0504D" w:themeColor="accent2" w:sz="4" w:space="0"/>
+        <w:bottom w:val="single" w:color="C0504D" w:themeColor="accent2" w:sz="4" w:space="0"/>
+        <w:right w:val="single" w:color="C0504D" w:themeColor="accent2" w:sz="4" w:space="0"/>
+        <w:insideH w:val="single" w:color="FFFFFF" w:themeColor="background1" w:sz="4" w:space="0"/>
+        <w:insideV w:val="single" w:color="FFFFFF" w:themeColor="background1" w:sz="4" w:space="0"/>
       </w:tblBorders>
       <w:tblCellMar>
         <w:top w:w="0" w:type="dxa"/>
@@ -10971,7 +10989,7 @@
         <w:tcBorders>
           <w:top w:val="nil"/>
           <w:left w:val="nil"/>
-          <w:bottom w:val="single" w:sz="24" w:space="0" w:color="C0504D" w:themeColor="accent2"/>
+          <w:bottom w:val="single" w:color="C0504D" w:themeColor="accent2" w:sz="24" w:space="0"/>
           <w:right w:val="nil"/>
           <w:insideH w:val="nil"/>
           <w:insideV w:val="nil"/>
@@ -10988,7 +11006,7 @@
       <w:tblPr/>
       <w:tcPr>
         <w:tcBorders>
-          <w:top w:val="single" w:sz="6" w:space="0" w:color="FFFFFF" w:themeColor="background1"/>
+          <w:top w:val="single" w:color="FFFFFF" w:themeColor="background1" w:sz="6" w:space="0"/>
         </w:tcBorders>
         <w:shd w:val="clear" w:color="auto" w:fill="772C2A" w:themeFill="accent2" w:themeFillShade="99"/>
       </w:tcPr>
@@ -11004,7 +11022,7 @@
           <w:left w:val="nil"/>
           <w:bottom w:val="nil"/>
           <w:right w:val="nil"/>
-          <w:insideH w:val="single" w:sz="4" w:space="0" w:color="772C2A" w:themeColor="accent2" w:themeShade="99"/>
+          <w:insideH w:val="single" w:color="772C2A" w:themeColor="accent2" w:themeShade="99" w:sz="4" w:space="0"/>
           <w:insideV w:val="nil"/>
         </w:tcBorders>
         <w:shd w:val="clear" w:color="auto" w:fill="772C2A" w:themeFill="accent2" w:themeFillShade="99"/>
@@ -11066,12 +11084,12 @@
       <w:tblStyleColBandSize w:val="1"/>
       <w:tblInd w:w="0" w:type="dxa"/>
       <w:tblBorders>
-        <w:top w:val="single" w:sz="24" w:space="0" w:color="8064A2" w:themeColor="accent4"/>
-        <w:left w:val="single" w:sz="4" w:space="0" w:color="9BBB59" w:themeColor="accent3"/>
-        <w:bottom w:val="single" w:sz="4" w:space="0" w:color="9BBB59" w:themeColor="accent3"/>
-        <w:right w:val="single" w:sz="4" w:space="0" w:color="9BBB59" w:themeColor="accent3"/>
-        <w:insideH w:val="single" w:sz="4" w:space="0" w:color="FFFFFF" w:themeColor="background1"/>
-        <w:insideV w:val="single" w:sz="4" w:space="0" w:color="FFFFFF" w:themeColor="background1"/>
+        <w:top w:val="single" w:color="8064A2" w:themeColor="accent4" w:sz="24" w:space="0"/>
+        <w:left w:val="single" w:color="9BBB59" w:themeColor="accent3" w:sz="4" w:space="0"/>
+        <w:bottom w:val="single" w:color="9BBB59" w:themeColor="accent3" w:sz="4" w:space="0"/>
+        <w:right w:val="single" w:color="9BBB59" w:themeColor="accent3" w:sz="4" w:space="0"/>
+        <w:insideH w:val="single" w:color="FFFFFF" w:themeColor="background1" w:sz="4" w:space="0"/>
+        <w:insideV w:val="single" w:color="FFFFFF" w:themeColor="background1" w:sz="4" w:space="0"/>
       </w:tblBorders>
       <w:tblCellMar>
         <w:top w:w="0" w:type="dxa"/>
@@ -11093,7 +11111,7 @@
         <w:tcBorders>
           <w:top w:val="nil"/>
           <w:left w:val="nil"/>
-          <w:bottom w:val="single" w:sz="24" w:space="0" w:color="8064A2" w:themeColor="accent4"/>
+          <w:bottom w:val="single" w:color="8064A2" w:themeColor="accent4" w:sz="24" w:space="0"/>
           <w:right w:val="nil"/>
           <w:insideH w:val="nil"/>
           <w:insideV w:val="nil"/>
@@ -11110,7 +11128,7 @@
       <w:tblPr/>
       <w:tcPr>
         <w:tcBorders>
-          <w:top w:val="single" w:sz="6" w:space="0" w:color="FFFFFF" w:themeColor="background1"/>
+          <w:top w:val="single" w:color="FFFFFF" w:themeColor="background1" w:sz="6" w:space="0"/>
         </w:tcBorders>
         <w:shd w:val="clear" w:color="auto" w:fill="5E7530" w:themeFill="accent3" w:themeFillShade="99"/>
       </w:tcPr>
@@ -11126,7 +11144,7 @@
           <w:left w:val="nil"/>
           <w:bottom w:val="nil"/>
           <w:right w:val="nil"/>
-          <w:insideH w:val="single" w:sz="4" w:space="0" w:color="5E7530" w:themeColor="accent3" w:themeShade="99"/>
+          <w:insideH w:val="single" w:color="5E7530" w:themeColor="accent3" w:themeShade="99" w:sz="4" w:space="0"/>
           <w:insideV w:val="nil"/>
         </w:tcBorders>
         <w:shd w:val="clear" w:color="auto" w:fill="5E7530" w:themeFill="accent3" w:themeFillShade="99"/>
@@ -11178,12 +11196,12 @@
       <w:tblStyleColBandSize w:val="1"/>
       <w:tblInd w:w="0" w:type="dxa"/>
       <w:tblBorders>
-        <w:top w:val="single" w:sz="24" w:space="0" w:color="9BBB59" w:themeColor="accent3"/>
-        <w:left w:val="single" w:sz="4" w:space="0" w:color="8064A2" w:themeColor="accent4"/>
-        <w:bottom w:val="single" w:sz="4" w:space="0" w:color="8064A2" w:themeColor="accent4"/>
-        <w:right w:val="single" w:sz="4" w:space="0" w:color="8064A2" w:themeColor="accent4"/>
-        <w:insideH w:val="single" w:sz="4" w:space="0" w:color="FFFFFF" w:themeColor="background1"/>
-        <w:insideV w:val="single" w:sz="4" w:space="0" w:color="FFFFFF" w:themeColor="background1"/>
+        <w:top w:val="single" w:color="9BBB59" w:themeColor="accent3" w:sz="24" w:space="0"/>
+        <w:left w:val="single" w:color="8064A2" w:themeColor="accent4" w:sz="4" w:space="0"/>
+        <w:bottom w:val="single" w:color="8064A2" w:themeColor="accent4" w:sz="4" w:space="0"/>
+        <w:right w:val="single" w:color="8064A2" w:themeColor="accent4" w:sz="4" w:space="0"/>
+        <w:insideH w:val="single" w:color="FFFFFF" w:themeColor="background1" w:sz="4" w:space="0"/>
+        <w:insideV w:val="single" w:color="FFFFFF" w:themeColor="background1" w:sz="4" w:space="0"/>
       </w:tblBorders>
       <w:tblCellMar>
         <w:top w:w="0" w:type="dxa"/>
@@ -11205,7 +11223,7 @@
         <w:tcBorders>
           <w:top w:val="nil"/>
           <w:left w:val="nil"/>
-          <w:bottom w:val="single" w:sz="24" w:space="0" w:color="9BBB59" w:themeColor="accent3"/>
+          <w:bottom w:val="single" w:color="9BBB59" w:themeColor="accent3" w:sz="24" w:space="0"/>
           <w:right w:val="nil"/>
           <w:insideH w:val="nil"/>
           <w:insideV w:val="nil"/>
@@ -11222,7 +11240,7 @@
       <w:tblPr/>
       <w:tcPr>
         <w:tcBorders>
-          <w:top w:val="single" w:sz="6" w:space="0" w:color="FFFFFF" w:themeColor="background1"/>
+          <w:top w:val="single" w:color="FFFFFF" w:themeColor="background1" w:sz="6" w:space="0"/>
         </w:tcBorders>
         <w:shd w:val="clear" w:color="auto" w:fill="4C3B62" w:themeFill="accent4" w:themeFillShade="99"/>
       </w:tcPr>
@@ -11238,7 +11256,7 @@
           <w:left w:val="nil"/>
           <w:bottom w:val="nil"/>
           <w:right w:val="nil"/>
-          <w:insideH w:val="single" w:sz="4" w:space="0" w:color="4C3B62" w:themeColor="accent4" w:themeShade="99"/>
+          <w:insideH w:val="single" w:color="4C3B62" w:themeColor="accent4" w:themeShade="99" w:sz="4" w:space="0"/>
           <w:insideV w:val="nil"/>
         </w:tcBorders>
         <w:shd w:val="clear" w:color="auto" w:fill="4C3B62" w:themeFill="accent4" w:themeFillShade="99"/>
@@ -11300,12 +11318,12 @@
       <w:tblStyleColBandSize w:val="1"/>
       <w:tblInd w:w="0" w:type="dxa"/>
       <w:tblBorders>
-        <w:top w:val="single" w:sz="24" w:space="0" w:color="F79646" w:themeColor="accent6"/>
-        <w:left w:val="single" w:sz="4" w:space="0" w:color="4BACC6" w:themeColor="accent5"/>
-        <w:bottom w:val="single" w:sz="4" w:space="0" w:color="4BACC6" w:themeColor="accent5"/>
-        <w:right w:val="single" w:sz="4" w:space="0" w:color="4BACC6" w:themeColor="accent5"/>
-        <w:insideH w:val="single" w:sz="4" w:space="0" w:color="FFFFFF" w:themeColor="background1"/>
-        <w:insideV w:val="single" w:sz="4" w:space="0" w:color="FFFFFF" w:themeColor="background1"/>
+        <w:top w:val="single" w:color="F79646" w:themeColor="accent6" w:sz="24" w:space="0"/>
+        <w:left w:val="single" w:color="4BACC6" w:themeColor="accent5" w:sz="4" w:space="0"/>
+        <w:bottom w:val="single" w:color="4BACC6" w:themeColor="accent5" w:sz="4" w:space="0"/>
+        <w:right w:val="single" w:color="4BACC6" w:themeColor="accent5" w:sz="4" w:space="0"/>
+        <w:insideH w:val="single" w:color="FFFFFF" w:themeColor="background1" w:sz="4" w:space="0"/>
+        <w:insideV w:val="single" w:color="FFFFFF" w:themeColor="background1" w:sz="4" w:space="0"/>
       </w:tblBorders>
       <w:tblCellMar>
         <w:top w:w="0" w:type="dxa"/>
@@ -11327,7 +11345,7 @@
         <w:tcBorders>
           <w:top w:val="nil"/>
           <w:left w:val="nil"/>
-          <w:bottom w:val="single" w:sz="24" w:space="0" w:color="F79646" w:themeColor="accent6"/>
+          <w:bottom w:val="single" w:color="F79646" w:themeColor="accent6" w:sz="24" w:space="0"/>
           <w:right w:val="nil"/>
           <w:insideH w:val="nil"/>
           <w:insideV w:val="nil"/>
@@ -11344,7 +11362,7 @@
       <w:tblPr/>
       <w:tcPr>
         <w:tcBorders>
-          <w:top w:val="single" w:sz="6" w:space="0" w:color="FFFFFF" w:themeColor="background1"/>
+          <w:top w:val="single" w:color="FFFFFF" w:themeColor="background1" w:sz="6" w:space="0"/>
         </w:tcBorders>
         <w:shd w:val="clear" w:color="auto" w:fill="276A7C" w:themeFill="accent5" w:themeFillShade="99"/>
       </w:tcPr>
@@ -11360,7 +11378,7 @@
           <w:left w:val="nil"/>
           <w:bottom w:val="nil"/>
           <w:right w:val="nil"/>
-          <w:insideH w:val="single" w:sz="4" w:space="0" w:color="276A7C" w:themeColor="accent5" w:themeShade="99"/>
+          <w:insideH w:val="single" w:color="276A7C" w:themeColor="accent5" w:themeShade="99" w:sz="4" w:space="0"/>
           <w:insideV w:val="nil"/>
         </w:tcBorders>
         <w:shd w:val="clear" w:color="auto" w:fill="276A7C" w:themeFill="accent5" w:themeFillShade="99"/>
@@ -11422,12 +11440,12 @@
       <w:tblStyleColBandSize w:val="1"/>
       <w:tblInd w:w="0" w:type="dxa"/>
       <w:tblBorders>
-        <w:top w:val="single" w:sz="24" w:space="0" w:color="4BACC6" w:themeColor="accent5"/>
-        <w:left w:val="single" w:sz="4" w:space="0" w:color="F79646" w:themeColor="accent6"/>
-        <w:bottom w:val="single" w:sz="4" w:space="0" w:color="F79646" w:themeColor="accent6"/>
-        <w:right w:val="single" w:sz="4" w:space="0" w:color="F79646" w:themeColor="accent6"/>
-        <w:insideH w:val="single" w:sz="4" w:space="0" w:color="FFFFFF" w:themeColor="background1"/>
-        <w:insideV w:val="single" w:sz="4" w:space="0" w:color="FFFFFF" w:themeColor="background1"/>
+        <w:top w:val="single" w:color="4BACC6" w:themeColor="accent5" w:sz="24" w:space="0"/>
+        <w:left w:val="single" w:color="F79646" w:themeColor="accent6" w:sz="4" w:space="0"/>
+        <w:bottom w:val="single" w:color="F79646" w:themeColor="accent6" w:sz="4" w:space="0"/>
+        <w:right w:val="single" w:color="F79646" w:themeColor="accent6" w:sz="4" w:space="0"/>
+        <w:insideH w:val="single" w:color="FFFFFF" w:themeColor="background1" w:sz="4" w:space="0"/>
+        <w:insideV w:val="single" w:color="FFFFFF" w:themeColor="background1" w:sz="4" w:space="0"/>
       </w:tblBorders>
       <w:tblCellMar>
         <w:top w:w="0" w:type="dxa"/>
@@ -11449,7 +11467,7 @@
         <w:tcBorders>
           <w:top w:val="nil"/>
           <w:left w:val="nil"/>
-          <w:bottom w:val="single" w:sz="24" w:space="0" w:color="4BACC6" w:themeColor="accent5"/>
+          <w:bottom w:val="single" w:color="4BACC6" w:themeColor="accent5" w:sz="24" w:space="0"/>
           <w:right w:val="nil"/>
           <w:insideH w:val="nil"/>
           <w:insideV w:val="nil"/>
@@ -11466,7 +11484,7 @@
       <w:tblPr/>
       <w:tcPr>
         <w:tcBorders>
-          <w:top w:val="single" w:sz="6" w:space="0" w:color="FFFFFF" w:themeColor="background1"/>
+          <w:top w:val="single" w:color="FFFFFF" w:themeColor="background1" w:sz="6" w:space="0"/>
         </w:tcBorders>
         <w:shd w:val="clear" w:color="auto" w:fill="B65608" w:themeFill="accent6" w:themeFillShade="99"/>
       </w:tcPr>
@@ -11482,7 +11500,7 @@
           <w:left w:val="nil"/>
           <w:bottom w:val="nil"/>
           <w:right w:val="nil"/>
-          <w:insideH w:val="single" w:sz="4" w:space="0" w:color="B65608" w:themeColor="accent6" w:themeShade="99"/>
+          <w:insideH w:val="single" w:color="B65608" w:themeColor="accent6" w:themeShade="99" w:sz="4" w:space="0"/>
           <w:insideV w:val="nil"/>
         </w:tcBorders>
         <w:shd w:val="clear" w:color="auto" w:fill="B65608" w:themeFill="accent6" w:themeFillShade="99"/>
@@ -11562,7 +11580,7 @@
       <w:tblPr/>
       <w:tcPr>
         <w:tcBorders>
-          <w:bottom w:val="single" w:sz="12" w:space="0" w:color="FFFFFF" w:themeColor="background1"/>
+          <w:bottom w:val="single" w:color="FFFFFF" w:themeColor="background1" w:sz="12" w:space="0"/>
         </w:tcBorders>
         <w:shd w:val="clear" w:color="auto" w:fill="9E3A38" w:themeFill="accent2" w:themeFillShade="CC"/>
       </w:tcPr>
@@ -11576,7 +11594,7 @@
       <w:tblPr/>
       <w:tcPr>
         <w:tcBorders>
-          <w:top w:val="single" w:sz="12" w:space="0" w:color="000000" w:themeColor="text1"/>
+          <w:top w:val="single" w:color="000000" w:themeColor="text1" w:sz="12" w:space="0"/>
         </w:tcBorders>
         <w:shd w:val="clear" w:color="auto" w:fill="FFFFFF" w:themeFill="background1"/>
       </w:tcPr>
@@ -11648,7 +11666,7 @@
       <w:tblPr/>
       <w:tcPr>
         <w:tcBorders>
-          <w:bottom w:val="single" w:sz="12" w:space="0" w:color="FFFFFF" w:themeColor="background1"/>
+          <w:bottom w:val="single" w:color="FFFFFF" w:themeColor="background1" w:sz="12" w:space="0"/>
         </w:tcBorders>
         <w:shd w:val="clear" w:color="auto" w:fill="9E3A38" w:themeFill="accent2" w:themeFillShade="CC"/>
       </w:tcPr>
@@ -11662,7 +11680,7 @@
       <w:tblPr/>
       <w:tcPr>
         <w:tcBorders>
-          <w:top w:val="single" w:sz="12" w:space="0" w:color="000000" w:themeColor="text1"/>
+          <w:top w:val="single" w:color="000000" w:themeColor="text1" w:sz="12" w:space="0"/>
         </w:tcBorders>
         <w:shd w:val="clear" w:color="auto" w:fill="FFFFFF" w:themeFill="background1"/>
       </w:tcPr>
@@ -11734,7 +11752,7 @@
       <w:tblPr/>
       <w:tcPr>
         <w:tcBorders>
-          <w:bottom w:val="single" w:sz="12" w:space="0" w:color="FFFFFF" w:themeColor="background1"/>
+          <w:bottom w:val="single" w:color="FFFFFF" w:themeColor="background1" w:sz="12" w:space="0"/>
         </w:tcBorders>
         <w:shd w:val="clear" w:color="auto" w:fill="9E3A38" w:themeFill="accent2" w:themeFillShade="CC"/>
       </w:tcPr>
@@ -11748,7 +11766,7 @@
       <w:tblPr/>
       <w:tcPr>
         <w:tcBorders>
-          <w:top w:val="single" w:sz="12" w:space="0" w:color="000000" w:themeColor="text1"/>
+          <w:top w:val="single" w:color="000000" w:themeColor="text1" w:sz="12" w:space="0"/>
         </w:tcBorders>
         <w:shd w:val="clear" w:color="auto" w:fill="FFFFFF" w:themeFill="background1"/>
       </w:tcPr>
@@ -11820,7 +11838,7 @@
       <w:tblPr/>
       <w:tcPr>
         <w:tcBorders>
-          <w:bottom w:val="single" w:sz="12" w:space="0" w:color="FFFFFF" w:themeColor="background1"/>
+          <w:bottom w:val="single" w:color="FFFFFF" w:themeColor="background1" w:sz="12" w:space="0"/>
         </w:tcBorders>
         <w:shd w:val="clear" w:color="auto" w:fill="664E82" w:themeFill="accent4" w:themeFillShade="CC"/>
       </w:tcPr>
@@ -11834,7 +11852,7 @@
       <w:tblPr/>
       <w:tcPr>
         <w:tcBorders>
-          <w:top w:val="single" w:sz="12" w:space="0" w:color="000000" w:themeColor="text1"/>
+          <w:top w:val="single" w:color="000000" w:themeColor="text1" w:sz="12" w:space="0"/>
         </w:tcBorders>
         <w:shd w:val="clear" w:color="auto" w:fill="FFFFFF" w:themeFill="background1"/>
       </w:tcPr>
@@ -11906,7 +11924,7 @@
       <w:tblPr/>
       <w:tcPr>
         <w:tcBorders>
-          <w:bottom w:val="single" w:sz="12" w:space="0" w:color="FFFFFF" w:themeColor="background1"/>
+          <w:bottom w:val="single" w:color="FFFFFF" w:themeColor="background1" w:sz="12" w:space="0"/>
         </w:tcBorders>
         <w:shd w:val="clear" w:color="auto" w:fill="7E9C40" w:themeFill="accent3" w:themeFillShade="CC"/>
       </w:tcPr>
@@ -11920,7 +11938,7 @@
       <w:tblPr/>
       <w:tcPr>
         <w:tcBorders>
-          <w:top w:val="single" w:sz="12" w:space="0" w:color="000000" w:themeColor="text1"/>
+          <w:top w:val="single" w:color="000000" w:themeColor="text1" w:sz="12" w:space="0"/>
         </w:tcBorders>
         <w:shd w:val="clear" w:color="auto" w:fill="FFFFFF" w:themeFill="background1"/>
       </w:tcPr>
@@ -11992,7 +12010,7 @@
       <w:tblPr/>
       <w:tcPr>
         <w:tcBorders>
-          <w:bottom w:val="single" w:sz="12" w:space="0" w:color="FFFFFF" w:themeColor="background1"/>
+          <w:bottom w:val="single" w:color="FFFFFF" w:themeColor="background1" w:sz="12" w:space="0"/>
         </w:tcBorders>
         <w:shd w:val="clear" w:color="auto" w:fill="F2730A" w:themeFill="accent6" w:themeFillShade="CC"/>
       </w:tcPr>
@@ -12006,7 +12024,7 @@
       <w:tblPr/>
       <w:tcPr>
         <w:tcBorders>
-          <w:top w:val="single" w:sz="12" w:space="0" w:color="000000" w:themeColor="text1"/>
+          <w:top w:val="single" w:color="000000" w:themeColor="text1" w:sz="12" w:space="0"/>
         </w:tcBorders>
         <w:shd w:val="clear" w:color="auto" w:fill="FFFFFF" w:themeFill="background1"/>
       </w:tcPr>
@@ -12078,7 +12096,7 @@
       <w:tblPr/>
       <w:tcPr>
         <w:tcBorders>
-          <w:bottom w:val="single" w:sz="12" w:space="0" w:color="FFFFFF" w:themeColor="background1"/>
+          <w:bottom w:val="single" w:color="FFFFFF" w:themeColor="background1" w:sz="12" w:space="0"/>
         </w:tcBorders>
         <w:shd w:val="clear" w:color="auto" w:fill="348DA5" w:themeFill="accent5" w:themeFillShade="CC"/>
       </w:tcPr>
@@ -12092,7 +12110,7 @@
       <w:tblPr/>
       <w:tcPr>
         <w:tcBorders>
-          <w:top w:val="single" w:sz="12" w:space="0" w:color="000000" w:themeColor="text1"/>
+          <w:top w:val="single" w:color="000000" w:themeColor="text1" w:sz="12" w:space="0"/>
         </w:tcBorders>
         <w:shd w:val="clear" w:color="auto" w:fill="FFFFFF" w:themeFill="background1"/>
       </w:tcPr>
@@ -12146,7 +12164,7 @@
       <w:tblStyleColBandSize w:val="1"/>
       <w:tblInd w:w="0" w:type="dxa"/>
       <w:tblBorders>
-        <w:insideH w:val="single" w:sz="4" w:space="0" w:color="FFFFFF" w:themeColor="background1"/>
+        <w:insideH w:val="single" w:color="FFFFFF" w:themeColor="background1" w:sz="4" w:space="0"/>
       </w:tblBorders>
       <w:tblCellMar>
         <w:top w:w="0" w:type="dxa"/>
@@ -12226,7 +12244,7 @@
       <w:tblStyleColBandSize w:val="1"/>
       <w:tblInd w:w="0" w:type="dxa"/>
       <w:tblBorders>
-        <w:insideH w:val="single" w:sz="4" w:space="0" w:color="FFFFFF" w:themeColor="background1"/>
+        <w:insideH w:val="single" w:color="FFFFFF" w:themeColor="background1" w:sz="4" w:space="0"/>
       </w:tblBorders>
       <w:tblCellMar>
         <w:top w:w="0" w:type="dxa"/>
@@ -12306,7 +12324,7 @@
       <w:tblStyleColBandSize w:val="1"/>
       <w:tblInd w:w="0" w:type="dxa"/>
       <w:tblBorders>
-        <w:insideH w:val="single" w:sz="4" w:space="0" w:color="FFFFFF" w:themeColor="background1"/>
+        <w:insideH w:val="single" w:color="FFFFFF" w:themeColor="background1" w:sz="4" w:space="0"/>
       </w:tblBorders>
       <w:tblCellMar>
         <w:top w:w="0" w:type="dxa"/>
@@ -12386,7 +12404,7 @@
       <w:tblStyleColBandSize w:val="1"/>
       <w:tblInd w:w="0" w:type="dxa"/>
       <w:tblBorders>
-        <w:insideH w:val="single" w:sz="4" w:space="0" w:color="FFFFFF" w:themeColor="background1"/>
+        <w:insideH w:val="single" w:color="FFFFFF" w:themeColor="background1" w:sz="4" w:space="0"/>
       </w:tblBorders>
       <w:tblCellMar>
         <w:top w:w="0" w:type="dxa"/>
@@ -12466,7 +12484,7 @@
       <w:tblStyleColBandSize w:val="1"/>
       <w:tblInd w:w="0" w:type="dxa"/>
       <w:tblBorders>
-        <w:insideH w:val="single" w:sz="4" w:space="0" w:color="FFFFFF" w:themeColor="background1"/>
+        <w:insideH w:val="single" w:color="FFFFFF" w:themeColor="background1" w:sz="4" w:space="0"/>
       </w:tblBorders>
       <w:tblCellMar>
         <w:top w:w="0" w:type="dxa"/>
@@ -12546,7 +12564,7 @@
       <w:tblStyleColBandSize w:val="1"/>
       <w:tblInd w:w="0" w:type="dxa"/>
       <w:tblBorders>
-        <w:insideH w:val="single" w:sz="4" w:space="0" w:color="FFFFFF" w:themeColor="background1"/>
+        <w:insideH w:val="single" w:color="FFFFFF" w:themeColor="background1" w:sz="4" w:space="0"/>
       </w:tblBorders>
       <w:tblCellMar>
         <w:top w:w="0" w:type="dxa"/>
@@ -12626,7 +12644,7 @@
       <w:tblStyleColBandSize w:val="1"/>
       <w:tblInd w:w="0" w:type="dxa"/>
       <w:tblBorders>
-        <w:insideH w:val="single" w:sz="4" w:space="0" w:color="FFFFFF" w:themeColor="background1"/>
+        <w:insideH w:val="single" w:color="FFFFFF" w:themeColor="background1" w:sz="4" w:space="0"/>
       </w:tblBorders>
       <w:tblCellMar>
         <w:top w:w="0" w:type="dxa"/>
